--- a/Lab06/Lab 06 Worksheet .docx
+++ b/Lab06/Lab 06 Worksheet .docx
@@ -287,6 +287,69 @@
           <w:szCs w:val="26"/>
         </w:rPr>
       </w:pPr>
+      <w:r>
+        <w:rPr>
+          <w:rFonts w:asciiTheme="majorBidi" w:eastAsia="Times New Roman" w:hAnsiTheme="majorBidi" w:cstheme="majorBidi"/>
+          <w:i/>
+          <w:iCs/>
+          <w:noProof/>
+          <w:color w:val="000000"/>
+          <w:szCs w:val="26"/>
+        </w:rPr>
+        <w:drawing>
+          <wp:inline distT="0" distB="0" distL="0" distR="0" wp14:anchorId="7B56584D" wp14:editId="6664E715">
+            <wp:extent cx="5274310" cy="2868930"/>
+            <wp:effectExtent l="88900" t="88900" r="85090" b="90170"/>
+            <wp:docPr id="1842688140" name="Picture 1"/>
+            <wp:cNvGraphicFramePr>
+              <a:graphicFrameLocks xmlns:a="http://schemas.openxmlformats.org/drawingml/2006/main" noChangeAspect="1"/>
+            </wp:cNvGraphicFramePr>
+            <a:graphic xmlns:a="http://schemas.openxmlformats.org/drawingml/2006/main">
+              <a:graphicData uri="http://schemas.openxmlformats.org/drawingml/2006/picture">
+                <pic:pic xmlns:pic="http://schemas.openxmlformats.org/drawingml/2006/picture">
+                  <pic:nvPicPr>
+                    <pic:cNvPr id="1842688140" name="Picture 1842688140"/>
+                    <pic:cNvPicPr/>
+                  </pic:nvPicPr>
+                  <pic:blipFill>
+                    <a:blip r:embed="rId11">
+                      <a:extLst>
+                        <a:ext uri="{28A0092B-C50C-407E-A947-70E740481C1C}">
+                          <a14:useLocalDpi xmlns:a14="http://schemas.microsoft.com/office/drawing/2010/main" val="0"/>
+                        </a:ext>
+                      </a:extLst>
+                    </a:blip>
+                    <a:stretch>
+                      <a:fillRect/>
+                    </a:stretch>
+                  </pic:blipFill>
+                  <pic:spPr>
+                    <a:xfrm>
+                      <a:off x="0" y="0"/>
+                      <a:ext cx="5274310" cy="2868930"/>
+                    </a:xfrm>
+                    <a:prstGeom prst="rect">
+                      <a:avLst/>
+                    </a:prstGeom>
+                    <a:ln w="88900" cap="sq" cmpd="thickThin">
+                      <a:solidFill>
+                        <a:srgbClr val="000000"/>
+                      </a:solidFill>
+                      <a:prstDash val="solid"/>
+                      <a:miter lim="800000"/>
+                    </a:ln>
+                    <a:effectLst>
+                      <a:innerShdw blurRad="76200">
+                        <a:srgbClr val="000000"/>
+                      </a:innerShdw>
+                    </a:effectLst>
+                  </pic:spPr>
+                </pic:pic>
+              </a:graphicData>
+            </a:graphic>
+          </wp:inline>
+        </w:drawing>
+      </w:r>
     </w:p>
     <w:p>
       <w:pPr>
@@ -297,6 +360,69 @@
           <w:color w:val="000000"/>
         </w:rPr>
       </w:pPr>
+      <w:r>
+        <w:rPr>
+          <w:rFonts w:asciiTheme="majorBidi" w:eastAsia="Times New Roman" w:hAnsiTheme="majorBidi" w:cstheme="majorBidi"/>
+          <w:i/>
+          <w:iCs/>
+          <w:noProof/>
+          <w:color w:val="000000"/>
+        </w:rPr>
+        <w:lastRenderedPageBreak/>
+        <w:drawing>
+          <wp:inline distT="0" distB="0" distL="0" distR="0" wp14:anchorId="02464D45" wp14:editId="0CA6AE1B">
+            <wp:extent cx="5274310" cy="7824470"/>
+            <wp:effectExtent l="88900" t="88900" r="85090" b="87630"/>
+            <wp:docPr id="2129160657" name="Picture 2"/>
+            <wp:cNvGraphicFramePr>
+              <a:graphicFrameLocks xmlns:a="http://schemas.openxmlformats.org/drawingml/2006/main" noChangeAspect="1"/>
+            </wp:cNvGraphicFramePr>
+            <a:graphic xmlns:a="http://schemas.openxmlformats.org/drawingml/2006/main">
+              <a:graphicData uri="http://schemas.openxmlformats.org/drawingml/2006/picture">
+                <pic:pic xmlns:pic="http://schemas.openxmlformats.org/drawingml/2006/picture">
+                  <pic:nvPicPr>
+                    <pic:cNvPr id="2129160657" name="Picture 2129160657"/>
+                    <pic:cNvPicPr/>
+                  </pic:nvPicPr>
+                  <pic:blipFill>
+                    <a:blip r:embed="rId12">
+                      <a:extLst>
+                        <a:ext uri="{28A0092B-C50C-407E-A947-70E740481C1C}">
+                          <a14:useLocalDpi xmlns:a14="http://schemas.microsoft.com/office/drawing/2010/main" val="0"/>
+                        </a:ext>
+                      </a:extLst>
+                    </a:blip>
+                    <a:stretch>
+                      <a:fillRect/>
+                    </a:stretch>
+                  </pic:blipFill>
+                  <pic:spPr>
+                    <a:xfrm>
+                      <a:off x="0" y="0"/>
+                      <a:ext cx="5274310" cy="7824470"/>
+                    </a:xfrm>
+                    <a:prstGeom prst="rect">
+                      <a:avLst/>
+                    </a:prstGeom>
+                    <a:ln w="88900" cap="sq" cmpd="thickThin">
+                      <a:solidFill>
+                        <a:srgbClr val="000000"/>
+                      </a:solidFill>
+                      <a:prstDash val="solid"/>
+                      <a:miter lim="800000"/>
+                    </a:ln>
+                    <a:effectLst>
+                      <a:innerShdw blurRad="76200">
+                        <a:srgbClr val="000000"/>
+                      </a:innerShdw>
+                    </a:effectLst>
+                  </pic:spPr>
+                </pic:pic>
+              </a:graphicData>
+            </a:graphic>
+          </wp:inline>
+        </w:drawing>
+      </w:r>
     </w:p>
     <w:p>
       <w:pPr>
@@ -317,15 +443,45 @@
           <w:color w:val="000000" w:themeColor="text1"/>
         </w:rPr>
       </w:pPr>
-      <w:r>
+    </w:p>
+    <w:p>
+      <w:pPr>
         <w:rPr>
           <w:rFonts w:asciiTheme="majorBidi" w:eastAsia="Times New Roman" w:hAnsiTheme="majorBidi" w:cstheme="majorBidi"/>
           <w:i/>
           <w:iCs/>
           <w:color w:val="000000" w:themeColor="text1"/>
         </w:rPr>
+      </w:pPr>
+      <w:r>
+        <w:rPr>
+          <w:rFonts w:asciiTheme="majorBidi" w:eastAsia="Times New Roman" w:hAnsiTheme="majorBidi" w:cstheme="majorBidi"/>
+          <w:i/>
+          <w:iCs/>
+          <w:color w:val="000000" w:themeColor="text1"/>
+        </w:rPr>
+        <w:lastRenderedPageBreak/>
         <w:t>Comments</w:t>
       </w:r>
+      <w:r>
+        <w:rPr>
+          <w:rFonts w:asciiTheme="majorBidi" w:eastAsia="Times New Roman" w:hAnsiTheme="majorBidi" w:cstheme="majorBidi"/>
+          <w:i/>
+          <w:iCs/>
+          <w:color w:val="000000" w:themeColor="text1"/>
+        </w:rPr>
+        <w:t>:-</w:t>
+      </w:r>
+    </w:p>
+    <w:p>
+      <w:pPr>
+        <w:rPr>
+          <w:rFonts w:asciiTheme="majorBidi" w:eastAsia="Times New Roman" w:hAnsiTheme="majorBidi" w:cstheme="majorBidi"/>
+          <w:i/>
+          <w:iCs/>
+          <w:color w:val="000000" w:themeColor="text1"/>
+        </w:rPr>
+      </w:pPr>
     </w:p>
     <w:p>
       <w:pPr>
@@ -398,7 +554,6 @@
           <w:u w:val="single"/>
         </w:rPr>
       </w:pPr>
-      <w:proofErr w:type="gramStart"/>
       <w:r>
         <w:rPr>
           <w:rFonts w:asciiTheme="majorBidi" w:hAnsiTheme="majorBidi" w:cstheme="majorBidi"/>
@@ -412,7 +567,6 @@
         </w:rPr>
         <w:t>Sources:-</w:t>
       </w:r>
-      <w:proofErr w:type="gramEnd"/>
     </w:p>
     <w:p>
       <w:pPr>
@@ -495,207 +649,91 @@
         <w:rPr>
           <w:rFonts w:asciiTheme="majorBidi" w:hAnsiTheme="majorBidi" w:cstheme="majorBidi"/>
         </w:rPr>
-        <w:t xml:space="preserve">    input wire </w:t>
-      </w:r>
-      <w:proofErr w:type="gramStart"/>
-      <w:r>
-        <w:rPr>
-          <w:rFonts w:asciiTheme="majorBidi" w:hAnsiTheme="majorBidi" w:cstheme="majorBidi"/>
-        </w:rPr>
-        <w:t xml:space="preserve">pbin,   </w:t>
-      </w:r>
-      <w:proofErr w:type="gramEnd"/>
-      <w:r>
-        <w:rPr>
-          <w:rFonts w:asciiTheme="majorBidi" w:hAnsiTheme="majorBidi" w:cstheme="majorBidi"/>
-        </w:rPr>
-        <w:t xml:space="preserve">               // Reset button</w:t>
-      </w:r>
-    </w:p>
-    <w:p>
-      <w:pPr>
-        <w:jc w:val="both"/>
-        <w:rPr>
-          <w:rFonts w:asciiTheme="majorBidi" w:hAnsiTheme="majorBidi" w:cstheme="majorBidi"/>
-        </w:rPr>
-      </w:pPr>
-      <w:r>
-        <w:rPr>
-          <w:rFonts w:asciiTheme="majorBidi" w:hAnsiTheme="majorBidi" w:cstheme="majorBidi"/>
-        </w:rPr>
-        <w:t xml:space="preserve">    input wire [15:0] physical_</w:t>
-      </w:r>
-      <w:proofErr w:type="gramStart"/>
-      <w:r>
-        <w:rPr>
-          <w:rFonts w:asciiTheme="majorBidi" w:hAnsiTheme="majorBidi" w:cstheme="majorBidi"/>
-        </w:rPr>
-        <w:t xml:space="preserve">sw,   </w:t>
-      </w:r>
-      <w:proofErr w:type="gramEnd"/>
-      <w:r>
-        <w:rPr>
-          <w:rFonts w:asciiTheme="majorBidi" w:hAnsiTheme="majorBidi" w:cstheme="majorBidi"/>
-        </w:rPr>
-        <w:t xml:space="preserve"> // FPGA Switches</w:t>
-      </w:r>
-    </w:p>
-    <w:p>
-      <w:pPr>
-        <w:jc w:val="both"/>
-        <w:rPr>
-          <w:rFonts w:asciiTheme="majorBidi" w:hAnsiTheme="majorBidi" w:cstheme="majorBidi"/>
-        </w:rPr>
-      </w:pPr>
-      <w:r>
-        <w:rPr>
-          <w:rFonts w:asciiTheme="majorBidi" w:hAnsiTheme="majorBidi" w:cstheme="majorBidi"/>
-        </w:rPr>
-        <w:t xml:space="preserve">    output wire [15:0] physical_</w:t>
-      </w:r>
-      <w:proofErr w:type="gramStart"/>
-      <w:r>
-        <w:rPr>
-          <w:rFonts w:asciiTheme="majorBidi" w:hAnsiTheme="majorBidi" w:cstheme="majorBidi"/>
-        </w:rPr>
-        <w:t>leds  /</w:t>
-      </w:r>
-      <w:proofErr w:type="gramEnd"/>
-      <w:r>
-        <w:rPr>
-          <w:rFonts w:asciiTheme="majorBidi" w:hAnsiTheme="majorBidi" w:cstheme="majorBidi"/>
-        </w:rPr>
-        <w:t>/ FPGA LEDs</w:t>
-      </w:r>
-    </w:p>
-    <w:p>
-      <w:pPr>
-        <w:jc w:val="both"/>
-        <w:rPr>
-          <w:rFonts w:asciiTheme="majorBidi" w:hAnsiTheme="majorBidi" w:cstheme="majorBidi"/>
-        </w:rPr>
-      </w:pPr>
-      <w:proofErr w:type="gramStart"/>
+        <w:t xml:space="preserve">    input wire pbin,                  // Reset button</w:t>
+      </w:r>
+    </w:p>
+    <w:p>
+      <w:pPr>
+        <w:jc w:val="both"/>
+        <w:rPr>
+          <w:rFonts w:asciiTheme="majorBidi" w:hAnsiTheme="majorBidi" w:cstheme="majorBidi"/>
+        </w:rPr>
+      </w:pPr>
+      <w:r>
+        <w:rPr>
+          <w:rFonts w:asciiTheme="majorBidi" w:hAnsiTheme="majorBidi" w:cstheme="majorBidi"/>
+        </w:rPr>
+        <w:t xml:space="preserve">    input wire [15:0] physical_sw,    // FPGA Switches</w:t>
+      </w:r>
+    </w:p>
+    <w:p>
+      <w:pPr>
+        <w:jc w:val="both"/>
+        <w:rPr>
+          <w:rFonts w:asciiTheme="majorBidi" w:hAnsiTheme="majorBidi" w:cstheme="majorBidi"/>
+        </w:rPr>
+      </w:pPr>
+      <w:r>
+        <w:rPr>
+          <w:rFonts w:asciiTheme="majorBidi" w:hAnsiTheme="majorBidi" w:cstheme="majorBidi"/>
+        </w:rPr>
+        <w:t xml:space="preserve">    output wire [15:0] physical_leds  // FPGA LEDs</w:t>
+      </w:r>
+    </w:p>
+    <w:p>
+      <w:pPr>
+        <w:jc w:val="both"/>
+        <w:rPr>
+          <w:rFonts w:asciiTheme="majorBidi" w:hAnsiTheme="majorBidi" w:cstheme="majorBidi"/>
+        </w:rPr>
+      </w:pPr>
       <w:r>
         <w:rPr>
           <w:rFonts w:asciiTheme="majorBidi" w:hAnsiTheme="majorBidi" w:cstheme="majorBidi"/>
         </w:rPr>
         <w:t>);</w:t>
       </w:r>
-      <w:proofErr w:type="gramEnd"/>
-    </w:p>
-    <w:p>
-      <w:pPr>
-        <w:jc w:val="both"/>
-        <w:rPr>
-          <w:rFonts w:asciiTheme="majorBidi" w:hAnsiTheme="majorBidi" w:cstheme="majorBidi"/>
-        </w:rPr>
-      </w:pPr>
-      <w:r>
-        <w:rPr>
-          <w:rFonts w:asciiTheme="majorBidi" w:hAnsiTheme="majorBidi" w:cstheme="majorBidi"/>
-        </w:rPr>
-        <w:t xml:space="preserve">    wire rst_</w:t>
-      </w:r>
-      <w:proofErr w:type="gramStart"/>
-      <w:r>
-        <w:rPr>
-          <w:rFonts w:asciiTheme="majorBidi" w:hAnsiTheme="majorBidi" w:cstheme="majorBidi"/>
-        </w:rPr>
-        <w:t>clean;</w:t>
-      </w:r>
-      <w:proofErr w:type="gramEnd"/>
-    </w:p>
-    <w:p>
-      <w:pPr>
-        <w:jc w:val="both"/>
-        <w:rPr>
-          <w:rFonts w:asciiTheme="majorBidi" w:hAnsiTheme="majorBidi" w:cstheme="majorBidi"/>
-        </w:rPr>
-      </w:pPr>
-      <w:r>
-        <w:rPr>
-          <w:rFonts w:asciiTheme="majorBidi" w:hAnsiTheme="majorBidi" w:cstheme="majorBidi"/>
-        </w:rPr>
-        <w:t xml:space="preserve">    debouncer rst_db </w:t>
-      </w:r>
-      <w:proofErr w:type="gramStart"/>
-      <w:r>
-        <w:rPr>
-          <w:rFonts w:asciiTheme="majorBidi" w:hAnsiTheme="majorBidi" w:cstheme="majorBidi"/>
-        </w:rPr>
-        <w:t>(.clk</w:t>
-      </w:r>
-      <w:proofErr w:type="gramEnd"/>
-      <w:r>
-        <w:rPr>
-          <w:rFonts w:asciiTheme="majorBidi" w:hAnsiTheme="majorBidi" w:cstheme="majorBidi"/>
-        </w:rPr>
-        <w:t>(clk)</w:t>
-      </w:r>
-      <w:proofErr w:type="gramStart"/>
-      <w:r>
-        <w:rPr>
-          <w:rFonts w:asciiTheme="majorBidi" w:hAnsiTheme="majorBidi" w:cstheme="majorBidi"/>
-        </w:rPr>
-        <w:t>, .pbin</w:t>
-      </w:r>
-      <w:proofErr w:type="gramEnd"/>
-      <w:r>
-        <w:rPr>
-          <w:rFonts w:asciiTheme="majorBidi" w:hAnsiTheme="majorBidi" w:cstheme="majorBidi"/>
-        </w:rPr>
-        <w:t>(pbin)</w:t>
-      </w:r>
-      <w:proofErr w:type="gramStart"/>
-      <w:r>
-        <w:rPr>
-          <w:rFonts w:asciiTheme="majorBidi" w:hAnsiTheme="majorBidi" w:cstheme="majorBidi"/>
-        </w:rPr>
-        <w:t>, .pbout</w:t>
-      </w:r>
-      <w:proofErr w:type="gramEnd"/>
-      <w:r>
-        <w:rPr>
-          <w:rFonts w:asciiTheme="majorBidi" w:hAnsiTheme="majorBidi" w:cstheme="majorBidi"/>
-        </w:rPr>
-        <w:t>(rst_clean)</w:t>
-      </w:r>
-      <w:proofErr w:type="gramStart"/>
-      <w:r>
-        <w:rPr>
-          <w:rFonts w:asciiTheme="majorBidi" w:hAnsiTheme="majorBidi" w:cstheme="majorBidi"/>
-        </w:rPr>
-        <w:t>);</w:t>
-      </w:r>
-      <w:proofErr w:type="gramEnd"/>
-    </w:p>
-    <w:p>
-      <w:pPr>
-        <w:jc w:val="both"/>
-        <w:rPr>
-          <w:rFonts w:asciiTheme="majorBidi" w:hAnsiTheme="majorBidi" w:cstheme="majorBidi"/>
-        </w:rPr>
-      </w:pPr>
-      <w:r>
-        <w:rPr>
-          <w:rFonts w:asciiTheme="majorBidi" w:hAnsiTheme="majorBidi" w:cstheme="majorBidi"/>
-        </w:rPr>
-        <w:t xml:space="preserve">    wire [31:0] switch_</w:t>
-      </w:r>
-      <w:proofErr w:type="gramStart"/>
-      <w:r>
-        <w:rPr>
-          <w:rFonts w:asciiTheme="majorBidi" w:hAnsiTheme="majorBidi" w:cstheme="majorBidi"/>
-        </w:rPr>
-        <w:t>data;</w:t>
-      </w:r>
-      <w:proofErr w:type="gramEnd"/>
-      <w:r>
-        <w:rPr>
-          <w:rFonts w:asciiTheme="majorBidi" w:hAnsiTheme="majorBidi" w:cstheme="majorBidi"/>
-        </w:rPr>
-        <w:t xml:space="preserve"> </w:t>
+    </w:p>
+    <w:p>
+      <w:pPr>
+        <w:jc w:val="both"/>
+        <w:rPr>
+          <w:rFonts w:asciiTheme="majorBidi" w:hAnsiTheme="majorBidi" w:cstheme="majorBidi"/>
+        </w:rPr>
+      </w:pPr>
+      <w:r>
+        <w:rPr>
+          <w:rFonts w:asciiTheme="majorBidi" w:hAnsiTheme="majorBidi" w:cstheme="majorBidi"/>
+        </w:rPr>
+        <w:t xml:space="preserve">    wire rst_clean;</w:t>
+      </w:r>
+    </w:p>
+    <w:p>
+      <w:pPr>
+        <w:jc w:val="both"/>
+        <w:rPr>
+          <w:rFonts w:asciiTheme="majorBidi" w:hAnsiTheme="majorBidi" w:cstheme="majorBidi"/>
+        </w:rPr>
+      </w:pPr>
+      <w:r>
+        <w:rPr>
+          <w:rFonts w:asciiTheme="majorBidi" w:hAnsiTheme="majorBidi" w:cstheme="majorBidi"/>
+        </w:rPr>
+        <w:t xml:space="preserve">    debouncer rst_db (.clk(clk), .pbin(pbin), .pbout(rst_clean));</w:t>
+      </w:r>
+    </w:p>
+    <w:p>
+      <w:pPr>
+        <w:jc w:val="both"/>
+        <w:rPr>
+          <w:rFonts w:asciiTheme="majorBidi" w:hAnsiTheme="majorBidi" w:cstheme="majorBidi"/>
+        </w:rPr>
+      </w:pPr>
+      <w:r>
+        <w:rPr>
+          <w:rFonts w:asciiTheme="majorBidi" w:hAnsiTheme="majorBidi" w:cstheme="majorBidi"/>
+        </w:rPr>
+        <w:t xml:space="preserve">    wire [31:0] switch_data; </w:t>
       </w:r>
     </w:p>
     <w:p>
@@ -723,211 +761,63 @@
         <w:rPr>
           <w:rFonts w:asciiTheme="majorBidi" w:hAnsiTheme="majorBidi" w:cstheme="majorBidi"/>
         </w:rPr>
-        <w:t xml:space="preserve">        </w:t>
-      </w:r>
-      <w:proofErr w:type="gramStart"/>
-      <w:r>
-        <w:rPr>
-          <w:rFonts w:asciiTheme="majorBidi" w:hAnsiTheme="majorBidi" w:cstheme="majorBidi"/>
-        </w:rPr>
-        <w:t>.clk</w:t>
-      </w:r>
-      <w:proofErr w:type="gramEnd"/>
-      <w:r>
-        <w:rPr>
-          <w:rFonts w:asciiTheme="majorBidi" w:hAnsiTheme="majorBidi" w:cstheme="majorBidi"/>
-        </w:rPr>
-        <w:t>(clk)</w:t>
-      </w:r>
-      <w:proofErr w:type="gramStart"/>
-      <w:r>
-        <w:rPr>
-          <w:rFonts w:asciiTheme="majorBidi" w:hAnsiTheme="majorBidi" w:cstheme="majorBidi"/>
-        </w:rPr>
-        <w:t>, .rst</w:t>
-      </w:r>
-      <w:proofErr w:type="gramEnd"/>
-      <w:r>
-        <w:rPr>
-          <w:rFonts w:asciiTheme="majorBidi" w:hAnsiTheme="majorBidi" w:cstheme="majorBidi"/>
-        </w:rPr>
-        <w:t>(rst_clean)</w:t>
-      </w:r>
-      <w:proofErr w:type="gramStart"/>
-      <w:r>
-        <w:rPr>
-          <w:rFonts w:asciiTheme="majorBidi" w:hAnsiTheme="majorBidi" w:cstheme="majorBidi"/>
-        </w:rPr>
-        <w:t>, .btns</w:t>
-      </w:r>
-      <w:proofErr w:type="gramEnd"/>
-      <w:r>
-        <w:rPr>
-          <w:rFonts w:asciiTheme="majorBidi" w:hAnsiTheme="majorBidi" w:cstheme="majorBidi"/>
-        </w:rPr>
-        <w:t>(16'd0)</w:t>
-      </w:r>
-      <w:proofErr w:type="gramStart"/>
-      <w:r>
-        <w:rPr>
-          <w:rFonts w:asciiTheme="majorBidi" w:hAnsiTheme="majorBidi" w:cstheme="majorBidi"/>
-        </w:rPr>
-        <w:t>, .writeData</w:t>
-      </w:r>
-      <w:proofErr w:type="gramEnd"/>
-      <w:r>
-        <w:rPr>
-          <w:rFonts w:asciiTheme="majorBidi" w:hAnsiTheme="majorBidi" w:cstheme="majorBidi"/>
-        </w:rPr>
-        <w:t xml:space="preserve">(32'd0), </w:t>
-      </w:r>
-    </w:p>
-    <w:p>
-      <w:pPr>
-        <w:jc w:val="both"/>
-        <w:rPr>
-          <w:rFonts w:asciiTheme="majorBidi" w:hAnsiTheme="majorBidi" w:cstheme="majorBidi"/>
-        </w:rPr>
-      </w:pPr>
-      <w:r>
-        <w:rPr>
-          <w:rFonts w:asciiTheme="majorBidi" w:hAnsiTheme="majorBidi" w:cstheme="majorBidi"/>
-        </w:rPr>
-        <w:t xml:space="preserve">        </w:t>
-      </w:r>
-      <w:proofErr w:type="gramStart"/>
-      <w:r>
-        <w:rPr>
-          <w:rFonts w:asciiTheme="majorBidi" w:hAnsiTheme="majorBidi" w:cstheme="majorBidi"/>
-        </w:rPr>
-        <w:t>.writeEnable</w:t>
-      </w:r>
-      <w:proofErr w:type="gramEnd"/>
-      <w:r>
-        <w:rPr>
-          <w:rFonts w:asciiTheme="majorBidi" w:hAnsiTheme="majorBidi" w:cstheme="majorBidi"/>
-        </w:rPr>
-        <w:t>(1'b0)</w:t>
-      </w:r>
-      <w:proofErr w:type="gramStart"/>
-      <w:r>
-        <w:rPr>
-          <w:rFonts w:asciiTheme="majorBidi" w:hAnsiTheme="majorBidi" w:cstheme="majorBidi"/>
-        </w:rPr>
-        <w:t>, .readEnable</w:t>
-      </w:r>
-      <w:proofErr w:type="gramEnd"/>
-      <w:r>
-        <w:rPr>
-          <w:rFonts w:asciiTheme="majorBidi" w:hAnsiTheme="majorBidi" w:cstheme="majorBidi"/>
-        </w:rPr>
-        <w:t>(1'b1)</w:t>
-      </w:r>
-      <w:proofErr w:type="gramStart"/>
-      <w:r>
-        <w:rPr>
-          <w:rFonts w:asciiTheme="majorBidi" w:hAnsiTheme="majorBidi" w:cstheme="majorBidi"/>
-        </w:rPr>
-        <w:t>, .memAddress</w:t>
-      </w:r>
-      <w:proofErr w:type="gramEnd"/>
-      <w:r>
-        <w:rPr>
-          <w:rFonts w:asciiTheme="majorBidi" w:hAnsiTheme="majorBidi" w:cstheme="majorBidi"/>
-        </w:rPr>
-        <w:t xml:space="preserve">(30'd0), </w:t>
-      </w:r>
-    </w:p>
-    <w:p>
-      <w:pPr>
-        <w:jc w:val="both"/>
-        <w:rPr>
-          <w:rFonts w:asciiTheme="majorBidi" w:hAnsiTheme="majorBidi" w:cstheme="majorBidi"/>
-        </w:rPr>
-      </w:pPr>
-      <w:r>
-        <w:rPr>
-          <w:rFonts w:asciiTheme="majorBidi" w:hAnsiTheme="majorBidi" w:cstheme="majorBidi"/>
-        </w:rPr>
-        <w:t xml:space="preserve">        </w:t>
-      </w:r>
-      <w:proofErr w:type="gramStart"/>
-      <w:r>
-        <w:rPr>
-          <w:rFonts w:asciiTheme="majorBidi" w:hAnsiTheme="majorBidi" w:cstheme="majorBidi"/>
-        </w:rPr>
-        <w:t>.switches</w:t>
-      </w:r>
-      <w:proofErr w:type="gramEnd"/>
-      <w:r>
-        <w:rPr>
-          <w:rFonts w:asciiTheme="majorBidi" w:hAnsiTheme="majorBidi" w:cstheme="majorBidi"/>
-        </w:rPr>
-        <w:t>(physical_sw)</w:t>
-      </w:r>
-      <w:proofErr w:type="gramStart"/>
-      <w:r>
-        <w:rPr>
-          <w:rFonts w:asciiTheme="majorBidi" w:hAnsiTheme="majorBidi" w:cstheme="majorBidi"/>
-        </w:rPr>
-        <w:t>, .readData</w:t>
-      </w:r>
-      <w:proofErr w:type="gramEnd"/>
-      <w:r>
-        <w:rPr>
-          <w:rFonts w:asciiTheme="majorBidi" w:hAnsiTheme="majorBidi" w:cstheme="majorBidi"/>
-        </w:rPr>
-        <w:t>(switch_data)</w:t>
-      </w:r>
-    </w:p>
-    <w:p>
-      <w:pPr>
-        <w:jc w:val="both"/>
-        <w:rPr>
-          <w:rFonts w:asciiTheme="majorBidi" w:hAnsiTheme="majorBidi" w:cstheme="majorBidi"/>
-        </w:rPr>
-      </w:pPr>
-      <w:r>
-        <w:rPr>
-          <w:rFonts w:asciiTheme="majorBidi" w:hAnsiTheme="majorBidi" w:cstheme="majorBidi"/>
-        </w:rPr>
-        <w:t xml:space="preserve">    </w:t>
-      </w:r>
-      <w:proofErr w:type="gramStart"/>
-      <w:r>
-        <w:rPr>
-          <w:rFonts w:asciiTheme="majorBidi" w:hAnsiTheme="majorBidi" w:cstheme="majorBidi"/>
-        </w:rPr>
-        <w:t>);</w:t>
-      </w:r>
-      <w:proofErr w:type="gramEnd"/>
-    </w:p>
-    <w:p>
-      <w:pPr>
-        <w:jc w:val="both"/>
-        <w:rPr>
-          <w:rFonts w:asciiTheme="majorBidi" w:hAnsiTheme="majorBidi" w:cstheme="majorBidi"/>
-        </w:rPr>
-      </w:pPr>
-      <w:r>
-        <w:rPr>
-          <w:rFonts w:asciiTheme="majorBidi" w:hAnsiTheme="majorBidi" w:cstheme="majorBidi"/>
-        </w:rPr>
-        <w:t xml:space="preserve">    reg [31:0] led_write_data = 32'</w:t>
-      </w:r>
-      <w:proofErr w:type="gramStart"/>
-      <w:r>
-        <w:rPr>
-          <w:rFonts w:asciiTheme="majorBidi" w:hAnsiTheme="majorBidi" w:cstheme="majorBidi"/>
-        </w:rPr>
-        <w:t>d0;</w:t>
-      </w:r>
-      <w:proofErr w:type="gramEnd"/>
-      <w:r>
-        <w:rPr>
-          <w:rFonts w:asciiTheme="majorBidi" w:hAnsiTheme="majorBidi" w:cstheme="majorBidi"/>
-        </w:rPr>
-        <w:t xml:space="preserve"> </w:t>
+        <w:t xml:space="preserve">        .clk(clk), .rst(rst_clean), .btns(16'd0), .writeData(32'd0), </w:t>
+      </w:r>
+    </w:p>
+    <w:p>
+      <w:pPr>
+        <w:jc w:val="both"/>
+        <w:rPr>
+          <w:rFonts w:asciiTheme="majorBidi" w:hAnsiTheme="majorBidi" w:cstheme="majorBidi"/>
+        </w:rPr>
+      </w:pPr>
+      <w:r>
+        <w:rPr>
+          <w:rFonts w:asciiTheme="majorBidi" w:hAnsiTheme="majorBidi" w:cstheme="majorBidi"/>
+        </w:rPr>
+        <w:t xml:space="preserve">        .writeEnable(1'b0), .readEnable(1'b1), .memAddress(30'd0), </w:t>
+      </w:r>
+    </w:p>
+    <w:p>
+      <w:pPr>
+        <w:jc w:val="both"/>
+        <w:rPr>
+          <w:rFonts w:asciiTheme="majorBidi" w:hAnsiTheme="majorBidi" w:cstheme="majorBidi"/>
+        </w:rPr>
+      </w:pPr>
+      <w:r>
+        <w:rPr>
+          <w:rFonts w:asciiTheme="majorBidi" w:hAnsiTheme="majorBidi" w:cstheme="majorBidi"/>
+        </w:rPr>
+        <w:t xml:space="preserve">        .switches(physical_sw), .readData(switch_data)</w:t>
+      </w:r>
+    </w:p>
+    <w:p>
+      <w:pPr>
+        <w:jc w:val="both"/>
+        <w:rPr>
+          <w:rFonts w:asciiTheme="majorBidi" w:hAnsiTheme="majorBidi" w:cstheme="majorBidi"/>
+        </w:rPr>
+      </w:pPr>
+      <w:r>
+        <w:rPr>
+          <w:rFonts w:asciiTheme="majorBidi" w:hAnsiTheme="majorBidi" w:cstheme="majorBidi"/>
+        </w:rPr>
+        <w:t xml:space="preserve">    );</w:t>
+      </w:r>
+    </w:p>
+    <w:p>
+      <w:pPr>
+        <w:jc w:val="both"/>
+        <w:rPr>
+          <w:rFonts w:asciiTheme="majorBidi" w:hAnsiTheme="majorBidi" w:cstheme="majorBidi"/>
+        </w:rPr>
+      </w:pPr>
+      <w:r>
+        <w:rPr>
+          <w:rFonts w:asciiTheme="majorBidi" w:hAnsiTheme="majorBidi" w:cstheme="majorBidi"/>
+        </w:rPr>
+        <w:t xml:space="preserve">    reg [31:0] led_write_data = 32'd0; </w:t>
       </w:r>
     </w:p>
     <w:p>
@@ -955,282 +845,274 @@
         <w:rPr>
           <w:rFonts w:asciiTheme="majorBidi" w:hAnsiTheme="majorBidi" w:cstheme="majorBidi"/>
         </w:rPr>
-        <w:t xml:space="preserve">        </w:t>
-      </w:r>
-      <w:proofErr w:type="gramStart"/>
-      <w:r>
-        <w:rPr>
-          <w:rFonts w:asciiTheme="majorBidi" w:hAnsiTheme="majorBidi" w:cstheme="majorBidi"/>
-        </w:rPr>
-        <w:t>.clk</w:t>
-      </w:r>
-      <w:proofErr w:type="gramEnd"/>
-      <w:r>
-        <w:rPr>
-          <w:rFonts w:asciiTheme="majorBidi" w:hAnsiTheme="majorBidi" w:cstheme="majorBidi"/>
-        </w:rPr>
-        <w:t>(clk)</w:t>
-      </w:r>
-      <w:proofErr w:type="gramStart"/>
-      <w:r>
-        <w:rPr>
-          <w:rFonts w:asciiTheme="majorBidi" w:hAnsiTheme="majorBidi" w:cstheme="majorBidi"/>
-        </w:rPr>
-        <w:t>, .rst</w:t>
-      </w:r>
-      <w:proofErr w:type="gramEnd"/>
-      <w:r>
-        <w:rPr>
-          <w:rFonts w:asciiTheme="majorBidi" w:hAnsiTheme="majorBidi" w:cstheme="majorBidi"/>
-        </w:rPr>
-        <w:t>(rst_clean)</w:t>
-      </w:r>
-      <w:proofErr w:type="gramStart"/>
-      <w:r>
-        <w:rPr>
-          <w:rFonts w:asciiTheme="majorBidi" w:hAnsiTheme="majorBidi" w:cstheme="majorBidi"/>
-        </w:rPr>
-        <w:t>, .writeData</w:t>
-      </w:r>
-      <w:proofErr w:type="gramEnd"/>
-      <w:r>
-        <w:rPr>
-          <w:rFonts w:asciiTheme="majorBidi" w:hAnsiTheme="majorBidi" w:cstheme="majorBidi"/>
-        </w:rPr>
-        <w:t xml:space="preserve">(led_write_data), </w:t>
-      </w:r>
-    </w:p>
-    <w:p>
-      <w:pPr>
-        <w:jc w:val="both"/>
-        <w:rPr>
-          <w:rFonts w:asciiTheme="majorBidi" w:hAnsiTheme="majorBidi" w:cstheme="majorBidi"/>
-        </w:rPr>
-      </w:pPr>
-      <w:r>
-        <w:rPr>
-          <w:rFonts w:asciiTheme="majorBidi" w:hAnsiTheme="majorBidi" w:cstheme="majorBidi"/>
-        </w:rPr>
-        <w:t xml:space="preserve">        </w:t>
-      </w:r>
-      <w:proofErr w:type="gramStart"/>
-      <w:r>
-        <w:rPr>
-          <w:rFonts w:asciiTheme="majorBidi" w:hAnsiTheme="majorBidi" w:cstheme="majorBidi"/>
-        </w:rPr>
-        <w:t>.writeEnable</w:t>
-      </w:r>
-      <w:proofErr w:type="gramEnd"/>
-      <w:r>
-        <w:rPr>
-          <w:rFonts w:asciiTheme="majorBidi" w:hAnsiTheme="majorBidi" w:cstheme="majorBidi"/>
-        </w:rPr>
-        <w:t>(1'b1)</w:t>
-      </w:r>
-      <w:proofErr w:type="gramStart"/>
-      <w:r>
-        <w:rPr>
-          <w:rFonts w:asciiTheme="majorBidi" w:hAnsiTheme="majorBidi" w:cstheme="majorBidi"/>
-        </w:rPr>
-        <w:t>, .readEnable</w:t>
-      </w:r>
-      <w:proofErr w:type="gramEnd"/>
-      <w:r>
-        <w:rPr>
-          <w:rFonts w:asciiTheme="majorBidi" w:hAnsiTheme="majorBidi" w:cstheme="majorBidi"/>
-        </w:rPr>
-        <w:t>(1'b0)</w:t>
-      </w:r>
-      <w:proofErr w:type="gramStart"/>
-      <w:r>
-        <w:rPr>
-          <w:rFonts w:asciiTheme="majorBidi" w:hAnsiTheme="majorBidi" w:cstheme="majorBidi"/>
-        </w:rPr>
-        <w:t>, .memAddress</w:t>
-      </w:r>
-      <w:proofErr w:type="gramEnd"/>
-      <w:r>
-        <w:rPr>
-          <w:rFonts w:asciiTheme="majorBidi" w:hAnsiTheme="majorBidi" w:cstheme="majorBidi"/>
-        </w:rPr>
-        <w:t xml:space="preserve">(30'd0), </w:t>
-      </w:r>
-    </w:p>
-    <w:p>
-      <w:pPr>
-        <w:jc w:val="both"/>
-        <w:rPr>
-          <w:rFonts w:asciiTheme="majorBidi" w:hAnsiTheme="majorBidi" w:cstheme="majorBidi"/>
-        </w:rPr>
-      </w:pPr>
-      <w:r>
-        <w:rPr>
-          <w:rFonts w:asciiTheme="majorBidi" w:hAnsiTheme="majorBidi" w:cstheme="majorBidi"/>
-        </w:rPr>
-        <w:t xml:space="preserve">        </w:t>
-      </w:r>
-      <w:proofErr w:type="gramStart"/>
-      <w:r>
-        <w:rPr>
-          <w:rFonts w:asciiTheme="majorBidi" w:hAnsiTheme="majorBidi" w:cstheme="majorBidi"/>
-        </w:rPr>
-        <w:t>.readData</w:t>
-      </w:r>
-      <w:proofErr w:type="gramEnd"/>
-      <w:r>
-        <w:rPr>
-          <w:rFonts w:asciiTheme="majorBidi" w:hAnsiTheme="majorBidi" w:cstheme="majorBidi"/>
-        </w:rPr>
-        <w:t>()</w:t>
-      </w:r>
-      <w:proofErr w:type="gramStart"/>
-      <w:r>
-        <w:rPr>
-          <w:rFonts w:asciiTheme="majorBidi" w:hAnsiTheme="majorBidi" w:cstheme="majorBidi"/>
-        </w:rPr>
-        <w:t>, .leds</w:t>
-      </w:r>
-      <w:proofErr w:type="gramEnd"/>
-      <w:r>
-        <w:rPr>
-          <w:rFonts w:asciiTheme="majorBidi" w:hAnsiTheme="majorBidi" w:cstheme="majorBidi"/>
-        </w:rPr>
-        <w:t>(physical_leds)</w:t>
-      </w:r>
-    </w:p>
-    <w:p>
-      <w:pPr>
-        <w:jc w:val="both"/>
-        <w:rPr>
-          <w:rFonts w:asciiTheme="majorBidi" w:hAnsiTheme="majorBidi" w:cstheme="majorBidi"/>
-        </w:rPr>
-      </w:pPr>
-      <w:r>
-        <w:rPr>
-          <w:rFonts w:asciiTheme="majorBidi" w:hAnsiTheme="majorBidi" w:cstheme="majorBidi"/>
-        </w:rPr>
-        <w:t xml:space="preserve">    </w:t>
-      </w:r>
-      <w:proofErr w:type="gramStart"/>
-      <w:r>
-        <w:rPr>
-          <w:rFonts w:asciiTheme="majorBidi" w:hAnsiTheme="majorBidi" w:cstheme="majorBidi"/>
-        </w:rPr>
-        <w:t>);</w:t>
-      </w:r>
-      <w:proofErr w:type="gramEnd"/>
-      <w:r>
-        <w:rPr>
-          <w:rFonts w:asciiTheme="majorBidi" w:hAnsiTheme="majorBidi" w:cstheme="majorBidi"/>
-        </w:rPr>
-        <w:t xml:space="preserve">   </w:t>
-      </w:r>
-    </w:p>
-    <w:p>
-      <w:pPr>
-        <w:jc w:val="both"/>
-        <w:rPr>
-          <w:rFonts w:asciiTheme="majorBidi" w:hAnsiTheme="majorBidi" w:cstheme="majorBidi"/>
-        </w:rPr>
-      </w:pPr>
-      <w:r>
-        <w:rPr>
-          <w:rFonts w:asciiTheme="majorBidi" w:hAnsiTheme="majorBidi" w:cstheme="majorBidi"/>
-        </w:rPr>
-        <w:t xml:space="preserve">    wire [31:0] fixed_A = 32'</w:t>
-      </w:r>
-      <w:proofErr w:type="gramStart"/>
-      <w:r>
-        <w:rPr>
-          <w:rFonts w:asciiTheme="majorBidi" w:hAnsiTheme="majorBidi" w:cstheme="majorBidi"/>
-        </w:rPr>
-        <w:t>h10101010;</w:t>
-      </w:r>
-      <w:proofErr w:type="gramEnd"/>
-      <w:r>
-        <w:rPr>
-          <w:rFonts w:asciiTheme="majorBidi" w:hAnsiTheme="majorBidi" w:cstheme="majorBidi"/>
-        </w:rPr>
-        <w:t xml:space="preserve"> </w:t>
-      </w:r>
-    </w:p>
-    <w:p>
-      <w:pPr>
-        <w:jc w:val="both"/>
-        <w:rPr>
-          <w:rFonts w:asciiTheme="majorBidi" w:hAnsiTheme="majorBidi" w:cstheme="majorBidi"/>
-        </w:rPr>
-      </w:pPr>
-      <w:r>
-        <w:rPr>
-          <w:rFonts w:asciiTheme="majorBidi" w:hAnsiTheme="majorBidi" w:cstheme="majorBidi"/>
-        </w:rPr>
-        <w:t xml:space="preserve">    wire [31:0] fixed_B = 32'</w:t>
-      </w:r>
-      <w:proofErr w:type="gramStart"/>
-      <w:r>
-        <w:rPr>
-          <w:rFonts w:asciiTheme="majorBidi" w:hAnsiTheme="majorBidi" w:cstheme="majorBidi"/>
-        </w:rPr>
-        <w:t>h01010101;</w:t>
-      </w:r>
-      <w:proofErr w:type="gramEnd"/>
-      <w:r>
-        <w:rPr>
-          <w:rFonts w:asciiTheme="majorBidi" w:hAnsiTheme="majorBidi" w:cstheme="majorBidi"/>
-        </w:rPr>
-        <w:t xml:space="preserve"> </w:t>
-      </w:r>
-    </w:p>
-    <w:p>
-      <w:pPr>
-        <w:jc w:val="both"/>
-        <w:rPr>
-          <w:rFonts w:asciiTheme="majorBidi" w:hAnsiTheme="majorBidi" w:cstheme="majorBidi"/>
-        </w:rPr>
-      </w:pPr>
-      <w:r>
-        <w:rPr>
-          <w:rFonts w:asciiTheme="majorBidi" w:hAnsiTheme="majorBidi" w:cstheme="majorBidi"/>
-        </w:rPr>
-        <w:t xml:space="preserve">    </w:t>
-      </w:r>
-      <w:proofErr w:type="gramStart"/>
-      <w:r>
-        <w:rPr>
-          <w:rFonts w:asciiTheme="majorBidi" w:hAnsiTheme="majorBidi" w:cstheme="majorBidi"/>
-        </w:rPr>
-        <w:t>reg  [</w:t>
-      </w:r>
-      <w:proofErr w:type="gramEnd"/>
-      <w:r>
-        <w:rPr>
-          <w:rFonts w:asciiTheme="majorBidi" w:hAnsiTheme="majorBidi" w:cstheme="majorBidi"/>
-        </w:rPr>
-        <w:t>3:0</w:t>
-      </w:r>
-      <w:proofErr w:type="gramStart"/>
-      <w:r>
-        <w:rPr>
-          <w:rFonts w:asciiTheme="majorBidi" w:hAnsiTheme="majorBidi" w:cstheme="majorBidi"/>
-        </w:rPr>
-        <w:t>]  current</w:t>
-      </w:r>
-      <w:proofErr w:type="gramEnd"/>
-      <w:r>
-        <w:rPr>
-          <w:rFonts w:asciiTheme="majorBidi" w:hAnsiTheme="majorBidi" w:cstheme="majorBidi"/>
-        </w:rPr>
-        <w:t>_alu_</w:t>
-      </w:r>
-      <w:proofErr w:type="gramStart"/>
-      <w:r>
-        <w:rPr>
-          <w:rFonts w:asciiTheme="majorBidi" w:hAnsiTheme="majorBidi" w:cstheme="majorBidi"/>
-        </w:rPr>
-        <w:t>ctrl;</w:t>
-      </w:r>
-      <w:proofErr w:type="gramEnd"/>
+        <w:t xml:space="preserve">        .clk(clk), .rst(rst_clean), .writeData(led_write_data), </w:t>
+      </w:r>
+    </w:p>
+    <w:p>
+      <w:pPr>
+        <w:jc w:val="both"/>
+        <w:rPr>
+          <w:rFonts w:asciiTheme="majorBidi" w:hAnsiTheme="majorBidi" w:cstheme="majorBidi"/>
+        </w:rPr>
+      </w:pPr>
+      <w:r>
+        <w:rPr>
+          <w:rFonts w:asciiTheme="majorBidi" w:hAnsiTheme="majorBidi" w:cstheme="majorBidi"/>
+        </w:rPr>
+        <w:t xml:space="preserve">        .writeEnable(1'b1), .readEnable(1'b0), .memAddress(30'd0), </w:t>
+      </w:r>
+    </w:p>
+    <w:p>
+      <w:pPr>
+        <w:jc w:val="both"/>
+        <w:rPr>
+          <w:rFonts w:asciiTheme="majorBidi" w:hAnsiTheme="majorBidi" w:cstheme="majorBidi"/>
+        </w:rPr>
+      </w:pPr>
+      <w:r>
+        <w:rPr>
+          <w:rFonts w:asciiTheme="majorBidi" w:hAnsiTheme="majorBidi" w:cstheme="majorBidi"/>
+        </w:rPr>
+        <w:t xml:space="preserve">        .readData(), .leds(physical_leds)</w:t>
+      </w:r>
+    </w:p>
+    <w:p>
+      <w:pPr>
+        <w:jc w:val="both"/>
+        <w:rPr>
+          <w:rFonts w:asciiTheme="majorBidi" w:hAnsiTheme="majorBidi" w:cstheme="majorBidi"/>
+        </w:rPr>
+      </w:pPr>
+      <w:r>
+        <w:rPr>
+          <w:rFonts w:asciiTheme="majorBidi" w:hAnsiTheme="majorBidi" w:cstheme="majorBidi"/>
+        </w:rPr>
+        <w:t xml:space="preserve">    );   </w:t>
+      </w:r>
+    </w:p>
+    <w:p>
+      <w:pPr>
+        <w:jc w:val="both"/>
+        <w:rPr>
+          <w:rFonts w:asciiTheme="majorBidi" w:hAnsiTheme="majorBidi" w:cstheme="majorBidi"/>
+        </w:rPr>
+      </w:pPr>
+      <w:r>
+        <w:rPr>
+          <w:rFonts w:asciiTheme="majorBidi" w:hAnsiTheme="majorBidi" w:cstheme="majorBidi"/>
+        </w:rPr>
+        <w:t xml:space="preserve">    wire [31:0] fixed_A = 32'h10101010; </w:t>
+      </w:r>
+    </w:p>
+    <w:p>
+      <w:pPr>
+        <w:jc w:val="both"/>
+        <w:rPr>
+          <w:rFonts w:asciiTheme="majorBidi" w:hAnsiTheme="majorBidi" w:cstheme="majorBidi"/>
+        </w:rPr>
+      </w:pPr>
+      <w:r>
+        <w:rPr>
+          <w:rFonts w:asciiTheme="majorBidi" w:hAnsiTheme="majorBidi" w:cstheme="majorBidi"/>
+        </w:rPr>
+        <w:t xml:space="preserve">    wire [31:0] fixed_B = 32'h01010101; </w:t>
+      </w:r>
+    </w:p>
+    <w:p>
+      <w:pPr>
+        <w:jc w:val="both"/>
+        <w:rPr>
+          <w:rFonts w:asciiTheme="majorBidi" w:hAnsiTheme="majorBidi" w:cstheme="majorBidi"/>
+        </w:rPr>
+      </w:pPr>
+      <w:r>
+        <w:rPr>
+          <w:rFonts w:asciiTheme="majorBidi" w:hAnsiTheme="majorBidi" w:cstheme="majorBidi"/>
+        </w:rPr>
+        <w:t xml:space="preserve">    reg  [3:0]  current_alu_ctrl;</w:t>
+      </w:r>
+    </w:p>
+    <w:p>
+      <w:pPr>
+        <w:jc w:val="both"/>
+        <w:rPr>
+          <w:rFonts w:asciiTheme="majorBidi" w:hAnsiTheme="majorBidi" w:cstheme="majorBidi"/>
+        </w:rPr>
+      </w:pPr>
+      <w:r>
+        <w:rPr>
+          <w:rFonts w:asciiTheme="majorBidi" w:hAnsiTheme="majorBidi" w:cstheme="majorBidi"/>
+        </w:rPr>
+        <w:t xml:space="preserve">    wire [31:0] alu_result;</w:t>
+      </w:r>
+    </w:p>
+    <w:p>
+      <w:pPr>
+        <w:jc w:val="both"/>
+        <w:rPr>
+          <w:rFonts w:asciiTheme="majorBidi" w:hAnsiTheme="majorBidi" w:cstheme="majorBidi"/>
+        </w:rPr>
+      </w:pPr>
+      <w:r>
+        <w:rPr>
+          <w:rFonts w:asciiTheme="majorBidi" w:hAnsiTheme="majorBidi" w:cstheme="majorBidi"/>
+        </w:rPr>
+        <w:t xml:space="preserve">    wire        alu_zero;</w:t>
+      </w:r>
+    </w:p>
+    <w:p>
+      <w:pPr>
+        <w:jc w:val="both"/>
+        <w:rPr>
+          <w:rFonts w:asciiTheme="majorBidi" w:hAnsiTheme="majorBidi" w:cstheme="majorBidi"/>
+        </w:rPr>
+      </w:pPr>
+      <w:r>
+        <w:rPr>
+          <w:rFonts w:asciiTheme="majorBidi" w:hAnsiTheme="majorBidi" w:cstheme="majorBidi"/>
+        </w:rPr>
+        <w:t xml:space="preserve">    alu_32bit ALU_Inst (</w:t>
+      </w:r>
+    </w:p>
+    <w:p>
+      <w:pPr>
+        <w:jc w:val="both"/>
+        <w:rPr>
+          <w:rFonts w:asciiTheme="majorBidi" w:hAnsiTheme="majorBidi" w:cstheme="majorBidi"/>
+        </w:rPr>
+      </w:pPr>
+      <w:r>
+        <w:rPr>
+          <w:rFonts w:asciiTheme="majorBidi" w:hAnsiTheme="majorBidi" w:cstheme="majorBidi"/>
+        </w:rPr>
+        <w:t xml:space="preserve">        .A(fixed_A),</w:t>
+      </w:r>
+    </w:p>
+    <w:p>
+      <w:pPr>
+        <w:jc w:val="both"/>
+        <w:rPr>
+          <w:rFonts w:asciiTheme="majorBidi" w:hAnsiTheme="majorBidi" w:cstheme="majorBidi"/>
+        </w:rPr>
+      </w:pPr>
+      <w:r>
+        <w:rPr>
+          <w:rFonts w:asciiTheme="majorBidi" w:hAnsiTheme="majorBidi" w:cstheme="majorBidi"/>
+        </w:rPr>
+        <w:t xml:space="preserve">        .B(fixed_B),</w:t>
+      </w:r>
+    </w:p>
+    <w:p>
+      <w:pPr>
+        <w:jc w:val="both"/>
+        <w:rPr>
+          <w:rFonts w:asciiTheme="majorBidi" w:hAnsiTheme="majorBidi" w:cstheme="majorBidi"/>
+        </w:rPr>
+      </w:pPr>
+      <w:r>
+        <w:rPr>
+          <w:rFonts w:asciiTheme="majorBidi" w:hAnsiTheme="majorBidi" w:cstheme="majorBidi"/>
+        </w:rPr>
+        <w:t xml:space="preserve">        .ALUControl(current_alu_ctrl),</w:t>
+      </w:r>
+    </w:p>
+    <w:p>
+      <w:pPr>
+        <w:jc w:val="both"/>
+        <w:rPr>
+          <w:rFonts w:asciiTheme="majorBidi" w:hAnsiTheme="majorBidi" w:cstheme="majorBidi"/>
+        </w:rPr>
+      </w:pPr>
+      <w:r>
+        <w:rPr>
+          <w:rFonts w:asciiTheme="majorBidi" w:hAnsiTheme="majorBidi" w:cstheme="majorBidi"/>
+        </w:rPr>
+        <w:t xml:space="preserve">        .ALUResult(alu_result),</w:t>
+      </w:r>
+    </w:p>
+    <w:p>
+      <w:pPr>
+        <w:jc w:val="both"/>
+        <w:rPr>
+          <w:rFonts w:asciiTheme="majorBidi" w:hAnsiTheme="majorBidi" w:cstheme="majorBidi"/>
+        </w:rPr>
+      </w:pPr>
+      <w:r>
+        <w:rPr>
+          <w:rFonts w:asciiTheme="majorBidi" w:hAnsiTheme="majorBidi" w:cstheme="majorBidi"/>
+        </w:rPr>
+        <w:t xml:space="preserve">        .Zero(alu_zero)</w:t>
+      </w:r>
+    </w:p>
+    <w:p>
+      <w:pPr>
+        <w:jc w:val="both"/>
+        <w:rPr>
+          <w:rFonts w:asciiTheme="majorBidi" w:hAnsiTheme="majorBidi" w:cstheme="majorBidi"/>
+        </w:rPr>
+      </w:pPr>
+      <w:r>
+        <w:rPr>
+          <w:rFonts w:asciiTheme="majorBidi" w:hAnsiTheme="majorBidi" w:cstheme="majorBidi"/>
+        </w:rPr>
+        <w:t xml:space="preserve">    );</w:t>
+      </w:r>
+    </w:p>
+    <w:p>
+      <w:pPr>
+        <w:jc w:val="both"/>
+        <w:rPr>
+          <w:rFonts w:asciiTheme="majorBidi" w:hAnsiTheme="majorBidi" w:cstheme="majorBidi"/>
+        </w:rPr>
+      </w:pPr>
+      <w:r>
+        <w:rPr>
+          <w:rFonts w:asciiTheme="majorBidi" w:hAnsiTheme="majorBidi" w:cstheme="majorBidi"/>
+        </w:rPr>
+        <w:t xml:space="preserve">    localparam READ_INPUTS = 1'b0;</w:t>
+      </w:r>
+    </w:p>
+    <w:p>
+      <w:pPr>
+        <w:jc w:val="both"/>
+        <w:rPr>
+          <w:rFonts w:asciiTheme="majorBidi" w:hAnsiTheme="majorBidi" w:cstheme="majorBidi"/>
+        </w:rPr>
+      </w:pPr>
+      <w:r>
+        <w:rPr>
+          <w:rFonts w:asciiTheme="majorBidi" w:hAnsiTheme="majorBidi" w:cstheme="majorBidi"/>
+        </w:rPr>
+        <w:t xml:space="preserve">    localparam UPDATE_LEDS = 1'b1;</w:t>
+      </w:r>
+    </w:p>
+    <w:p>
+      <w:pPr>
+        <w:jc w:val="both"/>
+        <w:rPr>
+          <w:rFonts w:asciiTheme="majorBidi" w:hAnsiTheme="majorBidi" w:cstheme="majorBidi"/>
+        </w:rPr>
+      </w:pPr>
+      <w:r>
+        <w:rPr>
+          <w:rFonts w:asciiTheme="majorBidi" w:hAnsiTheme="majorBidi" w:cstheme="majorBidi"/>
+        </w:rPr>
+        <w:t xml:space="preserve">    reg state = READ_INPUTS;</w:t>
+      </w:r>
+    </w:p>
+    <w:p>
+      <w:pPr>
+        <w:jc w:val="both"/>
+        <w:rPr>
+          <w:rFonts w:asciiTheme="majorBidi" w:hAnsiTheme="majorBidi" w:cstheme="majorBidi"/>
+        </w:rPr>
+      </w:pPr>
+      <w:r>
+        <w:rPr>
+          <w:rFonts w:asciiTheme="majorBidi" w:hAnsiTheme="majorBidi" w:cstheme="majorBidi"/>
+        </w:rPr>
+        <w:t xml:space="preserve">    always @(posedge clk) begin</w:t>
+      </w:r>
     </w:p>
     <w:p>
       <w:pPr>
@@ -1244,320 +1126,6 @@
           <w:rFonts w:asciiTheme="majorBidi" w:hAnsiTheme="majorBidi" w:cstheme="majorBidi"/>
         </w:rPr>
         <w:lastRenderedPageBreak/>
-        <w:t xml:space="preserve">    wire [31:0] alu_</w:t>
-      </w:r>
-      <w:proofErr w:type="gramStart"/>
-      <w:r>
-        <w:rPr>
-          <w:rFonts w:asciiTheme="majorBidi" w:hAnsiTheme="majorBidi" w:cstheme="majorBidi"/>
-        </w:rPr>
-        <w:t>result;</w:t>
-      </w:r>
-      <w:proofErr w:type="gramEnd"/>
-    </w:p>
-    <w:p>
-      <w:pPr>
-        <w:jc w:val="both"/>
-        <w:rPr>
-          <w:rFonts w:asciiTheme="majorBidi" w:hAnsiTheme="majorBidi" w:cstheme="majorBidi"/>
-        </w:rPr>
-      </w:pPr>
-      <w:r>
-        <w:rPr>
-          <w:rFonts w:asciiTheme="majorBidi" w:hAnsiTheme="majorBidi" w:cstheme="majorBidi"/>
-        </w:rPr>
-        <w:t xml:space="preserve">    wire        alu_</w:t>
-      </w:r>
-      <w:proofErr w:type="gramStart"/>
-      <w:r>
-        <w:rPr>
-          <w:rFonts w:asciiTheme="majorBidi" w:hAnsiTheme="majorBidi" w:cstheme="majorBidi"/>
-        </w:rPr>
-        <w:t>zero;</w:t>
-      </w:r>
-      <w:proofErr w:type="gramEnd"/>
-    </w:p>
-    <w:p>
-      <w:pPr>
-        <w:jc w:val="both"/>
-        <w:rPr>
-          <w:rFonts w:asciiTheme="majorBidi" w:hAnsiTheme="majorBidi" w:cstheme="majorBidi"/>
-        </w:rPr>
-      </w:pPr>
-      <w:r>
-        <w:rPr>
-          <w:rFonts w:asciiTheme="majorBidi" w:hAnsiTheme="majorBidi" w:cstheme="majorBidi"/>
-        </w:rPr>
-        <w:t xml:space="preserve">    alu_32bit ALU_Inst (</w:t>
-      </w:r>
-    </w:p>
-    <w:p>
-      <w:pPr>
-        <w:jc w:val="both"/>
-        <w:rPr>
-          <w:rFonts w:asciiTheme="majorBidi" w:hAnsiTheme="majorBidi" w:cstheme="majorBidi"/>
-        </w:rPr>
-      </w:pPr>
-      <w:r>
-        <w:rPr>
-          <w:rFonts w:asciiTheme="majorBidi" w:hAnsiTheme="majorBidi" w:cstheme="majorBidi"/>
-        </w:rPr>
-        <w:t xml:space="preserve">        </w:t>
-      </w:r>
-      <w:proofErr w:type="gramStart"/>
-      <w:r>
-        <w:rPr>
-          <w:rFonts w:asciiTheme="majorBidi" w:hAnsiTheme="majorBidi" w:cstheme="majorBidi"/>
-        </w:rPr>
-        <w:t>.A</w:t>
-      </w:r>
-      <w:proofErr w:type="gramEnd"/>
-      <w:r>
-        <w:rPr>
-          <w:rFonts w:asciiTheme="majorBidi" w:hAnsiTheme="majorBidi" w:cstheme="majorBidi"/>
-        </w:rPr>
-        <w:t>(fixed_A),</w:t>
-      </w:r>
-    </w:p>
-    <w:p>
-      <w:pPr>
-        <w:jc w:val="both"/>
-        <w:rPr>
-          <w:rFonts w:asciiTheme="majorBidi" w:hAnsiTheme="majorBidi" w:cstheme="majorBidi"/>
-        </w:rPr>
-      </w:pPr>
-      <w:r>
-        <w:rPr>
-          <w:rFonts w:asciiTheme="majorBidi" w:hAnsiTheme="majorBidi" w:cstheme="majorBidi"/>
-        </w:rPr>
-        <w:t xml:space="preserve">        </w:t>
-      </w:r>
-      <w:proofErr w:type="gramStart"/>
-      <w:r>
-        <w:rPr>
-          <w:rFonts w:asciiTheme="majorBidi" w:hAnsiTheme="majorBidi" w:cstheme="majorBidi"/>
-        </w:rPr>
-        <w:t>.B</w:t>
-      </w:r>
-      <w:proofErr w:type="gramEnd"/>
-      <w:r>
-        <w:rPr>
-          <w:rFonts w:asciiTheme="majorBidi" w:hAnsiTheme="majorBidi" w:cstheme="majorBidi"/>
-        </w:rPr>
-        <w:t>(fixed_B),</w:t>
-      </w:r>
-    </w:p>
-    <w:p>
-      <w:pPr>
-        <w:jc w:val="both"/>
-        <w:rPr>
-          <w:rFonts w:asciiTheme="majorBidi" w:hAnsiTheme="majorBidi" w:cstheme="majorBidi"/>
-        </w:rPr>
-      </w:pPr>
-      <w:r>
-        <w:rPr>
-          <w:rFonts w:asciiTheme="majorBidi" w:hAnsiTheme="majorBidi" w:cstheme="majorBidi"/>
-        </w:rPr>
-        <w:t xml:space="preserve">        </w:t>
-      </w:r>
-      <w:proofErr w:type="gramStart"/>
-      <w:r>
-        <w:rPr>
-          <w:rFonts w:asciiTheme="majorBidi" w:hAnsiTheme="majorBidi" w:cstheme="majorBidi"/>
-        </w:rPr>
-        <w:t>.ALUControl</w:t>
-      </w:r>
-      <w:proofErr w:type="gramEnd"/>
-      <w:r>
-        <w:rPr>
-          <w:rFonts w:asciiTheme="majorBidi" w:hAnsiTheme="majorBidi" w:cstheme="majorBidi"/>
-        </w:rPr>
-        <w:t>(current_alu_ctrl),</w:t>
-      </w:r>
-    </w:p>
-    <w:p>
-      <w:pPr>
-        <w:jc w:val="both"/>
-        <w:rPr>
-          <w:rFonts w:asciiTheme="majorBidi" w:hAnsiTheme="majorBidi" w:cstheme="majorBidi"/>
-        </w:rPr>
-      </w:pPr>
-      <w:r>
-        <w:rPr>
-          <w:rFonts w:asciiTheme="majorBidi" w:hAnsiTheme="majorBidi" w:cstheme="majorBidi"/>
-        </w:rPr>
-        <w:t xml:space="preserve">        </w:t>
-      </w:r>
-      <w:proofErr w:type="gramStart"/>
-      <w:r>
-        <w:rPr>
-          <w:rFonts w:asciiTheme="majorBidi" w:hAnsiTheme="majorBidi" w:cstheme="majorBidi"/>
-        </w:rPr>
-        <w:t>.ALUResult</w:t>
-      </w:r>
-      <w:proofErr w:type="gramEnd"/>
-      <w:r>
-        <w:rPr>
-          <w:rFonts w:asciiTheme="majorBidi" w:hAnsiTheme="majorBidi" w:cstheme="majorBidi"/>
-        </w:rPr>
-        <w:t>(alu_result),</w:t>
-      </w:r>
-    </w:p>
-    <w:p>
-      <w:pPr>
-        <w:jc w:val="both"/>
-        <w:rPr>
-          <w:rFonts w:asciiTheme="majorBidi" w:hAnsiTheme="majorBidi" w:cstheme="majorBidi"/>
-        </w:rPr>
-      </w:pPr>
-      <w:r>
-        <w:rPr>
-          <w:rFonts w:asciiTheme="majorBidi" w:hAnsiTheme="majorBidi" w:cstheme="majorBidi"/>
-        </w:rPr>
-        <w:t xml:space="preserve">        </w:t>
-      </w:r>
-      <w:proofErr w:type="gramStart"/>
-      <w:r>
-        <w:rPr>
-          <w:rFonts w:asciiTheme="majorBidi" w:hAnsiTheme="majorBidi" w:cstheme="majorBidi"/>
-        </w:rPr>
-        <w:t>.Zero</w:t>
-      </w:r>
-      <w:proofErr w:type="gramEnd"/>
-      <w:r>
-        <w:rPr>
-          <w:rFonts w:asciiTheme="majorBidi" w:hAnsiTheme="majorBidi" w:cstheme="majorBidi"/>
-        </w:rPr>
-        <w:t>(alu_zero)</w:t>
-      </w:r>
-    </w:p>
-    <w:p>
-      <w:pPr>
-        <w:jc w:val="both"/>
-        <w:rPr>
-          <w:rFonts w:asciiTheme="majorBidi" w:hAnsiTheme="majorBidi" w:cstheme="majorBidi"/>
-        </w:rPr>
-      </w:pPr>
-      <w:r>
-        <w:rPr>
-          <w:rFonts w:asciiTheme="majorBidi" w:hAnsiTheme="majorBidi" w:cstheme="majorBidi"/>
-        </w:rPr>
-        <w:t xml:space="preserve">    </w:t>
-      </w:r>
-      <w:proofErr w:type="gramStart"/>
-      <w:r>
-        <w:rPr>
-          <w:rFonts w:asciiTheme="majorBidi" w:hAnsiTheme="majorBidi" w:cstheme="majorBidi"/>
-        </w:rPr>
-        <w:t>);</w:t>
-      </w:r>
-      <w:proofErr w:type="gramEnd"/>
-    </w:p>
-    <w:p>
-      <w:pPr>
-        <w:jc w:val="both"/>
-        <w:rPr>
-          <w:rFonts w:asciiTheme="majorBidi" w:hAnsiTheme="majorBidi" w:cstheme="majorBidi"/>
-        </w:rPr>
-      </w:pPr>
-      <w:r>
-        <w:rPr>
-          <w:rFonts w:asciiTheme="majorBidi" w:hAnsiTheme="majorBidi" w:cstheme="majorBidi"/>
-        </w:rPr>
-        <w:t xml:space="preserve">    localparam READ_INPUTS = 1'</w:t>
-      </w:r>
-      <w:proofErr w:type="gramStart"/>
-      <w:r>
-        <w:rPr>
-          <w:rFonts w:asciiTheme="majorBidi" w:hAnsiTheme="majorBidi" w:cstheme="majorBidi"/>
-        </w:rPr>
-        <w:t>b0;</w:t>
-      </w:r>
-      <w:proofErr w:type="gramEnd"/>
-    </w:p>
-    <w:p>
-      <w:pPr>
-        <w:jc w:val="both"/>
-        <w:rPr>
-          <w:rFonts w:asciiTheme="majorBidi" w:hAnsiTheme="majorBidi" w:cstheme="majorBidi"/>
-        </w:rPr>
-      </w:pPr>
-      <w:r>
-        <w:rPr>
-          <w:rFonts w:asciiTheme="majorBidi" w:hAnsiTheme="majorBidi" w:cstheme="majorBidi"/>
-        </w:rPr>
-        <w:t xml:space="preserve">    localparam UPDATE_LEDS = 1'</w:t>
-      </w:r>
-      <w:proofErr w:type="gramStart"/>
-      <w:r>
-        <w:rPr>
-          <w:rFonts w:asciiTheme="majorBidi" w:hAnsiTheme="majorBidi" w:cstheme="majorBidi"/>
-        </w:rPr>
-        <w:t>b1;</w:t>
-      </w:r>
-      <w:proofErr w:type="gramEnd"/>
-    </w:p>
-    <w:p>
-      <w:pPr>
-        <w:jc w:val="both"/>
-        <w:rPr>
-          <w:rFonts w:asciiTheme="majorBidi" w:hAnsiTheme="majorBidi" w:cstheme="majorBidi"/>
-        </w:rPr>
-      </w:pPr>
-      <w:r>
-        <w:rPr>
-          <w:rFonts w:asciiTheme="majorBidi" w:hAnsiTheme="majorBidi" w:cstheme="majorBidi"/>
-        </w:rPr>
-        <w:t xml:space="preserve">    reg state = READ_</w:t>
-      </w:r>
-      <w:proofErr w:type="gramStart"/>
-      <w:r>
-        <w:rPr>
-          <w:rFonts w:asciiTheme="majorBidi" w:hAnsiTheme="majorBidi" w:cstheme="majorBidi"/>
-        </w:rPr>
-        <w:t>INPUTS;</w:t>
-      </w:r>
-      <w:proofErr w:type="gramEnd"/>
-    </w:p>
-    <w:p>
-      <w:pPr>
-        <w:jc w:val="both"/>
-        <w:rPr>
-          <w:rFonts w:asciiTheme="majorBidi" w:hAnsiTheme="majorBidi" w:cstheme="majorBidi"/>
-        </w:rPr>
-      </w:pPr>
-      <w:r>
-        <w:rPr>
-          <w:rFonts w:asciiTheme="majorBidi" w:hAnsiTheme="majorBidi" w:cstheme="majorBidi"/>
-        </w:rPr>
-        <w:t xml:space="preserve">    always </w:t>
-      </w:r>
-      <w:proofErr w:type="gramStart"/>
-      <w:r>
-        <w:rPr>
-          <w:rFonts w:asciiTheme="majorBidi" w:hAnsiTheme="majorBidi" w:cstheme="majorBidi"/>
-        </w:rPr>
-        <w:t>@(</w:t>
-      </w:r>
-      <w:proofErr w:type="gramEnd"/>
-      <w:r>
-        <w:rPr>
-          <w:rFonts w:asciiTheme="majorBidi" w:hAnsiTheme="majorBidi" w:cstheme="majorBidi"/>
-        </w:rPr>
-        <w:t>posedge clk) begin</w:t>
-      </w:r>
-    </w:p>
-    <w:p>
-      <w:pPr>
-        <w:jc w:val="both"/>
-        <w:rPr>
-          <w:rFonts w:asciiTheme="majorBidi" w:hAnsiTheme="majorBidi" w:cstheme="majorBidi"/>
-        </w:rPr>
-      </w:pPr>
-      <w:r>
-        <w:rPr>
-          <w:rFonts w:asciiTheme="majorBidi" w:hAnsiTheme="majorBidi" w:cstheme="majorBidi"/>
-        </w:rPr>
         <w:t xml:space="preserve">        if (rst_clean) begin</w:t>
       </w:r>
     </w:p>
@@ -1572,60 +1140,36 @@
         <w:rPr>
           <w:rFonts w:asciiTheme="majorBidi" w:hAnsiTheme="majorBidi" w:cstheme="majorBidi"/>
         </w:rPr>
-        <w:t xml:space="preserve">            state &lt;= READ_</w:t>
-      </w:r>
-      <w:proofErr w:type="gramStart"/>
-      <w:r>
-        <w:rPr>
-          <w:rFonts w:asciiTheme="majorBidi" w:hAnsiTheme="majorBidi" w:cstheme="majorBidi"/>
-        </w:rPr>
-        <w:t>INPUTS;</w:t>
-      </w:r>
-      <w:proofErr w:type="gramEnd"/>
-    </w:p>
-    <w:p>
-      <w:pPr>
-        <w:jc w:val="both"/>
-        <w:rPr>
-          <w:rFonts w:asciiTheme="majorBidi" w:hAnsiTheme="majorBidi" w:cstheme="majorBidi"/>
-        </w:rPr>
-      </w:pPr>
-      <w:r>
-        <w:rPr>
-          <w:rFonts w:asciiTheme="majorBidi" w:hAnsiTheme="majorBidi" w:cstheme="majorBidi"/>
-        </w:rPr>
-        <w:t xml:space="preserve">            current_alu_ctrl &lt;= 4'</w:t>
-      </w:r>
-      <w:proofErr w:type="gramStart"/>
-      <w:r>
-        <w:rPr>
-          <w:rFonts w:asciiTheme="majorBidi" w:hAnsiTheme="majorBidi" w:cstheme="majorBidi"/>
-        </w:rPr>
-        <w:t>d0;</w:t>
-      </w:r>
-      <w:proofErr w:type="gramEnd"/>
-    </w:p>
-    <w:p>
-      <w:pPr>
-        <w:jc w:val="both"/>
-        <w:rPr>
-          <w:rFonts w:asciiTheme="majorBidi" w:hAnsiTheme="majorBidi" w:cstheme="majorBidi"/>
-        </w:rPr>
-      </w:pPr>
-      <w:r>
-        <w:rPr>
-          <w:rFonts w:asciiTheme="majorBidi" w:hAnsiTheme="majorBidi" w:cstheme="majorBidi"/>
-        </w:rPr>
-        <w:t xml:space="preserve">            led_write_data &lt;= 32'</w:t>
-      </w:r>
-      <w:proofErr w:type="gramStart"/>
-      <w:r>
-        <w:rPr>
-          <w:rFonts w:asciiTheme="majorBidi" w:hAnsiTheme="majorBidi" w:cstheme="majorBidi"/>
-        </w:rPr>
-        <w:t>d0;</w:t>
-      </w:r>
-      <w:proofErr w:type="gramEnd"/>
+        <w:t xml:space="preserve">            state &lt;= READ_INPUTS;</w:t>
+      </w:r>
+    </w:p>
+    <w:p>
+      <w:pPr>
+        <w:jc w:val="both"/>
+        <w:rPr>
+          <w:rFonts w:asciiTheme="majorBidi" w:hAnsiTheme="majorBidi" w:cstheme="majorBidi"/>
+        </w:rPr>
+      </w:pPr>
+      <w:r>
+        <w:rPr>
+          <w:rFonts w:asciiTheme="majorBidi" w:hAnsiTheme="majorBidi" w:cstheme="majorBidi"/>
+        </w:rPr>
+        <w:t xml:space="preserve">            current_alu_ctrl &lt;= 4'd0;</w:t>
+      </w:r>
+    </w:p>
+    <w:p>
+      <w:pPr>
+        <w:jc w:val="both"/>
+        <w:rPr>
+          <w:rFonts w:asciiTheme="majorBidi" w:hAnsiTheme="majorBidi" w:cstheme="majorBidi"/>
+        </w:rPr>
+      </w:pPr>
+      <w:r>
+        <w:rPr>
+          <w:rFonts w:asciiTheme="majorBidi" w:hAnsiTheme="majorBidi" w:cstheme="majorBidi"/>
+        </w:rPr>
+        <w:t xml:space="preserve">            led_write_data &lt;= 32'd0;</w:t>
+      </w:r>
     </w:p>
     <w:p>
       <w:pPr>
@@ -1694,52 +1238,22 @@
         <w:rPr>
           <w:rFonts w:asciiTheme="majorBidi" w:hAnsiTheme="majorBidi" w:cstheme="majorBidi"/>
         </w:rPr>
-        <w:t xml:space="preserve">                    current_alu_ctrl &lt;= switch_</w:t>
-      </w:r>
-      <w:proofErr w:type="gramStart"/>
-      <w:r>
-        <w:rPr>
-          <w:rFonts w:asciiTheme="majorBidi" w:hAnsiTheme="majorBidi" w:cstheme="majorBidi"/>
-        </w:rPr>
-        <w:t>data[</w:t>
-      </w:r>
-      <w:proofErr w:type="gramEnd"/>
-      <w:r>
-        <w:rPr>
-          <w:rFonts w:asciiTheme="majorBidi" w:hAnsiTheme="majorBidi" w:cstheme="majorBidi"/>
-        </w:rPr>
-        <w:t>3:0</w:t>
-      </w:r>
-      <w:proofErr w:type="gramStart"/>
-      <w:r>
-        <w:rPr>
-          <w:rFonts w:asciiTheme="majorBidi" w:hAnsiTheme="majorBidi" w:cstheme="majorBidi"/>
-        </w:rPr>
-        <w:t>];</w:t>
-      </w:r>
-      <w:proofErr w:type="gramEnd"/>
-    </w:p>
-    <w:p>
-      <w:pPr>
-        <w:jc w:val="both"/>
-        <w:rPr>
-          <w:rFonts w:asciiTheme="majorBidi" w:hAnsiTheme="majorBidi" w:cstheme="majorBidi"/>
-        </w:rPr>
-      </w:pPr>
-      <w:r>
-        <w:rPr>
-          <w:rFonts w:asciiTheme="majorBidi" w:hAnsiTheme="majorBidi" w:cstheme="majorBidi"/>
-        </w:rPr>
-        <w:t xml:space="preserve">                    state &lt;= UPDATE_</w:t>
-      </w:r>
-      <w:proofErr w:type="gramStart"/>
-      <w:r>
-        <w:rPr>
-          <w:rFonts w:asciiTheme="majorBidi" w:hAnsiTheme="majorBidi" w:cstheme="majorBidi"/>
-        </w:rPr>
-        <w:t>LEDS;</w:t>
-      </w:r>
-      <w:proofErr w:type="gramEnd"/>
+        <w:t xml:space="preserve">                    current_alu_ctrl &lt;= switch_data[3:0];</w:t>
+      </w:r>
+    </w:p>
+    <w:p>
+      <w:pPr>
+        <w:jc w:val="both"/>
+        <w:rPr>
+          <w:rFonts w:asciiTheme="majorBidi" w:hAnsiTheme="majorBidi" w:cstheme="majorBidi"/>
+        </w:rPr>
+      </w:pPr>
+      <w:r>
+        <w:rPr>
+          <w:rFonts w:asciiTheme="majorBidi" w:hAnsiTheme="majorBidi" w:cstheme="majorBidi"/>
+        </w:rPr>
+        <w:t xml:space="preserve">                    state &lt;= UPDATE_LEDS;</w:t>
+      </w:r>
     </w:p>
     <w:p>
       <w:pPr>
@@ -1822,30 +1336,8 @@
         <w:rPr>
           <w:rFonts w:asciiTheme="majorBidi" w:hAnsiTheme="majorBidi" w:cstheme="majorBidi"/>
         </w:rPr>
-        <w:t xml:space="preserve">                    led_write_data &lt;= {16'd0, alu_zero, alu_</w:t>
-      </w:r>
-      <w:proofErr w:type="gramStart"/>
-      <w:r>
-        <w:rPr>
-          <w:rFonts w:asciiTheme="majorBidi" w:hAnsiTheme="majorBidi" w:cstheme="majorBidi"/>
-        </w:rPr>
-        <w:t>result[</w:t>
-      </w:r>
-      <w:proofErr w:type="gramEnd"/>
-      <w:r>
-        <w:rPr>
-          <w:rFonts w:asciiTheme="majorBidi" w:hAnsiTheme="majorBidi" w:cstheme="majorBidi"/>
-        </w:rPr>
-        <w:t>14:0]</w:t>
-      </w:r>
-      <w:proofErr w:type="gramStart"/>
-      <w:r>
-        <w:rPr>
-          <w:rFonts w:asciiTheme="majorBidi" w:hAnsiTheme="majorBidi" w:cstheme="majorBidi"/>
-        </w:rPr>
-        <w:t>};</w:t>
-      </w:r>
-      <w:proofErr w:type="gramEnd"/>
+        <w:t xml:space="preserve">                    led_write_data &lt;= {16'd0, alu_zero, alu_result[14:0]};</w:t>
+      </w:r>
     </w:p>
     <w:p>
       <w:pPr>
@@ -1930,76 +1422,6 @@
         </w:rPr>
         <w:t xml:space="preserve">endmodule   </w:t>
       </w:r>
-    </w:p>
-    <w:p>
-      <w:pPr>
-        <w:jc w:val="both"/>
-        <w:rPr>
-          <w:rFonts w:asciiTheme="majorBidi" w:hAnsiTheme="majorBidi" w:cstheme="majorBidi"/>
-          <w:i/>
-          <w:iCs/>
-        </w:rPr>
-      </w:pPr>
-    </w:p>
-    <w:p>
-      <w:pPr>
-        <w:jc w:val="both"/>
-        <w:rPr>
-          <w:rFonts w:asciiTheme="majorBidi" w:hAnsiTheme="majorBidi" w:cstheme="majorBidi"/>
-          <w:i/>
-          <w:iCs/>
-        </w:rPr>
-      </w:pPr>
-    </w:p>
-    <w:p>
-      <w:pPr>
-        <w:jc w:val="both"/>
-        <w:rPr>
-          <w:rFonts w:asciiTheme="majorBidi" w:hAnsiTheme="majorBidi" w:cstheme="majorBidi"/>
-          <w:i/>
-          <w:iCs/>
-        </w:rPr>
-      </w:pPr>
-    </w:p>
-    <w:p>
-      <w:pPr>
-        <w:jc w:val="both"/>
-        <w:rPr>
-          <w:rFonts w:asciiTheme="majorBidi" w:hAnsiTheme="majorBidi" w:cstheme="majorBidi"/>
-          <w:i/>
-          <w:iCs/>
-        </w:rPr>
-      </w:pPr>
-    </w:p>
-    <w:p>
-      <w:pPr>
-        <w:jc w:val="both"/>
-        <w:rPr>
-          <w:rFonts w:asciiTheme="majorBidi" w:hAnsiTheme="majorBidi" w:cstheme="majorBidi"/>
-          <w:i/>
-          <w:iCs/>
-        </w:rPr>
-      </w:pPr>
-    </w:p>
-    <w:p>
-      <w:pPr>
-        <w:jc w:val="both"/>
-        <w:rPr>
-          <w:rFonts w:asciiTheme="majorBidi" w:hAnsiTheme="majorBidi" w:cstheme="majorBidi"/>
-          <w:i/>
-          <w:iCs/>
-        </w:rPr>
-      </w:pPr>
-    </w:p>
-    <w:p>
-      <w:pPr>
-        <w:jc w:val="both"/>
-        <w:rPr>
-          <w:rFonts w:asciiTheme="majorBidi" w:hAnsiTheme="majorBidi" w:cstheme="majorBidi"/>
-          <w:i/>
-          <w:iCs/>
-        </w:rPr>
-      </w:pPr>
     </w:p>
     <w:p>
       <w:pPr>
@@ -2015,7 +1437,10 @@
           <w:u w:val="single"/>
         </w:rPr>
       </w:pPr>
-      <w:r>
+    </w:p>
+    <w:p>
+      <w:pPr>
+        <w:jc w:val="both"/>
         <w:rPr>
           <w:rFonts w:asciiTheme="majorBidi" w:hAnsiTheme="majorBidi" w:cstheme="majorBidi"/>
           <w:b/>
@@ -2026,8 +1451,7 @@
           <w:szCs w:val="48"/>
           <w:u w:val="single"/>
         </w:rPr>
-        <w:t>2</w:t>
-      </w:r>
+      </w:pPr>
       <w:r>
         <w:rPr>
           <w:rFonts w:asciiTheme="majorBidi" w:hAnsiTheme="majorBidi" w:cstheme="majorBidi"/>
@@ -2039,7 +1463,7 @@
           <w:szCs w:val="48"/>
           <w:u w:val="single"/>
         </w:rPr>
-        <w:t>,3,4</w:t>
+        <w:t>2</w:t>
       </w:r>
       <w:r>
         <w:rPr>
@@ -2052,70 +1476,9 @@
           <w:szCs w:val="48"/>
           <w:u w:val="single"/>
         </w:rPr>
-        <w:t>.</w:t>
-      </w:r>
-    </w:p>
-    <w:p>
-      <w:pPr>
-        <w:jc w:val="both"/>
-        <w:rPr>
-          <w:rFonts w:asciiTheme="majorBidi" w:hAnsiTheme="majorBidi" w:cstheme="majorBidi"/>
-        </w:rPr>
-      </w:pPr>
-      <w:proofErr w:type="gramStart"/>
-      <w:r>
-        <w:rPr>
-          <w:rFonts w:asciiTheme="majorBidi" w:hAnsiTheme="majorBidi" w:cstheme="majorBidi"/>
-        </w:rPr>
-        <w:t>debouncer.v</w:t>
-      </w:r>
-      <w:proofErr w:type="gramEnd"/>
-      <w:r>
-        <w:rPr>
-          <w:rFonts w:asciiTheme="majorBidi" w:hAnsiTheme="majorBidi" w:cstheme="majorBidi"/>
-        </w:rPr>
-        <w:t xml:space="preserve">, </w:t>
-      </w:r>
-      <w:proofErr w:type="gramStart"/>
-      <w:r>
-        <w:rPr>
-          <w:rFonts w:asciiTheme="majorBidi" w:hAnsiTheme="majorBidi" w:cstheme="majorBidi"/>
-        </w:rPr>
-        <w:t>leds.v</w:t>
-      </w:r>
-      <w:proofErr w:type="gramEnd"/>
-      <w:r>
-        <w:rPr>
-          <w:rFonts w:asciiTheme="majorBidi" w:hAnsiTheme="majorBidi" w:cstheme="majorBidi"/>
-        </w:rPr>
-        <w:t xml:space="preserve">, </w:t>
-      </w:r>
-      <w:proofErr w:type="gramStart"/>
-      <w:r>
-        <w:rPr>
-          <w:rFonts w:asciiTheme="majorBidi" w:hAnsiTheme="majorBidi" w:cstheme="majorBidi"/>
-        </w:rPr>
-        <w:t>switches.v</w:t>
-      </w:r>
-      <w:proofErr w:type="gramEnd"/>
-      <w:r>
-        <w:rPr>
-          <w:rFonts w:asciiTheme="majorBidi" w:hAnsiTheme="majorBidi" w:cstheme="majorBidi"/>
-        </w:rPr>
-        <w:t xml:space="preserve"> used from Lab05.</w:t>
-      </w:r>
-    </w:p>
-    <w:p>
-      <w:pPr>
-        <w:jc w:val="both"/>
-        <w:rPr>
-          <w:rFonts w:asciiTheme="majorBidi" w:hAnsiTheme="majorBidi" w:cstheme="majorBidi"/>
-        </w:rPr>
-      </w:pPr>
-    </w:p>
-    <w:p>
-      <w:pPr>
-        <w:jc w:val="both"/>
+        <w:t>,3,4</w:t>
+      </w:r>
+      <w:r>
         <w:rPr>
           <w:rFonts w:asciiTheme="majorBidi" w:hAnsiTheme="majorBidi" w:cstheme="majorBidi"/>
           <w:b/>
@@ -2126,8 +1489,34 @@
           <w:szCs w:val="48"/>
           <w:u w:val="single"/>
         </w:rPr>
-      </w:pPr>
-      <w:r>
+        <w:t>.</w:t>
+      </w:r>
+    </w:p>
+    <w:p>
+      <w:pPr>
+        <w:jc w:val="both"/>
+        <w:rPr>
+          <w:rFonts w:asciiTheme="majorBidi" w:hAnsiTheme="majorBidi" w:cstheme="majorBidi"/>
+        </w:rPr>
+      </w:pPr>
+      <w:r>
+        <w:rPr>
+          <w:rFonts w:asciiTheme="majorBidi" w:hAnsiTheme="majorBidi" w:cstheme="majorBidi"/>
+        </w:rPr>
+        <w:t>debouncer.v, leds.v, switches.v used from Lab05.</w:t>
+      </w:r>
+    </w:p>
+    <w:p>
+      <w:pPr>
+        <w:jc w:val="both"/>
+        <w:rPr>
+          <w:rFonts w:asciiTheme="majorBidi" w:hAnsiTheme="majorBidi" w:cstheme="majorBidi"/>
+        </w:rPr>
+      </w:pPr>
+    </w:p>
+    <w:p>
+      <w:pPr>
+        <w:jc w:val="both"/>
         <w:rPr>
           <w:rFonts w:asciiTheme="majorBidi" w:hAnsiTheme="majorBidi" w:cstheme="majorBidi"/>
           <w:b/>
@@ -2138,594 +1527,6 @@
           <w:szCs w:val="48"/>
           <w:u w:val="single"/>
         </w:rPr>
-        <w:t>5.</w:t>
-      </w:r>
-    </w:p>
-    <w:p>
-      <w:pPr>
-        <w:jc w:val="both"/>
-        <w:rPr>
-          <w:rFonts w:asciiTheme="majorBidi" w:hAnsiTheme="majorBidi" w:cstheme="majorBidi"/>
-        </w:rPr>
-      </w:pPr>
-      <w:r>
-        <w:rPr>
-          <w:rFonts w:asciiTheme="majorBidi" w:hAnsiTheme="majorBidi" w:cstheme="majorBidi"/>
-        </w:rPr>
-        <w:lastRenderedPageBreak/>
-        <w:t>`timescale 1ns / 1ps</w:t>
-      </w:r>
-    </w:p>
-    <w:p>
-      <w:pPr>
-        <w:jc w:val="both"/>
-        <w:rPr>
-          <w:rFonts w:asciiTheme="majorBidi" w:hAnsiTheme="majorBidi" w:cstheme="majorBidi"/>
-        </w:rPr>
-      </w:pPr>
-      <w:r>
-        <w:rPr>
-          <w:rFonts w:asciiTheme="majorBidi" w:hAnsiTheme="majorBidi" w:cstheme="majorBidi"/>
-        </w:rPr>
-        <w:t>module alu_32</w:t>
-      </w:r>
-      <w:proofErr w:type="gramStart"/>
-      <w:r>
-        <w:rPr>
-          <w:rFonts w:asciiTheme="majorBidi" w:hAnsiTheme="majorBidi" w:cstheme="majorBidi"/>
-        </w:rPr>
-        <w:t>bit(</w:t>
-      </w:r>
-      <w:proofErr w:type="gramEnd"/>
-    </w:p>
-    <w:p>
-      <w:pPr>
-        <w:jc w:val="both"/>
-        <w:rPr>
-          <w:rFonts w:asciiTheme="majorBidi" w:hAnsiTheme="majorBidi" w:cstheme="majorBidi"/>
-        </w:rPr>
-      </w:pPr>
-      <w:r>
-        <w:rPr>
-          <w:rFonts w:asciiTheme="majorBidi" w:hAnsiTheme="majorBidi" w:cstheme="majorBidi"/>
-        </w:rPr>
-        <w:t xml:space="preserve">    </w:t>
-      </w:r>
-      <w:proofErr w:type="gramStart"/>
-      <w:r>
-        <w:rPr>
-          <w:rFonts w:asciiTheme="majorBidi" w:hAnsiTheme="majorBidi" w:cstheme="majorBidi"/>
-        </w:rPr>
-        <w:t>input  wire</w:t>
-      </w:r>
-      <w:proofErr w:type="gramEnd"/>
-      <w:r>
-        <w:rPr>
-          <w:rFonts w:asciiTheme="majorBidi" w:hAnsiTheme="majorBidi" w:cstheme="majorBidi"/>
-        </w:rPr>
-        <w:t xml:space="preserve"> [31:0] A,</w:t>
-      </w:r>
-    </w:p>
-    <w:p>
-      <w:pPr>
-        <w:jc w:val="both"/>
-        <w:rPr>
-          <w:rFonts w:asciiTheme="majorBidi" w:hAnsiTheme="majorBidi" w:cstheme="majorBidi"/>
-        </w:rPr>
-      </w:pPr>
-      <w:r>
-        <w:rPr>
-          <w:rFonts w:asciiTheme="majorBidi" w:hAnsiTheme="majorBidi" w:cstheme="majorBidi"/>
-        </w:rPr>
-        <w:t xml:space="preserve">    </w:t>
-      </w:r>
-      <w:proofErr w:type="gramStart"/>
-      <w:r>
-        <w:rPr>
-          <w:rFonts w:asciiTheme="majorBidi" w:hAnsiTheme="majorBidi" w:cstheme="majorBidi"/>
-        </w:rPr>
-        <w:t>input  wire</w:t>
-      </w:r>
-      <w:proofErr w:type="gramEnd"/>
-      <w:r>
-        <w:rPr>
-          <w:rFonts w:asciiTheme="majorBidi" w:hAnsiTheme="majorBidi" w:cstheme="majorBidi"/>
-        </w:rPr>
-        <w:t xml:space="preserve"> [31:0] B,</w:t>
-      </w:r>
-    </w:p>
-    <w:p>
-      <w:pPr>
-        <w:jc w:val="both"/>
-        <w:rPr>
-          <w:rFonts w:asciiTheme="majorBidi" w:hAnsiTheme="majorBidi" w:cstheme="majorBidi"/>
-        </w:rPr>
-      </w:pPr>
-      <w:r>
-        <w:rPr>
-          <w:rFonts w:asciiTheme="majorBidi" w:hAnsiTheme="majorBidi" w:cstheme="majorBidi"/>
-        </w:rPr>
-        <w:t xml:space="preserve">    </w:t>
-      </w:r>
-      <w:proofErr w:type="gramStart"/>
-      <w:r>
-        <w:rPr>
-          <w:rFonts w:asciiTheme="majorBidi" w:hAnsiTheme="majorBidi" w:cstheme="majorBidi"/>
-        </w:rPr>
-        <w:t>input  wire</w:t>
-      </w:r>
-      <w:proofErr w:type="gramEnd"/>
-      <w:r>
-        <w:rPr>
-          <w:rFonts w:asciiTheme="majorBidi" w:hAnsiTheme="majorBidi" w:cstheme="majorBidi"/>
-        </w:rPr>
-        <w:t xml:space="preserve"> [3:0</w:t>
-      </w:r>
-      <w:proofErr w:type="gramStart"/>
-      <w:r>
-        <w:rPr>
-          <w:rFonts w:asciiTheme="majorBidi" w:hAnsiTheme="majorBidi" w:cstheme="majorBidi"/>
-        </w:rPr>
-        <w:t>]  ALUControl</w:t>
-      </w:r>
-      <w:proofErr w:type="gramEnd"/>
-      <w:r>
-        <w:rPr>
-          <w:rFonts w:asciiTheme="majorBidi" w:hAnsiTheme="majorBidi" w:cstheme="majorBidi"/>
-        </w:rPr>
-        <w:t>,</w:t>
-      </w:r>
-    </w:p>
-    <w:p>
-      <w:pPr>
-        <w:jc w:val="both"/>
-        <w:rPr>
-          <w:rFonts w:asciiTheme="majorBidi" w:hAnsiTheme="majorBidi" w:cstheme="majorBidi"/>
-        </w:rPr>
-      </w:pPr>
-      <w:r>
-        <w:rPr>
-          <w:rFonts w:asciiTheme="majorBidi" w:hAnsiTheme="majorBidi" w:cstheme="majorBidi"/>
-        </w:rPr>
-        <w:t xml:space="preserve">    output </w:t>
-      </w:r>
-      <w:proofErr w:type="gramStart"/>
-      <w:r>
-        <w:rPr>
-          <w:rFonts w:asciiTheme="majorBidi" w:hAnsiTheme="majorBidi" w:cstheme="majorBidi"/>
-        </w:rPr>
-        <w:t>reg  [</w:t>
-      </w:r>
-      <w:proofErr w:type="gramEnd"/>
-      <w:r>
-        <w:rPr>
-          <w:rFonts w:asciiTheme="majorBidi" w:hAnsiTheme="majorBidi" w:cstheme="majorBidi"/>
-        </w:rPr>
-        <w:t>31:0] ALUResult,</w:t>
-      </w:r>
-    </w:p>
-    <w:p>
-      <w:pPr>
-        <w:jc w:val="both"/>
-        <w:rPr>
-          <w:rFonts w:asciiTheme="majorBidi" w:hAnsiTheme="majorBidi" w:cstheme="majorBidi"/>
-        </w:rPr>
-      </w:pPr>
-      <w:r>
-        <w:rPr>
-          <w:rFonts w:asciiTheme="majorBidi" w:hAnsiTheme="majorBidi" w:cstheme="majorBidi"/>
-        </w:rPr>
-        <w:t xml:space="preserve">    output wire        Zero</w:t>
-      </w:r>
-    </w:p>
-    <w:p>
-      <w:pPr>
-        <w:jc w:val="both"/>
-        <w:rPr>
-          <w:rFonts w:asciiTheme="majorBidi" w:hAnsiTheme="majorBidi" w:cstheme="majorBidi"/>
-        </w:rPr>
-      </w:pPr>
-      <w:proofErr w:type="gramStart"/>
-      <w:r>
-        <w:rPr>
-          <w:rFonts w:asciiTheme="majorBidi" w:hAnsiTheme="majorBidi" w:cstheme="majorBidi"/>
-        </w:rPr>
-        <w:t>);</w:t>
-      </w:r>
-      <w:proofErr w:type="gramEnd"/>
-    </w:p>
-    <w:p>
-      <w:pPr>
-        <w:jc w:val="both"/>
-        <w:rPr>
-          <w:rFonts w:asciiTheme="majorBidi" w:hAnsiTheme="majorBidi" w:cstheme="majorBidi"/>
-        </w:rPr>
-      </w:pPr>
-      <w:r>
-        <w:rPr>
-          <w:rFonts w:asciiTheme="majorBidi" w:hAnsiTheme="majorBidi" w:cstheme="majorBidi"/>
-        </w:rPr>
-        <w:t xml:space="preserve">    always </w:t>
-      </w:r>
-      <w:proofErr w:type="gramStart"/>
-      <w:r>
-        <w:rPr>
-          <w:rFonts w:asciiTheme="majorBidi" w:hAnsiTheme="majorBidi" w:cstheme="majorBidi"/>
-        </w:rPr>
-        <w:t>@(</w:t>
-      </w:r>
-      <w:proofErr w:type="gramEnd"/>
-      <w:r>
-        <w:rPr>
-          <w:rFonts w:asciiTheme="majorBidi" w:hAnsiTheme="majorBidi" w:cstheme="majorBidi"/>
-        </w:rPr>
-        <w:t>*) begin</w:t>
-      </w:r>
-    </w:p>
-    <w:p>
-      <w:pPr>
-        <w:jc w:val="both"/>
-        <w:rPr>
-          <w:rFonts w:asciiTheme="majorBidi" w:hAnsiTheme="majorBidi" w:cstheme="majorBidi"/>
-        </w:rPr>
-      </w:pPr>
-      <w:r>
-        <w:rPr>
-          <w:rFonts w:asciiTheme="majorBidi" w:hAnsiTheme="majorBidi" w:cstheme="majorBidi"/>
-        </w:rPr>
-        <w:t xml:space="preserve">        case (ALUControl)</w:t>
-      </w:r>
-    </w:p>
-    <w:p>
-      <w:pPr>
-        <w:jc w:val="both"/>
-        <w:rPr>
-          <w:rFonts w:asciiTheme="majorBidi" w:hAnsiTheme="majorBidi" w:cstheme="majorBidi"/>
-        </w:rPr>
-      </w:pPr>
-      <w:r>
-        <w:rPr>
-          <w:rFonts w:asciiTheme="majorBidi" w:hAnsiTheme="majorBidi" w:cstheme="majorBidi"/>
-        </w:rPr>
-        <w:t xml:space="preserve">            4'b0000: ALUResult = A &amp; </w:t>
-      </w:r>
-      <w:proofErr w:type="gramStart"/>
-      <w:r>
-        <w:rPr>
-          <w:rFonts w:asciiTheme="majorBidi" w:hAnsiTheme="majorBidi" w:cstheme="majorBidi"/>
-        </w:rPr>
-        <w:t xml:space="preserve">B;   </w:t>
-      </w:r>
-      <w:proofErr w:type="gramEnd"/>
-      <w:r>
-        <w:rPr>
-          <w:rFonts w:asciiTheme="majorBidi" w:hAnsiTheme="majorBidi" w:cstheme="majorBidi"/>
-        </w:rPr>
-        <w:t xml:space="preserve">        // AND</w:t>
-      </w:r>
-    </w:p>
-    <w:p>
-      <w:pPr>
-        <w:jc w:val="both"/>
-        <w:rPr>
-          <w:rFonts w:asciiTheme="majorBidi" w:hAnsiTheme="majorBidi" w:cstheme="majorBidi"/>
-        </w:rPr>
-      </w:pPr>
-      <w:r>
-        <w:rPr>
-          <w:rFonts w:asciiTheme="majorBidi" w:hAnsiTheme="majorBidi" w:cstheme="majorBidi"/>
-        </w:rPr>
-        <w:t xml:space="preserve">            4'b0001: ALUResult = A | </w:t>
-      </w:r>
-      <w:proofErr w:type="gramStart"/>
-      <w:r>
-        <w:rPr>
-          <w:rFonts w:asciiTheme="majorBidi" w:hAnsiTheme="majorBidi" w:cstheme="majorBidi"/>
-        </w:rPr>
-        <w:t xml:space="preserve">B;   </w:t>
-      </w:r>
-      <w:proofErr w:type="gramEnd"/>
-      <w:r>
-        <w:rPr>
-          <w:rFonts w:asciiTheme="majorBidi" w:hAnsiTheme="majorBidi" w:cstheme="majorBidi"/>
-        </w:rPr>
-        <w:t xml:space="preserve">        // OR</w:t>
-      </w:r>
-    </w:p>
-    <w:p>
-      <w:pPr>
-        <w:jc w:val="both"/>
-        <w:rPr>
-          <w:rFonts w:asciiTheme="majorBidi" w:hAnsiTheme="majorBidi" w:cstheme="majorBidi"/>
-        </w:rPr>
-      </w:pPr>
-      <w:r>
-        <w:rPr>
-          <w:rFonts w:asciiTheme="majorBidi" w:hAnsiTheme="majorBidi" w:cstheme="majorBidi"/>
-        </w:rPr>
-        <w:t xml:space="preserve">            4'b0010: ALUResult = A + </w:t>
-      </w:r>
-      <w:proofErr w:type="gramStart"/>
-      <w:r>
-        <w:rPr>
-          <w:rFonts w:asciiTheme="majorBidi" w:hAnsiTheme="majorBidi" w:cstheme="majorBidi"/>
-        </w:rPr>
-        <w:t xml:space="preserve">B;   </w:t>
-      </w:r>
-      <w:proofErr w:type="gramEnd"/>
-      <w:r>
-        <w:rPr>
-          <w:rFonts w:asciiTheme="majorBidi" w:hAnsiTheme="majorBidi" w:cstheme="majorBidi"/>
-        </w:rPr>
-        <w:t xml:space="preserve">        // ADD </w:t>
-      </w:r>
-    </w:p>
-    <w:p>
-      <w:pPr>
-        <w:jc w:val="both"/>
-        <w:rPr>
-          <w:rFonts w:asciiTheme="majorBidi" w:hAnsiTheme="majorBidi" w:cstheme="majorBidi"/>
-        </w:rPr>
-      </w:pPr>
-      <w:r>
-        <w:rPr>
-          <w:rFonts w:asciiTheme="majorBidi" w:hAnsiTheme="majorBidi" w:cstheme="majorBidi"/>
-        </w:rPr>
-        <w:t xml:space="preserve">            4'b0110: ALUResult = A - </w:t>
-      </w:r>
-      <w:proofErr w:type="gramStart"/>
-      <w:r>
-        <w:rPr>
-          <w:rFonts w:asciiTheme="majorBidi" w:hAnsiTheme="majorBidi" w:cstheme="majorBidi"/>
-        </w:rPr>
-        <w:t xml:space="preserve">B;   </w:t>
-      </w:r>
-      <w:proofErr w:type="gramEnd"/>
-      <w:r>
-        <w:rPr>
-          <w:rFonts w:asciiTheme="majorBidi" w:hAnsiTheme="majorBidi" w:cstheme="majorBidi"/>
-        </w:rPr>
-        <w:t xml:space="preserve">        // SUB </w:t>
-      </w:r>
-    </w:p>
-    <w:p>
-      <w:pPr>
-        <w:jc w:val="both"/>
-        <w:rPr>
-          <w:rFonts w:asciiTheme="majorBidi" w:hAnsiTheme="majorBidi" w:cstheme="majorBidi"/>
-        </w:rPr>
-      </w:pPr>
-      <w:r>
-        <w:rPr>
-          <w:rFonts w:asciiTheme="majorBidi" w:hAnsiTheme="majorBidi" w:cstheme="majorBidi"/>
-        </w:rPr>
-        <w:t xml:space="preserve">            4'b0100: ALUResult = A ^ </w:t>
-      </w:r>
-      <w:proofErr w:type="gramStart"/>
-      <w:r>
-        <w:rPr>
-          <w:rFonts w:asciiTheme="majorBidi" w:hAnsiTheme="majorBidi" w:cstheme="majorBidi"/>
-        </w:rPr>
-        <w:t xml:space="preserve">B;   </w:t>
-      </w:r>
-      <w:proofErr w:type="gramEnd"/>
-      <w:r>
-        <w:rPr>
-          <w:rFonts w:asciiTheme="majorBidi" w:hAnsiTheme="majorBidi" w:cstheme="majorBidi"/>
-        </w:rPr>
-        <w:t xml:space="preserve">        // XOR</w:t>
-      </w:r>
-    </w:p>
-    <w:p>
-      <w:pPr>
-        <w:jc w:val="both"/>
-        <w:rPr>
-          <w:rFonts w:asciiTheme="majorBidi" w:hAnsiTheme="majorBidi" w:cstheme="majorBidi"/>
-        </w:rPr>
-      </w:pPr>
-      <w:r>
-        <w:rPr>
-          <w:rFonts w:asciiTheme="majorBidi" w:hAnsiTheme="majorBidi" w:cstheme="majorBidi"/>
-        </w:rPr>
-        <w:t xml:space="preserve">            4'b1000: ALUResult = A &lt;&lt; </w:t>
-      </w:r>
-      <w:proofErr w:type="gramStart"/>
-      <w:r>
-        <w:rPr>
-          <w:rFonts w:asciiTheme="majorBidi" w:hAnsiTheme="majorBidi" w:cstheme="majorBidi"/>
-        </w:rPr>
-        <w:t>B[</w:t>
-      </w:r>
-      <w:proofErr w:type="gramEnd"/>
-      <w:r>
-        <w:rPr>
-          <w:rFonts w:asciiTheme="majorBidi" w:hAnsiTheme="majorBidi" w:cstheme="majorBidi"/>
-        </w:rPr>
-        <w:t>4:0</w:t>
-      </w:r>
-      <w:proofErr w:type="gramStart"/>
-      <w:r>
-        <w:rPr>
-          <w:rFonts w:asciiTheme="majorBidi" w:hAnsiTheme="majorBidi" w:cstheme="majorBidi"/>
-        </w:rPr>
-        <w:t xml:space="preserve">];   </w:t>
-      </w:r>
-      <w:proofErr w:type="gramEnd"/>
-      <w:r>
-        <w:rPr>
-          <w:rFonts w:asciiTheme="majorBidi" w:hAnsiTheme="majorBidi" w:cstheme="majorBidi"/>
-        </w:rPr>
-        <w:t xml:space="preserve">  // SLL (Shift Left Logical)</w:t>
-      </w:r>
-    </w:p>
-    <w:p>
-      <w:pPr>
-        <w:jc w:val="both"/>
-        <w:rPr>
-          <w:rFonts w:asciiTheme="majorBidi" w:hAnsiTheme="majorBidi" w:cstheme="majorBidi"/>
-        </w:rPr>
-      </w:pPr>
-      <w:r>
-        <w:rPr>
-          <w:rFonts w:asciiTheme="majorBidi" w:hAnsiTheme="majorBidi" w:cstheme="majorBidi"/>
-        </w:rPr>
-        <w:t xml:space="preserve">            4'b1001: ALUResult = A &gt;&gt; </w:t>
-      </w:r>
-      <w:proofErr w:type="gramStart"/>
-      <w:r>
-        <w:rPr>
-          <w:rFonts w:asciiTheme="majorBidi" w:hAnsiTheme="majorBidi" w:cstheme="majorBidi"/>
-        </w:rPr>
-        <w:t>B[</w:t>
-      </w:r>
-      <w:proofErr w:type="gramEnd"/>
-      <w:r>
-        <w:rPr>
-          <w:rFonts w:asciiTheme="majorBidi" w:hAnsiTheme="majorBidi" w:cstheme="majorBidi"/>
-        </w:rPr>
-        <w:t>4:0</w:t>
-      </w:r>
-      <w:proofErr w:type="gramStart"/>
-      <w:r>
-        <w:rPr>
-          <w:rFonts w:asciiTheme="majorBidi" w:hAnsiTheme="majorBidi" w:cstheme="majorBidi"/>
-        </w:rPr>
-        <w:t xml:space="preserve">];   </w:t>
-      </w:r>
-      <w:proofErr w:type="gramEnd"/>
-      <w:r>
-        <w:rPr>
-          <w:rFonts w:asciiTheme="majorBidi" w:hAnsiTheme="majorBidi" w:cstheme="majorBidi"/>
-        </w:rPr>
-        <w:t xml:space="preserve">  // SRL (Shift Right Logical)</w:t>
-      </w:r>
-    </w:p>
-    <w:p>
-      <w:pPr>
-        <w:jc w:val="both"/>
-        <w:rPr>
-          <w:rFonts w:asciiTheme="majorBidi" w:hAnsiTheme="majorBidi" w:cstheme="majorBidi"/>
-        </w:rPr>
-      </w:pPr>
-      <w:r>
-        <w:rPr>
-          <w:rFonts w:asciiTheme="majorBidi" w:hAnsiTheme="majorBidi" w:cstheme="majorBidi"/>
-        </w:rPr>
-        <w:t xml:space="preserve">            default: ALUResult = 32'd</w:t>
-      </w:r>
-      <w:proofErr w:type="gramStart"/>
-      <w:r>
-        <w:rPr>
-          <w:rFonts w:asciiTheme="majorBidi" w:hAnsiTheme="majorBidi" w:cstheme="majorBidi"/>
-        </w:rPr>
-        <w:t xml:space="preserve">0;   </w:t>
-      </w:r>
-      <w:proofErr w:type="gramEnd"/>
-      <w:r>
-        <w:rPr>
-          <w:rFonts w:asciiTheme="majorBidi" w:hAnsiTheme="majorBidi" w:cstheme="majorBidi"/>
-        </w:rPr>
-        <w:t xml:space="preserve">        // Default to 0</w:t>
-      </w:r>
-    </w:p>
-    <w:p>
-      <w:pPr>
-        <w:jc w:val="both"/>
-        <w:rPr>
-          <w:rFonts w:asciiTheme="majorBidi" w:hAnsiTheme="majorBidi" w:cstheme="majorBidi"/>
-        </w:rPr>
-      </w:pPr>
-      <w:r>
-        <w:rPr>
-          <w:rFonts w:asciiTheme="majorBidi" w:hAnsiTheme="majorBidi" w:cstheme="majorBidi"/>
-        </w:rPr>
-        <w:t xml:space="preserve">        endcase</w:t>
-      </w:r>
-    </w:p>
-    <w:p>
-      <w:pPr>
-        <w:jc w:val="both"/>
-        <w:rPr>
-          <w:rFonts w:asciiTheme="majorBidi" w:hAnsiTheme="majorBidi" w:cstheme="majorBidi"/>
-        </w:rPr>
-      </w:pPr>
-      <w:r>
-        <w:rPr>
-          <w:rFonts w:asciiTheme="majorBidi" w:hAnsiTheme="majorBidi" w:cstheme="majorBidi"/>
-        </w:rPr>
-        <w:t xml:space="preserve">    end</w:t>
-      </w:r>
-    </w:p>
-    <w:p>
-      <w:pPr>
-        <w:jc w:val="both"/>
-        <w:rPr>
-          <w:rFonts w:asciiTheme="majorBidi" w:hAnsiTheme="majorBidi" w:cstheme="majorBidi"/>
-        </w:rPr>
-      </w:pPr>
-      <w:r>
-        <w:rPr>
-          <w:rFonts w:asciiTheme="majorBidi" w:hAnsiTheme="majorBidi" w:cstheme="majorBidi"/>
-        </w:rPr>
-        <w:t xml:space="preserve">    assign Zero = (ALUResult == 32'd0</w:t>
-      </w:r>
-      <w:proofErr w:type="gramStart"/>
-      <w:r>
-        <w:rPr>
-          <w:rFonts w:asciiTheme="majorBidi" w:hAnsiTheme="majorBidi" w:cstheme="majorBidi"/>
-        </w:rPr>
-        <w:t>) ?</w:t>
-      </w:r>
-      <w:proofErr w:type="gramEnd"/>
-      <w:r>
-        <w:rPr>
-          <w:rFonts w:asciiTheme="majorBidi" w:hAnsiTheme="majorBidi" w:cstheme="majorBidi"/>
-        </w:rPr>
-        <w:t xml:space="preserve"> 1'b</w:t>
-      </w:r>
-      <w:proofErr w:type="gramStart"/>
-      <w:r>
-        <w:rPr>
-          <w:rFonts w:asciiTheme="majorBidi" w:hAnsiTheme="majorBidi" w:cstheme="majorBidi"/>
-        </w:rPr>
-        <w:t>1 :</w:t>
-      </w:r>
-      <w:proofErr w:type="gramEnd"/>
-      <w:r>
-        <w:rPr>
-          <w:rFonts w:asciiTheme="majorBidi" w:hAnsiTheme="majorBidi" w:cstheme="majorBidi"/>
-        </w:rPr>
-        <w:t xml:space="preserve"> 1'</w:t>
-      </w:r>
-      <w:proofErr w:type="gramStart"/>
-      <w:r>
-        <w:rPr>
-          <w:rFonts w:asciiTheme="majorBidi" w:hAnsiTheme="majorBidi" w:cstheme="majorBidi"/>
-        </w:rPr>
-        <w:t>b0;</w:t>
-      </w:r>
-      <w:proofErr w:type="gramEnd"/>
-    </w:p>
-    <w:p>
-      <w:pPr>
-        <w:jc w:val="both"/>
-        <w:rPr>
-          <w:rFonts w:asciiTheme="majorBidi" w:hAnsiTheme="majorBidi" w:cstheme="majorBidi"/>
-        </w:rPr>
-      </w:pPr>
-      <w:r>
-        <w:rPr>
-          <w:rFonts w:asciiTheme="majorBidi" w:hAnsiTheme="majorBidi" w:cstheme="majorBidi"/>
-        </w:rPr>
-        <w:t>endmodule</w:t>
-      </w:r>
-    </w:p>
-    <w:p>
-      <w:pPr>
-        <w:jc w:val="both"/>
-        <w:rPr>
-          <w:rFonts w:asciiTheme="majorBidi" w:hAnsiTheme="majorBidi" w:cstheme="majorBidi"/>
-        </w:rPr>
       </w:pPr>
     </w:p>
     <w:p>
@@ -2742,7 +1543,10 @@
           <w:u w:val="single"/>
         </w:rPr>
       </w:pPr>
-      <w:r>
+    </w:p>
+    <w:p>
+      <w:pPr>
+        <w:jc w:val="both"/>
         <w:rPr>
           <w:rFonts w:asciiTheme="majorBidi" w:hAnsiTheme="majorBidi" w:cstheme="majorBidi"/>
           <w:b/>
@@ -2753,518 +1557,6 @@
           <w:szCs w:val="48"/>
           <w:u w:val="single"/>
         </w:rPr>
-        <w:t>6.</w:t>
-      </w:r>
-    </w:p>
-    <w:p>
-      <w:pPr>
-        <w:jc w:val="both"/>
-        <w:rPr>
-          <w:rFonts w:asciiTheme="majorBidi" w:hAnsiTheme="majorBidi" w:cstheme="majorBidi"/>
-        </w:rPr>
-      </w:pPr>
-      <w:r>
-        <w:rPr>
-          <w:rFonts w:asciiTheme="majorBidi" w:hAnsiTheme="majorBidi" w:cstheme="majorBidi"/>
-        </w:rPr>
-        <w:t>`timescale 1ns / 1ps</w:t>
-      </w:r>
-    </w:p>
-    <w:p>
-      <w:pPr>
-        <w:jc w:val="both"/>
-        <w:rPr>
-          <w:rFonts w:asciiTheme="majorBidi" w:hAnsiTheme="majorBidi" w:cstheme="majorBidi"/>
-        </w:rPr>
-      </w:pPr>
-      <w:r>
-        <w:rPr>
-          <w:rFonts w:asciiTheme="majorBidi" w:hAnsiTheme="majorBidi" w:cstheme="majorBidi"/>
-        </w:rPr>
-        <w:t>module alu_1bit (</w:t>
-      </w:r>
-    </w:p>
-    <w:p>
-      <w:pPr>
-        <w:jc w:val="both"/>
-        <w:rPr>
-          <w:rFonts w:asciiTheme="majorBidi" w:hAnsiTheme="majorBidi" w:cstheme="majorBidi"/>
-        </w:rPr>
-      </w:pPr>
-      <w:r>
-        <w:rPr>
-          <w:rFonts w:asciiTheme="majorBidi" w:hAnsiTheme="majorBidi" w:cstheme="majorBidi"/>
-        </w:rPr>
-        <w:t xml:space="preserve">    </w:t>
-      </w:r>
-      <w:proofErr w:type="gramStart"/>
-      <w:r>
-        <w:rPr>
-          <w:rFonts w:asciiTheme="majorBidi" w:hAnsiTheme="majorBidi" w:cstheme="majorBidi"/>
-        </w:rPr>
-        <w:t>input  wire</w:t>
-      </w:r>
-      <w:proofErr w:type="gramEnd"/>
-      <w:r>
-        <w:rPr>
-          <w:rFonts w:asciiTheme="majorBidi" w:hAnsiTheme="majorBidi" w:cstheme="majorBidi"/>
-        </w:rPr>
-        <w:t xml:space="preserve">       A,          </w:t>
-      </w:r>
-    </w:p>
-    <w:p>
-      <w:pPr>
-        <w:jc w:val="both"/>
-        <w:rPr>
-          <w:rFonts w:asciiTheme="majorBidi" w:hAnsiTheme="majorBidi" w:cstheme="majorBidi"/>
-        </w:rPr>
-      </w:pPr>
-      <w:r>
-        <w:rPr>
-          <w:rFonts w:asciiTheme="majorBidi" w:hAnsiTheme="majorBidi" w:cstheme="majorBidi"/>
-        </w:rPr>
-        <w:t xml:space="preserve">    </w:t>
-      </w:r>
-      <w:proofErr w:type="gramStart"/>
-      <w:r>
-        <w:rPr>
-          <w:rFonts w:asciiTheme="majorBidi" w:hAnsiTheme="majorBidi" w:cstheme="majorBidi"/>
-        </w:rPr>
-        <w:t>input  wire</w:t>
-      </w:r>
-      <w:proofErr w:type="gramEnd"/>
-      <w:r>
-        <w:rPr>
-          <w:rFonts w:asciiTheme="majorBidi" w:hAnsiTheme="majorBidi" w:cstheme="majorBidi"/>
-        </w:rPr>
-        <w:t xml:space="preserve">       B,         </w:t>
-      </w:r>
-    </w:p>
-    <w:p>
-      <w:pPr>
-        <w:jc w:val="both"/>
-        <w:rPr>
-          <w:rFonts w:asciiTheme="majorBidi" w:hAnsiTheme="majorBidi" w:cstheme="majorBidi"/>
-        </w:rPr>
-      </w:pPr>
-      <w:r>
-        <w:rPr>
-          <w:rFonts w:asciiTheme="majorBidi" w:hAnsiTheme="majorBidi" w:cstheme="majorBidi"/>
-        </w:rPr>
-        <w:t xml:space="preserve">    </w:t>
-      </w:r>
-      <w:proofErr w:type="gramStart"/>
-      <w:r>
-        <w:rPr>
-          <w:rFonts w:asciiTheme="majorBidi" w:hAnsiTheme="majorBidi" w:cstheme="majorBidi"/>
-        </w:rPr>
-        <w:t>input  wire</w:t>
-      </w:r>
-      <w:proofErr w:type="gramEnd"/>
-      <w:r>
-        <w:rPr>
-          <w:rFonts w:asciiTheme="majorBidi" w:hAnsiTheme="majorBidi" w:cstheme="majorBidi"/>
-        </w:rPr>
-        <w:t xml:space="preserve"> [3:0] ALUControl,</w:t>
-      </w:r>
-    </w:p>
-    <w:p>
-      <w:pPr>
-        <w:jc w:val="both"/>
-        <w:rPr>
-          <w:rFonts w:asciiTheme="majorBidi" w:hAnsiTheme="majorBidi" w:cstheme="majorBidi"/>
-        </w:rPr>
-      </w:pPr>
-      <w:r>
-        <w:rPr>
-          <w:rFonts w:asciiTheme="majorBidi" w:hAnsiTheme="majorBidi" w:cstheme="majorBidi"/>
-        </w:rPr>
-        <w:t xml:space="preserve">    output reg        ALUResult,  </w:t>
-      </w:r>
-    </w:p>
-    <w:p>
-      <w:pPr>
-        <w:jc w:val="both"/>
-        <w:rPr>
-          <w:rFonts w:asciiTheme="majorBidi" w:hAnsiTheme="majorBidi" w:cstheme="majorBidi"/>
-        </w:rPr>
-      </w:pPr>
-      <w:r>
-        <w:rPr>
-          <w:rFonts w:asciiTheme="majorBidi" w:hAnsiTheme="majorBidi" w:cstheme="majorBidi"/>
-        </w:rPr>
-        <w:t xml:space="preserve">    output wire       Zero</w:t>
-      </w:r>
-    </w:p>
-    <w:p>
-      <w:pPr>
-        <w:jc w:val="both"/>
-        <w:rPr>
-          <w:rFonts w:asciiTheme="majorBidi" w:hAnsiTheme="majorBidi" w:cstheme="majorBidi"/>
-        </w:rPr>
-      </w:pPr>
-      <w:proofErr w:type="gramStart"/>
-      <w:r>
-        <w:rPr>
-          <w:rFonts w:asciiTheme="majorBidi" w:hAnsiTheme="majorBidi" w:cstheme="majorBidi"/>
-        </w:rPr>
-        <w:t>);</w:t>
-      </w:r>
-      <w:proofErr w:type="gramEnd"/>
-    </w:p>
-    <w:p>
-      <w:pPr>
-        <w:jc w:val="both"/>
-        <w:rPr>
-          <w:rFonts w:asciiTheme="majorBidi" w:hAnsiTheme="majorBidi" w:cstheme="majorBidi"/>
-        </w:rPr>
-      </w:pPr>
-      <w:r>
-        <w:rPr>
-          <w:rFonts w:asciiTheme="majorBidi" w:hAnsiTheme="majorBidi" w:cstheme="majorBidi"/>
-        </w:rPr>
-        <w:t xml:space="preserve">    always </w:t>
-      </w:r>
-      <w:proofErr w:type="gramStart"/>
-      <w:r>
-        <w:rPr>
-          <w:rFonts w:asciiTheme="majorBidi" w:hAnsiTheme="majorBidi" w:cstheme="majorBidi"/>
-        </w:rPr>
-        <w:t>@(</w:t>
-      </w:r>
-      <w:proofErr w:type="gramEnd"/>
-      <w:r>
-        <w:rPr>
-          <w:rFonts w:asciiTheme="majorBidi" w:hAnsiTheme="majorBidi" w:cstheme="majorBidi"/>
-        </w:rPr>
-        <w:t>*) begin</w:t>
-      </w:r>
-    </w:p>
-    <w:p>
-      <w:pPr>
-        <w:jc w:val="both"/>
-        <w:rPr>
-          <w:rFonts w:asciiTheme="majorBidi" w:hAnsiTheme="majorBidi" w:cstheme="majorBidi"/>
-        </w:rPr>
-      </w:pPr>
-      <w:r>
-        <w:rPr>
-          <w:rFonts w:asciiTheme="majorBidi" w:hAnsiTheme="majorBidi" w:cstheme="majorBidi"/>
-        </w:rPr>
-        <w:t xml:space="preserve">        case (ALUControl)</w:t>
-      </w:r>
-    </w:p>
-    <w:p>
-      <w:pPr>
-        <w:jc w:val="both"/>
-        <w:rPr>
-          <w:rFonts w:asciiTheme="majorBidi" w:hAnsiTheme="majorBidi" w:cstheme="majorBidi"/>
-        </w:rPr>
-      </w:pPr>
-      <w:r>
-        <w:rPr>
-          <w:rFonts w:asciiTheme="majorBidi" w:hAnsiTheme="majorBidi" w:cstheme="majorBidi"/>
-        </w:rPr>
-        <w:t xml:space="preserve">            4'b0000: ALUResult = A &amp; </w:t>
-      </w:r>
-      <w:proofErr w:type="gramStart"/>
-      <w:r>
-        <w:rPr>
-          <w:rFonts w:asciiTheme="majorBidi" w:hAnsiTheme="majorBidi" w:cstheme="majorBidi"/>
-        </w:rPr>
-        <w:t xml:space="preserve">B;   </w:t>
-      </w:r>
-      <w:proofErr w:type="gramEnd"/>
-      <w:r>
-        <w:rPr>
-          <w:rFonts w:asciiTheme="majorBidi" w:hAnsiTheme="majorBidi" w:cstheme="majorBidi"/>
-        </w:rPr>
-        <w:t xml:space="preserve">        // AND</w:t>
-      </w:r>
-    </w:p>
-    <w:p>
-      <w:pPr>
-        <w:jc w:val="both"/>
-        <w:rPr>
-          <w:rFonts w:asciiTheme="majorBidi" w:hAnsiTheme="majorBidi" w:cstheme="majorBidi"/>
-        </w:rPr>
-      </w:pPr>
-      <w:r>
-        <w:rPr>
-          <w:rFonts w:asciiTheme="majorBidi" w:hAnsiTheme="majorBidi" w:cstheme="majorBidi"/>
-        </w:rPr>
-        <w:t xml:space="preserve">            4'b0001: ALUResult = A | </w:t>
-      </w:r>
-      <w:proofErr w:type="gramStart"/>
-      <w:r>
-        <w:rPr>
-          <w:rFonts w:asciiTheme="majorBidi" w:hAnsiTheme="majorBidi" w:cstheme="majorBidi"/>
-        </w:rPr>
-        <w:t xml:space="preserve">B;   </w:t>
-      </w:r>
-      <w:proofErr w:type="gramEnd"/>
-      <w:r>
-        <w:rPr>
-          <w:rFonts w:asciiTheme="majorBidi" w:hAnsiTheme="majorBidi" w:cstheme="majorBidi"/>
-        </w:rPr>
-        <w:t xml:space="preserve">        // OR</w:t>
-      </w:r>
-    </w:p>
-    <w:p>
-      <w:pPr>
-        <w:jc w:val="both"/>
-        <w:rPr>
-          <w:rFonts w:asciiTheme="majorBidi" w:hAnsiTheme="majorBidi" w:cstheme="majorBidi"/>
-        </w:rPr>
-      </w:pPr>
-      <w:r>
-        <w:rPr>
-          <w:rFonts w:asciiTheme="majorBidi" w:hAnsiTheme="majorBidi" w:cstheme="majorBidi"/>
-        </w:rPr>
-        <w:t xml:space="preserve">            4'b0010: ALUResult = A ^ </w:t>
-      </w:r>
-      <w:proofErr w:type="gramStart"/>
-      <w:r>
-        <w:rPr>
-          <w:rFonts w:asciiTheme="majorBidi" w:hAnsiTheme="majorBidi" w:cstheme="majorBidi"/>
-        </w:rPr>
-        <w:t xml:space="preserve">B;   </w:t>
-      </w:r>
-      <w:proofErr w:type="gramEnd"/>
-      <w:r>
-        <w:rPr>
-          <w:rFonts w:asciiTheme="majorBidi" w:hAnsiTheme="majorBidi" w:cstheme="majorBidi"/>
-        </w:rPr>
-        <w:t xml:space="preserve">        // ADD </w:t>
-      </w:r>
-    </w:p>
-    <w:p>
-      <w:pPr>
-        <w:jc w:val="both"/>
-        <w:rPr>
-          <w:rFonts w:asciiTheme="majorBidi" w:hAnsiTheme="majorBidi" w:cstheme="majorBidi"/>
-        </w:rPr>
-      </w:pPr>
-      <w:r>
-        <w:rPr>
-          <w:rFonts w:asciiTheme="majorBidi" w:hAnsiTheme="majorBidi" w:cstheme="majorBidi"/>
-        </w:rPr>
-        <w:t xml:space="preserve">            4'b0110: ALUResult = A ^ </w:t>
-      </w:r>
-      <w:proofErr w:type="gramStart"/>
-      <w:r>
-        <w:rPr>
-          <w:rFonts w:asciiTheme="majorBidi" w:hAnsiTheme="majorBidi" w:cstheme="majorBidi"/>
-        </w:rPr>
-        <w:t xml:space="preserve">B;   </w:t>
-      </w:r>
-      <w:proofErr w:type="gramEnd"/>
-      <w:r>
-        <w:rPr>
-          <w:rFonts w:asciiTheme="majorBidi" w:hAnsiTheme="majorBidi" w:cstheme="majorBidi"/>
-        </w:rPr>
-        <w:t xml:space="preserve">        // SUB </w:t>
-      </w:r>
-    </w:p>
-    <w:p>
-      <w:pPr>
-        <w:jc w:val="both"/>
-        <w:rPr>
-          <w:rFonts w:asciiTheme="majorBidi" w:hAnsiTheme="majorBidi" w:cstheme="majorBidi"/>
-        </w:rPr>
-      </w:pPr>
-      <w:r>
-        <w:rPr>
-          <w:rFonts w:asciiTheme="majorBidi" w:hAnsiTheme="majorBidi" w:cstheme="majorBidi"/>
-        </w:rPr>
-        <w:t xml:space="preserve">            4'b0100: ALUResult = A ^ </w:t>
-      </w:r>
-      <w:proofErr w:type="gramStart"/>
-      <w:r>
-        <w:rPr>
-          <w:rFonts w:asciiTheme="majorBidi" w:hAnsiTheme="majorBidi" w:cstheme="majorBidi"/>
-        </w:rPr>
-        <w:t xml:space="preserve">B;   </w:t>
-      </w:r>
-      <w:proofErr w:type="gramEnd"/>
-      <w:r>
-        <w:rPr>
-          <w:rFonts w:asciiTheme="majorBidi" w:hAnsiTheme="majorBidi" w:cstheme="majorBidi"/>
-        </w:rPr>
-        <w:t xml:space="preserve">        // XOR</w:t>
-      </w:r>
-    </w:p>
-    <w:p>
-      <w:pPr>
-        <w:jc w:val="both"/>
-        <w:rPr>
-          <w:rFonts w:asciiTheme="majorBidi" w:hAnsiTheme="majorBidi" w:cstheme="majorBidi"/>
-        </w:rPr>
-      </w:pPr>
-      <w:r>
-        <w:rPr>
-          <w:rFonts w:asciiTheme="majorBidi" w:hAnsiTheme="majorBidi" w:cstheme="majorBidi"/>
-        </w:rPr>
-        <w:t xml:space="preserve">            4'b1000: ALUResult = 1'b</w:t>
-      </w:r>
-      <w:proofErr w:type="gramStart"/>
-      <w:r>
-        <w:rPr>
-          <w:rFonts w:asciiTheme="majorBidi" w:hAnsiTheme="majorBidi" w:cstheme="majorBidi"/>
-        </w:rPr>
-        <w:t xml:space="preserve">0;   </w:t>
-      </w:r>
-      <w:proofErr w:type="gramEnd"/>
-      <w:r>
-        <w:rPr>
-          <w:rFonts w:asciiTheme="majorBidi" w:hAnsiTheme="majorBidi" w:cstheme="majorBidi"/>
-        </w:rPr>
-        <w:t xml:space="preserve">         // SLL </w:t>
-      </w:r>
-    </w:p>
-    <w:p>
-      <w:pPr>
-        <w:jc w:val="both"/>
-        <w:rPr>
-          <w:rFonts w:asciiTheme="majorBidi" w:hAnsiTheme="majorBidi" w:cstheme="majorBidi"/>
-        </w:rPr>
-      </w:pPr>
-      <w:r>
-        <w:rPr>
-          <w:rFonts w:asciiTheme="majorBidi" w:hAnsiTheme="majorBidi" w:cstheme="majorBidi"/>
-        </w:rPr>
-        <w:t xml:space="preserve">            4'b1001: ALUResult = 1'b</w:t>
-      </w:r>
-      <w:proofErr w:type="gramStart"/>
-      <w:r>
-        <w:rPr>
-          <w:rFonts w:asciiTheme="majorBidi" w:hAnsiTheme="majorBidi" w:cstheme="majorBidi"/>
-        </w:rPr>
-        <w:t xml:space="preserve">0;   </w:t>
-      </w:r>
-      <w:proofErr w:type="gramEnd"/>
-      <w:r>
-        <w:rPr>
-          <w:rFonts w:asciiTheme="majorBidi" w:hAnsiTheme="majorBidi" w:cstheme="majorBidi"/>
-        </w:rPr>
-        <w:t xml:space="preserve">         // SRL </w:t>
-      </w:r>
-    </w:p>
-    <w:p>
-      <w:pPr>
-        <w:jc w:val="both"/>
-        <w:rPr>
-          <w:rFonts w:asciiTheme="majorBidi" w:hAnsiTheme="majorBidi" w:cstheme="majorBidi"/>
-        </w:rPr>
-      </w:pPr>
-      <w:r>
-        <w:rPr>
-          <w:rFonts w:asciiTheme="majorBidi" w:hAnsiTheme="majorBidi" w:cstheme="majorBidi"/>
-        </w:rPr>
-        <w:t xml:space="preserve">            default: ALUResult = 1'</w:t>
-      </w:r>
-      <w:proofErr w:type="gramStart"/>
-      <w:r>
-        <w:rPr>
-          <w:rFonts w:asciiTheme="majorBidi" w:hAnsiTheme="majorBidi" w:cstheme="majorBidi"/>
-        </w:rPr>
-        <w:t>b0;</w:t>
-      </w:r>
-      <w:proofErr w:type="gramEnd"/>
-      <w:r>
-        <w:rPr>
-          <w:rFonts w:asciiTheme="majorBidi" w:hAnsiTheme="majorBidi" w:cstheme="majorBidi"/>
-        </w:rPr>
-        <w:t xml:space="preserve">           </w:t>
-      </w:r>
-    </w:p>
-    <w:p>
-      <w:pPr>
-        <w:jc w:val="both"/>
-        <w:rPr>
-          <w:rFonts w:asciiTheme="majorBidi" w:hAnsiTheme="majorBidi" w:cstheme="majorBidi"/>
-        </w:rPr>
-      </w:pPr>
-      <w:r>
-        <w:rPr>
-          <w:rFonts w:asciiTheme="majorBidi" w:hAnsiTheme="majorBidi" w:cstheme="majorBidi"/>
-        </w:rPr>
-        <w:t xml:space="preserve">        endcase</w:t>
-      </w:r>
-    </w:p>
-    <w:p>
-      <w:pPr>
-        <w:jc w:val="both"/>
-        <w:rPr>
-          <w:rFonts w:asciiTheme="majorBidi" w:hAnsiTheme="majorBidi" w:cstheme="majorBidi"/>
-        </w:rPr>
-      </w:pPr>
-      <w:r>
-        <w:rPr>
-          <w:rFonts w:asciiTheme="majorBidi" w:hAnsiTheme="majorBidi" w:cstheme="majorBidi"/>
-        </w:rPr>
-        <w:t xml:space="preserve">    end</w:t>
-      </w:r>
-    </w:p>
-    <w:p>
-      <w:pPr>
-        <w:jc w:val="both"/>
-        <w:rPr>
-          <w:rFonts w:asciiTheme="majorBidi" w:hAnsiTheme="majorBidi" w:cstheme="majorBidi"/>
-        </w:rPr>
-      </w:pPr>
-    </w:p>
-    <w:p>
-      <w:pPr>
-        <w:jc w:val="both"/>
-        <w:rPr>
-          <w:rFonts w:asciiTheme="majorBidi" w:hAnsiTheme="majorBidi" w:cstheme="majorBidi"/>
-        </w:rPr>
-      </w:pPr>
-    </w:p>
-    <w:p>
-      <w:pPr>
-        <w:jc w:val="both"/>
-        <w:rPr>
-          <w:rFonts w:asciiTheme="majorBidi" w:hAnsiTheme="majorBidi" w:cstheme="majorBidi"/>
-        </w:rPr>
-      </w:pPr>
-      <w:r>
-        <w:rPr>
-          <w:rFonts w:asciiTheme="majorBidi" w:hAnsiTheme="majorBidi" w:cstheme="majorBidi"/>
-        </w:rPr>
-        <w:t xml:space="preserve">    assign Zero = ~</w:t>
-      </w:r>
-      <w:proofErr w:type="gramStart"/>
-      <w:r>
-        <w:rPr>
-          <w:rFonts w:asciiTheme="majorBidi" w:hAnsiTheme="majorBidi" w:cstheme="majorBidi"/>
-        </w:rPr>
-        <w:t>ALUResult;</w:t>
-      </w:r>
-      <w:proofErr w:type="gramEnd"/>
-    </w:p>
-    <w:p>
-      <w:pPr>
-        <w:jc w:val="both"/>
-        <w:rPr>
-          <w:rFonts w:asciiTheme="majorBidi" w:hAnsiTheme="majorBidi" w:cstheme="majorBidi"/>
-        </w:rPr>
-      </w:pPr>
-      <w:r>
-        <w:rPr>
-          <w:rFonts w:asciiTheme="majorBidi" w:hAnsiTheme="majorBidi" w:cstheme="majorBidi"/>
-        </w:rPr>
-        <w:lastRenderedPageBreak/>
-        <w:t>endmodule</w:t>
-      </w:r>
-    </w:p>
-    <w:p>
-      <w:pPr>
-        <w:jc w:val="both"/>
-        <w:rPr>
-          <w:rFonts w:asciiTheme="majorBidi" w:hAnsiTheme="majorBidi" w:cstheme="majorBidi"/>
-        </w:rPr>
       </w:pPr>
     </w:p>
     <w:p>
@@ -3281,7 +1573,10 @@
           <w:u w:val="single"/>
         </w:rPr>
       </w:pPr>
-      <w:r>
+    </w:p>
+    <w:p>
+      <w:pPr>
+        <w:jc w:val="both"/>
         <w:rPr>
           <w:rFonts w:asciiTheme="majorBidi" w:hAnsiTheme="majorBidi" w:cstheme="majorBidi"/>
           <w:b/>
@@ -3292,10 +1587,11 @@
           <w:szCs w:val="48"/>
           <w:u w:val="single"/>
         </w:rPr>
-        <w:t xml:space="preserve">Testbench </w:t>
-      </w:r>
-      <w:proofErr w:type="gramStart"/>
-      <w:r>
+      </w:pPr>
+    </w:p>
+    <w:p>
+      <w:pPr>
+        <w:jc w:val="both"/>
         <w:rPr>
           <w:rFonts w:asciiTheme="majorBidi" w:hAnsiTheme="majorBidi" w:cstheme="majorBidi"/>
           <w:b/>
@@ -3306,9 +1602,7 @@
           <w:szCs w:val="48"/>
           <w:u w:val="single"/>
         </w:rPr>
-        <w:t>files:-</w:t>
-      </w:r>
-      <w:proofErr w:type="gramEnd"/>
+      </w:pPr>
     </w:p>
     <w:p>
       <w:pPr>
@@ -3324,8 +1618,10 @@
           <w:u w:val="single"/>
         </w:rPr>
       </w:pPr>
-      <w:proofErr w:type="gramStart"/>
-      <w:r>
+    </w:p>
+    <w:p>
+      <w:pPr>
+        <w:jc w:val="both"/>
         <w:rPr>
           <w:rFonts w:asciiTheme="majorBidi" w:hAnsiTheme="majorBidi" w:cstheme="majorBidi"/>
           <w:b/>
@@ -3336,935 +1632,6 @@
           <w:szCs w:val="48"/>
           <w:u w:val="single"/>
         </w:rPr>
-        <w:t>1:-</w:t>
-      </w:r>
-      <w:proofErr w:type="gramEnd"/>
-    </w:p>
-    <w:p>
-      <w:pPr>
-        <w:jc w:val="both"/>
-        <w:rPr>
-          <w:rFonts w:asciiTheme="majorBidi" w:hAnsiTheme="majorBidi" w:cstheme="majorBidi"/>
-        </w:rPr>
-      </w:pPr>
-      <w:r>
-        <w:rPr>
-          <w:rFonts w:asciiTheme="majorBidi" w:hAnsiTheme="majorBidi" w:cstheme="majorBidi"/>
-        </w:rPr>
-        <w:t>`timescale 1ns / 1ps</w:t>
-      </w:r>
-    </w:p>
-    <w:p>
-      <w:pPr>
-        <w:jc w:val="both"/>
-        <w:rPr>
-          <w:rFonts w:asciiTheme="majorBidi" w:hAnsiTheme="majorBidi" w:cstheme="majorBidi"/>
-        </w:rPr>
-      </w:pPr>
-      <w:r>
-        <w:rPr>
-          <w:rFonts w:asciiTheme="majorBidi" w:hAnsiTheme="majorBidi" w:cstheme="majorBidi"/>
-        </w:rPr>
-        <w:t>module alu_1bit_</w:t>
-      </w:r>
-      <w:proofErr w:type="gramStart"/>
-      <w:r>
-        <w:rPr>
-          <w:rFonts w:asciiTheme="majorBidi" w:hAnsiTheme="majorBidi" w:cstheme="majorBidi"/>
-        </w:rPr>
-        <w:t>tb;</w:t>
-      </w:r>
-      <w:proofErr w:type="gramEnd"/>
-    </w:p>
-    <w:p>
-      <w:pPr>
-        <w:jc w:val="both"/>
-        <w:rPr>
-          <w:rFonts w:asciiTheme="majorBidi" w:hAnsiTheme="majorBidi" w:cstheme="majorBidi"/>
-        </w:rPr>
-      </w:pPr>
-      <w:r>
-        <w:rPr>
-          <w:rFonts w:asciiTheme="majorBidi" w:hAnsiTheme="majorBidi" w:cstheme="majorBidi"/>
-        </w:rPr>
-        <w:t xml:space="preserve">    // Inputs</w:t>
-      </w:r>
-    </w:p>
-    <w:p>
-      <w:pPr>
-        <w:jc w:val="both"/>
-        <w:rPr>
-          <w:rFonts w:asciiTheme="majorBidi" w:hAnsiTheme="majorBidi" w:cstheme="majorBidi"/>
-        </w:rPr>
-      </w:pPr>
-      <w:r>
-        <w:rPr>
-          <w:rFonts w:asciiTheme="majorBidi" w:hAnsiTheme="majorBidi" w:cstheme="majorBidi"/>
-        </w:rPr>
-        <w:t xml:space="preserve">    reg </w:t>
-      </w:r>
-      <w:proofErr w:type="gramStart"/>
-      <w:r>
-        <w:rPr>
-          <w:rFonts w:asciiTheme="majorBidi" w:hAnsiTheme="majorBidi" w:cstheme="majorBidi"/>
-        </w:rPr>
-        <w:t>A;</w:t>
-      </w:r>
-      <w:proofErr w:type="gramEnd"/>
-    </w:p>
-    <w:p>
-      <w:pPr>
-        <w:jc w:val="both"/>
-        <w:rPr>
-          <w:rFonts w:asciiTheme="majorBidi" w:hAnsiTheme="majorBidi" w:cstheme="majorBidi"/>
-        </w:rPr>
-      </w:pPr>
-      <w:r>
-        <w:rPr>
-          <w:rFonts w:asciiTheme="majorBidi" w:hAnsiTheme="majorBidi" w:cstheme="majorBidi"/>
-        </w:rPr>
-        <w:t xml:space="preserve">    reg </w:t>
-      </w:r>
-      <w:proofErr w:type="gramStart"/>
-      <w:r>
-        <w:rPr>
-          <w:rFonts w:asciiTheme="majorBidi" w:hAnsiTheme="majorBidi" w:cstheme="majorBidi"/>
-        </w:rPr>
-        <w:t>B;</w:t>
-      </w:r>
-      <w:proofErr w:type="gramEnd"/>
-    </w:p>
-    <w:p>
-      <w:pPr>
-        <w:jc w:val="both"/>
-        <w:rPr>
-          <w:rFonts w:asciiTheme="majorBidi" w:hAnsiTheme="majorBidi" w:cstheme="majorBidi"/>
-        </w:rPr>
-      </w:pPr>
-      <w:r>
-        <w:rPr>
-          <w:rFonts w:asciiTheme="majorBidi" w:hAnsiTheme="majorBidi" w:cstheme="majorBidi"/>
-        </w:rPr>
-        <w:t xml:space="preserve">    reg [3:0] </w:t>
-      </w:r>
-      <w:proofErr w:type="gramStart"/>
-      <w:r>
-        <w:rPr>
-          <w:rFonts w:asciiTheme="majorBidi" w:hAnsiTheme="majorBidi" w:cstheme="majorBidi"/>
-        </w:rPr>
-        <w:t>ALUControl;</w:t>
-      </w:r>
-      <w:proofErr w:type="gramEnd"/>
-    </w:p>
-    <w:p>
-      <w:pPr>
-        <w:jc w:val="both"/>
-        <w:rPr>
-          <w:rFonts w:asciiTheme="majorBidi" w:hAnsiTheme="majorBidi" w:cstheme="majorBidi"/>
-        </w:rPr>
-      </w:pPr>
-      <w:r>
-        <w:rPr>
-          <w:rFonts w:asciiTheme="majorBidi" w:hAnsiTheme="majorBidi" w:cstheme="majorBidi"/>
-        </w:rPr>
-        <w:t xml:space="preserve">    // Outputs</w:t>
-      </w:r>
-    </w:p>
-    <w:p>
-      <w:pPr>
-        <w:jc w:val="both"/>
-        <w:rPr>
-          <w:rFonts w:asciiTheme="majorBidi" w:hAnsiTheme="majorBidi" w:cstheme="majorBidi"/>
-        </w:rPr>
-      </w:pPr>
-      <w:r>
-        <w:rPr>
-          <w:rFonts w:asciiTheme="majorBidi" w:hAnsiTheme="majorBidi" w:cstheme="majorBidi"/>
-        </w:rPr>
-        <w:t xml:space="preserve">    wire </w:t>
-      </w:r>
-      <w:proofErr w:type="gramStart"/>
-      <w:r>
-        <w:rPr>
-          <w:rFonts w:asciiTheme="majorBidi" w:hAnsiTheme="majorBidi" w:cstheme="majorBidi"/>
-        </w:rPr>
-        <w:t>ALUResult;</w:t>
-      </w:r>
-      <w:proofErr w:type="gramEnd"/>
-    </w:p>
-    <w:p>
-      <w:pPr>
-        <w:jc w:val="both"/>
-        <w:rPr>
-          <w:rFonts w:asciiTheme="majorBidi" w:hAnsiTheme="majorBidi" w:cstheme="majorBidi"/>
-        </w:rPr>
-      </w:pPr>
-      <w:r>
-        <w:rPr>
-          <w:rFonts w:asciiTheme="majorBidi" w:hAnsiTheme="majorBidi" w:cstheme="majorBidi"/>
-        </w:rPr>
-        <w:t xml:space="preserve">    wire </w:t>
-      </w:r>
-      <w:proofErr w:type="gramStart"/>
-      <w:r>
-        <w:rPr>
-          <w:rFonts w:asciiTheme="majorBidi" w:hAnsiTheme="majorBidi" w:cstheme="majorBidi"/>
-        </w:rPr>
-        <w:t>Zero;</w:t>
-      </w:r>
-      <w:proofErr w:type="gramEnd"/>
-    </w:p>
-    <w:p>
-      <w:pPr>
-        <w:jc w:val="both"/>
-        <w:rPr>
-          <w:rFonts w:asciiTheme="majorBidi" w:hAnsiTheme="majorBidi" w:cstheme="majorBidi"/>
-        </w:rPr>
-      </w:pPr>
-      <w:r>
-        <w:rPr>
-          <w:rFonts w:asciiTheme="majorBidi" w:hAnsiTheme="majorBidi" w:cstheme="majorBidi"/>
-        </w:rPr>
-        <w:t xml:space="preserve">    // Instantiate the Unit Under Test (UUT)</w:t>
-      </w:r>
-    </w:p>
-    <w:p>
-      <w:pPr>
-        <w:jc w:val="both"/>
-        <w:rPr>
-          <w:rFonts w:asciiTheme="majorBidi" w:hAnsiTheme="majorBidi" w:cstheme="majorBidi"/>
-        </w:rPr>
-      </w:pPr>
-      <w:r>
-        <w:rPr>
-          <w:rFonts w:asciiTheme="majorBidi" w:hAnsiTheme="majorBidi" w:cstheme="majorBidi"/>
-        </w:rPr>
-        <w:t xml:space="preserve">    alu_1bit uut (</w:t>
-      </w:r>
-    </w:p>
-    <w:p>
-      <w:pPr>
-        <w:jc w:val="both"/>
-        <w:rPr>
-          <w:rFonts w:asciiTheme="majorBidi" w:hAnsiTheme="majorBidi" w:cstheme="majorBidi"/>
-        </w:rPr>
-      </w:pPr>
-      <w:r>
-        <w:rPr>
-          <w:rFonts w:asciiTheme="majorBidi" w:hAnsiTheme="majorBidi" w:cstheme="majorBidi"/>
-        </w:rPr>
-        <w:t xml:space="preserve">        </w:t>
-      </w:r>
-      <w:proofErr w:type="gramStart"/>
-      <w:r>
-        <w:rPr>
-          <w:rFonts w:asciiTheme="majorBidi" w:hAnsiTheme="majorBidi" w:cstheme="majorBidi"/>
-        </w:rPr>
-        <w:t>.A</w:t>
-      </w:r>
-      <w:proofErr w:type="gramEnd"/>
-      <w:r>
-        <w:rPr>
-          <w:rFonts w:asciiTheme="majorBidi" w:hAnsiTheme="majorBidi" w:cstheme="majorBidi"/>
-        </w:rPr>
-        <w:t>(A),</w:t>
-      </w:r>
-    </w:p>
-    <w:p>
-      <w:pPr>
-        <w:jc w:val="both"/>
-        <w:rPr>
-          <w:rFonts w:asciiTheme="majorBidi" w:hAnsiTheme="majorBidi" w:cstheme="majorBidi"/>
-        </w:rPr>
-      </w:pPr>
-      <w:r>
-        <w:rPr>
-          <w:rFonts w:asciiTheme="majorBidi" w:hAnsiTheme="majorBidi" w:cstheme="majorBidi"/>
-        </w:rPr>
-        <w:t xml:space="preserve">        </w:t>
-      </w:r>
-      <w:proofErr w:type="gramStart"/>
-      <w:r>
-        <w:rPr>
-          <w:rFonts w:asciiTheme="majorBidi" w:hAnsiTheme="majorBidi" w:cstheme="majorBidi"/>
-        </w:rPr>
-        <w:t>.B</w:t>
-      </w:r>
-      <w:proofErr w:type="gramEnd"/>
-      <w:r>
-        <w:rPr>
-          <w:rFonts w:asciiTheme="majorBidi" w:hAnsiTheme="majorBidi" w:cstheme="majorBidi"/>
-        </w:rPr>
-        <w:t>(B),</w:t>
-      </w:r>
-    </w:p>
-    <w:p>
-      <w:pPr>
-        <w:jc w:val="both"/>
-        <w:rPr>
-          <w:rFonts w:asciiTheme="majorBidi" w:hAnsiTheme="majorBidi" w:cstheme="majorBidi"/>
-        </w:rPr>
-      </w:pPr>
-      <w:r>
-        <w:rPr>
-          <w:rFonts w:asciiTheme="majorBidi" w:hAnsiTheme="majorBidi" w:cstheme="majorBidi"/>
-        </w:rPr>
-        <w:t xml:space="preserve">        </w:t>
-      </w:r>
-      <w:proofErr w:type="gramStart"/>
-      <w:r>
-        <w:rPr>
-          <w:rFonts w:asciiTheme="majorBidi" w:hAnsiTheme="majorBidi" w:cstheme="majorBidi"/>
-        </w:rPr>
-        <w:t>.ALUControl</w:t>
-      </w:r>
-      <w:proofErr w:type="gramEnd"/>
-      <w:r>
-        <w:rPr>
-          <w:rFonts w:asciiTheme="majorBidi" w:hAnsiTheme="majorBidi" w:cstheme="majorBidi"/>
-        </w:rPr>
-        <w:t>(ALUControl),</w:t>
-      </w:r>
-    </w:p>
-    <w:p>
-      <w:pPr>
-        <w:jc w:val="both"/>
-        <w:rPr>
-          <w:rFonts w:asciiTheme="majorBidi" w:hAnsiTheme="majorBidi" w:cstheme="majorBidi"/>
-        </w:rPr>
-      </w:pPr>
-      <w:r>
-        <w:rPr>
-          <w:rFonts w:asciiTheme="majorBidi" w:hAnsiTheme="majorBidi" w:cstheme="majorBidi"/>
-        </w:rPr>
-        <w:t xml:space="preserve">        </w:t>
-      </w:r>
-      <w:proofErr w:type="gramStart"/>
-      <w:r>
-        <w:rPr>
-          <w:rFonts w:asciiTheme="majorBidi" w:hAnsiTheme="majorBidi" w:cstheme="majorBidi"/>
-        </w:rPr>
-        <w:t>.ALUResult</w:t>
-      </w:r>
-      <w:proofErr w:type="gramEnd"/>
-      <w:r>
-        <w:rPr>
-          <w:rFonts w:asciiTheme="majorBidi" w:hAnsiTheme="majorBidi" w:cstheme="majorBidi"/>
-        </w:rPr>
-        <w:t>(ALUResult),</w:t>
-      </w:r>
-    </w:p>
-    <w:p>
-      <w:pPr>
-        <w:jc w:val="both"/>
-        <w:rPr>
-          <w:rFonts w:asciiTheme="majorBidi" w:hAnsiTheme="majorBidi" w:cstheme="majorBidi"/>
-        </w:rPr>
-      </w:pPr>
-      <w:r>
-        <w:rPr>
-          <w:rFonts w:asciiTheme="majorBidi" w:hAnsiTheme="majorBidi" w:cstheme="majorBidi"/>
-        </w:rPr>
-        <w:t xml:space="preserve">        </w:t>
-      </w:r>
-      <w:proofErr w:type="gramStart"/>
-      <w:r>
-        <w:rPr>
-          <w:rFonts w:asciiTheme="majorBidi" w:hAnsiTheme="majorBidi" w:cstheme="majorBidi"/>
-        </w:rPr>
-        <w:t>.Zero</w:t>
-      </w:r>
-      <w:proofErr w:type="gramEnd"/>
-      <w:r>
-        <w:rPr>
-          <w:rFonts w:asciiTheme="majorBidi" w:hAnsiTheme="majorBidi" w:cstheme="majorBidi"/>
-        </w:rPr>
-        <w:t>(Zero)</w:t>
-      </w:r>
-    </w:p>
-    <w:p>
-      <w:pPr>
-        <w:jc w:val="both"/>
-        <w:rPr>
-          <w:rFonts w:asciiTheme="majorBidi" w:hAnsiTheme="majorBidi" w:cstheme="majorBidi"/>
-        </w:rPr>
-      </w:pPr>
-      <w:r>
-        <w:rPr>
-          <w:rFonts w:asciiTheme="majorBidi" w:hAnsiTheme="majorBidi" w:cstheme="majorBidi"/>
-        </w:rPr>
-        <w:t xml:space="preserve">    </w:t>
-      </w:r>
-      <w:proofErr w:type="gramStart"/>
-      <w:r>
-        <w:rPr>
-          <w:rFonts w:asciiTheme="majorBidi" w:hAnsiTheme="majorBidi" w:cstheme="majorBidi"/>
-        </w:rPr>
-        <w:t>);</w:t>
-      </w:r>
-      <w:proofErr w:type="gramEnd"/>
-    </w:p>
-    <w:p>
-      <w:pPr>
-        <w:jc w:val="both"/>
-        <w:rPr>
-          <w:rFonts w:asciiTheme="majorBidi" w:hAnsiTheme="majorBidi" w:cstheme="majorBidi"/>
-        </w:rPr>
-      </w:pPr>
-      <w:r>
-        <w:rPr>
-          <w:rFonts w:asciiTheme="majorBidi" w:hAnsiTheme="majorBidi" w:cstheme="majorBidi"/>
-        </w:rPr>
-        <w:t xml:space="preserve">    initial begin</w:t>
-      </w:r>
-    </w:p>
-    <w:p>
-      <w:pPr>
-        <w:jc w:val="both"/>
-        <w:rPr>
-          <w:rFonts w:asciiTheme="majorBidi" w:hAnsiTheme="majorBidi" w:cstheme="majorBidi"/>
-        </w:rPr>
-      </w:pPr>
-      <w:r>
-        <w:rPr>
-          <w:rFonts w:asciiTheme="majorBidi" w:hAnsiTheme="majorBidi" w:cstheme="majorBidi"/>
-        </w:rPr>
-        <w:t xml:space="preserve">        // Initialize Inputs</w:t>
-      </w:r>
-    </w:p>
-    <w:p>
-      <w:pPr>
-        <w:jc w:val="both"/>
-        <w:rPr>
-          <w:rFonts w:asciiTheme="majorBidi" w:hAnsiTheme="majorBidi" w:cstheme="majorBidi"/>
-        </w:rPr>
-      </w:pPr>
-      <w:r>
-        <w:rPr>
-          <w:rFonts w:asciiTheme="majorBidi" w:hAnsiTheme="majorBidi" w:cstheme="majorBidi"/>
-        </w:rPr>
-        <w:t xml:space="preserve">        A = </w:t>
-      </w:r>
-      <w:proofErr w:type="gramStart"/>
-      <w:r>
-        <w:rPr>
-          <w:rFonts w:asciiTheme="majorBidi" w:hAnsiTheme="majorBidi" w:cstheme="majorBidi"/>
-        </w:rPr>
-        <w:t>0;</w:t>
-      </w:r>
-      <w:proofErr w:type="gramEnd"/>
-    </w:p>
-    <w:p>
-      <w:pPr>
-        <w:jc w:val="both"/>
-        <w:rPr>
-          <w:rFonts w:asciiTheme="majorBidi" w:hAnsiTheme="majorBidi" w:cstheme="majorBidi"/>
-        </w:rPr>
-      </w:pPr>
-      <w:r>
-        <w:rPr>
-          <w:rFonts w:asciiTheme="majorBidi" w:hAnsiTheme="majorBidi" w:cstheme="majorBidi"/>
-        </w:rPr>
-        <w:t xml:space="preserve">        B = </w:t>
-      </w:r>
-      <w:proofErr w:type="gramStart"/>
-      <w:r>
-        <w:rPr>
-          <w:rFonts w:asciiTheme="majorBidi" w:hAnsiTheme="majorBidi" w:cstheme="majorBidi"/>
-        </w:rPr>
-        <w:t>0;</w:t>
-      </w:r>
-      <w:proofErr w:type="gramEnd"/>
-    </w:p>
-    <w:p>
-      <w:pPr>
-        <w:jc w:val="both"/>
-        <w:rPr>
-          <w:rFonts w:asciiTheme="majorBidi" w:hAnsiTheme="majorBidi" w:cstheme="majorBidi"/>
-        </w:rPr>
-      </w:pPr>
-      <w:r>
-        <w:rPr>
-          <w:rFonts w:asciiTheme="majorBidi" w:hAnsiTheme="majorBidi" w:cstheme="majorBidi"/>
-        </w:rPr>
-        <w:t xml:space="preserve">        ALUControl = </w:t>
-      </w:r>
-      <w:proofErr w:type="gramStart"/>
-      <w:r>
-        <w:rPr>
-          <w:rFonts w:asciiTheme="majorBidi" w:hAnsiTheme="majorBidi" w:cstheme="majorBidi"/>
-        </w:rPr>
-        <w:t>0;</w:t>
-      </w:r>
-      <w:proofErr w:type="gramEnd"/>
-    </w:p>
-    <w:p>
-      <w:pPr>
-        <w:jc w:val="both"/>
-        <w:rPr>
-          <w:rFonts w:asciiTheme="majorBidi" w:hAnsiTheme="majorBidi" w:cstheme="majorBidi"/>
-        </w:rPr>
-      </w:pPr>
-      <w:r>
-        <w:rPr>
-          <w:rFonts w:asciiTheme="majorBidi" w:hAnsiTheme="majorBidi" w:cstheme="majorBidi"/>
-        </w:rPr>
-        <w:t xml:space="preserve">        // Wait 10 ns for global reset to finish</w:t>
-      </w:r>
-    </w:p>
-    <w:p>
-      <w:pPr>
-        <w:jc w:val="both"/>
-        <w:rPr>
-          <w:rFonts w:asciiTheme="majorBidi" w:hAnsiTheme="majorBidi" w:cstheme="majorBidi"/>
-        </w:rPr>
-      </w:pPr>
-      <w:r>
-        <w:rPr>
-          <w:rFonts w:asciiTheme="majorBidi" w:hAnsiTheme="majorBidi" w:cstheme="majorBidi"/>
-        </w:rPr>
-        <w:t xml:space="preserve">        </w:t>
-      </w:r>
-      <w:proofErr w:type="gramStart"/>
-      <w:r>
-        <w:rPr>
-          <w:rFonts w:asciiTheme="majorBidi" w:hAnsiTheme="majorBidi" w:cstheme="majorBidi"/>
-        </w:rPr>
-        <w:t>#10;</w:t>
-      </w:r>
-      <w:proofErr w:type="gramEnd"/>
-    </w:p>
-    <w:p>
-      <w:pPr>
-        <w:jc w:val="both"/>
-        <w:rPr>
-          <w:rFonts w:asciiTheme="majorBidi" w:hAnsiTheme="majorBidi" w:cstheme="majorBidi"/>
-        </w:rPr>
-      </w:pPr>
-      <w:r>
-        <w:rPr>
-          <w:rFonts w:asciiTheme="majorBidi" w:hAnsiTheme="majorBidi" w:cstheme="majorBidi"/>
-        </w:rPr>
-        <w:t xml:space="preserve">        // Print header for the console output</w:t>
-      </w:r>
-    </w:p>
-    <w:p>
-      <w:pPr>
-        <w:jc w:val="both"/>
-        <w:rPr>
-          <w:rFonts w:asciiTheme="majorBidi" w:hAnsiTheme="majorBidi" w:cstheme="majorBidi"/>
-        </w:rPr>
-      </w:pPr>
-      <w:r>
-        <w:rPr>
-          <w:rFonts w:asciiTheme="majorBidi" w:hAnsiTheme="majorBidi" w:cstheme="majorBidi"/>
-        </w:rPr>
-        <w:t xml:space="preserve">        // Test 1: AND</w:t>
-      </w:r>
-    </w:p>
-    <w:p>
-      <w:pPr>
-        <w:jc w:val="both"/>
-        <w:rPr>
-          <w:rFonts w:asciiTheme="majorBidi" w:hAnsiTheme="majorBidi" w:cstheme="majorBidi"/>
-        </w:rPr>
-      </w:pPr>
-      <w:r>
-        <w:rPr>
-          <w:rFonts w:asciiTheme="majorBidi" w:hAnsiTheme="majorBidi" w:cstheme="majorBidi"/>
-        </w:rPr>
-        <w:t xml:space="preserve">        ALUControl = 4'b0000; A = 1'b1; B = 1'b1; </w:t>
-      </w:r>
-      <w:proofErr w:type="gramStart"/>
-      <w:r>
-        <w:rPr>
-          <w:rFonts w:asciiTheme="majorBidi" w:hAnsiTheme="majorBidi" w:cstheme="majorBidi"/>
-        </w:rPr>
-        <w:t>#10;</w:t>
-      </w:r>
-      <w:proofErr w:type="gramEnd"/>
-    </w:p>
-    <w:p>
-      <w:pPr>
-        <w:jc w:val="both"/>
-        <w:rPr>
-          <w:rFonts w:asciiTheme="majorBidi" w:hAnsiTheme="majorBidi" w:cstheme="majorBidi"/>
-        </w:rPr>
-      </w:pPr>
-      <w:r>
-        <w:rPr>
-          <w:rFonts w:asciiTheme="majorBidi" w:hAnsiTheme="majorBidi" w:cstheme="majorBidi"/>
-        </w:rPr>
-        <w:t xml:space="preserve">        ALUControl = 4'b0000; A = 1'b1; B = 1'b0; </w:t>
-      </w:r>
-      <w:proofErr w:type="gramStart"/>
-      <w:r>
-        <w:rPr>
-          <w:rFonts w:asciiTheme="majorBidi" w:hAnsiTheme="majorBidi" w:cstheme="majorBidi"/>
-        </w:rPr>
-        <w:t>#10;</w:t>
-      </w:r>
-      <w:proofErr w:type="gramEnd"/>
-    </w:p>
-    <w:p>
-      <w:pPr>
-        <w:jc w:val="both"/>
-        <w:rPr>
-          <w:rFonts w:asciiTheme="majorBidi" w:hAnsiTheme="majorBidi" w:cstheme="majorBidi"/>
-        </w:rPr>
-      </w:pPr>
-      <w:r>
-        <w:rPr>
-          <w:rFonts w:asciiTheme="majorBidi" w:hAnsiTheme="majorBidi" w:cstheme="majorBidi"/>
-        </w:rPr>
-        <w:t xml:space="preserve">        // Test 2: OR</w:t>
-      </w:r>
-    </w:p>
-    <w:p>
-      <w:pPr>
-        <w:jc w:val="both"/>
-        <w:rPr>
-          <w:rFonts w:asciiTheme="majorBidi" w:hAnsiTheme="majorBidi" w:cstheme="majorBidi"/>
-        </w:rPr>
-      </w:pPr>
-      <w:r>
-        <w:rPr>
-          <w:rFonts w:asciiTheme="majorBidi" w:hAnsiTheme="majorBidi" w:cstheme="majorBidi"/>
-        </w:rPr>
-        <w:t xml:space="preserve">        ALUControl = 4'b0001; A = 1'b0; B = 1'b1; </w:t>
-      </w:r>
-      <w:proofErr w:type="gramStart"/>
-      <w:r>
-        <w:rPr>
-          <w:rFonts w:asciiTheme="majorBidi" w:hAnsiTheme="majorBidi" w:cstheme="majorBidi"/>
-        </w:rPr>
-        <w:t>#10;</w:t>
-      </w:r>
-      <w:proofErr w:type="gramEnd"/>
-    </w:p>
-    <w:p>
-      <w:pPr>
-        <w:jc w:val="both"/>
-        <w:rPr>
-          <w:rFonts w:asciiTheme="majorBidi" w:hAnsiTheme="majorBidi" w:cstheme="majorBidi"/>
-        </w:rPr>
-      </w:pPr>
-      <w:r>
-        <w:rPr>
-          <w:rFonts w:asciiTheme="majorBidi" w:hAnsiTheme="majorBidi" w:cstheme="majorBidi"/>
-        </w:rPr>
-        <w:t xml:space="preserve">        ALUControl = 4'b0001; A = 1'b0; B = 1'b0; </w:t>
-      </w:r>
-      <w:proofErr w:type="gramStart"/>
-      <w:r>
-        <w:rPr>
-          <w:rFonts w:asciiTheme="majorBidi" w:hAnsiTheme="majorBidi" w:cstheme="majorBidi"/>
-        </w:rPr>
-        <w:t>#10;</w:t>
-      </w:r>
-      <w:proofErr w:type="gramEnd"/>
-    </w:p>
-    <w:p>
-      <w:pPr>
-        <w:jc w:val="both"/>
-        <w:rPr>
-          <w:rFonts w:asciiTheme="majorBidi" w:hAnsiTheme="majorBidi" w:cstheme="majorBidi"/>
-        </w:rPr>
-      </w:pPr>
-      <w:r>
-        <w:rPr>
-          <w:rFonts w:asciiTheme="majorBidi" w:hAnsiTheme="majorBidi" w:cstheme="majorBidi"/>
-        </w:rPr>
-        <w:t xml:space="preserve">        // Test 3: ADD (Acts as XOR in this dataless 1-bit version)</w:t>
-      </w:r>
-    </w:p>
-    <w:p>
-      <w:pPr>
-        <w:jc w:val="both"/>
-        <w:rPr>
-          <w:rFonts w:asciiTheme="majorBidi" w:hAnsiTheme="majorBidi" w:cstheme="majorBidi"/>
-        </w:rPr>
-      </w:pPr>
-      <w:r>
-        <w:rPr>
-          <w:rFonts w:asciiTheme="majorBidi" w:hAnsiTheme="majorBidi" w:cstheme="majorBidi"/>
-        </w:rPr>
-        <w:t xml:space="preserve">        ALUControl = 4'b0010; A = 1'b1; B = 1'b0; </w:t>
-      </w:r>
-      <w:proofErr w:type="gramStart"/>
-      <w:r>
-        <w:rPr>
-          <w:rFonts w:asciiTheme="majorBidi" w:hAnsiTheme="majorBidi" w:cstheme="majorBidi"/>
-        </w:rPr>
-        <w:t>#10;</w:t>
-      </w:r>
-      <w:proofErr w:type="gramEnd"/>
-    </w:p>
-    <w:p>
-      <w:pPr>
-        <w:jc w:val="both"/>
-        <w:rPr>
-          <w:rFonts w:asciiTheme="majorBidi" w:hAnsiTheme="majorBidi" w:cstheme="majorBidi"/>
-        </w:rPr>
-      </w:pPr>
-      <w:r>
-        <w:rPr>
-          <w:rFonts w:asciiTheme="majorBidi" w:hAnsiTheme="majorBidi" w:cstheme="majorBidi"/>
-        </w:rPr>
-        <w:t xml:space="preserve">        ALUControl = 4'b0010; A = 1'b1; B = 1'b1; #10; // Result should be 0, Zero flag 1</w:t>
-      </w:r>
-    </w:p>
-    <w:p>
-      <w:pPr>
-        <w:jc w:val="both"/>
-        <w:rPr>
-          <w:rFonts w:asciiTheme="majorBidi" w:hAnsiTheme="majorBidi" w:cstheme="majorBidi"/>
-        </w:rPr>
-      </w:pPr>
-      <w:r>
-        <w:rPr>
-          <w:rFonts w:asciiTheme="majorBidi" w:hAnsiTheme="majorBidi" w:cstheme="majorBidi"/>
-        </w:rPr>
-        <w:t xml:space="preserve">        // Test 4: SUB (Acts as XOR)</w:t>
-      </w:r>
-    </w:p>
-    <w:p>
-      <w:pPr>
-        <w:jc w:val="both"/>
-        <w:rPr>
-          <w:rFonts w:asciiTheme="majorBidi" w:hAnsiTheme="majorBidi" w:cstheme="majorBidi"/>
-        </w:rPr>
-      </w:pPr>
-      <w:r>
-        <w:rPr>
-          <w:rFonts w:asciiTheme="majorBidi" w:hAnsiTheme="majorBidi" w:cstheme="majorBidi"/>
-        </w:rPr>
-        <w:t xml:space="preserve">        ALUControl = 4'b0110; A = 1'b1; B = 1'b1; #10; // Result should be 0, Zero flag 1</w:t>
-      </w:r>
-    </w:p>
-    <w:p>
-      <w:pPr>
-        <w:jc w:val="both"/>
-        <w:rPr>
-          <w:rFonts w:asciiTheme="majorBidi" w:hAnsiTheme="majorBidi" w:cstheme="majorBidi"/>
-        </w:rPr>
-      </w:pPr>
-      <w:r>
-        <w:rPr>
-          <w:rFonts w:asciiTheme="majorBidi" w:hAnsiTheme="majorBidi" w:cstheme="majorBidi"/>
-        </w:rPr>
-        <w:t xml:space="preserve">        ALUControl = 4'b0110; A = 1'b0; B = 1'b1; </w:t>
-      </w:r>
-      <w:proofErr w:type="gramStart"/>
-      <w:r>
-        <w:rPr>
-          <w:rFonts w:asciiTheme="majorBidi" w:hAnsiTheme="majorBidi" w:cstheme="majorBidi"/>
-        </w:rPr>
-        <w:t>#10;</w:t>
-      </w:r>
-      <w:proofErr w:type="gramEnd"/>
-    </w:p>
-    <w:p>
-      <w:pPr>
-        <w:jc w:val="both"/>
-        <w:rPr>
-          <w:rFonts w:asciiTheme="majorBidi" w:hAnsiTheme="majorBidi" w:cstheme="majorBidi"/>
-        </w:rPr>
-      </w:pPr>
-      <w:r>
-        <w:rPr>
-          <w:rFonts w:asciiTheme="majorBidi" w:hAnsiTheme="majorBidi" w:cstheme="majorBidi"/>
-        </w:rPr>
-        <w:t xml:space="preserve">        // Test 5: XOR</w:t>
-      </w:r>
-    </w:p>
-    <w:p>
-      <w:pPr>
-        <w:jc w:val="both"/>
-        <w:rPr>
-          <w:rFonts w:asciiTheme="majorBidi" w:hAnsiTheme="majorBidi" w:cstheme="majorBidi"/>
-        </w:rPr>
-      </w:pPr>
-      <w:r>
-        <w:rPr>
-          <w:rFonts w:asciiTheme="majorBidi" w:hAnsiTheme="majorBidi" w:cstheme="majorBidi"/>
-        </w:rPr>
-        <w:t xml:space="preserve">        ALUControl = 4'b0100; A = 1'b1; B = 1'b0; </w:t>
-      </w:r>
-      <w:proofErr w:type="gramStart"/>
-      <w:r>
-        <w:rPr>
-          <w:rFonts w:asciiTheme="majorBidi" w:hAnsiTheme="majorBidi" w:cstheme="majorBidi"/>
-        </w:rPr>
-        <w:t>#10;</w:t>
-      </w:r>
-      <w:proofErr w:type="gramEnd"/>
-    </w:p>
-    <w:p>
-      <w:pPr>
-        <w:jc w:val="both"/>
-        <w:rPr>
-          <w:rFonts w:asciiTheme="majorBidi" w:hAnsiTheme="majorBidi" w:cstheme="majorBidi"/>
-        </w:rPr>
-      </w:pPr>
-      <w:r>
-        <w:rPr>
-          <w:rFonts w:asciiTheme="majorBidi" w:hAnsiTheme="majorBidi" w:cstheme="majorBidi"/>
-        </w:rPr>
-        <w:t xml:space="preserve">        // Test 6: SLL (Expected to output 0 as per our 1-bit module)</w:t>
-      </w:r>
-    </w:p>
-    <w:p>
-      <w:pPr>
-        <w:jc w:val="both"/>
-        <w:rPr>
-          <w:rFonts w:asciiTheme="majorBidi" w:hAnsiTheme="majorBidi" w:cstheme="majorBidi"/>
-        </w:rPr>
-      </w:pPr>
-      <w:r>
-        <w:rPr>
-          <w:rFonts w:asciiTheme="majorBidi" w:hAnsiTheme="majorBidi" w:cstheme="majorBidi"/>
-        </w:rPr>
-        <w:lastRenderedPageBreak/>
-        <w:t xml:space="preserve">        ALUControl = 4'b1000; A = 1'b1; B = 1'b1; </w:t>
-      </w:r>
-      <w:proofErr w:type="gramStart"/>
-      <w:r>
-        <w:rPr>
-          <w:rFonts w:asciiTheme="majorBidi" w:hAnsiTheme="majorBidi" w:cstheme="majorBidi"/>
-        </w:rPr>
-        <w:t>#10;</w:t>
-      </w:r>
-      <w:proofErr w:type="gramEnd"/>
-    </w:p>
-    <w:p>
-      <w:pPr>
-        <w:jc w:val="both"/>
-        <w:rPr>
-          <w:rFonts w:asciiTheme="majorBidi" w:hAnsiTheme="majorBidi" w:cstheme="majorBidi"/>
-        </w:rPr>
-      </w:pPr>
-      <w:r>
-        <w:rPr>
-          <w:rFonts w:asciiTheme="majorBidi" w:hAnsiTheme="majorBidi" w:cstheme="majorBidi"/>
-        </w:rPr>
-        <w:t xml:space="preserve">        // Test 7: SRL (Expected to output 0)</w:t>
-      </w:r>
-    </w:p>
-    <w:p>
-      <w:pPr>
-        <w:jc w:val="both"/>
-        <w:rPr>
-          <w:rFonts w:asciiTheme="majorBidi" w:hAnsiTheme="majorBidi" w:cstheme="majorBidi"/>
-        </w:rPr>
-      </w:pPr>
-      <w:r>
-        <w:rPr>
-          <w:rFonts w:asciiTheme="majorBidi" w:hAnsiTheme="majorBidi" w:cstheme="majorBidi"/>
-        </w:rPr>
-        <w:t xml:space="preserve">        ALUControl = 4'b1001; A = 1'b1; B = 1'b0; </w:t>
-      </w:r>
-      <w:proofErr w:type="gramStart"/>
-      <w:r>
-        <w:rPr>
-          <w:rFonts w:asciiTheme="majorBidi" w:hAnsiTheme="majorBidi" w:cstheme="majorBidi"/>
-        </w:rPr>
-        <w:t>#10;</w:t>
-      </w:r>
-      <w:proofErr w:type="gramEnd"/>
-    </w:p>
-    <w:p>
-      <w:pPr>
-        <w:jc w:val="both"/>
-        <w:rPr>
-          <w:rFonts w:asciiTheme="majorBidi" w:hAnsiTheme="majorBidi" w:cstheme="majorBidi"/>
-        </w:rPr>
-      </w:pPr>
-      <w:r>
-        <w:rPr>
-          <w:rFonts w:asciiTheme="majorBidi" w:hAnsiTheme="majorBidi" w:cstheme="majorBidi"/>
-        </w:rPr>
-        <w:t xml:space="preserve">        // End simulation</w:t>
-      </w:r>
-    </w:p>
-    <w:p>
-      <w:pPr>
-        <w:jc w:val="both"/>
-        <w:rPr>
-          <w:rFonts w:asciiTheme="majorBidi" w:hAnsiTheme="majorBidi" w:cstheme="majorBidi"/>
-        </w:rPr>
-      </w:pPr>
-      <w:r>
-        <w:rPr>
-          <w:rFonts w:asciiTheme="majorBidi" w:hAnsiTheme="majorBidi" w:cstheme="majorBidi"/>
-        </w:rPr>
-        <w:t xml:space="preserve">        </w:t>
-      </w:r>
-      <w:proofErr w:type="gramStart"/>
-      <w:r>
-        <w:rPr>
-          <w:rFonts w:asciiTheme="majorBidi" w:hAnsiTheme="majorBidi" w:cstheme="majorBidi"/>
-        </w:rPr>
-        <w:t>#10;</w:t>
-      </w:r>
-      <w:proofErr w:type="gramEnd"/>
-    </w:p>
-    <w:p>
-      <w:pPr>
-        <w:jc w:val="both"/>
-        <w:rPr>
-          <w:rFonts w:asciiTheme="majorBidi" w:hAnsiTheme="majorBidi" w:cstheme="majorBidi"/>
-        </w:rPr>
-      </w:pPr>
-      <w:r>
-        <w:rPr>
-          <w:rFonts w:asciiTheme="majorBidi" w:hAnsiTheme="majorBidi" w:cstheme="majorBidi"/>
-        </w:rPr>
-        <w:t xml:space="preserve">        $</w:t>
-      </w:r>
-      <w:proofErr w:type="gramStart"/>
-      <w:r>
-        <w:rPr>
-          <w:rFonts w:asciiTheme="majorBidi" w:hAnsiTheme="majorBidi" w:cstheme="majorBidi"/>
-        </w:rPr>
-        <w:t>finish;</w:t>
-      </w:r>
-      <w:proofErr w:type="gramEnd"/>
-    </w:p>
-    <w:p>
-      <w:pPr>
-        <w:jc w:val="both"/>
-        <w:rPr>
-          <w:rFonts w:asciiTheme="majorBidi" w:hAnsiTheme="majorBidi" w:cstheme="majorBidi"/>
-        </w:rPr>
-      </w:pPr>
-      <w:r>
-        <w:rPr>
-          <w:rFonts w:asciiTheme="majorBidi" w:hAnsiTheme="majorBidi" w:cstheme="majorBidi"/>
-        </w:rPr>
-        <w:t xml:space="preserve">    end</w:t>
-      </w:r>
-    </w:p>
-    <w:p>
-      <w:pPr>
-        <w:jc w:val="both"/>
-        <w:rPr>
-          <w:rFonts w:asciiTheme="majorBidi" w:hAnsiTheme="majorBidi" w:cstheme="majorBidi"/>
-        </w:rPr>
-      </w:pPr>
-      <w:r>
-        <w:rPr>
-          <w:rFonts w:asciiTheme="majorBidi" w:hAnsiTheme="majorBidi" w:cstheme="majorBidi"/>
-        </w:rPr>
-        <w:t>endmodule</w:t>
-      </w:r>
-    </w:p>
-    <w:p>
-      <w:pPr>
-        <w:jc w:val="both"/>
-        <w:rPr>
-          <w:rFonts w:asciiTheme="majorBidi" w:hAnsiTheme="majorBidi" w:cstheme="majorBidi"/>
-        </w:rPr>
       </w:pPr>
     </w:p>
     <w:p>
@@ -4281,8 +1648,10 @@
           <w:u w:val="single"/>
         </w:rPr>
       </w:pPr>
-      <w:proofErr w:type="gramStart"/>
-      <w:r>
+    </w:p>
+    <w:p>
+      <w:pPr>
+        <w:jc w:val="both"/>
         <w:rPr>
           <w:rFonts w:asciiTheme="majorBidi" w:hAnsiTheme="majorBidi" w:cstheme="majorBidi"/>
           <w:b/>
@@ -4293,9 +1662,1462 @@
           <w:szCs w:val="48"/>
           <w:u w:val="single"/>
         </w:rPr>
+      </w:pPr>
+    </w:p>
+    <w:p>
+      <w:pPr>
+        <w:jc w:val="both"/>
+        <w:rPr>
+          <w:rFonts w:asciiTheme="majorBidi" w:hAnsiTheme="majorBidi" w:cstheme="majorBidi"/>
+          <w:b/>
+          <w:bCs/>
+          <w:i/>
+          <w:iCs/>
+          <w:sz w:val="48"/>
+          <w:szCs w:val="48"/>
+          <w:u w:val="single"/>
+        </w:rPr>
+      </w:pPr>
+      <w:r>
+        <w:rPr>
+          <w:rFonts w:asciiTheme="majorBidi" w:hAnsiTheme="majorBidi" w:cstheme="majorBidi"/>
+          <w:b/>
+          <w:bCs/>
+          <w:i/>
+          <w:iCs/>
+          <w:sz w:val="48"/>
+          <w:szCs w:val="48"/>
+          <w:u w:val="single"/>
+        </w:rPr>
+        <w:lastRenderedPageBreak/>
+        <w:t>5.</w:t>
+      </w:r>
+    </w:p>
+    <w:p>
+      <w:pPr>
+        <w:jc w:val="both"/>
+        <w:rPr>
+          <w:rFonts w:asciiTheme="majorBidi" w:hAnsiTheme="majorBidi" w:cstheme="majorBidi"/>
+        </w:rPr>
+      </w:pPr>
+      <w:r>
+        <w:rPr>
+          <w:rFonts w:asciiTheme="majorBidi" w:hAnsiTheme="majorBidi" w:cstheme="majorBidi"/>
+        </w:rPr>
+        <w:t>`timescale 1ns / 1ps</w:t>
+      </w:r>
+    </w:p>
+    <w:p>
+      <w:pPr>
+        <w:jc w:val="both"/>
+        <w:rPr>
+          <w:rFonts w:asciiTheme="majorBidi" w:hAnsiTheme="majorBidi" w:cstheme="majorBidi"/>
+        </w:rPr>
+      </w:pPr>
+      <w:r>
+        <w:rPr>
+          <w:rFonts w:asciiTheme="majorBidi" w:hAnsiTheme="majorBidi" w:cstheme="majorBidi"/>
+        </w:rPr>
+        <w:t>module alu_32bit(</w:t>
+      </w:r>
+    </w:p>
+    <w:p>
+      <w:pPr>
+        <w:jc w:val="both"/>
+        <w:rPr>
+          <w:rFonts w:asciiTheme="majorBidi" w:hAnsiTheme="majorBidi" w:cstheme="majorBidi"/>
+        </w:rPr>
+      </w:pPr>
+      <w:r>
+        <w:rPr>
+          <w:rFonts w:asciiTheme="majorBidi" w:hAnsiTheme="majorBidi" w:cstheme="majorBidi"/>
+        </w:rPr>
+        <w:t xml:space="preserve">    input  wire [31:0] A,</w:t>
+      </w:r>
+    </w:p>
+    <w:p>
+      <w:pPr>
+        <w:jc w:val="both"/>
+        <w:rPr>
+          <w:rFonts w:asciiTheme="majorBidi" w:hAnsiTheme="majorBidi" w:cstheme="majorBidi"/>
+        </w:rPr>
+      </w:pPr>
+      <w:r>
+        <w:rPr>
+          <w:rFonts w:asciiTheme="majorBidi" w:hAnsiTheme="majorBidi" w:cstheme="majorBidi"/>
+        </w:rPr>
+        <w:t xml:space="preserve">    input  wire [31:0] B,</w:t>
+      </w:r>
+    </w:p>
+    <w:p>
+      <w:pPr>
+        <w:jc w:val="both"/>
+        <w:rPr>
+          <w:rFonts w:asciiTheme="majorBidi" w:hAnsiTheme="majorBidi" w:cstheme="majorBidi"/>
+        </w:rPr>
+      </w:pPr>
+      <w:r>
+        <w:rPr>
+          <w:rFonts w:asciiTheme="majorBidi" w:hAnsiTheme="majorBidi" w:cstheme="majorBidi"/>
+        </w:rPr>
+        <w:t xml:space="preserve">    input  wire [3:0]  ALUControl,</w:t>
+      </w:r>
+    </w:p>
+    <w:p>
+      <w:pPr>
+        <w:jc w:val="both"/>
+        <w:rPr>
+          <w:rFonts w:asciiTheme="majorBidi" w:hAnsiTheme="majorBidi" w:cstheme="majorBidi"/>
+        </w:rPr>
+      </w:pPr>
+      <w:r>
+        <w:rPr>
+          <w:rFonts w:asciiTheme="majorBidi" w:hAnsiTheme="majorBidi" w:cstheme="majorBidi"/>
+        </w:rPr>
+        <w:t xml:space="preserve">    output reg  [31:0] ALUResult,</w:t>
+      </w:r>
+    </w:p>
+    <w:p>
+      <w:pPr>
+        <w:jc w:val="both"/>
+        <w:rPr>
+          <w:rFonts w:asciiTheme="majorBidi" w:hAnsiTheme="majorBidi" w:cstheme="majorBidi"/>
+        </w:rPr>
+      </w:pPr>
+      <w:r>
+        <w:rPr>
+          <w:rFonts w:asciiTheme="majorBidi" w:hAnsiTheme="majorBidi" w:cstheme="majorBidi"/>
+        </w:rPr>
+        <w:t xml:space="preserve">    output wire        Zero</w:t>
+      </w:r>
+    </w:p>
+    <w:p>
+      <w:pPr>
+        <w:jc w:val="both"/>
+        <w:rPr>
+          <w:rFonts w:asciiTheme="majorBidi" w:hAnsiTheme="majorBidi" w:cstheme="majorBidi"/>
+        </w:rPr>
+      </w:pPr>
+      <w:r>
+        <w:rPr>
+          <w:rFonts w:asciiTheme="majorBidi" w:hAnsiTheme="majorBidi" w:cstheme="majorBidi"/>
+        </w:rPr>
+        <w:t>);</w:t>
+      </w:r>
+    </w:p>
+    <w:p>
+      <w:pPr>
+        <w:jc w:val="both"/>
+        <w:rPr>
+          <w:rFonts w:asciiTheme="majorBidi" w:hAnsiTheme="majorBidi" w:cstheme="majorBidi"/>
+        </w:rPr>
+      </w:pPr>
+      <w:r>
+        <w:rPr>
+          <w:rFonts w:asciiTheme="majorBidi" w:hAnsiTheme="majorBidi" w:cstheme="majorBidi"/>
+        </w:rPr>
+        <w:t xml:space="preserve">    always @(*) begin</w:t>
+      </w:r>
+    </w:p>
+    <w:p>
+      <w:pPr>
+        <w:jc w:val="both"/>
+        <w:rPr>
+          <w:rFonts w:asciiTheme="majorBidi" w:hAnsiTheme="majorBidi" w:cstheme="majorBidi"/>
+        </w:rPr>
+      </w:pPr>
+      <w:r>
+        <w:rPr>
+          <w:rFonts w:asciiTheme="majorBidi" w:hAnsiTheme="majorBidi" w:cstheme="majorBidi"/>
+        </w:rPr>
+        <w:t xml:space="preserve">        case (ALUControl)</w:t>
+      </w:r>
+    </w:p>
+    <w:p>
+      <w:pPr>
+        <w:jc w:val="both"/>
+        <w:rPr>
+          <w:rFonts w:asciiTheme="majorBidi" w:hAnsiTheme="majorBidi" w:cstheme="majorBidi"/>
+        </w:rPr>
+      </w:pPr>
+      <w:r>
+        <w:rPr>
+          <w:rFonts w:asciiTheme="majorBidi" w:hAnsiTheme="majorBidi" w:cstheme="majorBidi"/>
+        </w:rPr>
+        <w:t xml:space="preserve">            4'b0000: ALUResult = A &amp; B;           // AND</w:t>
+      </w:r>
+    </w:p>
+    <w:p>
+      <w:pPr>
+        <w:jc w:val="both"/>
+        <w:rPr>
+          <w:rFonts w:asciiTheme="majorBidi" w:hAnsiTheme="majorBidi" w:cstheme="majorBidi"/>
+        </w:rPr>
+      </w:pPr>
+      <w:r>
+        <w:rPr>
+          <w:rFonts w:asciiTheme="majorBidi" w:hAnsiTheme="majorBidi" w:cstheme="majorBidi"/>
+        </w:rPr>
+        <w:t xml:space="preserve">            4'b0001: ALUResult = A | B;           // OR</w:t>
+      </w:r>
+    </w:p>
+    <w:p>
+      <w:pPr>
+        <w:jc w:val="both"/>
+        <w:rPr>
+          <w:rFonts w:asciiTheme="majorBidi" w:hAnsiTheme="majorBidi" w:cstheme="majorBidi"/>
+        </w:rPr>
+      </w:pPr>
+      <w:r>
+        <w:rPr>
+          <w:rFonts w:asciiTheme="majorBidi" w:hAnsiTheme="majorBidi" w:cstheme="majorBidi"/>
+        </w:rPr>
+        <w:t xml:space="preserve">            4'b0010: ALUResult = A + B;           // ADD </w:t>
+      </w:r>
+    </w:p>
+    <w:p>
+      <w:pPr>
+        <w:jc w:val="both"/>
+        <w:rPr>
+          <w:rFonts w:asciiTheme="majorBidi" w:hAnsiTheme="majorBidi" w:cstheme="majorBidi"/>
+        </w:rPr>
+      </w:pPr>
+      <w:r>
+        <w:rPr>
+          <w:rFonts w:asciiTheme="majorBidi" w:hAnsiTheme="majorBidi" w:cstheme="majorBidi"/>
+        </w:rPr>
+        <w:t xml:space="preserve">            4'b0110: ALUResult = A - B;           // SUB </w:t>
+      </w:r>
+    </w:p>
+    <w:p>
+      <w:pPr>
+        <w:jc w:val="both"/>
+        <w:rPr>
+          <w:rFonts w:asciiTheme="majorBidi" w:hAnsiTheme="majorBidi" w:cstheme="majorBidi"/>
+        </w:rPr>
+      </w:pPr>
+      <w:r>
+        <w:rPr>
+          <w:rFonts w:asciiTheme="majorBidi" w:hAnsiTheme="majorBidi" w:cstheme="majorBidi"/>
+        </w:rPr>
+        <w:t xml:space="preserve">            4'b0100: ALUResult = A ^ B;           // XOR</w:t>
+      </w:r>
+    </w:p>
+    <w:p>
+      <w:pPr>
+        <w:jc w:val="both"/>
+        <w:rPr>
+          <w:rFonts w:asciiTheme="majorBidi" w:hAnsiTheme="majorBidi" w:cstheme="majorBidi"/>
+        </w:rPr>
+      </w:pPr>
+      <w:r>
+        <w:rPr>
+          <w:rFonts w:asciiTheme="majorBidi" w:hAnsiTheme="majorBidi" w:cstheme="majorBidi"/>
+        </w:rPr>
+        <w:t xml:space="preserve">            4'b1000: ALUResult = A &lt;&lt; B[4:0];     // SLL (Shift Left Logical)</w:t>
+      </w:r>
+    </w:p>
+    <w:p>
+      <w:pPr>
+        <w:jc w:val="both"/>
+        <w:rPr>
+          <w:rFonts w:asciiTheme="majorBidi" w:hAnsiTheme="majorBidi" w:cstheme="majorBidi"/>
+        </w:rPr>
+      </w:pPr>
+      <w:r>
+        <w:rPr>
+          <w:rFonts w:asciiTheme="majorBidi" w:hAnsiTheme="majorBidi" w:cstheme="majorBidi"/>
+        </w:rPr>
+        <w:t xml:space="preserve">            4'b1001: ALUResult = A &gt;&gt; B[4:0];     // SRL (Shift Right Logical)</w:t>
+      </w:r>
+    </w:p>
+    <w:p>
+      <w:pPr>
+        <w:jc w:val="both"/>
+        <w:rPr>
+          <w:rFonts w:asciiTheme="majorBidi" w:hAnsiTheme="majorBidi" w:cstheme="majorBidi"/>
+        </w:rPr>
+      </w:pPr>
+      <w:r>
+        <w:rPr>
+          <w:rFonts w:asciiTheme="majorBidi" w:hAnsiTheme="majorBidi" w:cstheme="majorBidi"/>
+        </w:rPr>
+        <w:t xml:space="preserve">            default: ALUResult = 32'd0;           // Default to 0</w:t>
+      </w:r>
+    </w:p>
+    <w:p>
+      <w:pPr>
+        <w:jc w:val="both"/>
+        <w:rPr>
+          <w:rFonts w:asciiTheme="majorBidi" w:hAnsiTheme="majorBidi" w:cstheme="majorBidi"/>
+        </w:rPr>
+      </w:pPr>
+      <w:r>
+        <w:rPr>
+          <w:rFonts w:asciiTheme="majorBidi" w:hAnsiTheme="majorBidi" w:cstheme="majorBidi"/>
+        </w:rPr>
+        <w:t xml:space="preserve">        endcase</w:t>
+      </w:r>
+    </w:p>
+    <w:p>
+      <w:pPr>
+        <w:jc w:val="both"/>
+        <w:rPr>
+          <w:rFonts w:asciiTheme="majorBidi" w:hAnsiTheme="majorBidi" w:cstheme="majorBidi"/>
+        </w:rPr>
+      </w:pPr>
+      <w:r>
+        <w:rPr>
+          <w:rFonts w:asciiTheme="majorBidi" w:hAnsiTheme="majorBidi" w:cstheme="majorBidi"/>
+        </w:rPr>
+        <w:t xml:space="preserve">    end</w:t>
+      </w:r>
+    </w:p>
+    <w:p>
+      <w:pPr>
+        <w:jc w:val="both"/>
+        <w:rPr>
+          <w:rFonts w:asciiTheme="majorBidi" w:hAnsiTheme="majorBidi" w:cstheme="majorBidi"/>
+        </w:rPr>
+      </w:pPr>
+      <w:r>
+        <w:rPr>
+          <w:rFonts w:asciiTheme="majorBidi" w:hAnsiTheme="majorBidi" w:cstheme="majorBidi"/>
+        </w:rPr>
+        <w:t xml:space="preserve">    assign Zero = (ALUResult == 32'd0) ? 1'b1 : 1'b0;</w:t>
+      </w:r>
+    </w:p>
+    <w:p>
+      <w:pPr>
+        <w:jc w:val="both"/>
+        <w:rPr>
+          <w:rFonts w:asciiTheme="majorBidi" w:hAnsiTheme="majorBidi" w:cstheme="majorBidi"/>
+        </w:rPr>
+      </w:pPr>
+      <w:r>
+        <w:rPr>
+          <w:rFonts w:asciiTheme="majorBidi" w:hAnsiTheme="majorBidi" w:cstheme="majorBidi"/>
+        </w:rPr>
+        <w:t>endmodule</w:t>
+      </w:r>
+    </w:p>
+    <w:p>
+      <w:pPr>
+        <w:jc w:val="both"/>
+        <w:rPr>
+          <w:rFonts w:asciiTheme="majorBidi" w:hAnsiTheme="majorBidi" w:cstheme="majorBidi"/>
+        </w:rPr>
+      </w:pPr>
+    </w:p>
+    <w:p>
+      <w:pPr>
+        <w:jc w:val="both"/>
+        <w:rPr>
+          <w:rFonts w:asciiTheme="majorBidi" w:hAnsiTheme="majorBidi" w:cstheme="majorBidi"/>
+          <w:b/>
+          <w:bCs/>
+          <w:i/>
+          <w:iCs/>
+          <w:sz w:val="48"/>
+          <w:szCs w:val="48"/>
+          <w:u w:val="single"/>
+        </w:rPr>
+      </w:pPr>
+      <w:r>
+        <w:rPr>
+          <w:rFonts w:asciiTheme="majorBidi" w:hAnsiTheme="majorBidi" w:cstheme="majorBidi"/>
+          <w:b/>
+          <w:bCs/>
+          <w:i/>
+          <w:iCs/>
+          <w:sz w:val="48"/>
+          <w:szCs w:val="48"/>
+          <w:u w:val="single"/>
+        </w:rPr>
+        <w:t>6.</w:t>
+      </w:r>
+    </w:p>
+    <w:p>
+      <w:pPr>
+        <w:jc w:val="both"/>
+        <w:rPr>
+          <w:rFonts w:asciiTheme="majorBidi" w:hAnsiTheme="majorBidi" w:cstheme="majorBidi"/>
+        </w:rPr>
+      </w:pPr>
+      <w:r>
+        <w:rPr>
+          <w:rFonts w:asciiTheme="majorBidi" w:hAnsiTheme="majorBidi" w:cstheme="majorBidi"/>
+        </w:rPr>
+        <w:t>`timescale 1ns / 1ps</w:t>
+      </w:r>
+    </w:p>
+    <w:p>
+      <w:pPr>
+        <w:jc w:val="both"/>
+        <w:rPr>
+          <w:rFonts w:asciiTheme="majorBidi" w:hAnsiTheme="majorBidi" w:cstheme="majorBidi"/>
+        </w:rPr>
+      </w:pPr>
+      <w:r>
+        <w:rPr>
+          <w:rFonts w:asciiTheme="majorBidi" w:hAnsiTheme="majorBidi" w:cstheme="majorBidi"/>
+        </w:rPr>
+        <w:t>module alu_1bit (</w:t>
+      </w:r>
+    </w:p>
+    <w:p>
+      <w:pPr>
+        <w:jc w:val="both"/>
+        <w:rPr>
+          <w:rFonts w:asciiTheme="majorBidi" w:hAnsiTheme="majorBidi" w:cstheme="majorBidi"/>
+        </w:rPr>
+      </w:pPr>
+      <w:r>
+        <w:rPr>
+          <w:rFonts w:asciiTheme="majorBidi" w:hAnsiTheme="majorBidi" w:cstheme="majorBidi"/>
+        </w:rPr>
+        <w:t xml:space="preserve">    input  wire       A,          </w:t>
+      </w:r>
+    </w:p>
+    <w:p>
+      <w:pPr>
+        <w:jc w:val="both"/>
+        <w:rPr>
+          <w:rFonts w:asciiTheme="majorBidi" w:hAnsiTheme="majorBidi" w:cstheme="majorBidi"/>
+        </w:rPr>
+      </w:pPr>
+      <w:r>
+        <w:rPr>
+          <w:rFonts w:asciiTheme="majorBidi" w:hAnsiTheme="majorBidi" w:cstheme="majorBidi"/>
+        </w:rPr>
+        <w:t xml:space="preserve">    input  wire       B,         </w:t>
+      </w:r>
+    </w:p>
+    <w:p>
+      <w:pPr>
+        <w:jc w:val="both"/>
+        <w:rPr>
+          <w:rFonts w:asciiTheme="majorBidi" w:hAnsiTheme="majorBidi" w:cstheme="majorBidi"/>
+        </w:rPr>
+      </w:pPr>
+      <w:r>
+        <w:rPr>
+          <w:rFonts w:asciiTheme="majorBidi" w:hAnsiTheme="majorBidi" w:cstheme="majorBidi"/>
+        </w:rPr>
+        <w:t xml:space="preserve">    input  wire [3:0] ALUControl,</w:t>
+      </w:r>
+    </w:p>
+    <w:p>
+      <w:pPr>
+        <w:jc w:val="both"/>
+        <w:rPr>
+          <w:rFonts w:asciiTheme="majorBidi" w:hAnsiTheme="majorBidi" w:cstheme="majorBidi"/>
+        </w:rPr>
+      </w:pPr>
+      <w:r>
+        <w:rPr>
+          <w:rFonts w:asciiTheme="majorBidi" w:hAnsiTheme="majorBidi" w:cstheme="majorBidi"/>
+        </w:rPr>
+        <w:t xml:space="preserve">    output reg        ALUResult,  </w:t>
+      </w:r>
+    </w:p>
+    <w:p>
+      <w:pPr>
+        <w:jc w:val="both"/>
+        <w:rPr>
+          <w:rFonts w:asciiTheme="majorBidi" w:hAnsiTheme="majorBidi" w:cstheme="majorBidi"/>
+        </w:rPr>
+      </w:pPr>
+      <w:r>
+        <w:rPr>
+          <w:rFonts w:asciiTheme="majorBidi" w:hAnsiTheme="majorBidi" w:cstheme="majorBidi"/>
+        </w:rPr>
+        <w:t xml:space="preserve">    output wire       Zero</w:t>
+      </w:r>
+    </w:p>
+    <w:p>
+      <w:pPr>
+        <w:jc w:val="both"/>
+        <w:rPr>
+          <w:rFonts w:asciiTheme="majorBidi" w:hAnsiTheme="majorBidi" w:cstheme="majorBidi"/>
+        </w:rPr>
+      </w:pPr>
+      <w:r>
+        <w:rPr>
+          <w:rFonts w:asciiTheme="majorBidi" w:hAnsiTheme="majorBidi" w:cstheme="majorBidi"/>
+        </w:rPr>
+        <w:t>);</w:t>
+      </w:r>
+    </w:p>
+    <w:p>
+      <w:pPr>
+        <w:jc w:val="both"/>
+        <w:rPr>
+          <w:rFonts w:asciiTheme="majorBidi" w:hAnsiTheme="majorBidi" w:cstheme="majorBidi"/>
+        </w:rPr>
+      </w:pPr>
+      <w:r>
+        <w:rPr>
+          <w:rFonts w:asciiTheme="majorBidi" w:hAnsiTheme="majorBidi" w:cstheme="majorBidi"/>
+        </w:rPr>
+        <w:t xml:space="preserve">    always @(*) begin</w:t>
+      </w:r>
+    </w:p>
+    <w:p>
+      <w:pPr>
+        <w:jc w:val="both"/>
+        <w:rPr>
+          <w:rFonts w:asciiTheme="majorBidi" w:hAnsiTheme="majorBidi" w:cstheme="majorBidi"/>
+        </w:rPr>
+      </w:pPr>
+      <w:r>
+        <w:rPr>
+          <w:rFonts w:asciiTheme="majorBidi" w:hAnsiTheme="majorBidi" w:cstheme="majorBidi"/>
+        </w:rPr>
+        <w:t xml:space="preserve">        case (ALUControl)</w:t>
+      </w:r>
+    </w:p>
+    <w:p>
+      <w:pPr>
+        <w:jc w:val="both"/>
+        <w:rPr>
+          <w:rFonts w:asciiTheme="majorBidi" w:hAnsiTheme="majorBidi" w:cstheme="majorBidi"/>
+        </w:rPr>
+      </w:pPr>
+      <w:r>
+        <w:rPr>
+          <w:rFonts w:asciiTheme="majorBidi" w:hAnsiTheme="majorBidi" w:cstheme="majorBidi"/>
+        </w:rPr>
+        <w:t xml:space="preserve">            4'b0000: ALUResult = A &amp; B;           // AND</w:t>
+      </w:r>
+    </w:p>
+    <w:p>
+      <w:pPr>
+        <w:jc w:val="both"/>
+        <w:rPr>
+          <w:rFonts w:asciiTheme="majorBidi" w:hAnsiTheme="majorBidi" w:cstheme="majorBidi"/>
+        </w:rPr>
+      </w:pPr>
+      <w:r>
+        <w:rPr>
+          <w:rFonts w:asciiTheme="majorBidi" w:hAnsiTheme="majorBidi" w:cstheme="majorBidi"/>
+        </w:rPr>
+        <w:t xml:space="preserve">            4'b0001: ALUResult = A | B;           // OR</w:t>
+      </w:r>
+    </w:p>
+    <w:p>
+      <w:pPr>
+        <w:jc w:val="both"/>
+        <w:rPr>
+          <w:rFonts w:asciiTheme="majorBidi" w:hAnsiTheme="majorBidi" w:cstheme="majorBidi"/>
+        </w:rPr>
+      </w:pPr>
+      <w:r>
+        <w:rPr>
+          <w:rFonts w:asciiTheme="majorBidi" w:hAnsiTheme="majorBidi" w:cstheme="majorBidi"/>
+        </w:rPr>
+        <w:t xml:space="preserve">            4'b0010: ALUResult = A ^ B;           // ADD </w:t>
+      </w:r>
+    </w:p>
+    <w:p>
+      <w:pPr>
+        <w:jc w:val="both"/>
+        <w:rPr>
+          <w:rFonts w:asciiTheme="majorBidi" w:hAnsiTheme="majorBidi" w:cstheme="majorBidi"/>
+        </w:rPr>
+      </w:pPr>
+      <w:r>
+        <w:rPr>
+          <w:rFonts w:asciiTheme="majorBidi" w:hAnsiTheme="majorBidi" w:cstheme="majorBidi"/>
+        </w:rPr>
+        <w:t xml:space="preserve">            4'b0110: ALUResult = A ^ B;           // SUB </w:t>
+      </w:r>
+    </w:p>
+    <w:p>
+      <w:pPr>
+        <w:jc w:val="both"/>
+        <w:rPr>
+          <w:rFonts w:asciiTheme="majorBidi" w:hAnsiTheme="majorBidi" w:cstheme="majorBidi"/>
+        </w:rPr>
+      </w:pPr>
+      <w:r>
+        <w:rPr>
+          <w:rFonts w:asciiTheme="majorBidi" w:hAnsiTheme="majorBidi" w:cstheme="majorBidi"/>
+        </w:rPr>
+        <w:t xml:space="preserve">            4'b0100: ALUResult = A ^ B;           // XOR</w:t>
+      </w:r>
+    </w:p>
+    <w:p>
+      <w:pPr>
+        <w:jc w:val="both"/>
+        <w:rPr>
+          <w:rFonts w:asciiTheme="majorBidi" w:hAnsiTheme="majorBidi" w:cstheme="majorBidi"/>
+        </w:rPr>
+      </w:pPr>
+      <w:r>
+        <w:rPr>
+          <w:rFonts w:asciiTheme="majorBidi" w:hAnsiTheme="majorBidi" w:cstheme="majorBidi"/>
+        </w:rPr>
+        <w:t xml:space="preserve">            4'b1000: ALUResult = 1'b0;            // SLL </w:t>
+      </w:r>
+    </w:p>
+    <w:p>
+      <w:pPr>
+        <w:jc w:val="both"/>
+        <w:rPr>
+          <w:rFonts w:asciiTheme="majorBidi" w:hAnsiTheme="majorBidi" w:cstheme="majorBidi"/>
+        </w:rPr>
+      </w:pPr>
+      <w:r>
+        <w:rPr>
+          <w:rFonts w:asciiTheme="majorBidi" w:hAnsiTheme="majorBidi" w:cstheme="majorBidi"/>
+        </w:rPr>
+        <w:t xml:space="preserve">            4'b1001: ALUResult = 1'b0;            // SRL </w:t>
+      </w:r>
+    </w:p>
+    <w:p>
+      <w:pPr>
+        <w:jc w:val="both"/>
+        <w:rPr>
+          <w:rFonts w:asciiTheme="majorBidi" w:hAnsiTheme="majorBidi" w:cstheme="majorBidi"/>
+        </w:rPr>
+      </w:pPr>
+      <w:r>
+        <w:rPr>
+          <w:rFonts w:asciiTheme="majorBidi" w:hAnsiTheme="majorBidi" w:cstheme="majorBidi"/>
+        </w:rPr>
+        <w:t xml:space="preserve">            default: ALUResult = 1'b0;           </w:t>
+      </w:r>
+    </w:p>
+    <w:p>
+      <w:pPr>
+        <w:jc w:val="both"/>
+        <w:rPr>
+          <w:rFonts w:asciiTheme="majorBidi" w:hAnsiTheme="majorBidi" w:cstheme="majorBidi"/>
+        </w:rPr>
+      </w:pPr>
+      <w:r>
+        <w:rPr>
+          <w:rFonts w:asciiTheme="majorBidi" w:hAnsiTheme="majorBidi" w:cstheme="majorBidi"/>
+        </w:rPr>
+        <w:t xml:space="preserve">        endcase</w:t>
+      </w:r>
+    </w:p>
+    <w:p>
+      <w:pPr>
+        <w:jc w:val="both"/>
+        <w:rPr>
+          <w:rFonts w:asciiTheme="majorBidi" w:hAnsiTheme="majorBidi" w:cstheme="majorBidi"/>
+        </w:rPr>
+      </w:pPr>
+      <w:r>
+        <w:rPr>
+          <w:rFonts w:asciiTheme="majorBidi" w:hAnsiTheme="majorBidi" w:cstheme="majorBidi"/>
+        </w:rPr>
+        <w:t xml:space="preserve">    end</w:t>
+      </w:r>
+    </w:p>
+    <w:p>
+      <w:pPr>
+        <w:jc w:val="both"/>
+        <w:rPr>
+          <w:rFonts w:asciiTheme="majorBidi" w:hAnsiTheme="majorBidi" w:cstheme="majorBidi"/>
+        </w:rPr>
+      </w:pPr>
+      <w:r>
+        <w:rPr>
+          <w:rFonts w:asciiTheme="majorBidi" w:hAnsiTheme="majorBidi" w:cstheme="majorBidi"/>
+        </w:rPr>
+        <w:t xml:space="preserve">    assign Zero = ~ALUResult;</w:t>
+      </w:r>
+    </w:p>
+    <w:p>
+      <w:pPr>
+        <w:jc w:val="both"/>
+        <w:rPr>
+          <w:rFonts w:asciiTheme="majorBidi" w:hAnsiTheme="majorBidi" w:cstheme="majorBidi"/>
+        </w:rPr>
+      </w:pPr>
+      <w:r>
+        <w:rPr>
+          <w:rFonts w:asciiTheme="majorBidi" w:hAnsiTheme="majorBidi" w:cstheme="majorBidi"/>
+        </w:rPr>
+        <w:lastRenderedPageBreak/>
+        <w:t>endmodule</w:t>
+      </w:r>
+    </w:p>
+    <w:p>
+      <w:pPr>
+        <w:jc w:val="both"/>
+        <w:rPr>
+          <w:rFonts w:asciiTheme="majorBidi" w:hAnsiTheme="majorBidi" w:cstheme="majorBidi"/>
+        </w:rPr>
+      </w:pPr>
+    </w:p>
+    <w:p>
+      <w:pPr>
+        <w:jc w:val="both"/>
+        <w:rPr>
+          <w:rFonts w:asciiTheme="majorBidi" w:hAnsiTheme="majorBidi" w:cstheme="majorBidi"/>
+          <w:b/>
+          <w:bCs/>
+          <w:i/>
+          <w:iCs/>
+          <w:sz w:val="48"/>
+          <w:szCs w:val="48"/>
+          <w:u w:val="single"/>
+        </w:rPr>
+      </w:pPr>
+      <w:r>
+        <w:rPr>
+          <w:rFonts w:asciiTheme="majorBidi" w:hAnsiTheme="majorBidi" w:cstheme="majorBidi"/>
+          <w:b/>
+          <w:bCs/>
+          <w:i/>
+          <w:iCs/>
+          <w:sz w:val="48"/>
+          <w:szCs w:val="48"/>
+          <w:u w:val="single"/>
+        </w:rPr>
+        <w:t>Testbench files:-</w:t>
+      </w:r>
+    </w:p>
+    <w:p>
+      <w:pPr>
+        <w:jc w:val="both"/>
+        <w:rPr>
+          <w:rFonts w:asciiTheme="majorBidi" w:hAnsiTheme="majorBidi" w:cstheme="majorBidi"/>
+          <w:b/>
+          <w:bCs/>
+          <w:i/>
+          <w:iCs/>
+          <w:sz w:val="48"/>
+          <w:szCs w:val="48"/>
+          <w:u w:val="single"/>
+        </w:rPr>
+      </w:pPr>
+      <w:r>
+        <w:rPr>
+          <w:rFonts w:asciiTheme="majorBidi" w:hAnsiTheme="majorBidi" w:cstheme="majorBidi"/>
+          <w:b/>
+          <w:bCs/>
+          <w:i/>
+          <w:iCs/>
+          <w:sz w:val="48"/>
+          <w:szCs w:val="48"/>
+          <w:u w:val="single"/>
+        </w:rPr>
+        <w:t>1:-</w:t>
+      </w:r>
+    </w:p>
+    <w:p>
+      <w:pPr>
+        <w:jc w:val="both"/>
+        <w:rPr>
+          <w:rFonts w:asciiTheme="majorBidi" w:hAnsiTheme="majorBidi" w:cstheme="majorBidi"/>
+        </w:rPr>
+      </w:pPr>
+      <w:r>
+        <w:rPr>
+          <w:rFonts w:asciiTheme="majorBidi" w:hAnsiTheme="majorBidi" w:cstheme="majorBidi"/>
+        </w:rPr>
+        <w:t>`timescale 1ns / 1ps</w:t>
+      </w:r>
+    </w:p>
+    <w:p>
+      <w:pPr>
+        <w:jc w:val="both"/>
+        <w:rPr>
+          <w:rFonts w:asciiTheme="majorBidi" w:hAnsiTheme="majorBidi" w:cstheme="majorBidi"/>
+        </w:rPr>
+      </w:pPr>
+      <w:r>
+        <w:rPr>
+          <w:rFonts w:asciiTheme="majorBidi" w:hAnsiTheme="majorBidi" w:cstheme="majorBidi"/>
+        </w:rPr>
+        <w:t>module alu_1bit_tb;</w:t>
+      </w:r>
+    </w:p>
+    <w:p>
+      <w:pPr>
+        <w:jc w:val="both"/>
+        <w:rPr>
+          <w:rFonts w:asciiTheme="majorBidi" w:hAnsiTheme="majorBidi" w:cstheme="majorBidi"/>
+        </w:rPr>
+      </w:pPr>
+      <w:r>
+        <w:rPr>
+          <w:rFonts w:asciiTheme="majorBidi" w:hAnsiTheme="majorBidi" w:cstheme="majorBidi"/>
+        </w:rPr>
+        <w:t xml:space="preserve">    // Inputs</w:t>
+      </w:r>
+    </w:p>
+    <w:p>
+      <w:pPr>
+        <w:jc w:val="both"/>
+        <w:rPr>
+          <w:rFonts w:asciiTheme="majorBidi" w:hAnsiTheme="majorBidi" w:cstheme="majorBidi"/>
+        </w:rPr>
+      </w:pPr>
+      <w:r>
+        <w:rPr>
+          <w:rFonts w:asciiTheme="majorBidi" w:hAnsiTheme="majorBidi" w:cstheme="majorBidi"/>
+        </w:rPr>
+        <w:t xml:space="preserve">    reg A;</w:t>
+      </w:r>
+    </w:p>
+    <w:p>
+      <w:pPr>
+        <w:jc w:val="both"/>
+        <w:rPr>
+          <w:rFonts w:asciiTheme="majorBidi" w:hAnsiTheme="majorBidi" w:cstheme="majorBidi"/>
+        </w:rPr>
+      </w:pPr>
+      <w:r>
+        <w:rPr>
+          <w:rFonts w:asciiTheme="majorBidi" w:hAnsiTheme="majorBidi" w:cstheme="majorBidi"/>
+        </w:rPr>
+        <w:t xml:space="preserve">    reg B;</w:t>
+      </w:r>
+    </w:p>
+    <w:p>
+      <w:pPr>
+        <w:jc w:val="both"/>
+        <w:rPr>
+          <w:rFonts w:asciiTheme="majorBidi" w:hAnsiTheme="majorBidi" w:cstheme="majorBidi"/>
+        </w:rPr>
+      </w:pPr>
+      <w:r>
+        <w:rPr>
+          <w:rFonts w:asciiTheme="majorBidi" w:hAnsiTheme="majorBidi" w:cstheme="majorBidi"/>
+        </w:rPr>
+        <w:t xml:space="preserve">    reg [3:0] ALUControl;</w:t>
+      </w:r>
+    </w:p>
+    <w:p>
+      <w:pPr>
+        <w:jc w:val="both"/>
+        <w:rPr>
+          <w:rFonts w:asciiTheme="majorBidi" w:hAnsiTheme="majorBidi" w:cstheme="majorBidi"/>
+        </w:rPr>
+      </w:pPr>
+      <w:r>
+        <w:rPr>
+          <w:rFonts w:asciiTheme="majorBidi" w:hAnsiTheme="majorBidi" w:cstheme="majorBidi"/>
+        </w:rPr>
+        <w:t xml:space="preserve">    // Outputs</w:t>
+      </w:r>
+    </w:p>
+    <w:p>
+      <w:pPr>
+        <w:jc w:val="both"/>
+        <w:rPr>
+          <w:rFonts w:asciiTheme="majorBidi" w:hAnsiTheme="majorBidi" w:cstheme="majorBidi"/>
+        </w:rPr>
+      </w:pPr>
+      <w:r>
+        <w:rPr>
+          <w:rFonts w:asciiTheme="majorBidi" w:hAnsiTheme="majorBidi" w:cstheme="majorBidi"/>
+        </w:rPr>
+        <w:t xml:space="preserve">    wire ALUResult;</w:t>
+      </w:r>
+    </w:p>
+    <w:p>
+      <w:pPr>
+        <w:jc w:val="both"/>
+        <w:rPr>
+          <w:rFonts w:asciiTheme="majorBidi" w:hAnsiTheme="majorBidi" w:cstheme="majorBidi"/>
+        </w:rPr>
+      </w:pPr>
+      <w:r>
+        <w:rPr>
+          <w:rFonts w:asciiTheme="majorBidi" w:hAnsiTheme="majorBidi" w:cstheme="majorBidi"/>
+        </w:rPr>
+        <w:t xml:space="preserve">    wire Zero;</w:t>
+      </w:r>
+    </w:p>
+    <w:p>
+      <w:pPr>
+        <w:jc w:val="both"/>
+        <w:rPr>
+          <w:rFonts w:asciiTheme="majorBidi" w:hAnsiTheme="majorBidi" w:cstheme="majorBidi"/>
+        </w:rPr>
+      </w:pPr>
+      <w:r>
+        <w:rPr>
+          <w:rFonts w:asciiTheme="majorBidi" w:hAnsiTheme="majorBidi" w:cstheme="majorBidi"/>
+        </w:rPr>
+        <w:t xml:space="preserve">    // Instantiate the Unit Under Test (UUT)</w:t>
+      </w:r>
+    </w:p>
+    <w:p>
+      <w:pPr>
+        <w:jc w:val="both"/>
+        <w:rPr>
+          <w:rFonts w:asciiTheme="majorBidi" w:hAnsiTheme="majorBidi" w:cstheme="majorBidi"/>
+        </w:rPr>
+      </w:pPr>
+      <w:r>
+        <w:rPr>
+          <w:rFonts w:asciiTheme="majorBidi" w:hAnsiTheme="majorBidi" w:cstheme="majorBidi"/>
+        </w:rPr>
+        <w:t xml:space="preserve">    alu_1bit uut (</w:t>
+      </w:r>
+    </w:p>
+    <w:p>
+      <w:pPr>
+        <w:jc w:val="both"/>
+        <w:rPr>
+          <w:rFonts w:asciiTheme="majorBidi" w:hAnsiTheme="majorBidi" w:cstheme="majorBidi"/>
+        </w:rPr>
+      </w:pPr>
+      <w:r>
+        <w:rPr>
+          <w:rFonts w:asciiTheme="majorBidi" w:hAnsiTheme="majorBidi" w:cstheme="majorBidi"/>
+        </w:rPr>
+        <w:t xml:space="preserve">        .A(A),</w:t>
+      </w:r>
+    </w:p>
+    <w:p>
+      <w:pPr>
+        <w:jc w:val="both"/>
+        <w:rPr>
+          <w:rFonts w:asciiTheme="majorBidi" w:hAnsiTheme="majorBidi" w:cstheme="majorBidi"/>
+        </w:rPr>
+      </w:pPr>
+      <w:r>
+        <w:rPr>
+          <w:rFonts w:asciiTheme="majorBidi" w:hAnsiTheme="majorBidi" w:cstheme="majorBidi"/>
+        </w:rPr>
+        <w:t xml:space="preserve">        .B(B),</w:t>
+      </w:r>
+    </w:p>
+    <w:p>
+      <w:pPr>
+        <w:jc w:val="both"/>
+        <w:rPr>
+          <w:rFonts w:asciiTheme="majorBidi" w:hAnsiTheme="majorBidi" w:cstheme="majorBidi"/>
+        </w:rPr>
+      </w:pPr>
+      <w:r>
+        <w:rPr>
+          <w:rFonts w:asciiTheme="majorBidi" w:hAnsiTheme="majorBidi" w:cstheme="majorBidi"/>
+        </w:rPr>
+        <w:t xml:space="preserve">        .ALUControl(ALUControl),</w:t>
+      </w:r>
+    </w:p>
+    <w:p>
+      <w:pPr>
+        <w:jc w:val="both"/>
+        <w:rPr>
+          <w:rFonts w:asciiTheme="majorBidi" w:hAnsiTheme="majorBidi" w:cstheme="majorBidi"/>
+        </w:rPr>
+      </w:pPr>
+      <w:r>
+        <w:rPr>
+          <w:rFonts w:asciiTheme="majorBidi" w:hAnsiTheme="majorBidi" w:cstheme="majorBidi"/>
+        </w:rPr>
+        <w:t xml:space="preserve">        .ALUResult(ALUResult),</w:t>
+      </w:r>
+    </w:p>
+    <w:p>
+      <w:pPr>
+        <w:jc w:val="both"/>
+        <w:rPr>
+          <w:rFonts w:asciiTheme="majorBidi" w:hAnsiTheme="majorBidi" w:cstheme="majorBidi"/>
+        </w:rPr>
+      </w:pPr>
+      <w:r>
+        <w:rPr>
+          <w:rFonts w:asciiTheme="majorBidi" w:hAnsiTheme="majorBidi" w:cstheme="majorBidi"/>
+        </w:rPr>
+        <w:t xml:space="preserve">        .Zero(Zero)</w:t>
+      </w:r>
+    </w:p>
+    <w:p>
+      <w:pPr>
+        <w:jc w:val="both"/>
+        <w:rPr>
+          <w:rFonts w:asciiTheme="majorBidi" w:hAnsiTheme="majorBidi" w:cstheme="majorBidi"/>
+        </w:rPr>
+      </w:pPr>
+      <w:r>
+        <w:rPr>
+          <w:rFonts w:asciiTheme="majorBidi" w:hAnsiTheme="majorBidi" w:cstheme="majorBidi"/>
+        </w:rPr>
+        <w:t xml:space="preserve">    );</w:t>
+      </w:r>
+    </w:p>
+    <w:p>
+      <w:pPr>
+        <w:jc w:val="both"/>
+        <w:rPr>
+          <w:rFonts w:asciiTheme="majorBidi" w:hAnsiTheme="majorBidi" w:cstheme="majorBidi"/>
+        </w:rPr>
+      </w:pPr>
+      <w:r>
+        <w:rPr>
+          <w:rFonts w:asciiTheme="majorBidi" w:hAnsiTheme="majorBidi" w:cstheme="majorBidi"/>
+        </w:rPr>
+        <w:t xml:space="preserve">    initial begin</w:t>
+      </w:r>
+    </w:p>
+    <w:p>
+      <w:pPr>
+        <w:jc w:val="both"/>
+        <w:rPr>
+          <w:rFonts w:asciiTheme="majorBidi" w:hAnsiTheme="majorBidi" w:cstheme="majorBidi"/>
+        </w:rPr>
+      </w:pPr>
+      <w:r>
+        <w:rPr>
+          <w:rFonts w:asciiTheme="majorBidi" w:hAnsiTheme="majorBidi" w:cstheme="majorBidi"/>
+        </w:rPr>
+        <w:t xml:space="preserve">        // Initialize Inputs</w:t>
+      </w:r>
+    </w:p>
+    <w:p>
+      <w:pPr>
+        <w:jc w:val="both"/>
+        <w:rPr>
+          <w:rFonts w:asciiTheme="majorBidi" w:hAnsiTheme="majorBidi" w:cstheme="majorBidi"/>
+        </w:rPr>
+      </w:pPr>
+      <w:r>
+        <w:rPr>
+          <w:rFonts w:asciiTheme="majorBidi" w:hAnsiTheme="majorBidi" w:cstheme="majorBidi"/>
+        </w:rPr>
+        <w:t xml:space="preserve">        A = 0;</w:t>
+      </w:r>
+    </w:p>
+    <w:p>
+      <w:pPr>
+        <w:jc w:val="both"/>
+        <w:rPr>
+          <w:rFonts w:asciiTheme="majorBidi" w:hAnsiTheme="majorBidi" w:cstheme="majorBidi"/>
+        </w:rPr>
+      </w:pPr>
+      <w:r>
+        <w:rPr>
+          <w:rFonts w:asciiTheme="majorBidi" w:hAnsiTheme="majorBidi" w:cstheme="majorBidi"/>
+        </w:rPr>
+        <w:t xml:space="preserve">        B = 0;</w:t>
+      </w:r>
+    </w:p>
+    <w:p>
+      <w:pPr>
+        <w:jc w:val="both"/>
+        <w:rPr>
+          <w:rFonts w:asciiTheme="majorBidi" w:hAnsiTheme="majorBidi" w:cstheme="majorBidi"/>
+        </w:rPr>
+      </w:pPr>
+      <w:r>
+        <w:rPr>
+          <w:rFonts w:asciiTheme="majorBidi" w:hAnsiTheme="majorBidi" w:cstheme="majorBidi"/>
+        </w:rPr>
+        <w:t xml:space="preserve">        ALUControl = 0;</w:t>
+      </w:r>
+    </w:p>
+    <w:p>
+      <w:pPr>
+        <w:jc w:val="both"/>
+        <w:rPr>
+          <w:rFonts w:asciiTheme="majorBidi" w:hAnsiTheme="majorBidi" w:cstheme="majorBidi"/>
+        </w:rPr>
+      </w:pPr>
+      <w:r>
+        <w:rPr>
+          <w:rFonts w:asciiTheme="majorBidi" w:hAnsiTheme="majorBidi" w:cstheme="majorBidi"/>
+        </w:rPr>
+        <w:t xml:space="preserve">        // Wait 10 ns for global reset to finish</w:t>
+      </w:r>
+    </w:p>
+    <w:p>
+      <w:pPr>
+        <w:jc w:val="both"/>
+        <w:rPr>
+          <w:rFonts w:asciiTheme="majorBidi" w:hAnsiTheme="majorBidi" w:cstheme="majorBidi"/>
+        </w:rPr>
+      </w:pPr>
+      <w:r>
+        <w:rPr>
+          <w:rFonts w:asciiTheme="majorBidi" w:hAnsiTheme="majorBidi" w:cstheme="majorBidi"/>
+        </w:rPr>
+        <w:t xml:space="preserve">        #10;</w:t>
+      </w:r>
+    </w:p>
+    <w:p>
+      <w:pPr>
+        <w:jc w:val="both"/>
+        <w:rPr>
+          <w:rFonts w:asciiTheme="majorBidi" w:hAnsiTheme="majorBidi" w:cstheme="majorBidi"/>
+        </w:rPr>
+      </w:pPr>
+      <w:r>
+        <w:rPr>
+          <w:rFonts w:asciiTheme="majorBidi" w:hAnsiTheme="majorBidi" w:cstheme="majorBidi"/>
+        </w:rPr>
+        <w:t xml:space="preserve">        // Print header for the console output</w:t>
+      </w:r>
+    </w:p>
+    <w:p>
+      <w:pPr>
+        <w:jc w:val="both"/>
+        <w:rPr>
+          <w:rFonts w:asciiTheme="majorBidi" w:hAnsiTheme="majorBidi" w:cstheme="majorBidi"/>
+        </w:rPr>
+      </w:pPr>
+      <w:r>
+        <w:rPr>
+          <w:rFonts w:asciiTheme="majorBidi" w:hAnsiTheme="majorBidi" w:cstheme="majorBidi"/>
+        </w:rPr>
+        <w:t xml:space="preserve">        // Test 1: AND</w:t>
+      </w:r>
+    </w:p>
+    <w:p>
+      <w:pPr>
+        <w:jc w:val="both"/>
+        <w:rPr>
+          <w:rFonts w:asciiTheme="majorBidi" w:hAnsiTheme="majorBidi" w:cstheme="majorBidi"/>
+        </w:rPr>
+      </w:pPr>
+      <w:r>
+        <w:rPr>
+          <w:rFonts w:asciiTheme="majorBidi" w:hAnsiTheme="majorBidi" w:cstheme="majorBidi"/>
+        </w:rPr>
+        <w:t xml:space="preserve">        ALUControl = 4'b0000; A = 1'b1; B = 1'b1; #10;</w:t>
+      </w:r>
+    </w:p>
+    <w:p>
+      <w:pPr>
+        <w:jc w:val="both"/>
+        <w:rPr>
+          <w:rFonts w:asciiTheme="majorBidi" w:hAnsiTheme="majorBidi" w:cstheme="majorBidi"/>
+        </w:rPr>
+      </w:pPr>
+      <w:r>
+        <w:rPr>
+          <w:rFonts w:asciiTheme="majorBidi" w:hAnsiTheme="majorBidi" w:cstheme="majorBidi"/>
+        </w:rPr>
+        <w:t xml:space="preserve">        ALUControl = 4'b0000; A = 1'b1; B = 1'b0; #10;</w:t>
+      </w:r>
+    </w:p>
+    <w:p>
+      <w:pPr>
+        <w:jc w:val="both"/>
+        <w:rPr>
+          <w:rFonts w:asciiTheme="majorBidi" w:hAnsiTheme="majorBidi" w:cstheme="majorBidi"/>
+        </w:rPr>
+      </w:pPr>
+      <w:r>
+        <w:rPr>
+          <w:rFonts w:asciiTheme="majorBidi" w:hAnsiTheme="majorBidi" w:cstheme="majorBidi"/>
+        </w:rPr>
+        <w:t xml:space="preserve">        // Test 2: OR</w:t>
+      </w:r>
+    </w:p>
+    <w:p>
+      <w:pPr>
+        <w:jc w:val="both"/>
+        <w:rPr>
+          <w:rFonts w:asciiTheme="majorBidi" w:hAnsiTheme="majorBidi" w:cstheme="majorBidi"/>
+        </w:rPr>
+      </w:pPr>
+      <w:r>
+        <w:rPr>
+          <w:rFonts w:asciiTheme="majorBidi" w:hAnsiTheme="majorBidi" w:cstheme="majorBidi"/>
+        </w:rPr>
+        <w:t xml:space="preserve">        ALUControl = 4'b0001; A = 1'b0; B = 1'b1; #10;</w:t>
+      </w:r>
+    </w:p>
+    <w:p>
+      <w:pPr>
+        <w:jc w:val="both"/>
+        <w:rPr>
+          <w:rFonts w:asciiTheme="majorBidi" w:hAnsiTheme="majorBidi" w:cstheme="majorBidi"/>
+        </w:rPr>
+      </w:pPr>
+      <w:r>
+        <w:rPr>
+          <w:rFonts w:asciiTheme="majorBidi" w:hAnsiTheme="majorBidi" w:cstheme="majorBidi"/>
+        </w:rPr>
+        <w:t xml:space="preserve">        ALUControl = 4'b0001; A = 1'b0; B = 1'b0; #10;</w:t>
+      </w:r>
+    </w:p>
+    <w:p>
+      <w:pPr>
+        <w:jc w:val="both"/>
+        <w:rPr>
+          <w:rFonts w:asciiTheme="majorBidi" w:hAnsiTheme="majorBidi" w:cstheme="majorBidi"/>
+        </w:rPr>
+      </w:pPr>
+      <w:r>
+        <w:rPr>
+          <w:rFonts w:asciiTheme="majorBidi" w:hAnsiTheme="majorBidi" w:cstheme="majorBidi"/>
+        </w:rPr>
+        <w:t xml:space="preserve">        // Test 3: ADD (Acts as XOR in this dataless 1-bit version)</w:t>
+      </w:r>
+    </w:p>
+    <w:p>
+      <w:pPr>
+        <w:jc w:val="both"/>
+        <w:rPr>
+          <w:rFonts w:asciiTheme="majorBidi" w:hAnsiTheme="majorBidi" w:cstheme="majorBidi"/>
+        </w:rPr>
+      </w:pPr>
+      <w:r>
+        <w:rPr>
+          <w:rFonts w:asciiTheme="majorBidi" w:hAnsiTheme="majorBidi" w:cstheme="majorBidi"/>
+        </w:rPr>
+        <w:t xml:space="preserve">        ALUControl = 4'b0010; A = 1'b1; B = 1'b0; #10;</w:t>
+      </w:r>
+    </w:p>
+    <w:p>
+      <w:pPr>
+        <w:jc w:val="both"/>
+        <w:rPr>
+          <w:rFonts w:asciiTheme="majorBidi" w:hAnsiTheme="majorBidi" w:cstheme="majorBidi"/>
+        </w:rPr>
+      </w:pPr>
+      <w:r>
+        <w:rPr>
+          <w:rFonts w:asciiTheme="majorBidi" w:hAnsiTheme="majorBidi" w:cstheme="majorBidi"/>
+        </w:rPr>
+        <w:t xml:space="preserve">        ALUControl = 4'b0010; A = 1'b1; B = 1'b1; #10; // Result should be 0, Zero flag 1</w:t>
+      </w:r>
+    </w:p>
+    <w:p>
+      <w:pPr>
+        <w:jc w:val="both"/>
+        <w:rPr>
+          <w:rFonts w:asciiTheme="majorBidi" w:hAnsiTheme="majorBidi" w:cstheme="majorBidi"/>
+        </w:rPr>
+      </w:pPr>
+      <w:r>
+        <w:rPr>
+          <w:rFonts w:asciiTheme="majorBidi" w:hAnsiTheme="majorBidi" w:cstheme="majorBidi"/>
+        </w:rPr>
+        <w:t xml:space="preserve">        // Test 4: SUB (Acts as XOR)</w:t>
+      </w:r>
+    </w:p>
+    <w:p>
+      <w:pPr>
+        <w:jc w:val="both"/>
+        <w:rPr>
+          <w:rFonts w:asciiTheme="majorBidi" w:hAnsiTheme="majorBidi" w:cstheme="majorBidi"/>
+        </w:rPr>
+      </w:pPr>
+      <w:r>
+        <w:rPr>
+          <w:rFonts w:asciiTheme="majorBidi" w:hAnsiTheme="majorBidi" w:cstheme="majorBidi"/>
+        </w:rPr>
+        <w:t xml:space="preserve">        ALUControl = 4'b0110; A = 1'b1; B = 1'b1; #10; // Result should be 0, Zero flag 1</w:t>
+      </w:r>
+    </w:p>
+    <w:p>
+      <w:pPr>
+        <w:jc w:val="both"/>
+        <w:rPr>
+          <w:rFonts w:asciiTheme="majorBidi" w:hAnsiTheme="majorBidi" w:cstheme="majorBidi"/>
+        </w:rPr>
+      </w:pPr>
+      <w:r>
+        <w:rPr>
+          <w:rFonts w:asciiTheme="majorBidi" w:hAnsiTheme="majorBidi" w:cstheme="majorBidi"/>
+        </w:rPr>
+        <w:t xml:space="preserve">        ALUControl = 4'b0110; A = 1'b0; B = 1'b1; #10;</w:t>
+      </w:r>
+    </w:p>
+    <w:p>
+      <w:pPr>
+        <w:jc w:val="both"/>
+        <w:rPr>
+          <w:rFonts w:asciiTheme="majorBidi" w:hAnsiTheme="majorBidi" w:cstheme="majorBidi"/>
+        </w:rPr>
+      </w:pPr>
+      <w:r>
+        <w:rPr>
+          <w:rFonts w:asciiTheme="majorBidi" w:hAnsiTheme="majorBidi" w:cstheme="majorBidi"/>
+        </w:rPr>
+        <w:t xml:space="preserve">        // Test 5: XOR</w:t>
+      </w:r>
+    </w:p>
+    <w:p>
+      <w:pPr>
+        <w:jc w:val="both"/>
+        <w:rPr>
+          <w:rFonts w:asciiTheme="majorBidi" w:hAnsiTheme="majorBidi" w:cstheme="majorBidi"/>
+        </w:rPr>
+      </w:pPr>
+      <w:r>
+        <w:rPr>
+          <w:rFonts w:asciiTheme="majorBidi" w:hAnsiTheme="majorBidi" w:cstheme="majorBidi"/>
+        </w:rPr>
+        <w:t xml:space="preserve">        ALUControl = 4'b0100; A = 1'b1; B = 1'b0; #10;</w:t>
+      </w:r>
+    </w:p>
+    <w:p>
+      <w:pPr>
+        <w:jc w:val="both"/>
+        <w:rPr>
+          <w:rFonts w:asciiTheme="majorBidi" w:hAnsiTheme="majorBidi" w:cstheme="majorBidi"/>
+        </w:rPr>
+      </w:pPr>
+      <w:r>
+        <w:rPr>
+          <w:rFonts w:asciiTheme="majorBidi" w:hAnsiTheme="majorBidi" w:cstheme="majorBidi"/>
+        </w:rPr>
+        <w:t xml:space="preserve">        // Test 6: SLL (Expected to output 0 as per our 1-bit module)</w:t>
+      </w:r>
+    </w:p>
+    <w:p>
+      <w:pPr>
+        <w:jc w:val="both"/>
+        <w:rPr>
+          <w:rFonts w:asciiTheme="majorBidi" w:hAnsiTheme="majorBidi" w:cstheme="majorBidi"/>
+        </w:rPr>
+      </w:pPr>
+      <w:r>
+        <w:rPr>
+          <w:rFonts w:asciiTheme="majorBidi" w:hAnsiTheme="majorBidi" w:cstheme="majorBidi"/>
+        </w:rPr>
+        <w:lastRenderedPageBreak/>
+        <w:t xml:space="preserve">        ALUControl = 4'b1000; A = 1'b1; B = 1'b1; #10;</w:t>
+      </w:r>
+    </w:p>
+    <w:p>
+      <w:pPr>
+        <w:jc w:val="both"/>
+        <w:rPr>
+          <w:rFonts w:asciiTheme="majorBidi" w:hAnsiTheme="majorBidi" w:cstheme="majorBidi"/>
+        </w:rPr>
+      </w:pPr>
+      <w:r>
+        <w:rPr>
+          <w:rFonts w:asciiTheme="majorBidi" w:hAnsiTheme="majorBidi" w:cstheme="majorBidi"/>
+        </w:rPr>
+        <w:t xml:space="preserve">        // Test 7: SRL (Expected to output 0)</w:t>
+      </w:r>
+    </w:p>
+    <w:p>
+      <w:pPr>
+        <w:jc w:val="both"/>
+        <w:rPr>
+          <w:rFonts w:asciiTheme="majorBidi" w:hAnsiTheme="majorBidi" w:cstheme="majorBidi"/>
+        </w:rPr>
+      </w:pPr>
+      <w:r>
+        <w:rPr>
+          <w:rFonts w:asciiTheme="majorBidi" w:hAnsiTheme="majorBidi" w:cstheme="majorBidi"/>
+        </w:rPr>
+        <w:t xml:space="preserve">        ALUControl = 4'b1001; A = 1'b1; B = 1'b0; #10;</w:t>
+      </w:r>
+    </w:p>
+    <w:p>
+      <w:pPr>
+        <w:jc w:val="both"/>
+        <w:rPr>
+          <w:rFonts w:asciiTheme="majorBidi" w:hAnsiTheme="majorBidi" w:cstheme="majorBidi"/>
+        </w:rPr>
+      </w:pPr>
+      <w:r>
+        <w:rPr>
+          <w:rFonts w:asciiTheme="majorBidi" w:hAnsiTheme="majorBidi" w:cstheme="majorBidi"/>
+        </w:rPr>
+        <w:t xml:space="preserve">        // End simulation</w:t>
+      </w:r>
+    </w:p>
+    <w:p>
+      <w:pPr>
+        <w:jc w:val="both"/>
+        <w:rPr>
+          <w:rFonts w:asciiTheme="majorBidi" w:hAnsiTheme="majorBidi" w:cstheme="majorBidi"/>
+        </w:rPr>
+      </w:pPr>
+      <w:r>
+        <w:rPr>
+          <w:rFonts w:asciiTheme="majorBidi" w:hAnsiTheme="majorBidi" w:cstheme="majorBidi"/>
+        </w:rPr>
+        <w:t xml:space="preserve">        #10;</w:t>
+      </w:r>
+    </w:p>
+    <w:p>
+      <w:pPr>
+        <w:jc w:val="both"/>
+        <w:rPr>
+          <w:rFonts w:asciiTheme="majorBidi" w:hAnsiTheme="majorBidi" w:cstheme="majorBidi"/>
+        </w:rPr>
+      </w:pPr>
+      <w:r>
+        <w:rPr>
+          <w:rFonts w:asciiTheme="majorBidi" w:hAnsiTheme="majorBidi" w:cstheme="majorBidi"/>
+        </w:rPr>
+        <w:t xml:space="preserve">        $finish;</w:t>
+      </w:r>
+    </w:p>
+    <w:p>
+      <w:pPr>
+        <w:jc w:val="both"/>
+        <w:rPr>
+          <w:rFonts w:asciiTheme="majorBidi" w:hAnsiTheme="majorBidi" w:cstheme="majorBidi"/>
+        </w:rPr>
+      </w:pPr>
+      <w:r>
+        <w:rPr>
+          <w:rFonts w:asciiTheme="majorBidi" w:hAnsiTheme="majorBidi" w:cstheme="majorBidi"/>
+        </w:rPr>
+        <w:t xml:space="preserve">    end</w:t>
+      </w:r>
+    </w:p>
+    <w:p>
+      <w:pPr>
+        <w:jc w:val="both"/>
+        <w:rPr>
+          <w:rFonts w:asciiTheme="majorBidi" w:hAnsiTheme="majorBidi" w:cstheme="majorBidi"/>
+        </w:rPr>
+      </w:pPr>
+      <w:r>
+        <w:rPr>
+          <w:rFonts w:asciiTheme="majorBidi" w:hAnsiTheme="majorBidi" w:cstheme="majorBidi"/>
+        </w:rPr>
+        <w:t>endmodule</w:t>
+      </w:r>
+    </w:p>
+    <w:p>
+      <w:pPr>
+        <w:jc w:val="both"/>
+        <w:rPr>
+          <w:rFonts w:asciiTheme="majorBidi" w:hAnsiTheme="majorBidi" w:cstheme="majorBidi"/>
+        </w:rPr>
+      </w:pPr>
+    </w:p>
+    <w:p>
+      <w:pPr>
+        <w:jc w:val="both"/>
+        <w:rPr>
+          <w:rFonts w:asciiTheme="majorBidi" w:hAnsiTheme="majorBidi" w:cstheme="majorBidi"/>
+          <w:b/>
+          <w:bCs/>
+          <w:i/>
+          <w:iCs/>
+          <w:sz w:val="48"/>
+          <w:szCs w:val="48"/>
+          <w:u w:val="single"/>
+        </w:rPr>
+      </w:pPr>
+      <w:r>
+        <w:rPr>
+          <w:rFonts w:asciiTheme="majorBidi" w:hAnsiTheme="majorBidi" w:cstheme="majorBidi"/>
+          <w:b/>
+          <w:bCs/>
+          <w:i/>
+          <w:iCs/>
+          <w:sz w:val="48"/>
+          <w:szCs w:val="48"/>
+          <w:u w:val="single"/>
+        </w:rPr>
         <w:t>2:-</w:t>
       </w:r>
-      <w:proofErr w:type="gramEnd"/>
     </w:p>
     <w:p>
       <w:pPr>
@@ -4322,16 +3144,8 @@
         <w:rPr>
           <w:rFonts w:asciiTheme="majorBidi" w:hAnsiTheme="majorBidi" w:cstheme="majorBidi"/>
         </w:rPr>
-        <w:t>module alu_32bit_</w:t>
-      </w:r>
-      <w:proofErr w:type="gramStart"/>
-      <w:r>
-        <w:rPr>
-          <w:rFonts w:asciiTheme="majorBidi" w:hAnsiTheme="majorBidi" w:cstheme="majorBidi"/>
-        </w:rPr>
-        <w:t>tb;</w:t>
-      </w:r>
-      <w:proofErr w:type="gramEnd"/>
+        <w:t>module alu_32bit_tb;</w:t>
+      </w:r>
     </w:p>
     <w:p>
       <w:pPr>
@@ -4358,65 +3172,35 @@
         <w:rPr>
           <w:rFonts w:asciiTheme="majorBidi" w:hAnsiTheme="majorBidi" w:cstheme="majorBidi"/>
         </w:rPr>
-        <w:t xml:space="preserve">    reg [31:0] </w:t>
-      </w:r>
-      <w:proofErr w:type="gramStart"/>
-      <w:r>
-        <w:rPr>
-          <w:rFonts w:asciiTheme="majorBidi" w:hAnsiTheme="majorBidi" w:cstheme="majorBidi"/>
-        </w:rPr>
-        <w:t>A;</w:t>
-      </w:r>
-      <w:proofErr w:type="gramEnd"/>
-    </w:p>
-    <w:p>
-      <w:pPr>
-        <w:jc w:val="both"/>
-        <w:rPr>
-          <w:rFonts w:asciiTheme="majorBidi" w:hAnsiTheme="majorBidi" w:cstheme="majorBidi"/>
-        </w:rPr>
-      </w:pPr>
-      <w:r>
-        <w:rPr>
-          <w:rFonts w:asciiTheme="majorBidi" w:hAnsiTheme="majorBidi" w:cstheme="majorBidi"/>
-        </w:rPr>
-        <w:t xml:space="preserve">    reg [31:0] </w:t>
-      </w:r>
-      <w:proofErr w:type="gramStart"/>
-      <w:r>
-        <w:rPr>
-          <w:rFonts w:asciiTheme="majorBidi" w:hAnsiTheme="majorBidi" w:cstheme="majorBidi"/>
-        </w:rPr>
-        <w:t>B;</w:t>
-      </w:r>
-      <w:proofErr w:type="gramEnd"/>
-    </w:p>
-    <w:p>
-      <w:pPr>
-        <w:jc w:val="both"/>
-        <w:rPr>
-          <w:rFonts w:asciiTheme="majorBidi" w:hAnsiTheme="majorBidi" w:cstheme="majorBidi"/>
-        </w:rPr>
-      </w:pPr>
-      <w:r>
-        <w:rPr>
-          <w:rFonts w:asciiTheme="majorBidi" w:hAnsiTheme="majorBidi" w:cstheme="majorBidi"/>
-        </w:rPr>
-        <w:t xml:space="preserve">    reg [3:0</w:t>
-      </w:r>
-      <w:proofErr w:type="gramStart"/>
-      <w:r>
-        <w:rPr>
-          <w:rFonts w:asciiTheme="majorBidi" w:hAnsiTheme="majorBidi" w:cstheme="majorBidi"/>
-        </w:rPr>
-        <w:t>]  ALUControl</w:t>
-      </w:r>
-      <w:proofErr w:type="gramEnd"/>
-      <w:r>
-        <w:rPr>
-          <w:rFonts w:asciiTheme="majorBidi" w:hAnsiTheme="majorBidi" w:cstheme="majorBidi"/>
-        </w:rPr>
-        <w:t>;</w:t>
+        <w:t xml:space="preserve">    reg [31:0] A;</w:t>
+      </w:r>
+    </w:p>
+    <w:p>
+      <w:pPr>
+        <w:jc w:val="both"/>
+        <w:rPr>
+          <w:rFonts w:asciiTheme="majorBidi" w:hAnsiTheme="majorBidi" w:cstheme="majorBidi"/>
+        </w:rPr>
+      </w:pPr>
+      <w:r>
+        <w:rPr>
+          <w:rFonts w:asciiTheme="majorBidi" w:hAnsiTheme="majorBidi" w:cstheme="majorBidi"/>
+        </w:rPr>
+        <w:t xml:space="preserve">    reg [31:0] B;</w:t>
+      </w:r>
+    </w:p>
+    <w:p>
+      <w:pPr>
+        <w:jc w:val="both"/>
+        <w:rPr>
+          <w:rFonts w:asciiTheme="majorBidi" w:hAnsiTheme="majorBidi" w:cstheme="majorBidi"/>
+        </w:rPr>
+      </w:pPr>
+      <w:r>
+        <w:rPr>
+          <w:rFonts w:asciiTheme="majorBidi" w:hAnsiTheme="majorBidi" w:cstheme="majorBidi"/>
+        </w:rPr>
+        <w:t xml:space="preserve">    reg [3:0]  ALUControl;</w:t>
       </w:r>
     </w:p>
     <w:p>
@@ -4444,38 +3228,22 @@
         <w:rPr>
           <w:rFonts w:asciiTheme="majorBidi" w:hAnsiTheme="majorBidi" w:cstheme="majorBidi"/>
         </w:rPr>
-        <w:t xml:space="preserve">    wire [31:0] </w:t>
-      </w:r>
-      <w:proofErr w:type="gramStart"/>
-      <w:r>
-        <w:rPr>
-          <w:rFonts w:asciiTheme="majorBidi" w:hAnsiTheme="majorBidi" w:cstheme="majorBidi"/>
-        </w:rPr>
-        <w:t>ALUResult;</w:t>
-      </w:r>
-      <w:proofErr w:type="gramEnd"/>
-    </w:p>
-    <w:p>
-      <w:pPr>
-        <w:jc w:val="both"/>
-        <w:rPr>
-          <w:rFonts w:asciiTheme="majorBidi" w:hAnsiTheme="majorBidi" w:cstheme="majorBidi"/>
-        </w:rPr>
-      </w:pPr>
-      <w:r>
-        <w:rPr>
-          <w:rFonts w:asciiTheme="majorBidi" w:hAnsiTheme="majorBidi" w:cstheme="majorBidi"/>
-        </w:rPr>
-        <w:t xml:space="preserve">    wire        </w:t>
-      </w:r>
-      <w:proofErr w:type="gramStart"/>
-      <w:r>
-        <w:rPr>
-          <w:rFonts w:asciiTheme="majorBidi" w:hAnsiTheme="majorBidi" w:cstheme="majorBidi"/>
-        </w:rPr>
-        <w:t>Zero;</w:t>
-      </w:r>
-      <w:proofErr w:type="gramEnd"/>
+        <w:t xml:space="preserve">    wire [31:0] ALUResult;</w:t>
+      </w:r>
+    </w:p>
+    <w:p>
+      <w:pPr>
+        <w:jc w:val="both"/>
+        <w:rPr>
+          <w:rFonts w:asciiTheme="majorBidi" w:hAnsiTheme="majorBidi" w:cstheme="majorBidi"/>
+        </w:rPr>
+      </w:pPr>
+      <w:r>
+        <w:rPr>
+          <w:rFonts w:asciiTheme="majorBidi" w:hAnsiTheme="majorBidi" w:cstheme="majorBidi"/>
+        </w:rPr>
+        <w:t xml:space="preserve">    wire        Zero;</w:t>
+      </w:r>
     </w:p>
     <w:p>
       <w:pPr>
@@ -4516,156 +3284,78 @@
         <w:rPr>
           <w:rFonts w:asciiTheme="majorBidi" w:hAnsiTheme="majorBidi" w:cstheme="majorBidi"/>
         </w:rPr>
-        <w:t xml:space="preserve">        </w:t>
-      </w:r>
-      <w:proofErr w:type="gramStart"/>
-      <w:r>
-        <w:rPr>
-          <w:rFonts w:asciiTheme="majorBidi" w:hAnsiTheme="majorBidi" w:cstheme="majorBidi"/>
-        </w:rPr>
-        <w:t>.A</w:t>
-      </w:r>
-      <w:proofErr w:type="gramEnd"/>
-      <w:r>
-        <w:rPr>
-          <w:rFonts w:asciiTheme="majorBidi" w:hAnsiTheme="majorBidi" w:cstheme="majorBidi"/>
-        </w:rPr>
-        <w:t>(A),</w:t>
-      </w:r>
-    </w:p>
-    <w:p>
-      <w:pPr>
-        <w:jc w:val="both"/>
-        <w:rPr>
-          <w:rFonts w:asciiTheme="majorBidi" w:hAnsiTheme="majorBidi" w:cstheme="majorBidi"/>
-        </w:rPr>
-      </w:pPr>
-      <w:r>
-        <w:rPr>
-          <w:rFonts w:asciiTheme="majorBidi" w:hAnsiTheme="majorBidi" w:cstheme="majorBidi"/>
-        </w:rPr>
-        <w:t xml:space="preserve">        </w:t>
-      </w:r>
-      <w:proofErr w:type="gramStart"/>
-      <w:r>
-        <w:rPr>
-          <w:rFonts w:asciiTheme="majorBidi" w:hAnsiTheme="majorBidi" w:cstheme="majorBidi"/>
-        </w:rPr>
-        <w:t>.B</w:t>
-      </w:r>
-      <w:proofErr w:type="gramEnd"/>
-      <w:r>
-        <w:rPr>
-          <w:rFonts w:asciiTheme="majorBidi" w:hAnsiTheme="majorBidi" w:cstheme="majorBidi"/>
-        </w:rPr>
-        <w:t>(B),</w:t>
-      </w:r>
-    </w:p>
-    <w:p>
-      <w:pPr>
-        <w:jc w:val="both"/>
-        <w:rPr>
-          <w:rFonts w:asciiTheme="majorBidi" w:hAnsiTheme="majorBidi" w:cstheme="majorBidi"/>
-        </w:rPr>
-      </w:pPr>
-      <w:r>
-        <w:rPr>
-          <w:rFonts w:asciiTheme="majorBidi" w:hAnsiTheme="majorBidi" w:cstheme="majorBidi"/>
-        </w:rPr>
-        <w:t xml:space="preserve">        </w:t>
-      </w:r>
-      <w:proofErr w:type="gramStart"/>
-      <w:r>
-        <w:rPr>
-          <w:rFonts w:asciiTheme="majorBidi" w:hAnsiTheme="majorBidi" w:cstheme="majorBidi"/>
-        </w:rPr>
-        <w:t>.ALUControl</w:t>
-      </w:r>
-      <w:proofErr w:type="gramEnd"/>
-      <w:r>
-        <w:rPr>
-          <w:rFonts w:asciiTheme="majorBidi" w:hAnsiTheme="majorBidi" w:cstheme="majorBidi"/>
-        </w:rPr>
-        <w:t>(ALUControl),</w:t>
-      </w:r>
-    </w:p>
-    <w:p>
-      <w:pPr>
-        <w:jc w:val="both"/>
-        <w:rPr>
-          <w:rFonts w:asciiTheme="majorBidi" w:hAnsiTheme="majorBidi" w:cstheme="majorBidi"/>
-        </w:rPr>
-      </w:pPr>
-      <w:r>
-        <w:rPr>
-          <w:rFonts w:asciiTheme="majorBidi" w:hAnsiTheme="majorBidi" w:cstheme="majorBidi"/>
-        </w:rPr>
-        <w:t xml:space="preserve">        </w:t>
-      </w:r>
-      <w:proofErr w:type="gramStart"/>
-      <w:r>
-        <w:rPr>
-          <w:rFonts w:asciiTheme="majorBidi" w:hAnsiTheme="majorBidi" w:cstheme="majorBidi"/>
-        </w:rPr>
-        <w:t>.ALUResult</w:t>
-      </w:r>
-      <w:proofErr w:type="gramEnd"/>
-      <w:r>
-        <w:rPr>
-          <w:rFonts w:asciiTheme="majorBidi" w:hAnsiTheme="majorBidi" w:cstheme="majorBidi"/>
-        </w:rPr>
-        <w:t>(ALUResult),</w:t>
-      </w:r>
-    </w:p>
-    <w:p>
-      <w:pPr>
-        <w:jc w:val="both"/>
-        <w:rPr>
-          <w:rFonts w:asciiTheme="majorBidi" w:hAnsiTheme="majorBidi" w:cstheme="majorBidi"/>
-        </w:rPr>
-      </w:pPr>
-      <w:r>
-        <w:rPr>
-          <w:rFonts w:asciiTheme="majorBidi" w:hAnsiTheme="majorBidi" w:cstheme="majorBidi"/>
-        </w:rPr>
-        <w:t xml:space="preserve">        </w:t>
-      </w:r>
-      <w:proofErr w:type="gramStart"/>
-      <w:r>
-        <w:rPr>
-          <w:rFonts w:asciiTheme="majorBidi" w:hAnsiTheme="majorBidi" w:cstheme="majorBidi"/>
-        </w:rPr>
-        <w:t>.Zero</w:t>
-      </w:r>
-      <w:proofErr w:type="gramEnd"/>
-      <w:r>
-        <w:rPr>
-          <w:rFonts w:asciiTheme="majorBidi" w:hAnsiTheme="majorBidi" w:cstheme="majorBidi"/>
-        </w:rPr>
-        <w:t>(Zero)</w:t>
-      </w:r>
-    </w:p>
-    <w:p>
-      <w:pPr>
-        <w:jc w:val="both"/>
-        <w:rPr>
-          <w:rFonts w:asciiTheme="majorBidi" w:hAnsiTheme="majorBidi" w:cstheme="majorBidi"/>
-        </w:rPr>
-      </w:pPr>
-      <w:r>
-        <w:rPr>
-          <w:rFonts w:asciiTheme="majorBidi" w:hAnsiTheme="majorBidi" w:cstheme="majorBidi"/>
-        </w:rPr>
-        <w:t xml:space="preserve">    </w:t>
-      </w:r>
-      <w:proofErr w:type="gramStart"/>
-      <w:r>
-        <w:rPr>
-          <w:rFonts w:asciiTheme="majorBidi" w:hAnsiTheme="majorBidi" w:cstheme="majorBidi"/>
-        </w:rPr>
-        <w:t>);</w:t>
-      </w:r>
-      <w:proofErr w:type="gramEnd"/>
+        <w:t xml:space="preserve">        .A(A),</w:t>
+      </w:r>
+    </w:p>
+    <w:p>
+      <w:pPr>
+        <w:jc w:val="both"/>
+        <w:rPr>
+          <w:rFonts w:asciiTheme="majorBidi" w:hAnsiTheme="majorBidi" w:cstheme="majorBidi"/>
+        </w:rPr>
+      </w:pPr>
+      <w:r>
+        <w:rPr>
+          <w:rFonts w:asciiTheme="majorBidi" w:hAnsiTheme="majorBidi" w:cstheme="majorBidi"/>
+        </w:rPr>
+        <w:t xml:space="preserve">        .B(B),</w:t>
+      </w:r>
+    </w:p>
+    <w:p>
+      <w:pPr>
+        <w:jc w:val="both"/>
+        <w:rPr>
+          <w:rFonts w:asciiTheme="majorBidi" w:hAnsiTheme="majorBidi" w:cstheme="majorBidi"/>
+        </w:rPr>
+      </w:pPr>
+      <w:r>
+        <w:rPr>
+          <w:rFonts w:asciiTheme="majorBidi" w:hAnsiTheme="majorBidi" w:cstheme="majorBidi"/>
+        </w:rPr>
+        <w:t xml:space="preserve">        .ALUControl(ALUControl),</w:t>
+      </w:r>
+    </w:p>
+    <w:p>
+      <w:pPr>
+        <w:jc w:val="both"/>
+        <w:rPr>
+          <w:rFonts w:asciiTheme="majorBidi" w:hAnsiTheme="majorBidi" w:cstheme="majorBidi"/>
+        </w:rPr>
+      </w:pPr>
+      <w:r>
+        <w:rPr>
+          <w:rFonts w:asciiTheme="majorBidi" w:hAnsiTheme="majorBidi" w:cstheme="majorBidi"/>
+        </w:rPr>
+        <w:t xml:space="preserve">        .ALUResult(ALUResult),</w:t>
+      </w:r>
+    </w:p>
+    <w:p>
+      <w:pPr>
+        <w:jc w:val="both"/>
+        <w:rPr>
+          <w:rFonts w:asciiTheme="majorBidi" w:hAnsiTheme="majorBidi" w:cstheme="majorBidi"/>
+        </w:rPr>
+      </w:pPr>
+      <w:r>
+        <w:rPr>
+          <w:rFonts w:asciiTheme="majorBidi" w:hAnsiTheme="majorBidi" w:cstheme="majorBidi"/>
+        </w:rPr>
+        <w:t xml:space="preserve">        .Zero(Zero)</w:t>
+      </w:r>
+    </w:p>
+    <w:p>
+      <w:pPr>
+        <w:jc w:val="both"/>
+        <w:rPr>
+          <w:rFonts w:asciiTheme="majorBidi" w:hAnsiTheme="majorBidi" w:cstheme="majorBidi"/>
+        </w:rPr>
+      </w:pPr>
+      <w:r>
+        <w:rPr>
+          <w:rFonts w:asciiTheme="majorBidi" w:hAnsiTheme="majorBidi" w:cstheme="majorBidi"/>
+        </w:rPr>
+        <w:t xml:space="preserve">    );</w:t>
+      </w:r>
     </w:p>
     <w:p>
       <w:pPr>
@@ -4706,60 +3396,36 @@
         <w:rPr>
           <w:rFonts w:asciiTheme="majorBidi" w:hAnsiTheme="majorBidi" w:cstheme="majorBidi"/>
         </w:rPr>
-        <w:t xml:space="preserve">        A = </w:t>
-      </w:r>
-      <w:proofErr w:type="gramStart"/>
-      <w:r>
-        <w:rPr>
-          <w:rFonts w:asciiTheme="majorBidi" w:hAnsiTheme="majorBidi" w:cstheme="majorBidi"/>
-        </w:rPr>
-        <w:t>0;</w:t>
-      </w:r>
-      <w:proofErr w:type="gramEnd"/>
-    </w:p>
-    <w:p>
-      <w:pPr>
-        <w:jc w:val="both"/>
-        <w:rPr>
-          <w:rFonts w:asciiTheme="majorBidi" w:hAnsiTheme="majorBidi" w:cstheme="majorBidi"/>
-        </w:rPr>
-      </w:pPr>
-      <w:r>
-        <w:rPr>
-          <w:rFonts w:asciiTheme="majorBidi" w:hAnsiTheme="majorBidi" w:cstheme="majorBidi"/>
-        </w:rPr>
-        <w:t xml:space="preserve">        B = </w:t>
-      </w:r>
-      <w:proofErr w:type="gramStart"/>
-      <w:r>
-        <w:rPr>
-          <w:rFonts w:asciiTheme="majorBidi" w:hAnsiTheme="majorBidi" w:cstheme="majorBidi"/>
-        </w:rPr>
-        <w:t>0;</w:t>
-      </w:r>
-      <w:proofErr w:type="gramEnd"/>
-    </w:p>
-    <w:p>
-      <w:pPr>
-        <w:jc w:val="both"/>
-        <w:rPr>
-          <w:rFonts w:asciiTheme="majorBidi" w:hAnsiTheme="majorBidi" w:cstheme="majorBidi"/>
-        </w:rPr>
-      </w:pPr>
-      <w:r>
-        <w:rPr>
-          <w:rFonts w:asciiTheme="majorBidi" w:hAnsiTheme="majorBidi" w:cstheme="majorBidi"/>
-        </w:rPr>
-        <w:t xml:space="preserve">        ALUControl = </w:t>
-      </w:r>
-      <w:proofErr w:type="gramStart"/>
-      <w:r>
-        <w:rPr>
-          <w:rFonts w:asciiTheme="majorBidi" w:hAnsiTheme="majorBidi" w:cstheme="majorBidi"/>
-        </w:rPr>
-        <w:t>0;</w:t>
-      </w:r>
-      <w:proofErr w:type="gramEnd"/>
+        <w:t xml:space="preserve">        A = 0;</w:t>
+      </w:r>
+    </w:p>
+    <w:p>
+      <w:pPr>
+        <w:jc w:val="both"/>
+        <w:rPr>
+          <w:rFonts w:asciiTheme="majorBidi" w:hAnsiTheme="majorBidi" w:cstheme="majorBidi"/>
+        </w:rPr>
+      </w:pPr>
+      <w:r>
+        <w:rPr>
+          <w:rFonts w:asciiTheme="majorBidi" w:hAnsiTheme="majorBidi" w:cstheme="majorBidi"/>
+        </w:rPr>
+        <w:t xml:space="preserve">        B = 0;</w:t>
+      </w:r>
+    </w:p>
+    <w:p>
+      <w:pPr>
+        <w:jc w:val="both"/>
+        <w:rPr>
+          <w:rFonts w:asciiTheme="majorBidi" w:hAnsiTheme="majorBidi" w:cstheme="majorBidi"/>
+        </w:rPr>
+      </w:pPr>
+      <w:r>
+        <w:rPr>
+          <w:rFonts w:asciiTheme="majorBidi" w:hAnsiTheme="majorBidi" w:cstheme="majorBidi"/>
+        </w:rPr>
+        <w:t xml:space="preserve">        ALUControl = 0;</w:t>
+      </w:r>
     </w:p>
     <w:p>
       <w:pPr>
@@ -4786,16 +3452,8 @@
         <w:rPr>
           <w:rFonts w:asciiTheme="majorBidi" w:hAnsiTheme="majorBidi" w:cstheme="majorBidi"/>
         </w:rPr>
-        <w:t xml:space="preserve">        </w:t>
-      </w:r>
-      <w:proofErr w:type="gramStart"/>
-      <w:r>
-        <w:rPr>
-          <w:rFonts w:asciiTheme="majorBidi" w:hAnsiTheme="majorBidi" w:cstheme="majorBidi"/>
-        </w:rPr>
-        <w:t>#100;</w:t>
-      </w:r>
-      <w:proofErr w:type="gramEnd"/>
+        <w:t xml:space="preserve">        #100;</w:t>
+      </w:r>
     </w:p>
     <w:p>
       <w:pPr>
@@ -4822,49 +3480,21 @@
         <w:rPr>
           <w:rFonts w:asciiTheme="majorBidi" w:hAnsiTheme="majorBidi" w:cstheme="majorBidi"/>
         </w:rPr>
-        <w:t xml:space="preserve">        A = 32'</w:t>
-      </w:r>
-      <w:proofErr w:type="gramStart"/>
-      <w:r>
-        <w:rPr>
-          <w:rFonts w:asciiTheme="majorBidi" w:hAnsiTheme="majorBidi" w:cstheme="majorBidi"/>
-        </w:rPr>
-        <w:t>d250;</w:t>
-      </w:r>
-      <w:proofErr w:type="gramEnd"/>
-      <w:r>
-        <w:rPr>
-          <w:rFonts w:asciiTheme="majorBidi" w:hAnsiTheme="majorBidi" w:cstheme="majorBidi"/>
-        </w:rPr>
-        <w:t xml:space="preserve"> </w:t>
-      </w:r>
-    </w:p>
-    <w:p>
-      <w:pPr>
-        <w:jc w:val="both"/>
-        <w:rPr>
-          <w:rFonts w:asciiTheme="majorBidi" w:hAnsiTheme="majorBidi" w:cstheme="majorBidi"/>
-        </w:rPr>
-      </w:pPr>
-      <w:r>
-        <w:rPr>
-          <w:rFonts w:asciiTheme="majorBidi" w:hAnsiTheme="majorBidi" w:cstheme="majorBidi"/>
-        </w:rPr>
-        <w:t xml:space="preserve">        B = 32'</w:t>
-      </w:r>
-      <w:proofErr w:type="gramStart"/>
-      <w:r>
-        <w:rPr>
-          <w:rFonts w:asciiTheme="majorBidi" w:hAnsiTheme="majorBidi" w:cstheme="majorBidi"/>
-        </w:rPr>
-        <w:t>d150;</w:t>
-      </w:r>
-      <w:proofErr w:type="gramEnd"/>
-      <w:r>
-        <w:rPr>
-          <w:rFonts w:asciiTheme="majorBidi" w:hAnsiTheme="majorBidi" w:cstheme="majorBidi"/>
-        </w:rPr>
-        <w:t xml:space="preserve"> </w:t>
+        <w:t xml:space="preserve">        A = 32'd250; </w:t>
+      </w:r>
+    </w:p>
+    <w:p>
+      <w:pPr>
+        <w:jc w:val="both"/>
+        <w:rPr>
+          <w:rFonts w:asciiTheme="majorBidi" w:hAnsiTheme="majorBidi" w:cstheme="majorBidi"/>
+        </w:rPr>
+      </w:pPr>
+      <w:r>
+        <w:rPr>
+          <w:rFonts w:asciiTheme="majorBidi" w:hAnsiTheme="majorBidi" w:cstheme="majorBidi"/>
+        </w:rPr>
+        <w:t xml:space="preserve">        B = 32'd150; </w:t>
       </w:r>
     </w:p>
     <w:p>
@@ -4892,16 +3522,8 @@
         <w:rPr>
           <w:rFonts w:asciiTheme="majorBidi" w:hAnsiTheme="majorBidi" w:cstheme="majorBidi"/>
         </w:rPr>
-        <w:t xml:space="preserve">        </w:t>
-      </w:r>
-      <w:proofErr w:type="gramStart"/>
-      <w:r>
-        <w:rPr>
-          <w:rFonts w:asciiTheme="majorBidi" w:hAnsiTheme="majorBidi" w:cstheme="majorBidi"/>
-        </w:rPr>
-        <w:t>#10;</w:t>
-      </w:r>
-      <w:proofErr w:type="gramEnd"/>
+        <w:t xml:space="preserve">        #10;</w:t>
+      </w:r>
     </w:p>
     <w:p>
       <w:pPr>
@@ -4928,49 +3550,21 @@
         <w:rPr>
           <w:rFonts w:asciiTheme="majorBidi" w:hAnsiTheme="majorBidi" w:cstheme="majorBidi"/>
         </w:rPr>
-        <w:t xml:space="preserve">        A = 32'</w:t>
-      </w:r>
-      <w:proofErr w:type="gramStart"/>
-      <w:r>
-        <w:rPr>
-          <w:rFonts w:asciiTheme="majorBidi" w:hAnsiTheme="majorBidi" w:cstheme="majorBidi"/>
-        </w:rPr>
-        <w:t>d500;</w:t>
-      </w:r>
-      <w:proofErr w:type="gramEnd"/>
-      <w:r>
-        <w:rPr>
-          <w:rFonts w:asciiTheme="majorBidi" w:hAnsiTheme="majorBidi" w:cstheme="majorBidi"/>
-        </w:rPr>
-        <w:t xml:space="preserve"> </w:t>
-      </w:r>
-    </w:p>
-    <w:p>
-      <w:pPr>
-        <w:jc w:val="both"/>
-        <w:rPr>
-          <w:rFonts w:asciiTheme="majorBidi" w:hAnsiTheme="majorBidi" w:cstheme="majorBidi"/>
-        </w:rPr>
-      </w:pPr>
-      <w:r>
-        <w:rPr>
-          <w:rFonts w:asciiTheme="majorBidi" w:hAnsiTheme="majorBidi" w:cstheme="majorBidi"/>
-        </w:rPr>
-        <w:t xml:space="preserve">        B = 32'</w:t>
-      </w:r>
-      <w:proofErr w:type="gramStart"/>
-      <w:r>
-        <w:rPr>
-          <w:rFonts w:asciiTheme="majorBidi" w:hAnsiTheme="majorBidi" w:cstheme="majorBidi"/>
-        </w:rPr>
-        <w:t>d500;</w:t>
-      </w:r>
-      <w:proofErr w:type="gramEnd"/>
-      <w:r>
-        <w:rPr>
-          <w:rFonts w:asciiTheme="majorBidi" w:hAnsiTheme="majorBidi" w:cstheme="majorBidi"/>
-        </w:rPr>
-        <w:t xml:space="preserve"> </w:t>
+        <w:t xml:space="preserve">        A = 32'd500; </w:t>
+      </w:r>
+    </w:p>
+    <w:p>
+      <w:pPr>
+        <w:jc w:val="both"/>
+        <w:rPr>
+          <w:rFonts w:asciiTheme="majorBidi" w:hAnsiTheme="majorBidi" w:cstheme="majorBidi"/>
+        </w:rPr>
+      </w:pPr>
+      <w:r>
+        <w:rPr>
+          <w:rFonts w:asciiTheme="majorBidi" w:hAnsiTheme="majorBidi" w:cstheme="majorBidi"/>
+        </w:rPr>
+        <w:t xml:space="preserve">        B = 32'd500; </w:t>
       </w:r>
     </w:p>
     <w:p>
@@ -4998,16 +3592,8 @@
         <w:rPr>
           <w:rFonts w:asciiTheme="majorBidi" w:hAnsiTheme="majorBidi" w:cstheme="majorBidi"/>
         </w:rPr>
-        <w:t xml:space="preserve">        </w:t>
-      </w:r>
-      <w:proofErr w:type="gramStart"/>
-      <w:r>
-        <w:rPr>
-          <w:rFonts w:asciiTheme="majorBidi" w:hAnsiTheme="majorBidi" w:cstheme="majorBidi"/>
-        </w:rPr>
-        <w:t>#10;</w:t>
-      </w:r>
-      <w:proofErr w:type="gramEnd"/>
+        <w:t xml:space="preserve">        #10;</w:t>
+      </w:r>
     </w:p>
     <w:p>
       <w:pPr>
@@ -5034,38 +3620,22 @@
         <w:rPr>
           <w:rFonts w:asciiTheme="majorBidi" w:hAnsiTheme="majorBidi" w:cstheme="majorBidi"/>
         </w:rPr>
-        <w:t xml:space="preserve">        A = 32'hFFFF_</w:t>
-      </w:r>
-      <w:proofErr w:type="gramStart"/>
-      <w:r>
-        <w:rPr>
-          <w:rFonts w:asciiTheme="majorBidi" w:hAnsiTheme="majorBidi" w:cstheme="majorBidi"/>
-        </w:rPr>
-        <w:t>0000;</w:t>
-      </w:r>
-      <w:proofErr w:type="gramEnd"/>
-    </w:p>
-    <w:p>
-      <w:pPr>
-        <w:jc w:val="both"/>
-        <w:rPr>
-          <w:rFonts w:asciiTheme="majorBidi" w:hAnsiTheme="majorBidi" w:cstheme="majorBidi"/>
-        </w:rPr>
-      </w:pPr>
-      <w:r>
-        <w:rPr>
-          <w:rFonts w:asciiTheme="majorBidi" w:hAnsiTheme="majorBidi" w:cstheme="majorBidi"/>
-        </w:rPr>
-        <w:t xml:space="preserve">        B = 32'hFF00_</w:t>
-      </w:r>
-      <w:proofErr w:type="gramStart"/>
-      <w:r>
-        <w:rPr>
-          <w:rFonts w:asciiTheme="majorBidi" w:hAnsiTheme="majorBidi" w:cstheme="majorBidi"/>
-        </w:rPr>
-        <w:t>FF00;</w:t>
-      </w:r>
-      <w:proofErr w:type="gramEnd"/>
+        <w:t xml:space="preserve">        A = 32'hFFFF_0000;</w:t>
+      </w:r>
+    </w:p>
+    <w:p>
+      <w:pPr>
+        <w:jc w:val="both"/>
+        <w:rPr>
+          <w:rFonts w:asciiTheme="majorBidi" w:hAnsiTheme="majorBidi" w:cstheme="majorBidi"/>
+        </w:rPr>
+      </w:pPr>
+      <w:r>
+        <w:rPr>
+          <w:rFonts w:asciiTheme="majorBidi" w:hAnsiTheme="majorBidi" w:cstheme="majorBidi"/>
+        </w:rPr>
+        <w:t xml:space="preserve">        B = 32'hFF00_FF00;</w:t>
+      </w:r>
     </w:p>
     <w:p>
       <w:pPr>
@@ -5093,16 +3663,8 @@
         <w:rPr>
           <w:rFonts w:asciiTheme="majorBidi" w:hAnsiTheme="majorBidi" w:cstheme="majorBidi"/>
         </w:rPr>
-        <w:t xml:space="preserve">        </w:t>
-      </w:r>
-      <w:proofErr w:type="gramStart"/>
-      <w:r>
-        <w:rPr>
-          <w:rFonts w:asciiTheme="majorBidi" w:hAnsiTheme="majorBidi" w:cstheme="majorBidi"/>
-        </w:rPr>
-        <w:t>#10;</w:t>
-      </w:r>
-      <w:proofErr w:type="gramEnd"/>
+        <w:t xml:space="preserve">        #10;</w:t>
+      </w:r>
     </w:p>
     <w:p>
       <w:pPr>
@@ -5129,38 +3691,22 @@
         <w:rPr>
           <w:rFonts w:asciiTheme="majorBidi" w:hAnsiTheme="majorBidi" w:cstheme="majorBidi"/>
         </w:rPr>
-        <w:t xml:space="preserve">        A = 32'h0000_</w:t>
-      </w:r>
-      <w:proofErr w:type="gramStart"/>
-      <w:r>
-        <w:rPr>
-          <w:rFonts w:asciiTheme="majorBidi" w:hAnsiTheme="majorBidi" w:cstheme="majorBidi"/>
-        </w:rPr>
-        <w:t>000F;</w:t>
-      </w:r>
-      <w:proofErr w:type="gramEnd"/>
-    </w:p>
-    <w:p>
-      <w:pPr>
-        <w:jc w:val="both"/>
-        <w:rPr>
-          <w:rFonts w:asciiTheme="majorBidi" w:hAnsiTheme="majorBidi" w:cstheme="majorBidi"/>
-        </w:rPr>
-      </w:pPr>
-      <w:r>
-        <w:rPr>
-          <w:rFonts w:asciiTheme="majorBidi" w:hAnsiTheme="majorBidi" w:cstheme="majorBidi"/>
-        </w:rPr>
-        <w:t xml:space="preserve">        B = 32'h0000_</w:t>
-      </w:r>
-      <w:proofErr w:type="gramStart"/>
-      <w:r>
-        <w:rPr>
-          <w:rFonts w:asciiTheme="majorBidi" w:hAnsiTheme="majorBidi" w:cstheme="majorBidi"/>
-        </w:rPr>
-        <w:t>00F0;</w:t>
-      </w:r>
-      <w:proofErr w:type="gramEnd"/>
+        <w:t xml:space="preserve">        A = 32'h0000_000F;</w:t>
+      </w:r>
+    </w:p>
+    <w:p>
+      <w:pPr>
+        <w:jc w:val="both"/>
+        <w:rPr>
+          <w:rFonts w:asciiTheme="majorBidi" w:hAnsiTheme="majorBidi" w:cstheme="majorBidi"/>
+        </w:rPr>
+      </w:pPr>
+      <w:r>
+        <w:rPr>
+          <w:rFonts w:asciiTheme="majorBidi" w:hAnsiTheme="majorBidi" w:cstheme="majorBidi"/>
+        </w:rPr>
+        <w:t xml:space="preserve">        B = 32'h0000_00F0;</w:t>
+      </w:r>
     </w:p>
     <w:p>
       <w:pPr>
@@ -5187,16 +3733,8 @@
         <w:rPr>
           <w:rFonts w:asciiTheme="majorBidi" w:hAnsiTheme="majorBidi" w:cstheme="majorBidi"/>
         </w:rPr>
-        <w:t xml:space="preserve">        </w:t>
-      </w:r>
-      <w:proofErr w:type="gramStart"/>
-      <w:r>
-        <w:rPr>
-          <w:rFonts w:asciiTheme="majorBidi" w:hAnsiTheme="majorBidi" w:cstheme="majorBidi"/>
-        </w:rPr>
-        <w:t>#10;</w:t>
-      </w:r>
-      <w:proofErr w:type="gramEnd"/>
+        <w:t xml:space="preserve">        #10;</w:t>
+      </w:r>
     </w:p>
     <w:p>
       <w:pPr>
@@ -5223,38 +3761,22 @@
         <w:rPr>
           <w:rFonts w:asciiTheme="majorBidi" w:hAnsiTheme="majorBidi" w:cstheme="majorBidi"/>
         </w:rPr>
-        <w:t xml:space="preserve">        A = 32'hAAAA_</w:t>
-      </w:r>
-      <w:proofErr w:type="gramStart"/>
-      <w:r>
-        <w:rPr>
-          <w:rFonts w:asciiTheme="majorBidi" w:hAnsiTheme="majorBidi" w:cstheme="majorBidi"/>
-        </w:rPr>
-        <w:t>AAAA;</w:t>
-      </w:r>
-      <w:proofErr w:type="gramEnd"/>
-    </w:p>
-    <w:p>
-      <w:pPr>
-        <w:jc w:val="both"/>
-        <w:rPr>
-          <w:rFonts w:asciiTheme="majorBidi" w:hAnsiTheme="majorBidi" w:cstheme="majorBidi"/>
-        </w:rPr>
-      </w:pPr>
-      <w:r>
-        <w:rPr>
-          <w:rFonts w:asciiTheme="majorBidi" w:hAnsiTheme="majorBidi" w:cstheme="majorBidi"/>
-        </w:rPr>
-        <w:t xml:space="preserve">        B = 32'h5555_</w:t>
-      </w:r>
-      <w:proofErr w:type="gramStart"/>
-      <w:r>
-        <w:rPr>
-          <w:rFonts w:asciiTheme="majorBidi" w:hAnsiTheme="majorBidi" w:cstheme="majorBidi"/>
-        </w:rPr>
-        <w:t>5555;</w:t>
-      </w:r>
-      <w:proofErr w:type="gramEnd"/>
+        <w:t xml:space="preserve">        A = 32'hAAAA_AAAA;</w:t>
+      </w:r>
+    </w:p>
+    <w:p>
+      <w:pPr>
+        <w:jc w:val="both"/>
+        <w:rPr>
+          <w:rFonts w:asciiTheme="majorBidi" w:hAnsiTheme="majorBidi" w:cstheme="majorBidi"/>
+        </w:rPr>
+      </w:pPr>
+      <w:r>
+        <w:rPr>
+          <w:rFonts w:asciiTheme="majorBidi" w:hAnsiTheme="majorBidi" w:cstheme="majorBidi"/>
+        </w:rPr>
+        <w:t xml:space="preserve">        B = 32'h5555_5555;</w:t>
+      </w:r>
     </w:p>
     <w:p>
       <w:pPr>
@@ -5281,16 +3803,8 @@
         <w:rPr>
           <w:rFonts w:asciiTheme="majorBidi" w:hAnsiTheme="majorBidi" w:cstheme="majorBidi"/>
         </w:rPr>
-        <w:t xml:space="preserve">        </w:t>
-      </w:r>
-      <w:proofErr w:type="gramStart"/>
-      <w:r>
-        <w:rPr>
-          <w:rFonts w:asciiTheme="majorBidi" w:hAnsiTheme="majorBidi" w:cstheme="majorBidi"/>
-        </w:rPr>
-        <w:t>#10;</w:t>
-      </w:r>
-      <w:proofErr w:type="gramEnd"/>
+        <w:t xml:space="preserve">        #10;</w:t>
+      </w:r>
     </w:p>
     <w:p>
       <w:pPr>
@@ -5317,16 +3831,8 @@
         <w:rPr>
           <w:rFonts w:asciiTheme="majorBidi" w:hAnsiTheme="majorBidi" w:cstheme="majorBidi"/>
         </w:rPr>
-        <w:t xml:space="preserve">        A = 32'h0000_</w:t>
-      </w:r>
-      <w:proofErr w:type="gramStart"/>
-      <w:r>
-        <w:rPr>
-          <w:rFonts w:asciiTheme="majorBidi" w:hAnsiTheme="majorBidi" w:cstheme="majorBidi"/>
-        </w:rPr>
-        <w:t>0001;</w:t>
-      </w:r>
-      <w:proofErr w:type="gramEnd"/>
+        <w:t xml:space="preserve">        A = 32'h0000_0001;</w:t>
+      </w:r>
     </w:p>
     <w:p>
       <w:pPr>
@@ -5367,16 +3873,8 @@
         <w:rPr>
           <w:rFonts w:asciiTheme="majorBidi" w:hAnsiTheme="majorBidi" w:cstheme="majorBidi"/>
         </w:rPr>
-        <w:t xml:space="preserve">        </w:t>
-      </w:r>
-      <w:proofErr w:type="gramStart"/>
-      <w:r>
-        <w:rPr>
-          <w:rFonts w:asciiTheme="majorBidi" w:hAnsiTheme="majorBidi" w:cstheme="majorBidi"/>
-        </w:rPr>
-        <w:t>#10;</w:t>
-      </w:r>
-      <w:proofErr w:type="gramEnd"/>
+        <w:t xml:space="preserve">        #10;</w:t>
+      </w:r>
     </w:p>
     <w:p>
       <w:pPr>
@@ -5403,16 +3901,8 @@
         <w:rPr>
           <w:rFonts w:asciiTheme="majorBidi" w:hAnsiTheme="majorBidi" w:cstheme="majorBidi"/>
         </w:rPr>
-        <w:t xml:space="preserve">        A = 32'h0000_</w:t>
-      </w:r>
-      <w:proofErr w:type="gramStart"/>
-      <w:r>
-        <w:rPr>
-          <w:rFonts w:asciiTheme="majorBidi" w:hAnsiTheme="majorBidi" w:cstheme="majorBidi"/>
-        </w:rPr>
-        <w:t>00F0;</w:t>
-      </w:r>
-      <w:proofErr w:type="gramEnd"/>
+        <w:t xml:space="preserve">        A = 32'h0000_00F0;</w:t>
+      </w:r>
     </w:p>
     <w:p>
       <w:pPr>
@@ -5453,16 +3943,8 @@
         <w:rPr>
           <w:rFonts w:asciiTheme="majorBidi" w:hAnsiTheme="majorBidi" w:cstheme="majorBidi"/>
         </w:rPr>
-        <w:t xml:space="preserve">        </w:t>
-      </w:r>
-      <w:proofErr w:type="gramStart"/>
-      <w:r>
-        <w:rPr>
-          <w:rFonts w:asciiTheme="majorBidi" w:hAnsiTheme="majorBidi" w:cstheme="majorBidi"/>
-        </w:rPr>
-        <w:t>#10;</w:t>
-      </w:r>
-      <w:proofErr w:type="gramEnd"/>
+        <w:t xml:space="preserve">        #10;</w:t>
+      </w:r>
     </w:p>
     <w:p>
       <w:pPr>
@@ -5489,38 +3971,22 @@
         <w:rPr>
           <w:rFonts w:asciiTheme="majorBidi" w:hAnsiTheme="majorBidi" w:cstheme="majorBidi"/>
         </w:rPr>
-        <w:t xml:space="preserve">        </w:t>
-      </w:r>
-      <w:proofErr w:type="gramStart"/>
-      <w:r>
-        <w:rPr>
-          <w:rFonts w:asciiTheme="majorBidi" w:hAnsiTheme="majorBidi" w:cstheme="majorBidi"/>
-        </w:rPr>
-        <w:t>#10;</w:t>
-      </w:r>
-      <w:proofErr w:type="gramEnd"/>
-    </w:p>
-    <w:p>
-      <w:pPr>
-        <w:jc w:val="both"/>
-        <w:rPr>
-          <w:rFonts w:asciiTheme="majorBidi" w:hAnsiTheme="majorBidi" w:cstheme="majorBidi"/>
-        </w:rPr>
-      </w:pPr>
-      <w:r>
-        <w:rPr>
-          <w:rFonts w:asciiTheme="majorBidi" w:hAnsiTheme="majorBidi" w:cstheme="majorBidi"/>
-        </w:rPr>
-        <w:t xml:space="preserve">        $</w:t>
-      </w:r>
-      <w:proofErr w:type="gramStart"/>
-      <w:r>
-        <w:rPr>
-          <w:rFonts w:asciiTheme="majorBidi" w:hAnsiTheme="majorBidi" w:cstheme="majorBidi"/>
-        </w:rPr>
-        <w:t>finish;</w:t>
-      </w:r>
-      <w:proofErr w:type="gramEnd"/>
+        <w:t xml:space="preserve">        #10;</w:t>
+      </w:r>
+    </w:p>
+    <w:p>
+      <w:pPr>
+        <w:jc w:val="both"/>
+        <w:rPr>
+          <w:rFonts w:asciiTheme="majorBidi" w:hAnsiTheme="majorBidi" w:cstheme="majorBidi"/>
+        </w:rPr>
+      </w:pPr>
+      <w:r>
+        <w:rPr>
+          <w:rFonts w:asciiTheme="majorBidi" w:hAnsiTheme="majorBidi" w:cstheme="majorBidi"/>
+        </w:rPr>
+        <w:t xml:space="preserve">        $finish;</w:t>
+      </w:r>
     </w:p>
     <w:p>
       <w:pPr>
@@ -5568,6 +4034,70 @@
         </w:rPr>
       </w:pPr>
       <w:bookmarkStart w:id="3" w:name="_Hlk114486643"/>
+    </w:p>
+    <w:p>
+      <w:pPr>
+        <w:rPr>
+          <w:rFonts w:asciiTheme="majorBidi" w:eastAsia="Times New Roman" w:hAnsiTheme="majorBidi" w:cstheme="majorBidi"/>
+          <w:color w:val="000000" w:themeColor="text1"/>
+        </w:rPr>
+      </w:pPr>
+    </w:p>
+    <w:p>
+      <w:pPr>
+        <w:rPr>
+          <w:rFonts w:asciiTheme="majorBidi" w:eastAsia="Times New Roman" w:hAnsiTheme="majorBidi" w:cstheme="majorBidi"/>
+          <w:color w:val="000000" w:themeColor="text1"/>
+        </w:rPr>
+      </w:pPr>
+    </w:p>
+    <w:p>
+      <w:pPr>
+        <w:rPr>
+          <w:rFonts w:asciiTheme="majorBidi" w:eastAsia="Times New Roman" w:hAnsiTheme="majorBidi" w:cstheme="majorBidi"/>
+          <w:color w:val="000000" w:themeColor="text1"/>
+        </w:rPr>
+      </w:pPr>
+    </w:p>
+    <w:p>
+      <w:pPr>
+        <w:rPr>
+          <w:rFonts w:asciiTheme="majorBidi" w:eastAsia="Times New Roman" w:hAnsiTheme="majorBidi" w:cstheme="majorBidi"/>
+          <w:color w:val="000000" w:themeColor="text1"/>
+        </w:rPr>
+      </w:pPr>
+    </w:p>
+    <w:p>
+      <w:pPr>
+        <w:rPr>
+          <w:rFonts w:asciiTheme="majorBidi" w:eastAsia="Times New Roman" w:hAnsiTheme="majorBidi" w:cstheme="majorBidi"/>
+          <w:color w:val="000000" w:themeColor="text1"/>
+        </w:rPr>
+      </w:pPr>
+    </w:p>
+    <w:p>
+      <w:pPr>
+        <w:rPr>
+          <w:rFonts w:asciiTheme="majorBidi" w:eastAsia="Times New Roman" w:hAnsiTheme="majorBidi" w:cstheme="majorBidi"/>
+          <w:color w:val="000000" w:themeColor="text1"/>
+        </w:rPr>
+      </w:pPr>
+    </w:p>
+    <w:p>
+      <w:pPr>
+        <w:rPr>
+          <w:rFonts w:asciiTheme="majorBidi" w:eastAsia="Times New Roman" w:hAnsiTheme="majorBidi" w:cstheme="majorBidi"/>
+          <w:color w:val="000000" w:themeColor="text1"/>
+        </w:rPr>
+      </w:pPr>
+    </w:p>
+    <w:p>
+      <w:pPr>
+        <w:rPr>
+          <w:rFonts w:asciiTheme="majorBidi" w:eastAsia="Times New Roman" w:hAnsiTheme="majorBidi" w:cstheme="majorBidi"/>
+          <w:color w:val="000000" w:themeColor="text1"/>
+        </w:rPr>
+      </w:pPr>
     </w:p>
     <w:p>
       <w:pPr>
@@ -5702,9 +4232,9 @@
           <w:rFonts w:asciiTheme="majorBidi" w:eastAsia="Times New Roman" w:hAnsiTheme="majorBidi" w:cstheme="majorBidi"/>
           <w:i/>
           <w:iCs/>
+          <w:noProof/>
           <w:color w:val="000000" w:themeColor="text1"/>
         </w:rPr>
-        <w:lastRenderedPageBreak/>
         <w:drawing>
           <wp:inline distT="0" distB="0" distL="0" distR="0" wp14:anchorId="701CC936" wp14:editId="3CC9D1C4">
             <wp:extent cx="6182350" cy="3272790"/>
@@ -5721,7 +4251,7 @@
                     <pic:cNvPicPr/>
                   </pic:nvPicPr>
                   <pic:blipFill>
-                    <a:blip r:embed="rId11"/>
+                    <a:blip r:embed="rId13"/>
                     <a:stretch>
                       <a:fillRect/>
                     </a:stretch>
@@ -5768,6 +4298,7 @@
           <w:rFonts w:asciiTheme="majorBidi" w:eastAsia="Times New Roman" w:hAnsiTheme="majorBidi" w:cstheme="majorBidi"/>
           <w:i/>
           <w:iCs/>
+          <w:noProof/>
           <w:color w:val="000000" w:themeColor="text1"/>
         </w:rPr>
         <w:drawing>
@@ -5786,7 +4317,7 @@
                     <pic:cNvPicPr/>
                   </pic:nvPicPr>
                   <pic:blipFill>
-                    <a:blip r:embed="rId12"/>
+                    <a:blip r:embed="rId14"/>
                     <a:stretch>
                       <a:fillRect/>
                     </a:stretch>
@@ -5898,7 +4429,10 @@
     </w:p>
     <w:p>
       <w:r>
-        <w:object w:dxaOrig="1520" w:dyaOrig="985" w14:anchorId="359ED794">
+        <w:rPr>
+          <w:noProof/>
+        </w:rPr>
+        <w:object w:dxaOrig="1520" w:dyaOrig="985" w14:anchorId="1EF59AE6">
           <v:shapetype id="_x0000_t75" coordsize="21600,21600" o:spt="75" o:preferrelative="t" path="m@4@5l@4@11@9@11@9@5xe" filled="f" stroked="f">
             <v:stroke joinstyle="miter"/>
             <v:formulas>
@@ -5918,10 +4452,10 @@
             <v:path o:extrusionok="f" gradientshapeok="t" o:connecttype="rect"/>
             <o:lock v:ext="edit" aspectratio="t"/>
           </v:shapetype>
-          <v:shape id="_x0000_i1040" type="#_x0000_t75" style="width:442.2pt;height:285.6pt" o:ole="">
-            <v:imagedata r:id="rId13" o:title=""/>
+          <v:shape id="_x0000_i1026" type="#_x0000_t75" alt="" style="width:442.4pt;height:286.25pt;mso-width-percent:0;mso-height-percent:0;mso-width-percent:0;mso-height-percent:0" o:ole="">
+            <v:imagedata r:id="rId15" o:title=""/>
           </v:shape>
-          <o:OLEObject Type="Link" ProgID="Acrobat.Document.DC" ShapeID="_x0000_i1040" DrawAspect="Icon" r:id="rId14" UpdateMode="Always">
+          <o:OLEObject Type="Link" ProgID="Acrobat.Document.DC" ShapeID="_x0000_i1026" DrawAspect="Icon" r:id="rId16" UpdateMode="Always">
             <o:LinkType>EnhancedMetaFile</o:LinkType>
             <o:LockedField>false</o:LockedField>
             <o:FieldCodes>\f 0</o:FieldCodes>
@@ -5940,12 +4474,13 @@
       <w:r>
         <w:rPr>
           <w:rFonts w:asciiTheme="majorBidi" w:hAnsiTheme="majorBidi" w:cstheme="majorBidi"/>
-        </w:rPr>
-        <w:object w:dxaOrig="7345" w:dyaOrig="9505" w14:anchorId="00BCA722">
-          <v:shape id="_x0000_i1034" type="#_x0000_t75" style="width:510pt;height:663pt" o:ole="">
-            <v:imagedata r:id="rId15" o:title=""/>
+          <w:noProof/>
+        </w:rPr>
+        <w:object w:dxaOrig="7345" w:dyaOrig="9505" w14:anchorId="72871C57">
+          <v:shape id="_x0000_i1025" type="#_x0000_t75" alt="" style="width:510.05pt;height:662.75pt;mso-width-percent:0;mso-height-percent:0;mso-width-percent:0;mso-height-percent:0" o:ole="">
+            <v:imagedata r:id="rId17" o:title=""/>
           </v:shape>
-          <o:OLEObject Type="Embed" ProgID="Acrobat.Document.DC" ShapeID="_x0000_i1034" DrawAspect="Content" ObjectID="_1834197736" r:id="rId16"/>
+          <o:OLEObject Type="Embed" ProgID="Acrobat.Document.DC" ShapeID="_x0000_i1025" DrawAspect="Content" ObjectID="_1834204421" r:id="rId18"/>
         </w:object>
       </w:r>
       <w:bookmarkEnd w:id="3"/>
@@ -5993,7 +4528,6 @@
           <w:bCs/>
           <w:sz w:val="28"/>
           <w:szCs w:val="28"/>
-          <w:lang/>
         </w:rPr>
         <w:t>Designing FSM Using FPGA Switches and LEDs</w:t>
       </w:r>
@@ -7162,7 +5696,6 @@
                 <w:szCs w:val="16"/>
               </w:rPr>
             </w:pPr>
-            <w:proofErr w:type="gramStart"/>
             <w:r>
               <w:rPr>
                 <w:rFonts w:asciiTheme="majorBidi" w:eastAsia="Calibri" w:hAnsiTheme="majorBidi" w:cstheme="majorBidi"/>
@@ -7172,19 +5705,7 @@
                 <w:sz w:val="16"/>
                 <w:szCs w:val="16"/>
               </w:rPr>
-              <w:t>Points  0</w:t>
-            </w:r>
-            <w:proofErr w:type="gramEnd"/>
-            <w:r>
-              <w:rPr>
-                <w:rFonts w:asciiTheme="majorBidi" w:eastAsia="Calibri" w:hAnsiTheme="majorBidi" w:cstheme="majorBidi"/>
-                <w:b/>
-                <w:bCs/>
-                <w:color w:val="000000" w:themeColor="text1"/>
-                <w:sz w:val="16"/>
-                <w:szCs w:val="16"/>
-              </w:rPr>
-              <w:t>-1</w:t>
+              <w:t>Points  0-1</w:t>
             </w:r>
           </w:p>
         </w:tc>
@@ -7238,7 +5759,6 @@
                 <w:szCs w:val="16"/>
               </w:rPr>
             </w:pPr>
-            <w:proofErr w:type="gramStart"/>
             <w:r>
               <w:rPr>
                 <w:rFonts w:asciiTheme="majorBidi" w:eastAsia="Calibri" w:hAnsiTheme="majorBidi" w:cstheme="majorBidi"/>
@@ -7250,7 +5770,6 @@
               </w:rPr>
               <w:t>Points  2</w:t>
             </w:r>
-            <w:proofErr w:type="gramEnd"/>
           </w:p>
         </w:tc>
         <w:tc>
@@ -7289,21 +5808,8 @@
                 <w:sz w:val="16"/>
                 <w:szCs w:val="16"/>
               </w:rPr>
-              <w:t xml:space="preserve">Level </w:t>
+              <w:t>Level 3:Good</w:t>
             </w:r>
-            <w:proofErr w:type="gramStart"/>
-            <w:r>
-              <w:rPr>
-                <w:rFonts w:asciiTheme="majorBidi" w:eastAsia="Calibri" w:hAnsiTheme="majorBidi" w:cstheme="majorBidi"/>
-                <w:b/>
-                <w:bCs/>
-                <w:color w:val="000000" w:themeColor="text1"/>
-                <w:sz w:val="16"/>
-                <w:szCs w:val="16"/>
-              </w:rPr>
-              <w:t>3:Good</w:t>
-            </w:r>
-            <w:proofErr w:type="gramEnd"/>
           </w:p>
           <w:p>
             <w:pPr>
@@ -7365,21 +5871,8 @@
                 <w:sz w:val="16"/>
                 <w:szCs w:val="16"/>
               </w:rPr>
-              <w:t xml:space="preserve">Level </w:t>
+              <w:t>Level 4:Exemplary</w:t>
             </w:r>
-            <w:proofErr w:type="gramStart"/>
-            <w:r>
-              <w:rPr>
-                <w:rFonts w:asciiTheme="majorBidi" w:eastAsia="Calibri" w:hAnsiTheme="majorBidi" w:cstheme="majorBidi"/>
-                <w:b/>
-                <w:bCs/>
-                <w:color w:val="000000" w:themeColor="text1"/>
-                <w:sz w:val="16"/>
-                <w:szCs w:val="16"/>
-              </w:rPr>
-              <w:t>4:Exemplary</w:t>
-            </w:r>
-            <w:proofErr w:type="gramEnd"/>
           </w:p>
           <w:p>
             <w:pPr>
@@ -8136,10 +6629,10 @@
       </w:pPr>
     </w:p>
     <w:sectPr>
-      <w:headerReference w:type="default" r:id="rId17"/>
-      <w:footerReference w:type="default" r:id="rId18"/>
-      <w:headerReference w:type="first" r:id="rId19"/>
-      <w:footerReference w:type="first" r:id="rId20"/>
+      <w:headerReference w:type="default" r:id="rId19"/>
+      <w:footerReference w:type="default" r:id="rId20"/>
+      <w:headerReference w:type="first" r:id="rId21"/>
+      <w:footerReference w:type="first" r:id="rId22"/>
       <w:pgSz w:w="11906" w:h="16838" w:code="9"/>
       <w:pgMar w:top="1440" w:right="1800" w:bottom="1440" w:left="1800" w:header="720" w:footer="1008" w:gutter="0"/>
       <w:cols w:space="720"/>
@@ -12911,6 +11404,12 @@
 </file>
 
 <file path=customXml/item1.xml><?xml version="1.0" encoding="utf-8"?>
+<p:properties xmlns:p="http://schemas.microsoft.com/office/2006/metadata/properties" xmlns:xsi="http://www.w3.org/2001/XMLSchema-instance" xmlns:pc="http://schemas.microsoft.com/office/infopath/2007/PartnerControls">
+  <documentManagement/>
+</p:properties>
+</file>
+
+<file path=customXml/item2.xml><?xml version="1.0" encoding="utf-8"?>
 <?mso-contentType ?>
 <FormTemplates xmlns="http://schemas.microsoft.com/sharepoint/v3/contenttype/forms">
   <Display>DocumentLibraryForm</Display>
@@ -12919,17 +11418,7 @@
 </FormTemplates>
 </file>
 
-<file path=customXml/item2.xml><?xml version="1.0" encoding="utf-8"?>
-<p:properties xmlns:p="http://schemas.microsoft.com/office/2006/metadata/properties" xmlns:xsi="http://www.w3.org/2001/XMLSchema-instance" xmlns:pc="http://schemas.microsoft.com/office/infopath/2007/PartnerControls">
-  <documentManagement/>
-</p:properties>
-</file>
-
 <file path=customXml/item3.xml><?xml version="1.0" encoding="utf-8"?>
-<b:Sources xmlns:b="http://schemas.openxmlformats.org/officeDocument/2006/bibliography" xmlns="http://schemas.openxmlformats.org/officeDocument/2006/bibliography" SelectedStyle="/APASixthEditionOfficeOnline.xsl" StyleName="APA" Version="6"/>
-</file>
-
-<file path=customXml/item4.xml><?xml version="1.0" encoding="utf-8"?>
 <ct:contentTypeSchema xmlns:ct="http://schemas.microsoft.com/office/2006/metadata/contentType" xmlns:ma="http://schemas.microsoft.com/office/2006/metadata/properties/metaAttributes" ct:_="" ma:_="" ma:contentTypeName="Document" ma:contentTypeID="0x01010036AA3A4FBD0BD141B280820126FE0C63" ma:contentTypeVersion="6" ma:contentTypeDescription="Create a new document." ma:contentTypeScope="" ma:versionID="5b2aa8fa5903a49408791beca2b83ccb">
   <xsd:schema xmlns:xsd="http://www.w3.org/2001/XMLSchema" xmlns:xs="http://www.w3.org/2001/XMLSchema" xmlns:p="http://schemas.microsoft.com/office/2006/metadata/properties" xmlns:ns2="ee467856-8476-4634-ab3e-f89b7da8812e" xmlns:ns3="7548286f-24e1-46f4-9fd0-eba1e6807dcf" targetNamespace="http://schemas.microsoft.com/office/2006/metadata/properties" ma:root="true" ma:fieldsID="e05aabca32ef8a2499c8a0f77f539357" ns2:_="" ns3:_="">
     <xsd:import namespace="ee467856-8476-4634-ab3e-f89b7da8812e"/>
@@ -13106,15 +11595,11 @@
 </ct:contentTypeSchema>
 </file>
 
-<file path=customXml/itemProps1.xml><?xml version="1.0" encoding="utf-8"?>
-<ds:datastoreItem xmlns:ds="http://schemas.openxmlformats.org/officeDocument/2006/customXml" ds:itemID="{3F16ED61-B28D-4A52-84F3-EDB6559ABA42}">
-  <ds:schemaRefs>
-    <ds:schemaRef ds:uri="http://schemas.microsoft.com/sharepoint/v3/contenttype/forms"/>
-  </ds:schemaRefs>
-</ds:datastoreItem>
+<file path=customXml/item4.xml><?xml version="1.0" encoding="utf-8"?>
+<b:Sources xmlns:b="http://schemas.openxmlformats.org/officeDocument/2006/bibliography" xmlns="http://schemas.openxmlformats.org/officeDocument/2006/bibliography" SelectedStyle="/APASixthEditionOfficeOnline.xsl" StyleName="APA" Version="6"/>
 </file>
 
-<file path=customXml/itemProps2.xml><?xml version="1.0" encoding="utf-8"?>
+<file path=customXml/itemProps1.xml><?xml version="1.0" encoding="utf-8"?>
 <ds:datastoreItem xmlns:ds="http://schemas.openxmlformats.org/officeDocument/2006/customXml" ds:itemID="{9EB0FCB0-F2B0-4142-B5FC-BBB46365C493}">
   <ds:schemaRefs>
     <ds:schemaRef ds:uri="http://schemas.microsoft.com/office/2006/metadata/properties"/>
@@ -13123,15 +11608,15 @@
 </ds:datastoreItem>
 </file>
 
-<file path=customXml/itemProps3.xml><?xml version="1.0" encoding="utf-8"?>
-<ds:datastoreItem xmlns:ds="http://schemas.openxmlformats.org/officeDocument/2006/customXml" ds:itemID="{56A64E16-6D30-41D2-964C-A59810B0627A}">
+<file path=customXml/itemProps2.xml><?xml version="1.0" encoding="utf-8"?>
+<ds:datastoreItem xmlns:ds="http://schemas.openxmlformats.org/officeDocument/2006/customXml" ds:itemID="{3F16ED61-B28D-4A52-84F3-EDB6559ABA42}">
   <ds:schemaRefs>
-    <ds:schemaRef ds:uri="http://schemas.openxmlformats.org/officeDocument/2006/bibliography"/>
+    <ds:schemaRef ds:uri="http://schemas.microsoft.com/sharepoint/v3/contenttype/forms"/>
   </ds:schemaRefs>
 </ds:datastoreItem>
 </file>
 
-<file path=customXml/itemProps4.xml><?xml version="1.0" encoding="utf-8"?>
+<file path=customXml/itemProps3.xml><?xml version="1.0" encoding="utf-8"?>
 <ds:datastoreItem xmlns:ds="http://schemas.openxmlformats.org/officeDocument/2006/customXml" ds:itemID="{8A3B5244-4D48-4043-9E8D-EF201F908121}">
   <ds:schemaRefs>
     <ds:schemaRef ds:uri="http://schemas.microsoft.com/office/2006/metadata/contentType"/>
@@ -13148,4 +11633,12 @@
     <ds:schemaRef ds:uri="http://schemas.microsoft.com/internal/obd"/>
   </ds:schemaRefs>
 </ds:datastoreItem>
+</file>
+
+<file path=customXml/itemProps4.xml><?xml version="1.0" encoding="utf-8"?>
+<ds:datastoreItem xmlns:ds="http://schemas.openxmlformats.org/officeDocument/2006/customXml" ds:itemID="{56A64E16-6D30-41D2-964C-A59810B0627A}">
+  <ds:schemaRefs>
+    <ds:schemaRef ds:uri="http://schemas.openxmlformats.org/officeDocument/2006/bibliography"/>
+  </ds:schemaRefs>
+</ds:datastoreItem>
 </file>
--- a/Lab06/Lab 06 Worksheet .docx
+++ b/Lab06/Lab 06 Worksheet .docx
@@ -1,6 +1,6 @@
 
 <file path=word/document.xml><?xml version="1.0" encoding="utf-8"?>
-<w:document xmlns:wpc="http://schemas.microsoft.com/office/word/2010/wordprocessingCanvas" xmlns:cx="http://schemas.microsoft.com/office/drawing/2014/chartex" xmlns:cx1="http://schemas.microsoft.com/office/drawing/2015/9/8/chartex" xmlns:cx2="http://schemas.microsoft.com/office/drawing/2015/10/21/chartex" xmlns:cx3="http://schemas.microsoft.com/office/drawing/2016/5/9/chartex" xmlns:cx4="http://schemas.microsoft.com/office/drawing/2016/5/10/chartex" xmlns:cx5="http://schemas.microsoft.com/office/drawing/2016/5/11/chartex" xmlns:cx6="http://schemas.microsoft.com/office/drawing/2016/5/12/chartex" xmlns:cx7="http://schemas.microsoft.com/office/drawing/2016/5/13/chartex" xmlns:cx8="http://schemas.microsoft.com/office/drawing/2016/5/14/chartex" xmlns:mc="http://schemas.openxmlformats.org/markup-compatibility/2006" xmlns:aink="http://schemas.microsoft.com/office/drawing/2016/ink" xmlns:am3d="http://schemas.microsoft.com/office/drawing/2017/model3d" xmlns:o="urn:schemas-microsoft-com:office:office" xmlns:r="http://schemas.openxmlformats.org/officeDocument/2006/relationships" xmlns:m="http://schemas.openxmlformats.org/officeDocument/2006/math" xmlns:v="urn:schemas-microsoft-com:vml" xmlns:wp14="http://schemas.microsoft.com/office/word/2010/wordprocessingDrawing" xmlns:wp="http://schemas.openxmlformats.org/drawingml/2006/wordprocessingDrawing" xmlns:w10="urn:schemas-microsoft-com:office:word" xmlns:w="http://schemas.openxmlformats.org/wordprocessingml/2006/main" xmlns:w14="http://schemas.microsoft.com/office/word/2010/wordml" xmlns:w15="http://schemas.microsoft.com/office/word/2012/wordml" xmlns:w16cex="http://schemas.microsoft.com/office/word/2018/wordml/cex" xmlns:w16cid="http://schemas.microsoft.com/office/word/2016/wordml/cid" xmlns:w16="http://schemas.microsoft.com/office/word/2018/wordml" xmlns:w16sdtdh="http://schemas.microsoft.com/office/word/2020/wordml/sdtdatahash" xmlns:w16se="http://schemas.microsoft.com/office/word/2015/wordml/symex" xmlns:wpg="http://schemas.microsoft.com/office/word/2010/wordprocessingGroup" xmlns:wpi="http://schemas.microsoft.com/office/word/2010/wordprocessingInk" xmlns:wne="http://schemas.microsoft.com/office/word/2006/wordml" xmlns:wps="http://schemas.microsoft.com/office/word/2010/wordprocessingShape" mc:Ignorable="w14 w15 w16se w16cid w16 w16cex w16sdtdh wp14">
+<w:document xmlns:wpc="http://schemas.microsoft.com/office/word/2010/wordprocessingCanvas" xmlns:cx="http://schemas.microsoft.com/office/drawing/2014/chartex" xmlns:cx1="http://schemas.microsoft.com/office/drawing/2015/9/8/chartex" xmlns:cx2="http://schemas.microsoft.com/office/drawing/2015/10/21/chartex" xmlns:cx3="http://schemas.microsoft.com/office/drawing/2016/5/9/chartex" xmlns:cx4="http://schemas.microsoft.com/office/drawing/2016/5/10/chartex" xmlns:cx5="http://schemas.microsoft.com/office/drawing/2016/5/11/chartex" xmlns:cx6="http://schemas.microsoft.com/office/drawing/2016/5/12/chartex" xmlns:cx7="http://schemas.microsoft.com/office/drawing/2016/5/13/chartex" xmlns:cx8="http://schemas.microsoft.com/office/drawing/2016/5/14/chartex" xmlns:mc="http://schemas.openxmlformats.org/markup-compatibility/2006" xmlns:aink="http://schemas.microsoft.com/office/drawing/2016/ink" xmlns:am3d="http://schemas.microsoft.com/office/drawing/2017/model3d" xmlns:o="urn:schemas-microsoft-com:office:office" xmlns:oel="http://schemas.microsoft.com/office/2019/extlst" xmlns:r="http://schemas.openxmlformats.org/officeDocument/2006/relationships" xmlns:m="http://schemas.openxmlformats.org/officeDocument/2006/math" xmlns:v="urn:schemas-microsoft-com:vml" xmlns:wp14="http://schemas.microsoft.com/office/word/2010/wordprocessingDrawing" xmlns:wp="http://schemas.openxmlformats.org/drawingml/2006/wordprocessingDrawing" xmlns:w10="urn:schemas-microsoft-com:office:word" xmlns:w="http://schemas.openxmlformats.org/wordprocessingml/2006/main" xmlns:w14="http://schemas.microsoft.com/office/word/2010/wordml" xmlns:w15="http://schemas.microsoft.com/office/word/2012/wordml" xmlns:w16cex="http://schemas.microsoft.com/office/word/2018/wordml/cex" xmlns:w16cid="http://schemas.microsoft.com/office/word/2016/wordml/cid" xmlns:w16="http://schemas.microsoft.com/office/word/2018/wordml" xmlns:w16du="http://schemas.microsoft.com/office/word/2023/wordml/word16du" xmlns:w16sdtdh="http://schemas.microsoft.com/office/word/2020/wordml/sdtdatahash" xmlns:w16sdtfl="http://schemas.microsoft.com/office/word/2024/wordml/sdtformatlock" xmlns:w16se="http://schemas.microsoft.com/office/word/2015/wordml/symex" xmlns:wpg="http://schemas.microsoft.com/office/word/2010/wordprocessingGroup" xmlns:wpi="http://schemas.microsoft.com/office/word/2010/wordprocessingInk" xmlns:wne="http://schemas.microsoft.com/office/word/2006/wordml" xmlns:wps="http://schemas.microsoft.com/office/word/2010/wordprocessingShape" mc:Ignorable="w14 w15 w16se w16cid w16 w16cex w16sdtdh w16sdtfl w16du wp14">
   <w:body>
     <w:p>
       <w:pPr>
@@ -102,21 +102,7 @@
               <w:rPr>
                 <w:rFonts w:asciiTheme="majorBidi" w:hAnsiTheme="majorBidi" w:cstheme="majorBidi"/>
               </w:rPr>
-              <w:t xml:space="preserve"> </w:t>
-            </w:r>
-            <w:proofErr w:type="spellStart"/>
-            <w:r>
-              <w:rPr>
-                <w:rFonts w:asciiTheme="majorBidi" w:hAnsiTheme="majorBidi" w:cstheme="majorBidi"/>
-              </w:rPr>
-              <w:t>Shaheer</w:t>
-            </w:r>
-            <w:proofErr w:type="spellEnd"/>
-            <w:r>
-              <w:rPr>
-                <w:rFonts w:asciiTheme="majorBidi" w:hAnsiTheme="majorBidi" w:cstheme="majorBidi"/>
-              </w:rPr>
-              <w:t xml:space="preserve"> Qureshi, Areeba Izhar</w:t>
+              <w:t xml:space="preserve"> Shaheer Qureshi, Areeba Izhar</w:t>
             </w:r>
           </w:p>
         </w:tc>
@@ -1166,7 +1152,16 @@
           <w:i/>
           <w:iCs/>
         </w:rPr>
-        <w:t>), .</w:t>
+        <w:t>)</w:t>
+      </w:r>
+      <w:proofErr w:type="gramStart"/>
+      <w:r>
+        <w:rPr>
+          <w:rFonts w:asciiTheme="majorBidi" w:hAnsiTheme="majorBidi" w:cstheme="majorBidi"/>
+          <w:i/>
+          <w:iCs/>
+        </w:rPr>
+        <w:t>, .</w:t>
       </w:r>
       <w:proofErr w:type="spellStart"/>
       <w:r>
@@ -1176,195 +1171,6 @@
           <w:iCs/>
         </w:rPr>
         <w:t>pbin</w:t>
-      </w:r>
-      <w:proofErr w:type="spellEnd"/>
-      <w:r>
-        <w:rPr>
-          <w:rFonts w:asciiTheme="majorBidi" w:hAnsiTheme="majorBidi" w:cstheme="majorBidi"/>
-          <w:i/>
-          <w:iCs/>
-        </w:rPr>
-        <w:t>(</w:t>
-      </w:r>
-      <w:proofErr w:type="spellStart"/>
-      <w:r>
-        <w:rPr>
-          <w:rFonts w:asciiTheme="majorBidi" w:hAnsiTheme="majorBidi" w:cstheme="majorBidi"/>
-          <w:i/>
-          <w:iCs/>
-        </w:rPr>
-        <w:t>pbin</w:t>
-      </w:r>
-      <w:proofErr w:type="spellEnd"/>
-      <w:r>
-        <w:rPr>
-          <w:rFonts w:asciiTheme="majorBidi" w:hAnsiTheme="majorBidi" w:cstheme="majorBidi"/>
-          <w:i/>
-          <w:iCs/>
-        </w:rPr>
-        <w:t>), .</w:t>
-      </w:r>
-      <w:proofErr w:type="spellStart"/>
-      <w:r>
-        <w:rPr>
-          <w:rFonts w:asciiTheme="majorBidi" w:hAnsiTheme="majorBidi" w:cstheme="majorBidi"/>
-          <w:i/>
-          <w:iCs/>
-        </w:rPr>
-        <w:t>pbout</w:t>
-      </w:r>
-      <w:proofErr w:type="spellEnd"/>
-      <w:r>
-        <w:rPr>
-          <w:rFonts w:asciiTheme="majorBidi" w:hAnsiTheme="majorBidi" w:cstheme="majorBidi"/>
-          <w:i/>
-          <w:iCs/>
-        </w:rPr>
-        <w:t>(</w:t>
-      </w:r>
-      <w:proofErr w:type="spellStart"/>
-      <w:r>
-        <w:rPr>
-          <w:rFonts w:asciiTheme="majorBidi" w:hAnsiTheme="majorBidi" w:cstheme="majorBidi"/>
-          <w:i/>
-          <w:iCs/>
-        </w:rPr>
-        <w:t>rst_clean</w:t>
-      </w:r>
-      <w:proofErr w:type="spellEnd"/>
-      <w:r>
-        <w:rPr>
-          <w:rFonts w:asciiTheme="majorBidi" w:hAnsiTheme="majorBidi" w:cstheme="majorBidi"/>
-          <w:i/>
-          <w:iCs/>
-        </w:rPr>
-        <w:t>));</w:t>
-      </w:r>
-    </w:p>
-    <w:p>
-      <w:pPr>
-        <w:jc w:val="both"/>
-        <w:rPr>
-          <w:rFonts w:asciiTheme="majorBidi" w:hAnsiTheme="majorBidi" w:cstheme="majorBidi"/>
-          <w:i/>
-          <w:iCs/>
-        </w:rPr>
-      </w:pPr>
-      <w:r>
-        <w:rPr>
-          <w:rFonts w:asciiTheme="majorBidi" w:hAnsiTheme="majorBidi" w:cstheme="majorBidi"/>
-          <w:i/>
-          <w:iCs/>
-        </w:rPr>
-        <w:t xml:space="preserve">    wire [31:0] </w:t>
-      </w:r>
-      <w:proofErr w:type="spellStart"/>
-      <w:r>
-        <w:rPr>
-          <w:rFonts w:asciiTheme="majorBidi" w:hAnsiTheme="majorBidi" w:cstheme="majorBidi"/>
-          <w:i/>
-          <w:iCs/>
-        </w:rPr>
-        <w:t>switch_data</w:t>
-      </w:r>
-      <w:proofErr w:type="spellEnd"/>
-      <w:r>
-        <w:rPr>
-          <w:rFonts w:asciiTheme="majorBidi" w:hAnsiTheme="majorBidi" w:cstheme="majorBidi"/>
-          <w:i/>
-          <w:iCs/>
-        </w:rPr>
-        <w:t xml:space="preserve">; </w:t>
-      </w:r>
-    </w:p>
-    <w:p>
-      <w:pPr>
-        <w:jc w:val="both"/>
-        <w:rPr>
-          <w:rFonts w:asciiTheme="majorBidi" w:hAnsiTheme="majorBidi" w:cstheme="majorBidi"/>
-          <w:i/>
-          <w:iCs/>
-        </w:rPr>
-      </w:pPr>
-      <w:r>
-        <w:rPr>
-          <w:rFonts w:asciiTheme="majorBidi" w:hAnsiTheme="majorBidi" w:cstheme="majorBidi"/>
-          <w:i/>
-          <w:iCs/>
-        </w:rPr>
-        <w:t xml:space="preserve">    </w:t>
-      </w:r>
-      <w:proofErr w:type="spellStart"/>
-      <w:r>
-        <w:rPr>
-          <w:rFonts w:asciiTheme="majorBidi" w:hAnsiTheme="majorBidi" w:cstheme="majorBidi"/>
-          <w:i/>
-          <w:iCs/>
-        </w:rPr>
-        <w:t>leds</w:t>
-      </w:r>
-      <w:proofErr w:type="spellEnd"/>
-      <w:r>
-        <w:rPr>
-          <w:rFonts w:asciiTheme="majorBidi" w:hAnsiTheme="majorBidi" w:cstheme="majorBidi"/>
-          <w:i/>
-          <w:iCs/>
-        </w:rPr>
-        <w:t xml:space="preserve"> </w:t>
-      </w:r>
-      <w:proofErr w:type="spellStart"/>
-      <w:r>
-        <w:rPr>
-          <w:rFonts w:asciiTheme="majorBidi" w:hAnsiTheme="majorBidi" w:cstheme="majorBidi"/>
-          <w:i/>
-          <w:iCs/>
-        </w:rPr>
-        <w:t>switch_reader</w:t>
-      </w:r>
-      <w:proofErr w:type="spellEnd"/>
-      <w:r>
-        <w:rPr>
-          <w:rFonts w:asciiTheme="majorBidi" w:hAnsiTheme="majorBidi" w:cstheme="majorBidi"/>
-          <w:i/>
-          <w:iCs/>
-        </w:rPr>
-        <w:t xml:space="preserve"> (</w:t>
-      </w:r>
-    </w:p>
-    <w:p>
-      <w:pPr>
-        <w:jc w:val="both"/>
-        <w:rPr>
-          <w:rFonts w:asciiTheme="majorBidi" w:hAnsiTheme="majorBidi" w:cstheme="majorBidi"/>
-          <w:i/>
-          <w:iCs/>
-        </w:rPr>
-      </w:pPr>
-      <w:r>
-        <w:rPr>
-          <w:rFonts w:asciiTheme="majorBidi" w:hAnsiTheme="majorBidi" w:cstheme="majorBidi"/>
-          <w:i/>
-          <w:iCs/>
-        </w:rPr>
-        <w:t xml:space="preserve">        </w:t>
-      </w:r>
-      <w:proofErr w:type="gramStart"/>
-      <w:r>
-        <w:rPr>
-          <w:rFonts w:asciiTheme="majorBidi" w:hAnsiTheme="majorBidi" w:cstheme="majorBidi"/>
-          <w:i/>
-          <w:iCs/>
-        </w:rPr>
-        <w:t>.</w:t>
-      </w:r>
-      <w:proofErr w:type="spellStart"/>
-      <w:r>
-        <w:rPr>
-          <w:rFonts w:asciiTheme="majorBidi" w:hAnsiTheme="majorBidi" w:cstheme="majorBidi"/>
-          <w:i/>
-          <w:iCs/>
-        </w:rPr>
-        <w:t>clk</w:t>
       </w:r>
       <w:proofErr w:type="spellEnd"/>
       <w:proofErr w:type="gramEnd"/>
@@ -1383,7 +1189,7 @@
           <w:i/>
           <w:iCs/>
         </w:rPr>
-        <w:t>clk</w:t>
+        <w:t>pbin</w:t>
       </w:r>
       <w:proofErr w:type="spellEnd"/>
       <w:r>
@@ -1392,7 +1198,16 @@
           <w:i/>
           <w:iCs/>
         </w:rPr>
-        <w:t>), .</w:t>
+        <w:t>)</w:t>
+      </w:r>
+      <w:proofErr w:type="gramStart"/>
+      <w:r>
+        <w:rPr>
+          <w:rFonts w:asciiTheme="majorBidi" w:hAnsiTheme="majorBidi" w:cstheme="majorBidi"/>
+          <w:i/>
+          <w:iCs/>
+        </w:rPr>
+        <w:t>, .</w:t>
       </w:r>
       <w:proofErr w:type="spellStart"/>
       <w:r>
@@ -1401,106 +1216,7 @@
           <w:i/>
           <w:iCs/>
         </w:rPr>
-        <w:t>rst</w:t>
-      </w:r>
-      <w:proofErr w:type="spellEnd"/>
-      <w:r>
-        <w:rPr>
-          <w:rFonts w:asciiTheme="majorBidi" w:hAnsiTheme="majorBidi" w:cstheme="majorBidi"/>
-          <w:i/>
-          <w:iCs/>
-        </w:rPr>
-        <w:t>(</w:t>
-      </w:r>
-      <w:proofErr w:type="spellStart"/>
-      <w:r>
-        <w:rPr>
-          <w:rFonts w:asciiTheme="majorBidi" w:hAnsiTheme="majorBidi" w:cstheme="majorBidi"/>
-          <w:i/>
-          <w:iCs/>
-        </w:rPr>
-        <w:t>rst_clean</w:t>
-      </w:r>
-      <w:proofErr w:type="spellEnd"/>
-      <w:r>
-        <w:rPr>
-          <w:rFonts w:asciiTheme="majorBidi" w:hAnsiTheme="majorBidi" w:cstheme="majorBidi"/>
-          <w:i/>
-          <w:iCs/>
-        </w:rPr>
-        <w:t>), .</w:t>
-      </w:r>
-      <w:proofErr w:type="spellStart"/>
-      <w:r>
-        <w:rPr>
-          <w:rFonts w:asciiTheme="majorBidi" w:hAnsiTheme="majorBidi" w:cstheme="majorBidi"/>
-          <w:i/>
-          <w:iCs/>
-        </w:rPr>
-        <w:t>btns</w:t>
-      </w:r>
-      <w:proofErr w:type="spellEnd"/>
-      <w:r>
-        <w:rPr>
-          <w:rFonts w:asciiTheme="majorBidi" w:hAnsiTheme="majorBidi" w:cstheme="majorBidi"/>
-          <w:i/>
-          <w:iCs/>
-        </w:rPr>
-        <w:t>(16'd0), .</w:t>
-      </w:r>
-      <w:proofErr w:type="spellStart"/>
-      <w:r>
-        <w:rPr>
-          <w:rFonts w:asciiTheme="majorBidi" w:hAnsiTheme="majorBidi" w:cstheme="majorBidi"/>
-          <w:i/>
-          <w:iCs/>
-        </w:rPr>
-        <w:t>writeData</w:t>
-      </w:r>
-      <w:proofErr w:type="spellEnd"/>
-      <w:r>
-        <w:rPr>
-          <w:rFonts w:asciiTheme="majorBidi" w:hAnsiTheme="majorBidi" w:cstheme="majorBidi"/>
-          <w:i/>
-          <w:iCs/>
-        </w:rPr>
-        <w:t xml:space="preserve">(32'd0), </w:t>
-      </w:r>
-    </w:p>
-    <w:p>
-      <w:pPr>
-        <w:jc w:val="both"/>
-        <w:rPr>
-          <w:rFonts w:asciiTheme="majorBidi" w:hAnsiTheme="majorBidi" w:cstheme="majorBidi"/>
-          <w:i/>
-          <w:iCs/>
-        </w:rPr>
-      </w:pPr>
-      <w:r>
-        <w:rPr>
-          <w:rFonts w:asciiTheme="majorBidi" w:hAnsiTheme="majorBidi" w:cstheme="majorBidi"/>
-          <w:i/>
-          <w:iCs/>
-        </w:rPr>
-        <w:t xml:space="preserve">        </w:t>
-      </w:r>
-      <w:proofErr w:type="gramStart"/>
-      <w:r>
-        <w:rPr>
-          <w:rFonts w:asciiTheme="majorBidi" w:hAnsiTheme="majorBidi" w:cstheme="majorBidi"/>
-          <w:i/>
-          <w:iCs/>
-        </w:rPr>
-        <w:t>.</w:t>
-      </w:r>
-      <w:proofErr w:type="spellStart"/>
-      <w:r>
-        <w:rPr>
-          <w:rFonts w:asciiTheme="majorBidi" w:hAnsiTheme="majorBidi" w:cstheme="majorBidi"/>
-          <w:i/>
-          <w:iCs/>
-        </w:rPr>
-        <w:t>writeEnable</w:t>
+        <w:t>pbout</w:t>
       </w:r>
       <w:proofErr w:type="spellEnd"/>
       <w:proofErr w:type="gramEnd"/>
@@ -1510,7 +1226,7 @@
           <w:i/>
           <w:iCs/>
         </w:rPr>
-        <w:t>(1'b0), .</w:t>
+        <w:t>(</w:t>
       </w:r>
       <w:proofErr w:type="spellStart"/>
       <w:r>
@@ -1519,7 +1235,7 @@
           <w:i/>
           <w:iCs/>
         </w:rPr>
-        <w:t>readEnable</w:t>
+        <w:t>rst_clean</w:t>
       </w:r>
       <w:proofErr w:type="spellEnd"/>
       <w:r>
@@ -1528,7 +1244,25 @@
           <w:i/>
           <w:iCs/>
         </w:rPr>
-        <w:t>(1'b1), .</w:t>
+        <w:t>));</w:t>
+      </w:r>
+    </w:p>
+    <w:p>
+      <w:pPr>
+        <w:jc w:val="both"/>
+        <w:rPr>
+          <w:rFonts w:asciiTheme="majorBidi" w:hAnsiTheme="majorBidi" w:cstheme="majorBidi"/>
+          <w:i/>
+          <w:iCs/>
+        </w:rPr>
+      </w:pPr>
+      <w:r>
+        <w:rPr>
+          <w:rFonts w:asciiTheme="majorBidi" w:hAnsiTheme="majorBidi" w:cstheme="majorBidi"/>
+          <w:i/>
+          <w:iCs/>
+        </w:rPr>
+        <w:t xml:space="preserve">    wire [31:0] </w:t>
       </w:r>
       <w:proofErr w:type="spellStart"/>
       <w:r>
@@ -1537,7 +1271,7 @@
           <w:i/>
           <w:iCs/>
         </w:rPr>
-        <w:t>memAddress</w:t>
+        <w:t>switch_data</w:t>
       </w:r>
       <w:proofErr w:type="spellEnd"/>
       <w:r>
@@ -1546,43 +1280,25 @@
           <w:i/>
           <w:iCs/>
         </w:rPr>
-        <w:t xml:space="preserve">(30'd0), </w:t>
-      </w:r>
-    </w:p>
-    <w:p>
-      <w:pPr>
-        <w:jc w:val="both"/>
-        <w:rPr>
-          <w:rFonts w:asciiTheme="majorBidi" w:hAnsiTheme="majorBidi" w:cstheme="majorBidi"/>
-          <w:i/>
-          <w:iCs/>
-        </w:rPr>
-      </w:pPr>
-      <w:r>
-        <w:rPr>
-          <w:rFonts w:asciiTheme="majorBidi" w:hAnsiTheme="majorBidi" w:cstheme="majorBidi"/>
-          <w:i/>
-          <w:iCs/>
-        </w:rPr>
-        <w:t xml:space="preserve">        </w:t>
-      </w:r>
-      <w:proofErr w:type="gramStart"/>
-      <w:r>
-        <w:rPr>
-          <w:rFonts w:asciiTheme="majorBidi" w:hAnsiTheme="majorBidi" w:cstheme="majorBidi"/>
-          <w:i/>
-          <w:iCs/>
-        </w:rPr>
-        <w:t>.switches</w:t>
-      </w:r>
-      <w:proofErr w:type="gramEnd"/>
-      <w:r>
-        <w:rPr>
-          <w:rFonts w:asciiTheme="majorBidi" w:hAnsiTheme="majorBidi" w:cstheme="majorBidi"/>
-          <w:i/>
-          <w:iCs/>
-        </w:rPr>
-        <w:t>(</w:t>
+        <w:t xml:space="preserve">; </w:t>
+      </w:r>
+    </w:p>
+    <w:p>
+      <w:pPr>
+        <w:jc w:val="both"/>
+        <w:rPr>
+          <w:rFonts w:asciiTheme="majorBidi" w:hAnsiTheme="majorBidi" w:cstheme="majorBidi"/>
+          <w:i/>
+          <w:iCs/>
+        </w:rPr>
+      </w:pPr>
+      <w:r>
+        <w:rPr>
+          <w:rFonts w:asciiTheme="majorBidi" w:hAnsiTheme="majorBidi" w:cstheme="majorBidi"/>
+          <w:i/>
+          <w:iCs/>
+        </w:rPr>
+        <w:t xml:space="preserve">    </w:t>
       </w:r>
       <w:proofErr w:type="spellStart"/>
       <w:r>
@@ -1591,7 +1307,7 @@
           <w:i/>
           <w:iCs/>
         </w:rPr>
-        <w:t>physical_sw</w:t>
+        <w:t>leds</w:t>
       </w:r>
       <w:proofErr w:type="spellEnd"/>
       <w:r>
@@ -1600,7 +1316,7 @@
           <w:i/>
           <w:iCs/>
         </w:rPr>
-        <w:t>), .</w:t>
+        <w:t xml:space="preserve"> </w:t>
       </w:r>
       <w:proofErr w:type="spellStart"/>
       <w:r>
@@ -1609,115 +1325,7 @@
           <w:i/>
           <w:iCs/>
         </w:rPr>
-        <w:t>readData</w:t>
-      </w:r>
-      <w:proofErr w:type="spellEnd"/>
-      <w:r>
-        <w:rPr>
-          <w:rFonts w:asciiTheme="majorBidi" w:hAnsiTheme="majorBidi" w:cstheme="majorBidi"/>
-          <w:i/>
-          <w:iCs/>
-        </w:rPr>
-        <w:t>(</w:t>
-      </w:r>
-      <w:proofErr w:type="spellStart"/>
-      <w:r>
-        <w:rPr>
-          <w:rFonts w:asciiTheme="majorBidi" w:hAnsiTheme="majorBidi" w:cstheme="majorBidi"/>
-          <w:i/>
-          <w:iCs/>
-        </w:rPr>
-        <w:t>switch_data</w:t>
-      </w:r>
-      <w:proofErr w:type="spellEnd"/>
-      <w:r>
-        <w:rPr>
-          <w:rFonts w:asciiTheme="majorBidi" w:hAnsiTheme="majorBidi" w:cstheme="majorBidi"/>
-          <w:i/>
-          <w:iCs/>
-        </w:rPr>
-        <w:t>)</w:t>
-      </w:r>
-    </w:p>
-    <w:p>
-      <w:pPr>
-        <w:jc w:val="both"/>
-        <w:rPr>
-          <w:rFonts w:asciiTheme="majorBidi" w:hAnsiTheme="majorBidi" w:cstheme="majorBidi"/>
-          <w:i/>
-          <w:iCs/>
-        </w:rPr>
-      </w:pPr>
-      <w:r>
-        <w:rPr>
-          <w:rFonts w:asciiTheme="majorBidi" w:hAnsiTheme="majorBidi" w:cstheme="majorBidi"/>
-          <w:i/>
-          <w:iCs/>
-        </w:rPr>
-        <w:t xml:space="preserve">    );</w:t>
-      </w:r>
-    </w:p>
-    <w:p>
-      <w:pPr>
-        <w:jc w:val="both"/>
-        <w:rPr>
-          <w:rFonts w:asciiTheme="majorBidi" w:hAnsiTheme="majorBidi" w:cstheme="majorBidi"/>
-          <w:i/>
-          <w:iCs/>
-        </w:rPr>
-      </w:pPr>
-      <w:r>
-        <w:rPr>
-          <w:rFonts w:asciiTheme="majorBidi" w:hAnsiTheme="majorBidi" w:cstheme="majorBidi"/>
-          <w:i/>
-          <w:iCs/>
-        </w:rPr>
-        <w:t xml:space="preserve">    reg [31:0] </w:t>
-      </w:r>
-      <w:proofErr w:type="spellStart"/>
-      <w:r>
-        <w:rPr>
-          <w:rFonts w:asciiTheme="majorBidi" w:hAnsiTheme="majorBidi" w:cstheme="majorBidi"/>
-          <w:i/>
-          <w:iCs/>
-        </w:rPr>
-        <w:t>led_write_data</w:t>
-      </w:r>
-      <w:proofErr w:type="spellEnd"/>
-      <w:r>
-        <w:rPr>
-          <w:rFonts w:asciiTheme="majorBidi" w:hAnsiTheme="majorBidi" w:cstheme="majorBidi"/>
-          <w:i/>
-          <w:iCs/>
-        </w:rPr>
-        <w:t xml:space="preserve"> = 32'd0; </w:t>
-      </w:r>
-    </w:p>
-    <w:p>
-      <w:pPr>
-        <w:jc w:val="both"/>
-        <w:rPr>
-          <w:rFonts w:asciiTheme="majorBidi" w:hAnsiTheme="majorBidi" w:cstheme="majorBidi"/>
-          <w:i/>
-          <w:iCs/>
-        </w:rPr>
-      </w:pPr>
-      <w:r>
-        <w:rPr>
-          <w:rFonts w:asciiTheme="majorBidi" w:hAnsiTheme="majorBidi" w:cstheme="majorBidi"/>
-          <w:i/>
-          <w:iCs/>
-        </w:rPr>
-        <w:t xml:space="preserve">    switches </w:t>
-      </w:r>
-      <w:proofErr w:type="spellStart"/>
-      <w:r>
-        <w:rPr>
-          <w:rFonts w:asciiTheme="majorBidi" w:hAnsiTheme="majorBidi" w:cstheme="majorBidi"/>
-          <w:i/>
-          <w:iCs/>
-        </w:rPr>
-        <w:t>led_writer</w:t>
+        <w:t>switch_reader</w:t>
       </w:r>
       <w:proofErr w:type="spellEnd"/>
       <w:r>
@@ -1790,7 +1398,16 @@
           <w:i/>
           <w:iCs/>
         </w:rPr>
-        <w:t>), .</w:t>
+        <w:t>)</w:t>
+      </w:r>
+      <w:proofErr w:type="gramStart"/>
+      <w:r>
+        <w:rPr>
+          <w:rFonts w:asciiTheme="majorBidi" w:hAnsiTheme="majorBidi" w:cstheme="majorBidi"/>
+          <w:i/>
+          <w:iCs/>
+        </w:rPr>
+        <w:t>, .</w:t>
       </w:r>
       <w:proofErr w:type="spellStart"/>
       <w:r>
@@ -1800,105 +1417,6 @@
           <w:iCs/>
         </w:rPr>
         <w:t>rst</w:t>
-      </w:r>
-      <w:proofErr w:type="spellEnd"/>
-      <w:r>
-        <w:rPr>
-          <w:rFonts w:asciiTheme="majorBidi" w:hAnsiTheme="majorBidi" w:cstheme="majorBidi"/>
-          <w:i/>
-          <w:iCs/>
-        </w:rPr>
-        <w:t>(</w:t>
-      </w:r>
-      <w:proofErr w:type="spellStart"/>
-      <w:r>
-        <w:rPr>
-          <w:rFonts w:asciiTheme="majorBidi" w:hAnsiTheme="majorBidi" w:cstheme="majorBidi"/>
-          <w:i/>
-          <w:iCs/>
-        </w:rPr>
-        <w:t>rst_clean</w:t>
-      </w:r>
-      <w:proofErr w:type="spellEnd"/>
-      <w:r>
-        <w:rPr>
-          <w:rFonts w:asciiTheme="majorBidi" w:hAnsiTheme="majorBidi" w:cstheme="majorBidi"/>
-          <w:i/>
-          <w:iCs/>
-        </w:rPr>
-        <w:t>), .</w:t>
-      </w:r>
-      <w:proofErr w:type="spellStart"/>
-      <w:r>
-        <w:rPr>
-          <w:rFonts w:asciiTheme="majorBidi" w:hAnsiTheme="majorBidi" w:cstheme="majorBidi"/>
-          <w:i/>
-          <w:iCs/>
-        </w:rPr>
-        <w:t>writeData</w:t>
-      </w:r>
-      <w:proofErr w:type="spellEnd"/>
-      <w:r>
-        <w:rPr>
-          <w:rFonts w:asciiTheme="majorBidi" w:hAnsiTheme="majorBidi" w:cstheme="majorBidi"/>
-          <w:i/>
-          <w:iCs/>
-        </w:rPr>
-        <w:t>(</w:t>
-      </w:r>
-      <w:proofErr w:type="spellStart"/>
-      <w:r>
-        <w:rPr>
-          <w:rFonts w:asciiTheme="majorBidi" w:hAnsiTheme="majorBidi" w:cstheme="majorBidi"/>
-          <w:i/>
-          <w:iCs/>
-        </w:rPr>
-        <w:t>led_write_data</w:t>
-      </w:r>
-      <w:proofErr w:type="spellEnd"/>
-      <w:r>
-        <w:rPr>
-          <w:rFonts w:asciiTheme="majorBidi" w:hAnsiTheme="majorBidi" w:cstheme="majorBidi"/>
-          <w:i/>
-          <w:iCs/>
-        </w:rPr>
-        <w:t xml:space="preserve">), </w:t>
-      </w:r>
-    </w:p>
-    <w:p>
-      <w:pPr>
-        <w:jc w:val="both"/>
-        <w:rPr>
-          <w:rFonts w:asciiTheme="majorBidi" w:hAnsiTheme="majorBidi" w:cstheme="majorBidi"/>
-          <w:i/>
-          <w:iCs/>
-        </w:rPr>
-      </w:pPr>
-      <w:r>
-        <w:rPr>
-          <w:rFonts w:asciiTheme="majorBidi" w:hAnsiTheme="majorBidi" w:cstheme="majorBidi"/>
-          <w:i/>
-          <w:iCs/>
-        </w:rPr>
-        <w:t xml:space="preserve">        </w:t>
-      </w:r>
-      <w:proofErr w:type="gramStart"/>
-      <w:r>
-        <w:rPr>
-          <w:rFonts w:asciiTheme="majorBidi" w:hAnsiTheme="majorBidi" w:cstheme="majorBidi"/>
-          <w:i/>
-          <w:iCs/>
-        </w:rPr>
-        <w:t>.</w:t>
-      </w:r>
-      <w:proofErr w:type="spellStart"/>
-      <w:r>
-        <w:rPr>
-          <w:rFonts w:asciiTheme="majorBidi" w:hAnsiTheme="majorBidi" w:cstheme="majorBidi"/>
-          <w:i/>
-          <w:iCs/>
-        </w:rPr>
-        <w:t>writeEnable</w:t>
       </w:r>
       <w:proofErr w:type="spellEnd"/>
       <w:proofErr w:type="gramEnd"/>
@@ -1908,7 +1426,7 @@
           <w:i/>
           <w:iCs/>
         </w:rPr>
-        <w:t>(1'b1), .</w:t>
+        <w:t>(</w:t>
       </w:r>
       <w:proofErr w:type="spellStart"/>
       <w:r>
@@ -1917,7 +1435,7 @@
           <w:i/>
           <w:iCs/>
         </w:rPr>
-        <w:t>readEnable</w:t>
+        <w:t>rst_clean</w:t>
       </w:r>
       <w:proofErr w:type="spellEnd"/>
       <w:r>
@@ -1926,7 +1444,16 @@
           <w:i/>
           <w:iCs/>
         </w:rPr>
-        <w:t>(1'b0), .</w:t>
+        <w:t>)</w:t>
+      </w:r>
+      <w:proofErr w:type="gramStart"/>
+      <w:r>
+        <w:rPr>
+          <w:rFonts w:asciiTheme="majorBidi" w:hAnsiTheme="majorBidi" w:cstheme="majorBidi"/>
+          <w:i/>
+          <w:iCs/>
+        </w:rPr>
+        <w:t>, .</w:t>
       </w:r>
       <w:proofErr w:type="spellStart"/>
       <w:r>
@@ -1935,52 +1462,7 @@
           <w:i/>
           <w:iCs/>
         </w:rPr>
-        <w:t>memAddress</w:t>
-      </w:r>
-      <w:proofErr w:type="spellEnd"/>
-      <w:r>
-        <w:rPr>
-          <w:rFonts w:asciiTheme="majorBidi" w:hAnsiTheme="majorBidi" w:cstheme="majorBidi"/>
-          <w:i/>
-          <w:iCs/>
-        </w:rPr>
-        <w:t xml:space="preserve">(30'd0), </w:t>
-      </w:r>
-    </w:p>
-    <w:p>
-      <w:pPr>
-        <w:jc w:val="both"/>
-        <w:rPr>
-          <w:rFonts w:asciiTheme="majorBidi" w:hAnsiTheme="majorBidi" w:cstheme="majorBidi"/>
-          <w:i/>
-          <w:iCs/>
-        </w:rPr>
-      </w:pPr>
-      <w:r>
-        <w:rPr>
-          <w:rFonts w:asciiTheme="majorBidi" w:hAnsiTheme="majorBidi" w:cstheme="majorBidi"/>
-          <w:i/>
-          <w:iCs/>
-        </w:rPr>
-        <w:t xml:space="preserve">        </w:t>
-      </w:r>
-      <w:proofErr w:type="gramStart"/>
-      <w:r>
-        <w:rPr>
-          <w:rFonts w:asciiTheme="majorBidi" w:hAnsiTheme="majorBidi" w:cstheme="majorBidi"/>
-          <w:i/>
-          <w:iCs/>
-        </w:rPr>
-        <w:t>.</w:t>
-      </w:r>
-      <w:proofErr w:type="spellStart"/>
-      <w:r>
-        <w:rPr>
-          <w:rFonts w:asciiTheme="majorBidi" w:hAnsiTheme="majorBidi" w:cstheme="majorBidi"/>
-          <w:i/>
-          <w:iCs/>
-        </w:rPr>
-        <w:t>readData</w:t>
+        <w:t>btns</w:t>
       </w:r>
       <w:proofErr w:type="spellEnd"/>
       <w:proofErr w:type="gramEnd"/>
@@ -1990,7 +1472,16 @@
           <w:i/>
           <w:iCs/>
         </w:rPr>
-        <w:t>(), .</w:t>
+        <w:t>(16'd0)</w:t>
+      </w:r>
+      <w:proofErr w:type="gramStart"/>
+      <w:r>
+        <w:rPr>
+          <w:rFonts w:asciiTheme="majorBidi" w:hAnsiTheme="majorBidi" w:cstheme="majorBidi"/>
+          <w:i/>
+          <w:iCs/>
+        </w:rPr>
+        <w:t>, .</w:t>
       </w:r>
       <w:proofErr w:type="spellStart"/>
       <w:r>
@@ -1999,9 +1490,634 @@
           <w:i/>
           <w:iCs/>
         </w:rPr>
+        <w:t>writeData</w:t>
+      </w:r>
+      <w:proofErr w:type="spellEnd"/>
+      <w:proofErr w:type="gramEnd"/>
+      <w:r>
+        <w:rPr>
+          <w:rFonts w:asciiTheme="majorBidi" w:hAnsiTheme="majorBidi" w:cstheme="majorBidi"/>
+          <w:i/>
+          <w:iCs/>
+        </w:rPr>
+        <w:t xml:space="preserve">(32'd0), </w:t>
+      </w:r>
+    </w:p>
+    <w:p>
+      <w:pPr>
+        <w:jc w:val="both"/>
+        <w:rPr>
+          <w:rFonts w:asciiTheme="majorBidi" w:hAnsiTheme="majorBidi" w:cstheme="majorBidi"/>
+          <w:i/>
+          <w:iCs/>
+        </w:rPr>
+      </w:pPr>
+      <w:r>
+        <w:rPr>
+          <w:rFonts w:asciiTheme="majorBidi" w:hAnsiTheme="majorBidi" w:cstheme="majorBidi"/>
+          <w:i/>
+          <w:iCs/>
+        </w:rPr>
+        <w:t xml:space="preserve">        </w:t>
+      </w:r>
+      <w:proofErr w:type="gramStart"/>
+      <w:r>
+        <w:rPr>
+          <w:rFonts w:asciiTheme="majorBidi" w:hAnsiTheme="majorBidi" w:cstheme="majorBidi"/>
+          <w:i/>
+          <w:iCs/>
+        </w:rPr>
+        <w:t>.</w:t>
+      </w:r>
+      <w:proofErr w:type="spellStart"/>
+      <w:r>
+        <w:rPr>
+          <w:rFonts w:asciiTheme="majorBidi" w:hAnsiTheme="majorBidi" w:cstheme="majorBidi"/>
+          <w:i/>
+          <w:iCs/>
+        </w:rPr>
+        <w:t>writeEnable</w:t>
+      </w:r>
+      <w:proofErr w:type="spellEnd"/>
+      <w:proofErr w:type="gramEnd"/>
+      <w:r>
+        <w:rPr>
+          <w:rFonts w:asciiTheme="majorBidi" w:hAnsiTheme="majorBidi" w:cstheme="majorBidi"/>
+          <w:i/>
+          <w:iCs/>
+        </w:rPr>
+        <w:t>(1'b0)</w:t>
+      </w:r>
+      <w:proofErr w:type="gramStart"/>
+      <w:r>
+        <w:rPr>
+          <w:rFonts w:asciiTheme="majorBidi" w:hAnsiTheme="majorBidi" w:cstheme="majorBidi"/>
+          <w:i/>
+          <w:iCs/>
+        </w:rPr>
+        <w:t>, .</w:t>
+      </w:r>
+      <w:proofErr w:type="spellStart"/>
+      <w:r>
+        <w:rPr>
+          <w:rFonts w:asciiTheme="majorBidi" w:hAnsiTheme="majorBidi" w:cstheme="majorBidi"/>
+          <w:i/>
+          <w:iCs/>
+        </w:rPr>
+        <w:t>readEnable</w:t>
+      </w:r>
+      <w:proofErr w:type="spellEnd"/>
+      <w:proofErr w:type="gramEnd"/>
+      <w:r>
+        <w:rPr>
+          <w:rFonts w:asciiTheme="majorBidi" w:hAnsiTheme="majorBidi" w:cstheme="majorBidi"/>
+          <w:i/>
+          <w:iCs/>
+        </w:rPr>
+        <w:t>(1'b1)</w:t>
+      </w:r>
+      <w:proofErr w:type="gramStart"/>
+      <w:r>
+        <w:rPr>
+          <w:rFonts w:asciiTheme="majorBidi" w:hAnsiTheme="majorBidi" w:cstheme="majorBidi"/>
+          <w:i/>
+          <w:iCs/>
+        </w:rPr>
+        <w:t>, .</w:t>
+      </w:r>
+      <w:proofErr w:type="spellStart"/>
+      <w:r>
+        <w:rPr>
+          <w:rFonts w:asciiTheme="majorBidi" w:hAnsiTheme="majorBidi" w:cstheme="majorBidi"/>
+          <w:i/>
+          <w:iCs/>
+        </w:rPr>
+        <w:t>memAddress</w:t>
+      </w:r>
+      <w:proofErr w:type="spellEnd"/>
+      <w:proofErr w:type="gramEnd"/>
+      <w:r>
+        <w:rPr>
+          <w:rFonts w:asciiTheme="majorBidi" w:hAnsiTheme="majorBidi" w:cstheme="majorBidi"/>
+          <w:i/>
+          <w:iCs/>
+        </w:rPr>
+        <w:t xml:space="preserve">(30'd0), </w:t>
+      </w:r>
+    </w:p>
+    <w:p>
+      <w:pPr>
+        <w:jc w:val="both"/>
+        <w:rPr>
+          <w:rFonts w:asciiTheme="majorBidi" w:hAnsiTheme="majorBidi" w:cstheme="majorBidi"/>
+          <w:i/>
+          <w:iCs/>
+        </w:rPr>
+      </w:pPr>
+      <w:r>
+        <w:rPr>
+          <w:rFonts w:asciiTheme="majorBidi" w:hAnsiTheme="majorBidi" w:cstheme="majorBidi"/>
+          <w:i/>
+          <w:iCs/>
+        </w:rPr>
+        <w:t xml:space="preserve">        </w:t>
+      </w:r>
+      <w:proofErr w:type="gramStart"/>
+      <w:r>
+        <w:rPr>
+          <w:rFonts w:asciiTheme="majorBidi" w:hAnsiTheme="majorBidi" w:cstheme="majorBidi"/>
+          <w:i/>
+          <w:iCs/>
+        </w:rPr>
+        <w:t>.switches</w:t>
+      </w:r>
+      <w:proofErr w:type="gramEnd"/>
+      <w:r>
+        <w:rPr>
+          <w:rFonts w:asciiTheme="majorBidi" w:hAnsiTheme="majorBidi" w:cstheme="majorBidi"/>
+          <w:i/>
+          <w:iCs/>
+        </w:rPr>
+        <w:t>(</w:t>
+      </w:r>
+      <w:proofErr w:type="spellStart"/>
+      <w:r>
+        <w:rPr>
+          <w:rFonts w:asciiTheme="majorBidi" w:hAnsiTheme="majorBidi" w:cstheme="majorBidi"/>
+          <w:i/>
+          <w:iCs/>
+        </w:rPr>
+        <w:t>physical_sw</w:t>
+      </w:r>
+      <w:proofErr w:type="spellEnd"/>
+      <w:r>
+        <w:rPr>
+          <w:rFonts w:asciiTheme="majorBidi" w:hAnsiTheme="majorBidi" w:cstheme="majorBidi"/>
+          <w:i/>
+          <w:iCs/>
+        </w:rPr>
+        <w:t>)</w:t>
+      </w:r>
+      <w:proofErr w:type="gramStart"/>
+      <w:r>
+        <w:rPr>
+          <w:rFonts w:asciiTheme="majorBidi" w:hAnsiTheme="majorBidi" w:cstheme="majorBidi"/>
+          <w:i/>
+          <w:iCs/>
+        </w:rPr>
+        <w:t>, .</w:t>
+      </w:r>
+      <w:proofErr w:type="spellStart"/>
+      <w:r>
+        <w:rPr>
+          <w:rFonts w:asciiTheme="majorBidi" w:hAnsiTheme="majorBidi" w:cstheme="majorBidi"/>
+          <w:i/>
+          <w:iCs/>
+        </w:rPr>
+        <w:t>readData</w:t>
+      </w:r>
+      <w:proofErr w:type="spellEnd"/>
+      <w:proofErr w:type="gramEnd"/>
+      <w:r>
+        <w:rPr>
+          <w:rFonts w:asciiTheme="majorBidi" w:hAnsiTheme="majorBidi" w:cstheme="majorBidi"/>
+          <w:i/>
+          <w:iCs/>
+        </w:rPr>
+        <w:t>(</w:t>
+      </w:r>
+      <w:proofErr w:type="spellStart"/>
+      <w:r>
+        <w:rPr>
+          <w:rFonts w:asciiTheme="majorBidi" w:hAnsiTheme="majorBidi" w:cstheme="majorBidi"/>
+          <w:i/>
+          <w:iCs/>
+        </w:rPr>
+        <w:t>switch_data</w:t>
+      </w:r>
+      <w:proofErr w:type="spellEnd"/>
+      <w:r>
+        <w:rPr>
+          <w:rFonts w:asciiTheme="majorBidi" w:hAnsiTheme="majorBidi" w:cstheme="majorBidi"/>
+          <w:i/>
+          <w:iCs/>
+        </w:rPr>
+        <w:t>)</w:t>
+      </w:r>
+    </w:p>
+    <w:p>
+      <w:pPr>
+        <w:jc w:val="both"/>
+        <w:rPr>
+          <w:rFonts w:asciiTheme="majorBidi" w:hAnsiTheme="majorBidi" w:cstheme="majorBidi"/>
+          <w:i/>
+          <w:iCs/>
+        </w:rPr>
+      </w:pPr>
+      <w:r>
+        <w:rPr>
+          <w:rFonts w:asciiTheme="majorBidi" w:hAnsiTheme="majorBidi" w:cstheme="majorBidi"/>
+          <w:i/>
+          <w:iCs/>
+        </w:rPr>
+        <w:t xml:space="preserve">    );</w:t>
+      </w:r>
+    </w:p>
+    <w:p>
+      <w:pPr>
+        <w:jc w:val="both"/>
+        <w:rPr>
+          <w:rFonts w:asciiTheme="majorBidi" w:hAnsiTheme="majorBidi" w:cstheme="majorBidi"/>
+          <w:i/>
+          <w:iCs/>
+        </w:rPr>
+      </w:pPr>
+      <w:r>
+        <w:rPr>
+          <w:rFonts w:asciiTheme="majorBidi" w:hAnsiTheme="majorBidi" w:cstheme="majorBidi"/>
+          <w:i/>
+          <w:iCs/>
+        </w:rPr>
+        <w:t xml:space="preserve">    reg [31:0] </w:t>
+      </w:r>
+      <w:proofErr w:type="spellStart"/>
+      <w:r>
+        <w:rPr>
+          <w:rFonts w:asciiTheme="majorBidi" w:hAnsiTheme="majorBidi" w:cstheme="majorBidi"/>
+          <w:i/>
+          <w:iCs/>
+        </w:rPr>
+        <w:t>led_write_data</w:t>
+      </w:r>
+      <w:proofErr w:type="spellEnd"/>
+      <w:r>
+        <w:rPr>
+          <w:rFonts w:asciiTheme="majorBidi" w:hAnsiTheme="majorBidi" w:cstheme="majorBidi"/>
+          <w:i/>
+          <w:iCs/>
+        </w:rPr>
+        <w:t xml:space="preserve"> = 32'd0; </w:t>
+      </w:r>
+    </w:p>
+    <w:p>
+      <w:pPr>
+        <w:jc w:val="both"/>
+        <w:rPr>
+          <w:rFonts w:asciiTheme="majorBidi" w:hAnsiTheme="majorBidi" w:cstheme="majorBidi"/>
+          <w:i/>
+          <w:iCs/>
+        </w:rPr>
+      </w:pPr>
+      <w:r>
+        <w:rPr>
+          <w:rFonts w:asciiTheme="majorBidi" w:hAnsiTheme="majorBidi" w:cstheme="majorBidi"/>
+          <w:i/>
+          <w:iCs/>
+        </w:rPr>
+        <w:t xml:space="preserve">    switches </w:t>
+      </w:r>
+      <w:proofErr w:type="spellStart"/>
+      <w:r>
+        <w:rPr>
+          <w:rFonts w:asciiTheme="majorBidi" w:hAnsiTheme="majorBidi" w:cstheme="majorBidi"/>
+          <w:i/>
+          <w:iCs/>
+        </w:rPr>
+        <w:t>led_writer</w:t>
+      </w:r>
+      <w:proofErr w:type="spellEnd"/>
+      <w:r>
+        <w:rPr>
+          <w:rFonts w:asciiTheme="majorBidi" w:hAnsiTheme="majorBidi" w:cstheme="majorBidi"/>
+          <w:i/>
+          <w:iCs/>
+        </w:rPr>
+        <w:t xml:space="preserve"> (</w:t>
+      </w:r>
+    </w:p>
+    <w:p>
+      <w:pPr>
+        <w:jc w:val="both"/>
+        <w:rPr>
+          <w:rFonts w:asciiTheme="majorBidi" w:hAnsiTheme="majorBidi" w:cstheme="majorBidi"/>
+          <w:i/>
+          <w:iCs/>
+        </w:rPr>
+      </w:pPr>
+      <w:r>
+        <w:rPr>
+          <w:rFonts w:asciiTheme="majorBidi" w:hAnsiTheme="majorBidi" w:cstheme="majorBidi"/>
+          <w:i/>
+          <w:iCs/>
+        </w:rPr>
+        <w:t xml:space="preserve">        </w:t>
+      </w:r>
+      <w:proofErr w:type="gramStart"/>
+      <w:r>
+        <w:rPr>
+          <w:rFonts w:asciiTheme="majorBidi" w:hAnsiTheme="majorBidi" w:cstheme="majorBidi"/>
+          <w:i/>
+          <w:iCs/>
+        </w:rPr>
+        <w:t>.</w:t>
+      </w:r>
+      <w:proofErr w:type="spellStart"/>
+      <w:r>
+        <w:rPr>
+          <w:rFonts w:asciiTheme="majorBidi" w:hAnsiTheme="majorBidi" w:cstheme="majorBidi"/>
+          <w:i/>
+          <w:iCs/>
+        </w:rPr>
+        <w:t>clk</w:t>
+      </w:r>
+      <w:proofErr w:type="spellEnd"/>
+      <w:proofErr w:type="gramEnd"/>
+      <w:r>
+        <w:rPr>
+          <w:rFonts w:asciiTheme="majorBidi" w:hAnsiTheme="majorBidi" w:cstheme="majorBidi"/>
+          <w:i/>
+          <w:iCs/>
+        </w:rPr>
+        <w:t>(</w:t>
+      </w:r>
+      <w:proofErr w:type="spellStart"/>
+      <w:r>
+        <w:rPr>
+          <w:rFonts w:asciiTheme="majorBidi" w:hAnsiTheme="majorBidi" w:cstheme="majorBidi"/>
+          <w:i/>
+          <w:iCs/>
+        </w:rPr>
+        <w:t>clk</w:t>
+      </w:r>
+      <w:proofErr w:type="spellEnd"/>
+      <w:r>
+        <w:rPr>
+          <w:rFonts w:asciiTheme="majorBidi" w:hAnsiTheme="majorBidi" w:cstheme="majorBidi"/>
+          <w:i/>
+          <w:iCs/>
+        </w:rPr>
+        <w:t>)</w:t>
+      </w:r>
+      <w:proofErr w:type="gramStart"/>
+      <w:r>
+        <w:rPr>
+          <w:rFonts w:asciiTheme="majorBidi" w:hAnsiTheme="majorBidi" w:cstheme="majorBidi"/>
+          <w:i/>
+          <w:iCs/>
+        </w:rPr>
+        <w:t>, .</w:t>
+      </w:r>
+      <w:proofErr w:type="spellStart"/>
+      <w:r>
+        <w:rPr>
+          <w:rFonts w:asciiTheme="majorBidi" w:hAnsiTheme="majorBidi" w:cstheme="majorBidi"/>
+          <w:i/>
+          <w:iCs/>
+        </w:rPr>
+        <w:t>rst</w:t>
+      </w:r>
+      <w:proofErr w:type="spellEnd"/>
+      <w:proofErr w:type="gramEnd"/>
+      <w:r>
+        <w:rPr>
+          <w:rFonts w:asciiTheme="majorBidi" w:hAnsiTheme="majorBidi" w:cstheme="majorBidi"/>
+          <w:i/>
+          <w:iCs/>
+        </w:rPr>
+        <w:t>(</w:t>
+      </w:r>
+      <w:proofErr w:type="spellStart"/>
+      <w:r>
+        <w:rPr>
+          <w:rFonts w:asciiTheme="majorBidi" w:hAnsiTheme="majorBidi" w:cstheme="majorBidi"/>
+          <w:i/>
+          <w:iCs/>
+        </w:rPr>
+        <w:t>rst_clean</w:t>
+      </w:r>
+      <w:proofErr w:type="spellEnd"/>
+      <w:r>
+        <w:rPr>
+          <w:rFonts w:asciiTheme="majorBidi" w:hAnsiTheme="majorBidi" w:cstheme="majorBidi"/>
+          <w:i/>
+          <w:iCs/>
+        </w:rPr>
+        <w:t>)</w:t>
+      </w:r>
+      <w:proofErr w:type="gramStart"/>
+      <w:r>
+        <w:rPr>
+          <w:rFonts w:asciiTheme="majorBidi" w:hAnsiTheme="majorBidi" w:cstheme="majorBidi"/>
+          <w:i/>
+          <w:iCs/>
+        </w:rPr>
+        <w:t>, .</w:t>
+      </w:r>
+      <w:proofErr w:type="spellStart"/>
+      <w:r>
+        <w:rPr>
+          <w:rFonts w:asciiTheme="majorBidi" w:hAnsiTheme="majorBidi" w:cstheme="majorBidi"/>
+          <w:i/>
+          <w:iCs/>
+        </w:rPr>
+        <w:t>writeData</w:t>
+      </w:r>
+      <w:proofErr w:type="spellEnd"/>
+      <w:proofErr w:type="gramEnd"/>
+      <w:r>
+        <w:rPr>
+          <w:rFonts w:asciiTheme="majorBidi" w:hAnsiTheme="majorBidi" w:cstheme="majorBidi"/>
+          <w:i/>
+          <w:iCs/>
+        </w:rPr>
+        <w:t>(</w:t>
+      </w:r>
+      <w:proofErr w:type="spellStart"/>
+      <w:r>
+        <w:rPr>
+          <w:rFonts w:asciiTheme="majorBidi" w:hAnsiTheme="majorBidi" w:cstheme="majorBidi"/>
+          <w:i/>
+          <w:iCs/>
+        </w:rPr>
+        <w:t>led_write_data</w:t>
+      </w:r>
+      <w:proofErr w:type="spellEnd"/>
+      <w:r>
+        <w:rPr>
+          <w:rFonts w:asciiTheme="majorBidi" w:hAnsiTheme="majorBidi" w:cstheme="majorBidi"/>
+          <w:i/>
+          <w:iCs/>
+        </w:rPr>
+        <w:t xml:space="preserve">), </w:t>
+      </w:r>
+    </w:p>
+    <w:p>
+      <w:pPr>
+        <w:jc w:val="both"/>
+        <w:rPr>
+          <w:rFonts w:asciiTheme="majorBidi" w:hAnsiTheme="majorBidi" w:cstheme="majorBidi"/>
+          <w:i/>
+          <w:iCs/>
+        </w:rPr>
+      </w:pPr>
+      <w:r>
+        <w:rPr>
+          <w:rFonts w:asciiTheme="majorBidi" w:hAnsiTheme="majorBidi" w:cstheme="majorBidi"/>
+          <w:i/>
+          <w:iCs/>
+        </w:rPr>
+        <w:t xml:space="preserve">        </w:t>
+      </w:r>
+      <w:proofErr w:type="gramStart"/>
+      <w:r>
+        <w:rPr>
+          <w:rFonts w:asciiTheme="majorBidi" w:hAnsiTheme="majorBidi" w:cstheme="majorBidi"/>
+          <w:i/>
+          <w:iCs/>
+        </w:rPr>
+        <w:t>.</w:t>
+      </w:r>
+      <w:proofErr w:type="spellStart"/>
+      <w:r>
+        <w:rPr>
+          <w:rFonts w:asciiTheme="majorBidi" w:hAnsiTheme="majorBidi" w:cstheme="majorBidi"/>
+          <w:i/>
+          <w:iCs/>
+        </w:rPr>
+        <w:t>writeEnable</w:t>
+      </w:r>
+      <w:proofErr w:type="spellEnd"/>
+      <w:proofErr w:type="gramEnd"/>
+      <w:r>
+        <w:rPr>
+          <w:rFonts w:asciiTheme="majorBidi" w:hAnsiTheme="majorBidi" w:cstheme="majorBidi"/>
+          <w:i/>
+          <w:iCs/>
+        </w:rPr>
+        <w:t>(1'b1)</w:t>
+      </w:r>
+      <w:proofErr w:type="gramStart"/>
+      <w:r>
+        <w:rPr>
+          <w:rFonts w:asciiTheme="majorBidi" w:hAnsiTheme="majorBidi" w:cstheme="majorBidi"/>
+          <w:i/>
+          <w:iCs/>
+        </w:rPr>
+        <w:t>, .</w:t>
+      </w:r>
+      <w:proofErr w:type="spellStart"/>
+      <w:r>
+        <w:rPr>
+          <w:rFonts w:asciiTheme="majorBidi" w:hAnsiTheme="majorBidi" w:cstheme="majorBidi"/>
+          <w:i/>
+          <w:iCs/>
+        </w:rPr>
+        <w:t>readEnable</w:t>
+      </w:r>
+      <w:proofErr w:type="spellEnd"/>
+      <w:proofErr w:type="gramEnd"/>
+      <w:r>
+        <w:rPr>
+          <w:rFonts w:asciiTheme="majorBidi" w:hAnsiTheme="majorBidi" w:cstheme="majorBidi"/>
+          <w:i/>
+          <w:iCs/>
+        </w:rPr>
+        <w:t>(1'b0)</w:t>
+      </w:r>
+      <w:proofErr w:type="gramStart"/>
+      <w:r>
+        <w:rPr>
+          <w:rFonts w:asciiTheme="majorBidi" w:hAnsiTheme="majorBidi" w:cstheme="majorBidi"/>
+          <w:i/>
+          <w:iCs/>
+        </w:rPr>
+        <w:t>, .</w:t>
+      </w:r>
+      <w:proofErr w:type="spellStart"/>
+      <w:r>
+        <w:rPr>
+          <w:rFonts w:asciiTheme="majorBidi" w:hAnsiTheme="majorBidi" w:cstheme="majorBidi"/>
+          <w:i/>
+          <w:iCs/>
+        </w:rPr>
+        <w:t>memAddress</w:t>
+      </w:r>
+      <w:proofErr w:type="spellEnd"/>
+      <w:proofErr w:type="gramEnd"/>
+      <w:r>
+        <w:rPr>
+          <w:rFonts w:asciiTheme="majorBidi" w:hAnsiTheme="majorBidi" w:cstheme="majorBidi"/>
+          <w:i/>
+          <w:iCs/>
+        </w:rPr>
+        <w:t xml:space="preserve">(30'd0), </w:t>
+      </w:r>
+    </w:p>
+    <w:p>
+      <w:pPr>
+        <w:jc w:val="both"/>
+        <w:rPr>
+          <w:rFonts w:asciiTheme="majorBidi" w:hAnsiTheme="majorBidi" w:cstheme="majorBidi"/>
+          <w:i/>
+          <w:iCs/>
+        </w:rPr>
+      </w:pPr>
+      <w:r>
+        <w:rPr>
+          <w:rFonts w:asciiTheme="majorBidi" w:hAnsiTheme="majorBidi" w:cstheme="majorBidi"/>
+          <w:i/>
+          <w:iCs/>
+        </w:rPr>
+        <w:t xml:space="preserve">        </w:t>
+      </w:r>
+      <w:proofErr w:type="gramStart"/>
+      <w:r>
+        <w:rPr>
+          <w:rFonts w:asciiTheme="majorBidi" w:hAnsiTheme="majorBidi" w:cstheme="majorBidi"/>
+          <w:i/>
+          <w:iCs/>
+        </w:rPr>
+        <w:t>.</w:t>
+      </w:r>
+      <w:proofErr w:type="spellStart"/>
+      <w:r>
+        <w:rPr>
+          <w:rFonts w:asciiTheme="majorBidi" w:hAnsiTheme="majorBidi" w:cstheme="majorBidi"/>
+          <w:i/>
+          <w:iCs/>
+        </w:rPr>
+        <w:t>readData</w:t>
+      </w:r>
+      <w:proofErr w:type="spellEnd"/>
+      <w:proofErr w:type="gramEnd"/>
+      <w:r>
+        <w:rPr>
+          <w:rFonts w:asciiTheme="majorBidi" w:hAnsiTheme="majorBidi" w:cstheme="majorBidi"/>
+          <w:i/>
+          <w:iCs/>
+        </w:rPr>
+        <w:t>()</w:t>
+      </w:r>
+      <w:proofErr w:type="gramStart"/>
+      <w:r>
+        <w:rPr>
+          <w:rFonts w:asciiTheme="majorBidi" w:hAnsiTheme="majorBidi" w:cstheme="majorBidi"/>
+          <w:i/>
+          <w:iCs/>
+        </w:rPr>
+        <w:t>, .</w:t>
+      </w:r>
+      <w:proofErr w:type="spellStart"/>
+      <w:r>
+        <w:rPr>
+          <w:rFonts w:asciiTheme="majorBidi" w:hAnsiTheme="majorBidi" w:cstheme="majorBidi"/>
+          <w:i/>
+          <w:iCs/>
+        </w:rPr>
         <w:t>leds</w:t>
       </w:r>
       <w:proofErr w:type="spellEnd"/>
+      <w:proofErr w:type="gramEnd"/>
       <w:r>
         <w:rPr>
           <w:rFonts w:asciiTheme="majorBidi" w:hAnsiTheme="majorBidi" w:cstheme="majorBidi"/>
@@ -2152,7 +2268,16 @@
           <w:i/>
           <w:iCs/>
         </w:rPr>
-        <w:t xml:space="preserve">3:0]  </w:t>
+        <w:t>3:0</w:t>
+      </w:r>
+      <w:proofErr w:type="gramStart"/>
+      <w:r>
+        <w:rPr>
+          <w:rFonts w:asciiTheme="majorBidi" w:hAnsiTheme="majorBidi" w:cstheme="majorBidi"/>
+          <w:i/>
+          <w:iCs/>
+        </w:rPr>
+        <w:t xml:space="preserve">]  </w:t>
       </w:r>
       <w:proofErr w:type="spellStart"/>
       <w:r>
@@ -2161,7 +2286,16 @@
           <w:i/>
           <w:iCs/>
         </w:rPr>
-        <w:t>current_alu_ctrl</w:t>
+        <w:t>current</w:t>
+      </w:r>
+      <w:proofErr w:type="gramEnd"/>
+      <w:r>
+        <w:rPr>
+          <w:rFonts w:asciiTheme="majorBidi" w:hAnsiTheme="majorBidi" w:cstheme="majorBidi"/>
+          <w:i/>
+          <w:iCs/>
+        </w:rPr>
+        <w:t>_alu_ctrl</w:t>
       </w:r>
       <w:proofErr w:type="spellEnd"/>
       <w:r>
@@ -3403,6 +3537,7 @@
         <w:t xml:space="preserve">, </w:t>
       </w:r>
       <w:proofErr w:type="spellStart"/>
+      <w:proofErr w:type="gramStart"/>
       <w:r>
         <w:rPr>
           <w:rFonts w:asciiTheme="majorBidi" w:hAnsiTheme="majorBidi" w:cstheme="majorBidi"/>
@@ -3412,6 +3547,7 @@
         <w:t>leds.v</w:t>
       </w:r>
       <w:proofErr w:type="spellEnd"/>
+      <w:proofErr w:type="gramEnd"/>
       <w:r>
         <w:rPr>
           <w:rFonts w:asciiTheme="majorBidi" w:hAnsiTheme="majorBidi" w:cstheme="majorBidi"/>
@@ -3421,6 +3557,7 @@
         <w:t xml:space="preserve">, </w:t>
       </w:r>
       <w:proofErr w:type="spellStart"/>
+      <w:proofErr w:type="gramStart"/>
       <w:r>
         <w:rPr>
           <w:rFonts w:asciiTheme="majorBidi" w:hAnsiTheme="majorBidi" w:cstheme="majorBidi"/>
@@ -3430,6 +3567,7 @@
         <w:t>switches.v</w:t>
       </w:r>
       <w:proofErr w:type="spellEnd"/>
+      <w:proofErr w:type="gramEnd"/>
       <w:r>
         <w:rPr>
           <w:rFonts w:asciiTheme="majorBidi" w:hAnsiTheme="majorBidi" w:cstheme="majorBidi"/>
@@ -3538,10 +3676,7 @@
           <w:u w:val="single"/>
         </w:rPr>
       </w:pPr>
-    </w:p>
-    <w:p>
-      <w:pPr>
-        <w:jc w:val="both"/>
+      <w:r>
         <w:rPr>
           <w:rFonts w:asciiTheme="majorBidi" w:hAnsiTheme="majorBidi" w:cstheme="majorBidi"/>
           <w:b/>
@@ -3552,6 +3687,968 @@
           <w:szCs w:val="48"/>
           <w:u w:val="single"/>
         </w:rPr>
+        <w:lastRenderedPageBreak/>
+        <w:t>5.</w:t>
+      </w:r>
+    </w:p>
+    <w:p>
+      <w:pPr>
+        <w:jc w:val="both"/>
+        <w:rPr>
+          <w:rFonts w:asciiTheme="majorBidi" w:hAnsiTheme="majorBidi" w:cstheme="majorBidi"/>
+          <w:i/>
+          <w:iCs/>
+        </w:rPr>
+      </w:pPr>
+      <w:r>
+        <w:rPr>
+          <w:rFonts w:asciiTheme="majorBidi" w:hAnsiTheme="majorBidi" w:cstheme="majorBidi"/>
+          <w:i/>
+          <w:iCs/>
+        </w:rPr>
+        <w:t>`timescale 1ns / 1ps</w:t>
+      </w:r>
+    </w:p>
+    <w:p>
+      <w:pPr>
+        <w:jc w:val="both"/>
+        <w:rPr>
+          <w:rFonts w:asciiTheme="majorBidi" w:hAnsiTheme="majorBidi" w:cstheme="majorBidi"/>
+          <w:i/>
+          <w:iCs/>
+        </w:rPr>
+      </w:pPr>
+      <w:r>
+        <w:rPr>
+          <w:rFonts w:asciiTheme="majorBidi" w:hAnsiTheme="majorBidi" w:cstheme="majorBidi"/>
+          <w:i/>
+          <w:iCs/>
+        </w:rPr>
+        <w:t>module alu_32</w:t>
+      </w:r>
+      <w:proofErr w:type="gramStart"/>
+      <w:r>
+        <w:rPr>
+          <w:rFonts w:asciiTheme="majorBidi" w:hAnsiTheme="majorBidi" w:cstheme="majorBidi"/>
+          <w:i/>
+          <w:iCs/>
+        </w:rPr>
+        <w:t>bit(</w:t>
+      </w:r>
+      <w:proofErr w:type="gramEnd"/>
+    </w:p>
+    <w:p>
+      <w:pPr>
+        <w:jc w:val="both"/>
+        <w:rPr>
+          <w:rFonts w:asciiTheme="majorBidi" w:hAnsiTheme="majorBidi" w:cstheme="majorBidi"/>
+          <w:i/>
+          <w:iCs/>
+        </w:rPr>
+      </w:pPr>
+      <w:r>
+        <w:rPr>
+          <w:rFonts w:asciiTheme="majorBidi" w:hAnsiTheme="majorBidi" w:cstheme="majorBidi"/>
+          <w:i/>
+          <w:iCs/>
+        </w:rPr>
+        <w:t xml:space="preserve">    </w:t>
+      </w:r>
+      <w:proofErr w:type="gramStart"/>
+      <w:r>
+        <w:rPr>
+          <w:rFonts w:asciiTheme="majorBidi" w:hAnsiTheme="majorBidi" w:cstheme="majorBidi"/>
+          <w:i/>
+          <w:iCs/>
+        </w:rPr>
+        <w:t>input  wire</w:t>
+      </w:r>
+      <w:proofErr w:type="gramEnd"/>
+      <w:r>
+        <w:rPr>
+          <w:rFonts w:asciiTheme="majorBidi" w:hAnsiTheme="majorBidi" w:cstheme="majorBidi"/>
+          <w:i/>
+          <w:iCs/>
+        </w:rPr>
+        <w:t xml:space="preserve"> [31:0] A,</w:t>
+      </w:r>
+    </w:p>
+    <w:p>
+      <w:pPr>
+        <w:jc w:val="both"/>
+        <w:rPr>
+          <w:rFonts w:asciiTheme="majorBidi" w:hAnsiTheme="majorBidi" w:cstheme="majorBidi"/>
+          <w:i/>
+          <w:iCs/>
+        </w:rPr>
+      </w:pPr>
+      <w:r>
+        <w:rPr>
+          <w:rFonts w:asciiTheme="majorBidi" w:hAnsiTheme="majorBidi" w:cstheme="majorBidi"/>
+          <w:i/>
+          <w:iCs/>
+        </w:rPr>
+        <w:t xml:space="preserve">    </w:t>
+      </w:r>
+      <w:proofErr w:type="gramStart"/>
+      <w:r>
+        <w:rPr>
+          <w:rFonts w:asciiTheme="majorBidi" w:hAnsiTheme="majorBidi" w:cstheme="majorBidi"/>
+          <w:i/>
+          <w:iCs/>
+        </w:rPr>
+        <w:t>input  wire</w:t>
+      </w:r>
+      <w:proofErr w:type="gramEnd"/>
+      <w:r>
+        <w:rPr>
+          <w:rFonts w:asciiTheme="majorBidi" w:hAnsiTheme="majorBidi" w:cstheme="majorBidi"/>
+          <w:i/>
+          <w:iCs/>
+        </w:rPr>
+        <w:t xml:space="preserve"> [31:0] B,</w:t>
+      </w:r>
+    </w:p>
+    <w:p>
+      <w:pPr>
+        <w:jc w:val="both"/>
+        <w:rPr>
+          <w:rFonts w:asciiTheme="majorBidi" w:hAnsiTheme="majorBidi" w:cstheme="majorBidi"/>
+          <w:i/>
+          <w:iCs/>
+        </w:rPr>
+      </w:pPr>
+      <w:r>
+        <w:rPr>
+          <w:rFonts w:asciiTheme="majorBidi" w:hAnsiTheme="majorBidi" w:cstheme="majorBidi"/>
+          <w:i/>
+          <w:iCs/>
+        </w:rPr>
+        <w:t xml:space="preserve">    </w:t>
+      </w:r>
+      <w:proofErr w:type="gramStart"/>
+      <w:r>
+        <w:rPr>
+          <w:rFonts w:asciiTheme="majorBidi" w:hAnsiTheme="majorBidi" w:cstheme="majorBidi"/>
+          <w:i/>
+          <w:iCs/>
+        </w:rPr>
+        <w:t>input  wire</w:t>
+      </w:r>
+      <w:proofErr w:type="gramEnd"/>
+      <w:r>
+        <w:rPr>
+          <w:rFonts w:asciiTheme="majorBidi" w:hAnsiTheme="majorBidi" w:cstheme="majorBidi"/>
+          <w:i/>
+          <w:iCs/>
+        </w:rPr>
+        <w:t xml:space="preserve"> [3:0</w:t>
+      </w:r>
+      <w:proofErr w:type="gramStart"/>
+      <w:r>
+        <w:rPr>
+          <w:rFonts w:asciiTheme="majorBidi" w:hAnsiTheme="majorBidi" w:cstheme="majorBidi"/>
+          <w:i/>
+          <w:iCs/>
+        </w:rPr>
+        <w:t xml:space="preserve">]  </w:t>
+      </w:r>
+      <w:proofErr w:type="spellStart"/>
+      <w:r>
+        <w:rPr>
+          <w:rFonts w:asciiTheme="majorBidi" w:hAnsiTheme="majorBidi" w:cstheme="majorBidi"/>
+          <w:i/>
+          <w:iCs/>
+        </w:rPr>
+        <w:t>ALUControl</w:t>
+      </w:r>
+      <w:proofErr w:type="spellEnd"/>
+      <w:proofErr w:type="gramEnd"/>
+      <w:r>
+        <w:rPr>
+          <w:rFonts w:asciiTheme="majorBidi" w:hAnsiTheme="majorBidi" w:cstheme="majorBidi"/>
+          <w:i/>
+          <w:iCs/>
+        </w:rPr>
+        <w:t>,</w:t>
+      </w:r>
+    </w:p>
+    <w:p>
+      <w:pPr>
+        <w:jc w:val="both"/>
+        <w:rPr>
+          <w:rFonts w:asciiTheme="majorBidi" w:hAnsiTheme="majorBidi" w:cstheme="majorBidi"/>
+          <w:i/>
+          <w:iCs/>
+        </w:rPr>
+      </w:pPr>
+      <w:r>
+        <w:rPr>
+          <w:rFonts w:asciiTheme="majorBidi" w:hAnsiTheme="majorBidi" w:cstheme="majorBidi"/>
+          <w:i/>
+          <w:iCs/>
+        </w:rPr>
+        <w:t xml:space="preserve">    output </w:t>
+      </w:r>
+      <w:proofErr w:type="gramStart"/>
+      <w:r>
+        <w:rPr>
+          <w:rFonts w:asciiTheme="majorBidi" w:hAnsiTheme="majorBidi" w:cstheme="majorBidi"/>
+          <w:i/>
+          <w:iCs/>
+        </w:rPr>
+        <w:t>reg  [</w:t>
+      </w:r>
+      <w:proofErr w:type="gramEnd"/>
+      <w:r>
+        <w:rPr>
+          <w:rFonts w:asciiTheme="majorBidi" w:hAnsiTheme="majorBidi" w:cstheme="majorBidi"/>
+          <w:i/>
+          <w:iCs/>
+        </w:rPr>
+        <w:t xml:space="preserve">31:0] </w:t>
+      </w:r>
+      <w:proofErr w:type="spellStart"/>
+      <w:r>
+        <w:rPr>
+          <w:rFonts w:asciiTheme="majorBidi" w:hAnsiTheme="majorBidi" w:cstheme="majorBidi"/>
+          <w:i/>
+          <w:iCs/>
+        </w:rPr>
+        <w:t>ALUResult</w:t>
+      </w:r>
+      <w:proofErr w:type="spellEnd"/>
+      <w:r>
+        <w:rPr>
+          <w:rFonts w:asciiTheme="majorBidi" w:hAnsiTheme="majorBidi" w:cstheme="majorBidi"/>
+          <w:i/>
+          <w:iCs/>
+        </w:rPr>
+        <w:t>,</w:t>
+      </w:r>
+    </w:p>
+    <w:p>
+      <w:pPr>
+        <w:jc w:val="both"/>
+        <w:rPr>
+          <w:rFonts w:asciiTheme="majorBidi" w:hAnsiTheme="majorBidi" w:cstheme="majorBidi"/>
+          <w:i/>
+          <w:iCs/>
+        </w:rPr>
+      </w:pPr>
+      <w:r>
+        <w:rPr>
+          <w:rFonts w:asciiTheme="majorBidi" w:hAnsiTheme="majorBidi" w:cstheme="majorBidi"/>
+          <w:i/>
+          <w:iCs/>
+        </w:rPr>
+        <w:t xml:space="preserve">    output wire        Zero</w:t>
+      </w:r>
+    </w:p>
+    <w:p>
+      <w:pPr>
+        <w:jc w:val="both"/>
+        <w:rPr>
+          <w:rFonts w:asciiTheme="majorBidi" w:hAnsiTheme="majorBidi" w:cstheme="majorBidi"/>
+          <w:i/>
+          <w:iCs/>
+        </w:rPr>
+      </w:pPr>
+      <w:r>
+        <w:rPr>
+          <w:rFonts w:asciiTheme="majorBidi" w:hAnsiTheme="majorBidi" w:cstheme="majorBidi"/>
+          <w:i/>
+          <w:iCs/>
+        </w:rPr>
+        <w:t>);</w:t>
+      </w:r>
+    </w:p>
+    <w:p>
+      <w:pPr>
+        <w:jc w:val="both"/>
+        <w:rPr>
+          <w:rFonts w:asciiTheme="majorBidi" w:hAnsiTheme="majorBidi" w:cstheme="majorBidi"/>
+          <w:i/>
+          <w:iCs/>
+        </w:rPr>
+      </w:pPr>
+      <w:r>
+        <w:rPr>
+          <w:rFonts w:asciiTheme="majorBidi" w:hAnsiTheme="majorBidi" w:cstheme="majorBidi"/>
+          <w:i/>
+          <w:iCs/>
+        </w:rPr>
+        <w:t xml:space="preserve">    always </w:t>
+      </w:r>
+      <w:proofErr w:type="gramStart"/>
+      <w:r>
+        <w:rPr>
+          <w:rFonts w:asciiTheme="majorBidi" w:hAnsiTheme="majorBidi" w:cstheme="majorBidi"/>
+          <w:i/>
+          <w:iCs/>
+        </w:rPr>
+        <w:t>@(</w:t>
+      </w:r>
+      <w:proofErr w:type="gramEnd"/>
+      <w:r>
+        <w:rPr>
+          <w:rFonts w:asciiTheme="majorBidi" w:hAnsiTheme="majorBidi" w:cstheme="majorBidi"/>
+          <w:i/>
+          <w:iCs/>
+        </w:rPr>
+        <w:t>*) begin</w:t>
+      </w:r>
+    </w:p>
+    <w:p>
+      <w:pPr>
+        <w:jc w:val="both"/>
+        <w:rPr>
+          <w:rFonts w:asciiTheme="majorBidi" w:hAnsiTheme="majorBidi" w:cstheme="majorBidi"/>
+          <w:i/>
+          <w:iCs/>
+        </w:rPr>
+      </w:pPr>
+      <w:r>
+        <w:rPr>
+          <w:rFonts w:asciiTheme="majorBidi" w:hAnsiTheme="majorBidi" w:cstheme="majorBidi"/>
+          <w:i/>
+          <w:iCs/>
+        </w:rPr>
+        <w:t xml:space="preserve">        case (</w:t>
+      </w:r>
+      <w:proofErr w:type="spellStart"/>
+      <w:r>
+        <w:rPr>
+          <w:rFonts w:asciiTheme="majorBidi" w:hAnsiTheme="majorBidi" w:cstheme="majorBidi"/>
+          <w:i/>
+          <w:iCs/>
+        </w:rPr>
+        <w:t>ALUControl</w:t>
+      </w:r>
+      <w:proofErr w:type="spellEnd"/>
+      <w:r>
+        <w:rPr>
+          <w:rFonts w:asciiTheme="majorBidi" w:hAnsiTheme="majorBidi" w:cstheme="majorBidi"/>
+          <w:i/>
+          <w:iCs/>
+        </w:rPr>
+        <w:t>)</w:t>
+      </w:r>
+    </w:p>
+    <w:p>
+      <w:pPr>
+        <w:jc w:val="both"/>
+        <w:rPr>
+          <w:rFonts w:asciiTheme="majorBidi" w:hAnsiTheme="majorBidi" w:cstheme="majorBidi"/>
+          <w:i/>
+          <w:iCs/>
+        </w:rPr>
+      </w:pPr>
+      <w:r>
+        <w:rPr>
+          <w:rFonts w:asciiTheme="majorBidi" w:hAnsiTheme="majorBidi" w:cstheme="majorBidi"/>
+          <w:i/>
+          <w:iCs/>
+        </w:rPr>
+        <w:t xml:space="preserve">            4'b0000: </w:t>
+      </w:r>
+      <w:proofErr w:type="spellStart"/>
+      <w:r>
+        <w:rPr>
+          <w:rFonts w:asciiTheme="majorBidi" w:hAnsiTheme="majorBidi" w:cstheme="majorBidi"/>
+          <w:i/>
+          <w:iCs/>
+        </w:rPr>
+        <w:t>ALUResult</w:t>
+      </w:r>
+      <w:proofErr w:type="spellEnd"/>
+      <w:r>
+        <w:rPr>
+          <w:rFonts w:asciiTheme="majorBidi" w:hAnsiTheme="majorBidi" w:cstheme="majorBidi"/>
+          <w:i/>
+          <w:iCs/>
+        </w:rPr>
+        <w:t xml:space="preserve"> = A &amp; </w:t>
+      </w:r>
+      <w:proofErr w:type="gramStart"/>
+      <w:r>
+        <w:rPr>
+          <w:rFonts w:asciiTheme="majorBidi" w:hAnsiTheme="majorBidi" w:cstheme="majorBidi"/>
+          <w:i/>
+          <w:iCs/>
+        </w:rPr>
+        <w:t xml:space="preserve">B;   </w:t>
+      </w:r>
+      <w:proofErr w:type="gramEnd"/>
+      <w:r>
+        <w:rPr>
+          <w:rFonts w:asciiTheme="majorBidi" w:hAnsiTheme="majorBidi" w:cstheme="majorBidi"/>
+          <w:i/>
+          <w:iCs/>
+        </w:rPr>
+        <w:t xml:space="preserve">        // AND</w:t>
+      </w:r>
+    </w:p>
+    <w:p>
+      <w:pPr>
+        <w:jc w:val="both"/>
+        <w:rPr>
+          <w:rFonts w:asciiTheme="majorBidi" w:hAnsiTheme="majorBidi" w:cstheme="majorBidi"/>
+          <w:i/>
+          <w:iCs/>
+        </w:rPr>
+      </w:pPr>
+      <w:r>
+        <w:rPr>
+          <w:rFonts w:asciiTheme="majorBidi" w:hAnsiTheme="majorBidi" w:cstheme="majorBidi"/>
+          <w:i/>
+          <w:iCs/>
+        </w:rPr>
+        <w:t xml:space="preserve">            4'b0001: </w:t>
+      </w:r>
+      <w:proofErr w:type="spellStart"/>
+      <w:r>
+        <w:rPr>
+          <w:rFonts w:asciiTheme="majorBidi" w:hAnsiTheme="majorBidi" w:cstheme="majorBidi"/>
+          <w:i/>
+          <w:iCs/>
+        </w:rPr>
+        <w:t>ALUResult</w:t>
+      </w:r>
+      <w:proofErr w:type="spellEnd"/>
+      <w:r>
+        <w:rPr>
+          <w:rFonts w:asciiTheme="majorBidi" w:hAnsiTheme="majorBidi" w:cstheme="majorBidi"/>
+          <w:i/>
+          <w:iCs/>
+        </w:rPr>
+        <w:t xml:space="preserve"> = A | </w:t>
+      </w:r>
+      <w:proofErr w:type="gramStart"/>
+      <w:r>
+        <w:rPr>
+          <w:rFonts w:asciiTheme="majorBidi" w:hAnsiTheme="majorBidi" w:cstheme="majorBidi"/>
+          <w:i/>
+          <w:iCs/>
+        </w:rPr>
+        <w:t xml:space="preserve">B;   </w:t>
+      </w:r>
+      <w:proofErr w:type="gramEnd"/>
+      <w:r>
+        <w:rPr>
+          <w:rFonts w:asciiTheme="majorBidi" w:hAnsiTheme="majorBidi" w:cstheme="majorBidi"/>
+          <w:i/>
+          <w:iCs/>
+        </w:rPr>
+        <w:t xml:space="preserve">        // OR</w:t>
+      </w:r>
+    </w:p>
+    <w:p>
+      <w:pPr>
+        <w:jc w:val="both"/>
+        <w:rPr>
+          <w:rFonts w:asciiTheme="majorBidi" w:hAnsiTheme="majorBidi" w:cstheme="majorBidi"/>
+          <w:i/>
+          <w:iCs/>
+        </w:rPr>
+      </w:pPr>
+      <w:r>
+        <w:rPr>
+          <w:rFonts w:asciiTheme="majorBidi" w:hAnsiTheme="majorBidi" w:cstheme="majorBidi"/>
+          <w:i/>
+          <w:iCs/>
+        </w:rPr>
+        <w:t xml:space="preserve">            4'b0010: </w:t>
+      </w:r>
+      <w:proofErr w:type="spellStart"/>
+      <w:r>
+        <w:rPr>
+          <w:rFonts w:asciiTheme="majorBidi" w:hAnsiTheme="majorBidi" w:cstheme="majorBidi"/>
+          <w:i/>
+          <w:iCs/>
+        </w:rPr>
+        <w:t>ALUResult</w:t>
+      </w:r>
+      <w:proofErr w:type="spellEnd"/>
+      <w:r>
+        <w:rPr>
+          <w:rFonts w:asciiTheme="majorBidi" w:hAnsiTheme="majorBidi" w:cstheme="majorBidi"/>
+          <w:i/>
+          <w:iCs/>
+        </w:rPr>
+        <w:t xml:space="preserve"> = A + </w:t>
+      </w:r>
+      <w:proofErr w:type="gramStart"/>
+      <w:r>
+        <w:rPr>
+          <w:rFonts w:asciiTheme="majorBidi" w:hAnsiTheme="majorBidi" w:cstheme="majorBidi"/>
+          <w:i/>
+          <w:iCs/>
+        </w:rPr>
+        <w:t xml:space="preserve">B;   </w:t>
+      </w:r>
+      <w:proofErr w:type="gramEnd"/>
+      <w:r>
+        <w:rPr>
+          <w:rFonts w:asciiTheme="majorBidi" w:hAnsiTheme="majorBidi" w:cstheme="majorBidi"/>
+          <w:i/>
+          <w:iCs/>
+        </w:rPr>
+        <w:t xml:space="preserve">        // ADD </w:t>
+      </w:r>
+    </w:p>
+    <w:p>
+      <w:pPr>
+        <w:jc w:val="both"/>
+        <w:rPr>
+          <w:rFonts w:asciiTheme="majorBidi" w:hAnsiTheme="majorBidi" w:cstheme="majorBidi"/>
+          <w:i/>
+          <w:iCs/>
+        </w:rPr>
+      </w:pPr>
+      <w:r>
+        <w:rPr>
+          <w:rFonts w:asciiTheme="majorBidi" w:hAnsiTheme="majorBidi" w:cstheme="majorBidi"/>
+          <w:i/>
+          <w:iCs/>
+        </w:rPr>
+        <w:t xml:space="preserve">            4'b0110: </w:t>
+      </w:r>
+      <w:proofErr w:type="spellStart"/>
+      <w:r>
+        <w:rPr>
+          <w:rFonts w:asciiTheme="majorBidi" w:hAnsiTheme="majorBidi" w:cstheme="majorBidi"/>
+          <w:i/>
+          <w:iCs/>
+        </w:rPr>
+        <w:t>ALUResult</w:t>
+      </w:r>
+      <w:proofErr w:type="spellEnd"/>
+      <w:r>
+        <w:rPr>
+          <w:rFonts w:asciiTheme="majorBidi" w:hAnsiTheme="majorBidi" w:cstheme="majorBidi"/>
+          <w:i/>
+          <w:iCs/>
+        </w:rPr>
+        <w:t xml:space="preserve"> = A - </w:t>
+      </w:r>
+      <w:proofErr w:type="gramStart"/>
+      <w:r>
+        <w:rPr>
+          <w:rFonts w:asciiTheme="majorBidi" w:hAnsiTheme="majorBidi" w:cstheme="majorBidi"/>
+          <w:i/>
+          <w:iCs/>
+        </w:rPr>
+        <w:t xml:space="preserve">B;   </w:t>
+      </w:r>
+      <w:proofErr w:type="gramEnd"/>
+      <w:r>
+        <w:rPr>
+          <w:rFonts w:asciiTheme="majorBidi" w:hAnsiTheme="majorBidi" w:cstheme="majorBidi"/>
+          <w:i/>
+          <w:iCs/>
+        </w:rPr>
+        <w:t xml:space="preserve">        // SUB </w:t>
+      </w:r>
+    </w:p>
+    <w:p>
+      <w:pPr>
+        <w:jc w:val="both"/>
+        <w:rPr>
+          <w:rFonts w:asciiTheme="majorBidi" w:hAnsiTheme="majorBidi" w:cstheme="majorBidi"/>
+          <w:i/>
+          <w:iCs/>
+        </w:rPr>
+      </w:pPr>
+      <w:r>
+        <w:rPr>
+          <w:rFonts w:asciiTheme="majorBidi" w:hAnsiTheme="majorBidi" w:cstheme="majorBidi"/>
+          <w:i/>
+          <w:iCs/>
+        </w:rPr>
+        <w:t xml:space="preserve">            4'b0100: </w:t>
+      </w:r>
+      <w:proofErr w:type="spellStart"/>
+      <w:r>
+        <w:rPr>
+          <w:rFonts w:asciiTheme="majorBidi" w:hAnsiTheme="majorBidi" w:cstheme="majorBidi"/>
+          <w:i/>
+          <w:iCs/>
+        </w:rPr>
+        <w:t>ALUResult</w:t>
+      </w:r>
+      <w:proofErr w:type="spellEnd"/>
+      <w:r>
+        <w:rPr>
+          <w:rFonts w:asciiTheme="majorBidi" w:hAnsiTheme="majorBidi" w:cstheme="majorBidi"/>
+          <w:i/>
+          <w:iCs/>
+        </w:rPr>
+        <w:t xml:space="preserve"> = A ^ </w:t>
+      </w:r>
+      <w:proofErr w:type="gramStart"/>
+      <w:r>
+        <w:rPr>
+          <w:rFonts w:asciiTheme="majorBidi" w:hAnsiTheme="majorBidi" w:cstheme="majorBidi"/>
+          <w:i/>
+          <w:iCs/>
+        </w:rPr>
+        <w:t xml:space="preserve">B;   </w:t>
+      </w:r>
+      <w:proofErr w:type="gramEnd"/>
+      <w:r>
+        <w:rPr>
+          <w:rFonts w:asciiTheme="majorBidi" w:hAnsiTheme="majorBidi" w:cstheme="majorBidi"/>
+          <w:i/>
+          <w:iCs/>
+        </w:rPr>
+        <w:t xml:space="preserve">        // XOR</w:t>
+      </w:r>
+    </w:p>
+    <w:p>
+      <w:pPr>
+        <w:jc w:val="both"/>
+        <w:rPr>
+          <w:rFonts w:asciiTheme="majorBidi" w:hAnsiTheme="majorBidi" w:cstheme="majorBidi"/>
+          <w:i/>
+          <w:iCs/>
+        </w:rPr>
+      </w:pPr>
+      <w:r>
+        <w:rPr>
+          <w:rFonts w:asciiTheme="majorBidi" w:hAnsiTheme="majorBidi" w:cstheme="majorBidi"/>
+          <w:i/>
+          <w:iCs/>
+        </w:rPr>
+        <w:t xml:space="preserve">            4'b1000: </w:t>
+      </w:r>
+      <w:proofErr w:type="spellStart"/>
+      <w:r>
+        <w:rPr>
+          <w:rFonts w:asciiTheme="majorBidi" w:hAnsiTheme="majorBidi" w:cstheme="majorBidi"/>
+          <w:i/>
+          <w:iCs/>
+        </w:rPr>
+        <w:t>ALUResult</w:t>
+      </w:r>
+      <w:proofErr w:type="spellEnd"/>
+      <w:r>
+        <w:rPr>
+          <w:rFonts w:asciiTheme="majorBidi" w:hAnsiTheme="majorBidi" w:cstheme="majorBidi"/>
+          <w:i/>
+          <w:iCs/>
+        </w:rPr>
+        <w:t xml:space="preserve"> = A &lt;&lt; </w:t>
+      </w:r>
+      <w:proofErr w:type="gramStart"/>
+      <w:r>
+        <w:rPr>
+          <w:rFonts w:asciiTheme="majorBidi" w:hAnsiTheme="majorBidi" w:cstheme="majorBidi"/>
+          <w:i/>
+          <w:iCs/>
+        </w:rPr>
+        <w:t>B[</w:t>
+      </w:r>
+      <w:proofErr w:type="gramEnd"/>
+      <w:r>
+        <w:rPr>
+          <w:rFonts w:asciiTheme="majorBidi" w:hAnsiTheme="majorBidi" w:cstheme="majorBidi"/>
+          <w:i/>
+          <w:iCs/>
+        </w:rPr>
+        <w:t>4:0</w:t>
+      </w:r>
+      <w:proofErr w:type="gramStart"/>
+      <w:r>
+        <w:rPr>
+          <w:rFonts w:asciiTheme="majorBidi" w:hAnsiTheme="majorBidi" w:cstheme="majorBidi"/>
+          <w:i/>
+          <w:iCs/>
+        </w:rPr>
+        <w:t xml:space="preserve">];   </w:t>
+      </w:r>
+      <w:proofErr w:type="gramEnd"/>
+      <w:r>
+        <w:rPr>
+          <w:rFonts w:asciiTheme="majorBidi" w:hAnsiTheme="majorBidi" w:cstheme="majorBidi"/>
+          <w:i/>
+          <w:iCs/>
+        </w:rPr>
+        <w:t xml:space="preserve">  // SLL (Shift Left Logical)</w:t>
+      </w:r>
+    </w:p>
+    <w:p>
+      <w:pPr>
+        <w:jc w:val="both"/>
+        <w:rPr>
+          <w:rFonts w:asciiTheme="majorBidi" w:hAnsiTheme="majorBidi" w:cstheme="majorBidi"/>
+          <w:i/>
+          <w:iCs/>
+        </w:rPr>
+      </w:pPr>
+      <w:r>
+        <w:rPr>
+          <w:rFonts w:asciiTheme="majorBidi" w:hAnsiTheme="majorBidi" w:cstheme="majorBidi"/>
+          <w:i/>
+          <w:iCs/>
+        </w:rPr>
+        <w:t xml:space="preserve">            4'b1001: </w:t>
+      </w:r>
+      <w:proofErr w:type="spellStart"/>
+      <w:r>
+        <w:rPr>
+          <w:rFonts w:asciiTheme="majorBidi" w:hAnsiTheme="majorBidi" w:cstheme="majorBidi"/>
+          <w:i/>
+          <w:iCs/>
+        </w:rPr>
+        <w:t>ALUResult</w:t>
+      </w:r>
+      <w:proofErr w:type="spellEnd"/>
+      <w:r>
+        <w:rPr>
+          <w:rFonts w:asciiTheme="majorBidi" w:hAnsiTheme="majorBidi" w:cstheme="majorBidi"/>
+          <w:i/>
+          <w:iCs/>
+        </w:rPr>
+        <w:t xml:space="preserve"> = A &gt;&gt; </w:t>
+      </w:r>
+      <w:proofErr w:type="gramStart"/>
+      <w:r>
+        <w:rPr>
+          <w:rFonts w:asciiTheme="majorBidi" w:hAnsiTheme="majorBidi" w:cstheme="majorBidi"/>
+          <w:i/>
+          <w:iCs/>
+        </w:rPr>
+        <w:t>B[</w:t>
+      </w:r>
+      <w:proofErr w:type="gramEnd"/>
+      <w:r>
+        <w:rPr>
+          <w:rFonts w:asciiTheme="majorBidi" w:hAnsiTheme="majorBidi" w:cstheme="majorBidi"/>
+          <w:i/>
+          <w:iCs/>
+        </w:rPr>
+        <w:t>4:0</w:t>
+      </w:r>
+      <w:proofErr w:type="gramStart"/>
+      <w:r>
+        <w:rPr>
+          <w:rFonts w:asciiTheme="majorBidi" w:hAnsiTheme="majorBidi" w:cstheme="majorBidi"/>
+          <w:i/>
+          <w:iCs/>
+        </w:rPr>
+        <w:t xml:space="preserve">];   </w:t>
+      </w:r>
+      <w:proofErr w:type="gramEnd"/>
+      <w:r>
+        <w:rPr>
+          <w:rFonts w:asciiTheme="majorBidi" w:hAnsiTheme="majorBidi" w:cstheme="majorBidi"/>
+          <w:i/>
+          <w:iCs/>
+        </w:rPr>
+        <w:t xml:space="preserve">  // SRL (Shift Right Logical)</w:t>
+      </w:r>
+    </w:p>
+    <w:p>
+      <w:pPr>
+        <w:jc w:val="both"/>
+        <w:rPr>
+          <w:rFonts w:asciiTheme="majorBidi" w:hAnsiTheme="majorBidi" w:cstheme="majorBidi"/>
+          <w:i/>
+          <w:iCs/>
+        </w:rPr>
+      </w:pPr>
+      <w:r>
+        <w:rPr>
+          <w:rFonts w:asciiTheme="majorBidi" w:hAnsiTheme="majorBidi" w:cstheme="majorBidi"/>
+          <w:i/>
+          <w:iCs/>
+        </w:rPr>
+        <w:t xml:space="preserve">            default: </w:t>
+      </w:r>
+      <w:proofErr w:type="spellStart"/>
+      <w:r>
+        <w:rPr>
+          <w:rFonts w:asciiTheme="majorBidi" w:hAnsiTheme="majorBidi" w:cstheme="majorBidi"/>
+          <w:i/>
+          <w:iCs/>
+        </w:rPr>
+        <w:t>ALUResult</w:t>
+      </w:r>
+      <w:proofErr w:type="spellEnd"/>
+      <w:r>
+        <w:rPr>
+          <w:rFonts w:asciiTheme="majorBidi" w:hAnsiTheme="majorBidi" w:cstheme="majorBidi"/>
+          <w:i/>
+          <w:iCs/>
+        </w:rPr>
+        <w:t xml:space="preserve"> = 32'd</w:t>
+      </w:r>
+      <w:proofErr w:type="gramStart"/>
+      <w:r>
+        <w:rPr>
+          <w:rFonts w:asciiTheme="majorBidi" w:hAnsiTheme="majorBidi" w:cstheme="majorBidi"/>
+          <w:i/>
+          <w:iCs/>
+        </w:rPr>
+        <w:t xml:space="preserve">0;   </w:t>
+      </w:r>
+      <w:proofErr w:type="gramEnd"/>
+      <w:r>
+        <w:rPr>
+          <w:rFonts w:asciiTheme="majorBidi" w:hAnsiTheme="majorBidi" w:cstheme="majorBidi"/>
+          <w:i/>
+          <w:iCs/>
+        </w:rPr>
+        <w:t xml:space="preserve">        // Default to 0</w:t>
+      </w:r>
+    </w:p>
+    <w:p>
+      <w:pPr>
+        <w:jc w:val="both"/>
+        <w:rPr>
+          <w:rFonts w:asciiTheme="majorBidi" w:hAnsiTheme="majorBidi" w:cstheme="majorBidi"/>
+          <w:i/>
+          <w:iCs/>
+        </w:rPr>
+      </w:pPr>
+      <w:r>
+        <w:rPr>
+          <w:rFonts w:asciiTheme="majorBidi" w:hAnsiTheme="majorBidi" w:cstheme="majorBidi"/>
+          <w:i/>
+          <w:iCs/>
+        </w:rPr>
+        <w:t xml:space="preserve">        </w:t>
+      </w:r>
+      <w:proofErr w:type="spellStart"/>
+      <w:r>
+        <w:rPr>
+          <w:rFonts w:asciiTheme="majorBidi" w:hAnsiTheme="majorBidi" w:cstheme="majorBidi"/>
+          <w:i/>
+          <w:iCs/>
+        </w:rPr>
+        <w:t>endcase</w:t>
+      </w:r>
+      <w:proofErr w:type="spellEnd"/>
+    </w:p>
+    <w:p>
+      <w:pPr>
+        <w:jc w:val="both"/>
+        <w:rPr>
+          <w:rFonts w:asciiTheme="majorBidi" w:hAnsiTheme="majorBidi" w:cstheme="majorBidi"/>
+          <w:i/>
+          <w:iCs/>
+        </w:rPr>
+      </w:pPr>
+      <w:r>
+        <w:rPr>
+          <w:rFonts w:asciiTheme="majorBidi" w:hAnsiTheme="majorBidi" w:cstheme="majorBidi"/>
+          <w:i/>
+          <w:iCs/>
+        </w:rPr>
+        <w:t xml:space="preserve">    end</w:t>
+      </w:r>
+    </w:p>
+    <w:p>
+      <w:pPr>
+        <w:jc w:val="both"/>
+        <w:rPr>
+          <w:rFonts w:asciiTheme="majorBidi" w:hAnsiTheme="majorBidi" w:cstheme="majorBidi"/>
+          <w:i/>
+          <w:iCs/>
+        </w:rPr>
+      </w:pPr>
+      <w:r>
+        <w:rPr>
+          <w:rFonts w:asciiTheme="majorBidi" w:hAnsiTheme="majorBidi" w:cstheme="majorBidi"/>
+          <w:i/>
+          <w:iCs/>
+        </w:rPr>
+        <w:t xml:space="preserve">    assign Zero = (</w:t>
+      </w:r>
+      <w:proofErr w:type="spellStart"/>
+      <w:r>
+        <w:rPr>
+          <w:rFonts w:asciiTheme="majorBidi" w:hAnsiTheme="majorBidi" w:cstheme="majorBidi"/>
+          <w:i/>
+          <w:iCs/>
+        </w:rPr>
+        <w:t>ALUResult</w:t>
+      </w:r>
+      <w:proofErr w:type="spellEnd"/>
+      <w:r>
+        <w:rPr>
+          <w:rFonts w:asciiTheme="majorBidi" w:hAnsiTheme="majorBidi" w:cstheme="majorBidi"/>
+          <w:i/>
+          <w:iCs/>
+        </w:rPr>
+        <w:t xml:space="preserve"> == 32'd0</w:t>
+      </w:r>
+      <w:proofErr w:type="gramStart"/>
+      <w:r>
+        <w:rPr>
+          <w:rFonts w:asciiTheme="majorBidi" w:hAnsiTheme="majorBidi" w:cstheme="majorBidi"/>
+          <w:i/>
+          <w:iCs/>
+        </w:rPr>
+        <w:t>) ?</w:t>
+      </w:r>
+      <w:proofErr w:type="gramEnd"/>
+      <w:r>
+        <w:rPr>
+          <w:rFonts w:asciiTheme="majorBidi" w:hAnsiTheme="majorBidi" w:cstheme="majorBidi"/>
+          <w:i/>
+          <w:iCs/>
+        </w:rPr>
+        <w:t xml:space="preserve"> 1'b</w:t>
+      </w:r>
+      <w:proofErr w:type="gramStart"/>
+      <w:r>
+        <w:rPr>
+          <w:rFonts w:asciiTheme="majorBidi" w:hAnsiTheme="majorBidi" w:cstheme="majorBidi"/>
+          <w:i/>
+          <w:iCs/>
+        </w:rPr>
+        <w:t>1 :</w:t>
+      </w:r>
+      <w:proofErr w:type="gramEnd"/>
+      <w:r>
+        <w:rPr>
+          <w:rFonts w:asciiTheme="majorBidi" w:hAnsiTheme="majorBidi" w:cstheme="majorBidi"/>
+          <w:i/>
+          <w:iCs/>
+        </w:rPr>
+        <w:t xml:space="preserve"> 1'b0;</w:t>
+      </w:r>
+    </w:p>
+    <w:p>
+      <w:pPr>
+        <w:jc w:val="both"/>
+        <w:rPr>
+          <w:rFonts w:asciiTheme="majorBidi" w:hAnsiTheme="majorBidi" w:cstheme="majorBidi"/>
+          <w:i/>
+          <w:iCs/>
+        </w:rPr>
+      </w:pPr>
+      <w:proofErr w:type="spellStart"/>
+      <w:r>
+        <w:rPr>
+          <w:rFonts w:asciiTheme="majorBidi" w:hAnsiTheme="majorBidi" w:cstheme="majorBidi"/>
+          <w:i/>
+          <w:iCs/>
+        </w:rPr>
+        <w:t>endmodule</w:t>
+      </w:r>
+      <w:proofErr w:type="spellEnd"/>
+    </w:p>
+    <w:p>
+      <w:pPr>
+        <w:jc w:val="both"/>
+        <w:rPr>
+          <w:rFonts w:asciiTheme="majorBidi" w:hAnsiTheme="majorBidi" w:cstheme="majorBidi"/>
+          <w:i/>
+          <w:iCs/>
+        </w:rPr>
       </w:pPr>
     </w:p>
     <w:p>
@@ -3568,10 +4665,7 @@
           <w:u w:val="single"/>
         </w:rPr>
       </w:pPr>
-    </w:p>
-    <w:p>
-      <w:pPr>
-        <w:jc w:val="both"/>
+      <w:r>
         <w:rPr>
           <w:rFonts w:asciiTheme="majorBidi" w:hAnsiTheme="majorBidi" w:cstheme="majorBidi"/>
           <w:b/>
@@ -3582,6 +4676,840 @@
           <w:szCs w:val="48"/>
           <w:u w:val="single"/>
         </w:rPr>
+        <w:t>6.</w:t>
+      </w:r>
+    </w:p>
+    <w:p>
+      <w:pPr>
+        <w:jc w:val="both"/>
+        <w:rPr>
+          <w:rFonts w:asciiTheme="majorBidi" w:hAnsiTheme="majorBidi" w:cstheme="majorBidi"/>
+          <w:i/>
+          <w:iCs/>
+        </w:rPr>
+      </w:pPr>
+      <w:r>
+        <w:rPr>
+          <w:rFonts w:asciiTheme="majorBidi" w:hAnsiTheme="majorBidi" w:cstheme="majorBidi"/>
+          <w:i/>
+          <w:iCs/>
+        </w:rPr>
+        <w:t>`timescale 1ns / 1ps</w:t>
+      </w:r>
+    </w:p>
+    <w:p>
+      <w:pPr>
+        <w:jc w:val="both"/>
+        <w:rPr>
+          <w:rFonts w:asciiTheme="majorBidi" w:hAnsiTheme="majorBidi" w:cstheme="majorBidi"/>
+          <w:i/>
+          <w:iCs/>
+        </w:rPr>
+      </w:pPr>
+      <w:r>
+        <w:rPr>
+          <w:rFonts w:asciiTheme="majorBidi" w:hAnsiTheme="majorBidi" w:cstheme="majorBidi"/>
+          <w:i/>
+          <w:iCs/>
+        </w:rPr>
+        <w:t>module alu_1bit (</w:t>
+      </w:r>
+    </w:p>
+    <w:p>
+      <w:pPr>
+        <w:jc w:val="both"/>
+        <w:rPr>
+          <w:rFonts w:asciiTheme="majorBidi" w:hAnsiTheme="majorBidi" w:cstheme="majorBidi"/>
+          <w:i/>
+          <w:iCs/>
+        </w:rPr>
+      </w:pPr>
+      <w:r>
+        <w:rPr>
+          <w:rFonts w:asciiTheme="majorBidi" w:hAnsiTheme="majorBidi" w:cstheme="majorBidi"/>
+          <w:i/>
+          <w:iCs/>
+        </w:rPr>
+        <w:t xml:space="preserve">    </w:t>
+      </w:r>
+      <w:proofErr w:type="gramStart"/>
+      <w:r>
+        <w:rPr>
+          <w:rFonts w:asciiTheme="majorBidi" w:hAnsiTheme="majorBidi" w:cstheme="majorBidi"/>
+          <w:i/>
+          <w:iCs/>
+        </w:rPr>
+        <w:t>input  wire</w:t>
+      </w:r>
+      <w:proofErr w:type="gramEnd"/>
+      <w:r>
+        <w:rPr>
+          <w:rFonts w:asciiTheme="majorBidi" w:hAnsiTheme="majorBidi" w:cstheme="majorBidi"/>
+          <w:i/>
+          <w:iCs/>
+        </w:rPr>
+        <w:t xml:space="preserve">       A,          </w:t>
+      </w:r>
+    </w:p>
+    <w:p>
+      <w:pPr>
+        <w:jc w:val="both"/>
+        <w:rPr>
+          <w:rFonts w:asciiTheme="majorBidi" w:hAnsiTheme="majorBidi" w:cstheme="majorBidi"/>
+          <w:i/>
+          <w:iCs/>
+        </w:rPr>
+      </w:pPr>
+      <w:r>
+        <w:rPr>
+          <w:rFonts w:asciiTheme="majorBidi" w:hAnsiTheme="majorBidi" w:cstheme="majorBidi"/>
+          <w:i/>
+          <w:iCs/>
+        </w:rPr>
+        <w:t xml:space="preserve">    </w:t>
+      </w:r>
+      <w:proofErr w:type="gramStart"/>
+      <w:r>
+        <w:rPr>
+          <w:rFonts w:asciiTheme="majorBidi" w:hAnsiTheme="majorBidi" w:cstheme="majorBidi"/>
+          <w:i/>
+          <w:iCs/>
+        </w:rPr>
+        <w:t>input  wire</w:t>
+      </w:r>
+      <w:proofErr w:type="gramEnd"/>
+      <w:r>
+        <w:rPr>
+          <w:rFonts w:asciiTheme="majorBidi" w:hAnsiTheme="majorBidi" w:cstheme="majorBidi"/>
+          <w:i/>
+          <w:iCs/>
+        </w:rPr>
+        <w:t xml:space="preserve">       B,         </w:t>
+      </w:r>
+    </w:p>
+    <w:p>
+      <w:pPr>
+        <w:jc w:val="both"/>
+        <w:rPr>
+          <w:rFonts w:asciiTheme="majorBidi" w:hAnsiTheme="majorBidi" w:cstheme="majorBidi"/>
+          <w:i/>
+          <w:iCs/>
+        </w:rPr>
+      </w:pPr>
+      <w:r>
+        <w:rPr>
+          <w:rFonts w:asciiTheme="majorBidi" w:hAnsiTheme="majorBidi" w:cstheme="majorBidi"/>
+          <w:i/>
+          <w:iCs/>
+        </w:rPr>
+        <w:t xml:space="preserve">    </w:t>
+      </w:r>
+      <w:proofErr w:type="gramStart"/>
+      <w:r>
+        <w:rPr>
+          <w:rFonts w:asciiTheme="majorBidi" w:hAnsiTheme="majorBidi" w:cstheme="majorBidi"/>
+          <w:i/>
+          <w:iCs/>
+        </w:rPr>
+        <w:t>input  wire</w:t>
+      </w:r>
+      <w:proofErr w:type="gramEnd"/>
+      <w:r>
+        <w:rPr>
+          <w:rFonts w:asciiTheme="majorBidi" w:hAnsiTheme="majorBidi" w:cstheme="majorBidi"/>
+          <w:i/>
+          <w:iCs/>
+        </w:rPr>
+        <w:t xml:space="preserve"> [3:0] </w:t>
+      </w:r>
+      <w:proofErr w:type="spellStart"/>
+      <w:r>
+        <w:rPr>
+          <w:rFonts w:asciiTheme="majorBidi" w:hAnsiTheme="majorBidi" w:cstheme="majorBidi"/>
+          <w:i/>
+          <w:iCs/>
+        </w:rPr>
+        <w:t>ALUControl</w:t>
+      </w:r>
+      <w:proofErr w:type="spellEnd"/>
+      <w:r>
+        <w:rPr>
+          <w:rFonts w:asciiTheme="majorBidi" w:hAnsiTheme="majorBidi" w:cstheme="majorBidi"/>
+          <w:i/>
+          <w:iCs/>
+        </w:rPr>
+        <w:t>,</w:t>
+      </w:r>
+    </w:p>
+    <w:p>
+      <w:pPr>
+        <w:jc w:val="both"/>
+        <w:rPr>
+          <w:rFonts w:asciiTheme="majorBidi" w:hAnsiTheme="majorBidi" w:cstheme="majorBidi"/>
+          <w:i/>
+          <w:iCs/>
+        </w:rPr>
+      </w:pPr>
+      <w:r>
+        <w:rPr>
+          <w:rFonts w:asciiTheme="majorBidi" w:hAnsiTheme="majorBidi" w:cstheme="majorBidi"/>
+          <w:i/>
+          <w:iCs/>
+        </w:rPr>
+        <w:t xml:space="preserve">    output reg        </w:t>
+      </w:r>
+      <w:proofErr w:type="spellStart"/>
+      <w:r>
+        <w:rPr>
+          <w:rFonts w:asciiTheme="majorBidi" w:hAnsiTheme="majorBidi" w:cstheme="majorBidi"/>
+          <w:i/>
+          <w:iCs/>
+        </w:rPr>
+        <w:t>ALUResult</w:t>
+      </w:r>
+      <w:proofErr w:type="spellEnd"/>
+      <w:r>
+        <w:rPr>
+          <w:rFonts w:asciiTheme="majorBidi" w:hAnsiTheme="majorBidi" w:cstheme="majorBidi"/>
+          <w:i/>
+          <w:iCs/>
+        </w:rPr>
+        <w:t xml:space="preserve">,  </w:t>
+      </w:r>
+    </w:p>
+    <w:p>
+      <w:pPr>
+        <w:jc w:val="both"/>
+        <w:rPr>
+          <w:rFonts w:asciiTheme="majorBidi" w:hAnsiTheme="majorBidi" w:cstheme="majorBidi"/>
+          <w:i/>
+          <w:iCs/>
+        </w:rPr>
+      </w:pPr>
+      <w:r>
+        <w:rPr>
+          <w:rFonts w:asciiTheme="majorBidi" w:hAnsiTheme="majorBidi" w:cstheme="majorBidi"/>
+          <w:i/>
+          <w:iCs/>
+        </w:rPr>
+        <w:t xml:space="preserve">    output wire       Zero</w:t>
+      </w:r>
+    </w:p>
+    <w:p>
+      <w:pPr>
+        <w:jc w:val="both"/>
+        <w:rPr>
+          <w:rFonts w:asciiTheme="majorBidi" w:hAnsiTheme="majorBidi" w:cstheme="majorBidi"/>
+          <w:i/>
+          <w:iCs/>
+        </w:rPr>
+      </w:pPr>
+      <w:r>
+        <w:rPr>
+          <w:rFonts w:asciiTheme="majorBidi" w:hAnsiTheme="majorBidi" w:cstheme="majorBidi"/>
+          <w:i/>
+          <w:iCs/>
+        </w:rPr>
+        <w:t>);</w:t>
+      </w:r>
+    </w:p>
+    <w:p>
+      <w:pPr>
+        <w:jc w:val="both"/>
+        <w:rPr>
+          <w:rFonts w:asciiTheme="majorBidi" w:hAnsiTheme="majorBidi" w:cstheme="majorBidi"/>
+          <w:i/>
+          <w:iCs/>
+        </w:rPr>
+      </w:pPr>
+      <w:r>
+        <w:rPr>
+          <w:rFonts w:asciiTheme="majorBidi" w:hAnsiTheme="majorBidi" w:cstheme="majorBidi"/>
+          <w:i/>
+          <w:iCs/>
+        </w:rPr>
+        <w:t xml:space="preserve">    always </w:t>
+      </w:r>
+      <w:proofErr w:type="gramStart"/>
+      <w:r>
+        <w:rPr>
+          <w:rFonts w:asciiTheme="majorBidi" w:hAnsiTheme="majorBidi" w:cstheme="majorBidi"/>
+          <w:i/>
+          <w:iCs/>
+        </w:rPr>
+        <w:t>@(</w:t>
+      </w:r>
+      <w:proofErr w:type="gramEnd"/>
+      <w:r>
+        <w:rPr>
+          <w:rFonts w:asciiTheme="majorBidi" w:hAnsiTheme="majorBidi" w:cstheme="majorBidi"/>
+          <w:i/>
+          <w:iCs/>
+        </w:rPr>
+        <w:t>*) begin</w:t>
+      </w:r>
+    </w:p>
+    <w:p>
+      <w:pPr>
+        <w:jc w:val="both"/>
+        <w:rPr>
+          <w:rFonts w:asciiTheme="majorBidi" w:hAnsiTheme="majorBidi" w:cstheme="majorBidi"/>
+          <w:i/>
+          <w:iCs/>
+        </w:rPr>
+      </w:pPr>
+      <w:r>
+        <w:rPr>
+          <w:rFonts w:asciiTheme="majorBidi" w:hAnsiTheme="majorBidi" w:cstheme="majorBidi"/>
+          <w:i/>
+          <w:iCs/>
+        </w:rPr>
+        <w:t xml:space="preserve">        case (</w:t>
+      </w:r>
+      <w:proofErr w:type="spellStart"/>
+      <w:r>
+        <w:rPr>
+          <w:rFonts w:asciiTheme="majorBidi" w:hAnsiTheme="majorBidi" w:cstheme="majorBidi"/>
+          <w:i/>
+          <w:iCs/>
+        </w:rPr>
+        <w:t>ALUControl</w:t>
+      </w:r>
+      <w:proofErr w:type="spellEnd"/>
+      <w:r>
+        <w:rPr>
+          <w:rFonts w:asciiTheme="majorBidi" w:hAnsiTheme="majorBidi" w:cstheme="majorBidi"/>
+          <w:i/>
+          <w:iCs/>
+        </w:rPr>
+        <w:t>)</w:t>
+      </w:r>
+    </w:p>
+    <w:p>
+      <w:pPr>
+        <w:jc w:val="both"/>
+        <w:rPr>
+          <w:rFonts w:asciiTheme="majorBidi" w:hAnsiTheme="majorBidi" w:cstheme="majorBidi"/>
+          <w:i/>
+          <w:iCs/>
+        </w:rPr>
+      </w:pPr>
+      <w:r>
+        <w:rPr>
+          <w:rFonts w:asciiTheme="majorBidi" w:hAnsiTheme="majorBidi" w:cstheme="majorBidi"/>
+          <w:i/>
+          <w:iCs/>
+        </w:rPr>
+        <w:t xml:space="preserve">            4'b0000: </w:t>
+      </w:r>
+      <w:proofErr w:type="spellStart"/>
+      <w:r>
+        <w:rPr>
+          <w:rFonts w:asciiTheme="majorBidi" w:hAnsiTheme="majorBidi" w:cstheme="majorBidi"/>
+          <w:i/>
+          <w:iCs/>
+        </w:rPr>
+        <w:t>ALUResult</w:t>
+      </w:r>
+      <w:proofErr w:type="spellEnd"/>
+      <w:r>
+        <w:rPr>
+          <w:rFonts w:asciiTheme="majorBidi" w:hAnsiTheme="majorBidi" w:cstheme="majorBidi"/>
+          <w:i/>
+          <w:iCs/>
+        </w:rPr>
+        <w:t xml:space="preserve"> = A &amp; </w:t>
+      </w:r>
+      <w:proofErr w:type="gramStart"/>
+      <w:r>
+        <w:rPr>
+          <w:rFonts w:asciiTheme="majorBidi" w:hAnsiTheme="majorBidi" w:cstheme="majorBidi"/>
+          <w:i/>
+          <w:iCs/>
+        </w:rPr>
+        <w:t xml:space="preserve">B;   </w:t>
+      </w:r>
+      <w:proofErr w:type="gramEnd"/>
+      <w:r>
+        <w:rPr>
+          <w:rFonts w:asciiTheme="majorBidi" w:hAnsiTheme="majorBidi" w:cstheme="majorBidi"/>
+          <w:i/>
+          <w:iCs/>
+        </w:rPr>
+        <w:t xml:space="preserve">        // AND</w:t>
+      </w:r>
+    </w:p>
+    <w:p>
+      <w:pPr>
+        <w:jc w:val="both"/>
+        <w:rPr>
+          <w:rFonts w:asciiTheme="majorBidi" w:hAnsiTheme="majorBidi" w:cstheme="majorBidi"/>
+          <w:i/>
+          <w:iCs/>
+        </w:rPr>
+      </w:pPr>
+      <w:r>
+        <w:rPr>
+          <w:rFonts w:asciiTheme="majorBidi" w:hAnsiTheme="majorBidi" w:cstheme="majorBidi"/>
+          <w:i/>
+          <w:iCs/>
+        </w:rPr>
+        <w:t xml:space="preserve">            4'b0001: </w:t>
+      </w:r>
+      <w:proofErr w:type="spellStart"/>
+      <w:r>
+        <w:rPr>
+          <w:rFonts w:asciiTheme="majorBidi" w:hAnsiTheme="majorBidi" w:cstheme="majorBidi"/>
+          <w:i/>
+          <w:iCs/>
+        </w:rPr>
+        <w:t>ALUResult</w:t>
+      </w:r>
+      <w:proofErr w:type="spellEnd"/>
+      <w:r>
+        <w:rPr>
+          <w:rFonts w:asciiTheme="majorBidi" w:hAnsiTheme="majorBidi" w:cstheme="majorBidi"/>
+          <w:i/>
+          <w:iCs/>
+        </w:rPr>
+        <w:t xml:space="preserve"> = A | </w:t>
+      </w:r>
+      <w:proofErr w:type="gramStart"/>
+      <w:r>
+        <w:rPr>
+          <w:rFonts w:asciiTheme="majorBidi" w:hAnsiTheme="majorBidi" w:cstheme="majorBidi"/>
+          <w:i/>
+          <w:iCs/>
+        </w:rPr>
+        <w:t xml:space="preserve">B;   </w:t>
+      </w:r>
+      <w:proofErr w:type="gramEnd"/>
+      <w:r>
+        <w:rPr>
+          <w:rFonts w:asciiTheme="majorBidi" w:hAnsiTheme="majorBidi" w:cstheme="majorBidi"/>
+          <w:i/>
+          <w:iCs/>
+        </w:rPr>
+        <w:t xml:space="preserve">        // OR</w:t>
+      </w:r>
+    </w:p>
+    <w:p>
+      <w:pPr>
+        <w:jc w:val="both"/>
+        <w:rPr>
+          <w:rFonts w:asciiTheme="majorBidi" w:hAnsiTheme="majorBidi" w:cstheme="majorBidi"/>
+          <w:i/>
+          <w:iCs/>
+        </w:rPr>
+      </w:pPr>
+      <w:r>
+        <w:rPr>
+          <w:rFonts w:asciiTheme="majorBidi" w:hAnsiTheme="majorBidi" w:cstheme="majorBidi"/>
+          <w:i/>
+          <w:iCs/>
+        </w:rPr>
+        <w:t xml:space="preserve">            4'b0010: </w:t>
+      </w:r>
+      <w:proofErr w:type="spellStart"/>
+      <w:r>
+        <w:rPr>
+          <w:rFonts w:asciiTheme="majorBidi" w:hAnsiTheme="majorBidi" w:cstheme="majorBidi"/>
+          <w:i/>
+          <w:iCs/>
+        </w:rPr>
+        <w:t>ALUResult</w:t>
+      </w:r>
+      <w:proofErr w:type="spellEnd"/>
+      <w:r>
+        <w:rPr>
+          <w:rFonts w:asciiTheme="majorBidi" w:hAnsiTheme="majorBidi" w:cstheme="majorBidi"/>
+          <w:i/>
+          <w:iCs/>
+        </w:rPr>
+        <w:t xml:space="preserve"> = A ^ </w:t>
+      </w:r>
+      <w:proofErr w:type="gramStart"/>
+      <w:r>
+        <w:rPr>
+          <w:rFonts w:asciiTheme="majorBidi" w:hAnsiTheme="majorBidi" w:cstheme="majorBidi"/>
+          <w:i/>
+          <w:iCs/>
+        </w:rPr>
+        <w:t xml:space="preserve">B;   </w:t>
+      </w:r>
+      <w:proofErr w:type="gramEnd"/>
+      <w:r>
+        <w:rPr>
+          <w:rFonts w:asciiTheme="majorBidi" w:hAnsiTheme="majorBidi" w:cstheme="majorBidi"/>
+          <w:i/>
+          <w:iCs/>
+        </w:rPr>
+        <w:t xml:space="preserve">        // ADD </w:t>
+      </w:r>
+    </w:p>
+    <w:p>
+      <w:pPr>
+        <w:jc w:val="both"/>
+        <w:rPr>
+          <w:rFonts w:asciiTheme="majorBidi" w:hAnsiTheme="majorBidi" w:cstheme="majorBidi"/>
+          <w:i/>
+          <w:iCs/>
+        </w:rPr>
+      </w:pPr>
+      <w:r>
+        <w:rPr>
+          <w:rFonts w:asciiTheme="majorBidi" w:hAnsiTheme="majorBidi" w:cstheme="majorBidi"/>
+          <w:i/>
+          <w:iCs/>
+        </w:rPr>
+        <w:t xml:space="preserve">            4'b0110: </w:t>
+      </w:r>
+      <w:proofErr w:type="spellStart"/>
+      <w:r>
+        <w:rPr>
+          <w:rFonts w:asciiTheme="majorBidi" w:hAnsiTheme="majorBidi" w:cstheme="majorBidi"/>
+          <w:i/>
+          <w:iCs/>
+        </w:rPr>
+        <w:t>ALUResult</w:t>
+      </w:r>
+      <w:proofErr w:type="spellEnd"/>
+      <w:r>
+        <w:rPr>
+          <w:rFonts w:asciiTheme="majorBidi" w:hAnsiTheme="majorBidi" w:cstheme="majorBidi"/>
+          <w:i/>
+          <w:iCs/>
+        </w:rPr>
+        <w:t xml:space="preserve"> = A ^ </w:t>
+      </w:r>
+      <w:proofErr w:type="gramStart"/>
+      <w:r>
+        <w:rPr>
+          <w:rFonts w:asciiTheme="majorBidi" w:hAnsiTheme="majorBidi" w:cstheme="majorBidi"/>
+          <w:i/>
+          <w:iCs/>
+        </w:rPr>
+        <w:t xml:space="preserve">B;   </w:t>
+      </w:r>
+      <w:proofErr w:type="gramEnd"/>
+      <w:r>
+        <w:rPr>
+          <w:rFonts w:asciiTheme="majorBidi" w:hAnsiTheme="majorBidi" w:cstheme="majorBidi"/>
+          <w:i/>
+          <w:iCs/>
+        </w:rPr>
+        <w:t xml:space="preserve">        // SUB </w:t>
+      </w:r>
+    </w:p>
+    <w:p>
+      <w:pPr>
+        <w:jc w:val="both"/>
+        <w:rPr>
+          <w:rFonts w:asciiTheme="majorBidi" w:hAnsiTheme="majorBidi" w:cstheme="majorBidi"/>
+          <w:i/>
+          <w:iCs/>
+        </w:rPr>
+      </w:pPr>
+      <w:r>
+        <w:rPr>
+          <w:rFonts w:asciiTheme="majorBidi" w:hAnsiTheme="majorBidi" w:cstheme="majorBidi"/>
+          <w:i/>
+          <w:iCs/>
+        </w:rPr>
+        <w:t xml:space="preserve">            4'b0100: </w:t>
+      </w:r>
+      <w:proofErr w:type="spellStart"/>
+      <w:r>
+        <w:rPr>
+          <w:rFonts w:asciiTheme="majorBidi" w:hAnsiTheme="majorBidi" w:cstheme="majorBidi"/>
+          <w:i/>
+          <w:iCs/>
+        </w:rPr>
+        <w:t>ALUResult</w:t>
+      </w:r>
+      <w:proofErr w:type="spellEnd"/>
+      <w:r>
+        <w:rPr>
+          <w:rFonts w:asciiTheme="majorBidi" w:hAnsiTheme="majorBidi" w:cstheme="majorBidi"/>
+          <w:i/>
+          <w:iCs/>
+        </w:rPr>
+        <w:t xml:space="preserve"> = A ^ </w:t>
+      </w:r>
+      <w:proofErr w:type="gramStart"/>
+      <w:r>
+        <w:rPr>
+          <w:rFonts w:asciiTheme="majorBidi" w:hAnsiTheme="majorBidi" w:cstheme="majorBidi"/>
+          <w:i/>
+          <w:iCs/>
+        </w:rPr>
+        <w:t xml:space="preserve">B;   </w:t>
+      </w:r>
+      <w:proofErr w:type="gramEnd"/>
+      <w:r>
+        <w:rPr>
+          <w:rFonts w:asciiTheme="majorBidi" w:hAnsiTheme="majorBidi" w:cstheme="majorBidi"/>
+          <w:i/>
+          <w:iCs/>
+        </w:rPr>
+        <w:t xml:space="preserve">        // XOR</w:t>
+      </w:r>
+    </w:p>
+    <w:p>
+      <w:pPr>
+        <w:jc w:val="both"/>
+        <w:rPr>
+          <w:rFonts w:asciiTheme="majorBidi" w:hAnsiTheme="majorBidi" w:cstheme="majorBidi"/>
+          <w:i/>
+          <w:iCs/>
+        </w:rPr>
+      </w:pPr>
+      <w:r>
+        <w:rPr>
+          <w:rFonts w:asciiTheme="majorBidi" w:hAnsiTheme="majorBidi" w:cstheme="majorBidi"/>
+          <w:i/>
+          <w:iCs/>
+        </w:rPr>
+        <w:t xml:space="preserve">            4'b1000: </w:t>
+      </w:r>
+      <w:proofErr w:type="spellStart"/>
+      <w:r>
+        <w:rPr>
+          <w:rFonts w:asciiTheme="majorBidi" w:hAnsiTheme="majorBidi" w:cstheme="majorBidi"/>
+          <w:i/>
+          <w:iCs/>
+        </w:rPr>
+        <w:t>ALUResult</w:t>
+      </w:r>
+      <w:proofErr w:type="spellEnd"/>
+      <w:r>
+        <w:rPr>
+          <w:rFonts w:asciiTheme="majorBidi" w:hAnsiTheme="majorBidi" w:cstheme="majorBidi"/>
+          <w:i/>
+          <w:iCs/>
+        </w:rPr>
+        <w:t xml:space="preserve"> = 1'b</w:t>
+      </w:r>
+      <w:proofErr w:type="gramStart"/>
+      <w:r>
+        <w:rPr>
+          <w:rFonts w:asciiTheme="majorBidi" w:hAnsiTheme="majorBidi" w:cstheme="majorBidi"/>
+          <w:i/>
+          <w:iCs/>
+        </w:rPr>
+        <w:t xml:space="preserve">0;   </w:t>
+      </w:r>
+      <w:proofErr w:type="gramEnd"/>
+      <w:r>
+        <w:rPr>
+          <w:rFonts w:asciiTheme="majorBidi" w:hAnsiTheme="majorBidi" w:cstheme="majorBidi"/>
+          <w:i/>
+          <w:iCs/>
+        </w:rPr>
+        <w:t xml:space="preserve">         // SLL </w:t>
+      </w:r>
+    </w:p>
+    <w:p>
+      <w:pPr>
+        <w:jc w:val="both"/>
+        <w:rPr>
+          <w:rFonts w:asciiTheme="majorBidi" w:hAnsiTheme="majorBidi" w:cstheme="majorBidi"/>
+          <w:i/>
+          <w:iCs/>
+        </w:rPr>
+      </w:pPr>
+      <w:r>
+        <w:rPr>
+          <w:rFonts w:asciiTheme="majorBidi" w:hAnsiTheme="majorBidi" w:cstheme="majorBidi"/>
+          <w:i/>
+          <w:iCs/>
+        </w:rPr>
+        <w:t xml:space="preserve">            4'b1001: </w:t>
+      </w:r>
+      <w:proofErr w:type="spellStart"/>
+      <w:r>
+        <w:rPr>
+          <w:rFonts w:asciiTheme="majorBidi" w:hAnsiTheme="majorBidi" w:cstheme="majorBidi"/>
+          <w:i/>
+          <w:iCs/>
+        </w:rPr>
+        <w:t>ALUResult</w:t>
+      </w:r>
+      <w:proofErr w:type="spellEnd"/>
+      <w:r>
+        <w:rPr>
+          <w:rFonts w:asciiTheme="majorBidi" w:hAnsiTheme="majorBidi" w:cstheme="majorBidi"/>
+          <w:i/>
+          <w:iCs/>
+        </w:rPr>
+        <w:t xml:space="preserve"> = 1'b</w:t>
+      </w:r>
+      <w:proofErr w:type="gramStart"/>
+      <w:r>
+        <w:rPr>
+          <w:rFonts w:asciiTheme="majorBidi" w:hAnsiTheme="majorBidi" w:cstheme="majorBidi"/>
+          <w:i/>
+          <w:iCs/>
+        </w:rPr>
+        <w:t xml:space="preserve">0;   </w:t>
+      </w:r>
+      <w:proofErr w:type="gramEnd"/>
+      <w:r>
+        <w:rPr>
+          <w:rFonts w:asciiTheme="majorBidi" w:hAnsiTheme="majorBidi" w:cstheme="majorBidi"/>
+          <w:i/>
+          <w:iCs/>
+        </w:rPr>
+        <w:t xml:space="preserve">         // SRL </w:t>
+      </w:r>
+    </w:p>
+    <w:p>
+      <w:pPr>
+        <w:jc w:val="both"/>
+        <w:rPr>
+          <w:rFonts w:asciiTheme="majorBidi" w:hAnsiTheme="majorBidi" w:cstheme="majorBidi"/>
+          <w:i/>
+          <w:iCs/>
+        </w:rPr>
+      </w:pPr>
+      <w:r>
+        <w:rPr>
+          <w:rFonts w:asciiTheme="majorBidi" w:hAnsiTheme="majorBidi" w:cstheme="majorBidi"/>
+          <w:i/>
+          <w:iCs/>
+        </w:rPr>
+        <w:t xml:space="preserve">            default: </w:t>
+      </w:r>
+      <w:proofErr w:type="spellStart"/>
+      <w:r>
+        <w:rPr>
+          <w:rFonts w:asciiTheme="majorBidi" w:hAnsiTheme="majorBidi" w:cstheme="majorBidi"/>
+          <w:i/>
+          <w:iCs/>
+        </w:rPr>
+        <w:t>ALUResult</w:t>
+      </w:r>
+      <w:proofErr w:type="spellEnd"/>
+      <w:r>
+        <w:rPr>
+          <w:rFonts w:asciiTheme="majorBidi" w:hAnsiTheme="majorBidi" w:cstheme="majorBidi"/>
+          <w:i/>
+          <w:iCs/>
+        </w:rPr>
+        <w:t xml:space="preserve"> = 1'b0;           </w:t>
+      </w:r>
+    </w:p>
+    <w:p>
+      <w:pPr>
+        <w:jc w:val="both"/>
+        <w:rPr>
+          <w:rFonts w:asciiTheme="majorBidi" w:hAnsiTheme="majorBidi" w:cstheme="majorBidi"/>
+          <w:i/>
+          <w:iCs/>
+        </w:rPr>
+      </w:pPr>
+      <w:r>
+        <w:rPr>
+          <w:rFonts w:asciiTheme="majorBidi" w:hAnsiTheme="majorBidi" w:cstheme="majorBidi"/>
+          <w:i/>
+          <w:iCs/>
+        </w:rPr>
+        <w:t xml:space="preserve">        </w:t>
+      </w:r>
+      <w:proofErr w:type="spellStart"/>
+      <w:r>
+        <w:rPr>
+          <w:rFonts w:asciiTheme="majorBidi" w:hAnsiTheme="majorBidi" w:cstheme="majorBidi"/>
+          <w:i/>
+          <w:iCs/>
+        </w:rPr>
+        <w:t>endcase</w:t>
+      </w:r>
+      <w:proofErr w:type="spellEnd"/>
+    </w:p>
+    <w:p>
+      <w:pPr>
+        <w:jc w:val="both"/>
+        <w:rPr>
+          <w:rFonts w:asciiTheme="majorBidi" w:hAnsiTheme="majorBidi" w:cstheme="majorBidi"/>
+          <w:i/>
+          <w:iCs/>
+        </w:rPr>
+      </w:pPr>
+      <w:r>
+        <w:rPr>
+          <w:rFonts w:asciiTheme="majorBidi" w:hAnsiTheme="majorBidi" w:cstheme="majorBidi"/>
+          <w:i/>
+          <w:iCs/>
+        </w:rPr>
+        <w:t xml:space="preserve">    end</w:t>
+      </w:r>
+    </w:p>
+    <w:p>
+      <w:pPr>
+        <w:jc w:val="both"/>
+        <w:rPr>
+          <w:rFonts w:asciiTheme="majorBidi" w:hAnsiTheme="majorBidi" w:cstheme="majorBidi"/>
+          <w:i/>
+          <w:iCs/>
+        </w:rPr>
+      </w:pPr>
+      <w:r>
+        <w:rPr>
+          <w:rFonts w:asciiTheme="majorBidi" w:hAnsiTheme="majorBidi" w:cstheme="majorBidi"/>
+          <w:i/>
+          <w:iCs/>
+        </w:rPr>
+        <w:t xml:space="preserve">    assign Zero = ~</w:t>
+      </w:r>
+      <w:proofErr w:type="spellStart"/>
+      <w:r>
+        <w:rPr>
+          <w:rFonts w:asciiTheme="majorBidi" w:hAnsiTheme="majorBidi" w:cstheme="majorBidi"/>
+          <w:i/>
+          <w:iCs/>
+        </w:rPr>
+        <w:t>ALUResult</w:t>
+      </w:r>
+      <w:proofErr w:type="spellEnd"/>
+      <w:r>
+        <w:rPr>
+          <w:rFonts w:asciiTheme="majorBidi" w:hAnsiTheme="majorBidi" w:cstheme="majorBidi"/>
+          <w:i/>
+          <w:iCs/>
+        </w:rPr>
+        <w:t>;</w:t>
+      </w:r>
+    </w:p>
+    <w:p>
+      <w:pPr>
+        <w:jc w:val="both"/>
+        <w:rPr>
+          <w:rFonts w:asciiTheme="majorBidi" w:hAnsiTheme="majorBidi" w:cstheme="majorBidi"/>
+          <w:i/>
+          <w:iCs/>
+        </w:rPr>
+      </w:pPr>
+      <w:proofErr w:type="spellStart"/>
+      <w:r>
+        <w:rPr>
+          <w:rFonts w:asciiTheme="majorBidi" w:hAnsiTheme="majorBidi" w:cstheme="majorBidi"/>
+          <w:i/>
+          <w:iCs/>
+        </w:rPr>
+        <w:lastRenderedPageBreak/>
+        <w:t>endmodule</w:t>
+      </w:r>
+      <w:proofErr w:type="spellEnd"/>
+    </w:p>
+    <w:p>
+      <w:pPr>
+        <w:jc w:val="both"/>
+        <w:rPr>
+          <w:rFonts w:asciiTheme="majorBidi" w:hAnsiTheme="majorBidi" w:cstheme="majorBidi"/>
+          <w:i/>
+          <w:iCs/>
+        </w:rPr>
       </w:pPr>
     </w:p>
     <w:p>
@@ -3598,10 +5526,7 @@
           <w:u w:val="single"/>
         </w:rPr>
       </w:pPr>
-    </w:p>
-    <w:p>
-      <w:pPr>
-        <w:jc w:val="both"/>
+      <w:r>
         <w:rPr>
           <w:rFonts w:asciiTheme="majorBidi" w:hAnsiTheme="majorBidi" w:cstheme="majorBidi"/>
           <w:b/>
@@ -3612,7 +5537,9 @@
           <w:szCs w:val="48"/>
           <w:u w:val="single"/>
         </w:rPr>
-      </w:pPr>
+        <w:t xml:space="preserve">Testbench </w:t>
+      </w:r>
+      <w:proofErr w:type="gramStart"/>
       <w:r>
         <w:rPr>
           <w:rFonts w:asciiTheme="majorBidi" w:hAnsiTheme="majorBidi" w:cstheme="majorBidi"/>
@@ -3624,922 +5551,9 @@
           <w:szCs w:val="48"/>
           <w:u w:val="single"/>
         </w:rPr>
-        <w:t>5.</w:t>
-      </w:r>
-    </w:p>
-    <w:p>
-      <w:pPr>
-        <w:jc w:val="both"/>
-        <w:rPr>
-          <w:rFonts w:asciiTheme="majorBidi" w:hAnsiTheme="majorBidi" w:cstheme="majorBidi"/>
-          <w:i/>
-          <w:iCs/>
-        </w:rPr>
-      </w:pPr>
-      <w:r>
-        <w:rPr>
-          <w:rFonts w:asciiTheme="majorBidi" w:hAnsiTheme="majorBidi" w:cstheme="majorBidi"/>
-          <w:i/>
-          <w:iCs/>
-        </w:rPr>
-        <w:t>`timescale 1ns / 1ps</w:t>
-      </w:r>
-    </w:p>
-    <w:p>
-      <w:pPr>
-        <w:jc w:val="both"/>
-        <w:rPr>
-          <w:rFonts w:asciiTheme="majorBidi" w:hAnsiTheme="majorBidi" w:cstheme="majorBidi"/>
-          <w:i/>
-          <w:iCs/>
-        </w:rPr>
-      </w:pPr>
-      <w:r>
-        <w:rPr>
-          <w:rFonts w:asciiTheme="majorBidi" w:hAnsiTheme="majorBidi" w:cstheme="majorBidi"/>
-          <w:i/>
-          <w:iCs/>
-        </w:rPr>
-        <w:t>module alu_32</w:t>
-      </w:r>
-      <w:proofErr w:type="gramStart"/>
-      <w:r>
-        <w:rPr>
-          <w:rFonts w:asciiTheme="majorBidi" w:hAnsiTheme="majorBidi" w:cstheme="majorBidi"/>
-          <w:i/>
-          <w:iCs/>
-        </w:rPr>
-        <w:t>bit(</w:t>
+        <w:t>files:-</w:t>
       </w:r>
       <w:proofErr w:type="gramEnd"/>
-    </w:p>
-    <w:p>
-      <w:pPr>
-        <w:jc w:val="both"/>
-        <w:rPr>
-          <w:rFonts w:asciiTheme="majorBidi" w:hAnsiTheme="majorBidi" w:cstheme="majorBidi"/>
-          <w:i/>
-          <w:iCs/>
-        </w:rPr>
-      </w:pPr>
-      <w:r>
-        <w:rPr>
-          <w:rFonts w:asciiTheme="majorBidi" w:hAnsiTheme="majorBidi" w:cstheme="majorBidi"/>
-          <w:i/>
-          <w:iCs/>
-        </w:rPr>
-        <w:t xml:space="preserve">    </w:t>
-      </w:r>
-      <w:proofErr w:type="gramStart"/>
-      <w:r>
-        <w:rPr>
-          <w:rFonts w:asciiTheme="majorBidi" w:hAnsiTheme="majorBidi" w:cstheme="majorBidi"/>
-          <w:i/>
-          <w:iCs/>
-        </w:rPr>
-        <w:t>input  wire</w:t>
-      </w:r>
-      <w:proofErr w:type="gramEnd"/>
-      <w:r>
-        <w:rPr>
-          <w:rFonts w:asciiTheme="majorBidi" w:hAnsiTheme="majorBidi" w:cstheme="majorBidi"/>
-          <w:i/>
-          <w:iCs/>
-        </w:rPr>
-        <w:t xml:space="preserve"> [31:0] A,</w:t>
-      </w:r>
-    </w:p>
-    <w:p>
-      <w:pPr>
-        <w:jc w:val="both"/>
-        <w:rPr>
-          <w:rFonts w:asciiTheme="majorBidi" w:hAnsiTheme="majorBidi" w:cstheme="majorBidi"/>
-          <w:i/>
-          <w:iCs/>
-        </w:rPr>
-      </w:pPr>
-      <w:r>
-        <w:rPr>
-          <w:rFonts w:asciiTheme="majorBidi" w:hAnsiTheme="majorBidi" w:cstheme="majorBidi"/>
-          <w:i/>
-          <w:iCs/>
-        </w:rPr>
-        <w:t xml:space="preserve">    </w:t>
-      </w:r>
-      <w:proofErr w:type="gramStart"/>
-      <w:r>
-        <w:rPr>
-          <w:rFonts w:asciiTheme="majorBidi" w:hAnsiTheme="majorBidi" w:cstheme="majorBidi"/>
-          <w:i/>
-          <w:iCs/>
-        </w:rPr>
-        <w:t>input  wire</w:t>
-      </w:r>
-      <w:proofErr w:type="gramEnd"/>
-      <w:r>
-        <w:rPr>
-          <w:rFonts w:asciiTheme="majorBidi" w:hAnsiTheme="majorBidi" w:cstheme="majorBidi"/>
-          <w:i/>
-          <w:iCs/>
-        </w:rPr>
-        <w:t xml:space="preserve"> [31:0] B,</w:t>
-      </w:r>
-    </w:p>
-    <w:p>
-      <w:pPr>
-        <w:jc w:val="both"/>
-        <w:rPr>
-          <w:rFonts w:asciiTheme="majorBidi" w:hAnsiTheme="majorBidi" w:cstheme="majorBidi"/>
-          <w:i/>
-          <w:iCs/>
-        </w:rPr>
-      </w:pPr>
-      <w:r>
-        <w:rPr>
-          <w:rFonts w:asciiTheme="majorBidi" w:hAnsiTheme="majorBidi" w:cstheme="majorBidi"/>
-          <w:i/>
-          <w:iCs/>
-        </w:rPr>
-        <w:t xml:space="preserve">    </w:t>
-      </w:r>
-      <w:proofErr w:type="gramStart"/>
-      <w:r>
-        <w:rPr>
-          <w:rFonts w:asciiTheme="majorBidi" w:hAnsiTheme="majorBidi" w:cstheme="majorBidi"/>
-          <w:i/>
-          <w:iCs/>
-        </w:rPr>
-        <w:t>input  wire</w:t>
-      </w:r>
-      <w:proofErr w:type="gramEnd"/>
-      <w:r>
-        <w:rPr>
-          <w:rFonts w:asciiTheme="majorBidi" w:hAnsiTheme="majorBidi" w:cstheme="majorBidi"/>
-          <w:i/>
-          <w:iCs/>
-        </w:rPr>
-        <w:t xml:space="preserve"> [3:0]  </w:t>
-      </w:r>
-      <w:proofErr w:type="spellStart"/>
-      <w:r>
-        <w:rPr>
-          <w:rFonts w:asciiTheme="majorBidi" w:hAnsiTheme="majorBidi" w:cstheme="majorBidi"/>
-          <w:i/>
-          <w:iCs/>
-        </w:rPr>
-        <w:t>ALUControl</w:t>
-      </w:r>
-      <w:proofErr w:type="spellEnd"/>
-      <w:r>
-        <w:rPr>
-          <w:rFonts w:asciiTheme="majorBidi" w:hAnsiTheme="majorBidi" w:cstheme="majorBidi"/>
-          <w:i/>
-          <w:iCs/>
-        </w:rPr>
-        <w:t>,</w:t>
-      </w:r>
-    </w:p>
-    <w:p>
-      <w:pPr>
-        <w:jc w:val="both"/>
-        <w:rPr>
-          <w:rFonts w:asciiTheme="majorBidi" w:hAnsiTheme="majorBidi" w:cstheme="majorBidi"/>
-          <w:i/>
-          <w:iCs/>
-        </w:rPr>
-      </w:pPr>
-      <w:r>
-        <w:rPr>
-          <w:rFonts w:asciiTheme="majorBidi" w:hAnsiTheme="majorBidi" w:cstheme="majorBidi"/>
-          <w:i/>
-          <w:iCs/>
-        </w:rPr>
-        <w:t xml:space="preserve">    output </w:t>
-      </w:r>
-      <w:proofErr w:type="gramStart"/>
-      <w:r>
-        <w:rPr>
-          <w:rFonts w:asciiTheme="majorBidi" w:hAnsiTheme="majorBidi" w:cstheme="majorBidi"/>
-          <w:i/>
-          <w:iCs/>
-        </w:rPr>
-        <w:t>reg  [</w:t>
-      </w:r>
-      <w:proofErr w:type="gramEnd"/>
-      <w:r>
-        <w:rPr>
-          <w:rFonts w:asciiTheme="majorBidi" w:hAnsiTheme="majorBidi" w:cstheme="majorBidi"/>
-          <w:i/>
-          <w:iCs/>
-        </w:rPr>
-        <w:t xml:space="preserve">31:0] </w:t>
-      </w:r>
-      <w:proofErr w:type="spellStart"/>
-      <w:r>
-        <w:rPr>
-          <w:rFonts w:asciiTheme="majorBidi" w:hAnsiTheme="majorBidi" w:cstheme="majorBidi"/>
-          <w:i/>
-          <w:iCs/>
-        </w:rPr>
-        <w:t>ALUResult</w:t>
-      </w:r>
-      <w:proofErr w:type="spellEnd"/>
-      <w:r>
-        <w:rPr>
-          <w:rFonts w:asciiTheme="majorBidi" w:hAnsiTheme="majorBidi" w:cstheme="majorBidi"/>
-          <w:i/>
-          <w:iCs/>
-        </w:rPr>
-        <w:t>,</w:t>
-      </w:r>
-    </w:p>
-    <w:p>
-      <w:pPr>
-        <w:jc w:val="both"/>
-        <w:rPr>
-          <w:rFonts w:asciiTheme="majorBidi" w:hAnsiTheme="majorBidi" w:cstheme="majorBidi"/>
-          <w:i/>
-          <w:iCs/>
-        </w:rPr>
-      </w:pPr>
-      <w:r>
-        <w:rPr>
-          <w:rFonts w:asciiTheme="majorBidi" w:hAnsiTheme="majorBidi" w:cstheme="majorBidi"/>
-          <w:i/>
-          <w:iCs/>
-        </w:rPr>
-        <w:t xml:space="preserve">    output wire        Zero</w:t>
-      </w:r>
-    </w:p>
-    <w:p>
-      <w:pPr>
-        <w:jc w:val="both"/>
-        <w:rPr>
-          <w:rFonts w:asciiTheme="majorBidi" w:hAnsiTheme="majorBidi" w:cstheme="majorBidi"/>
-          <w:i/>
-          <w:iCs/>
-        </w:rPr>
-      </w:pPr>
-      <w:r>
-        <w:rPr>
-          <w:rFonts w:asciiTheme="majorBidi" w:hAnsiTheme="majorBidi" w:cstheme="majorBidi"/>
-          <w:i/>
-          <w:iCs/>
-        </w:rPr>
-        <w:t>);</w:t>
-      </w:r>
-    </w:p>
-    <w:p>
-      <w:pPr>
-        <w:jc w:val="both"/>
-        <w:rPr>
-          <w:rFonts w:asciiTheme="majorBidi" w:hAnsiTheme="majorBidi" w:cstheme="majorBidi"/>
-          <w:i/>
-          <w:iCs/>
-        </w:rPr>
-      </w:pPr>
-      <w:r>
-        <w:rPr>
-          <w:rFonts w:asciiTheme="majorBidi" w:hAnsiTheme="majorBidi" w:cstheme="majorBidi"/>
-          <w:i/>
-          <w:iCs/>
-        </w:rPr>
-        <w:t xml:space="preserve">    always </w:t>
-      </w:r>
-      <w:proofErr w:type="gramStart"/>
-      <w:r>
-        <w:rPr>
-          <w:rFonts w:asciiTheme="majorBidi" w:hAnsiTheme="majorBidi" w:cstheme="majorBidi"/>
-          <w:i/>
-          <w:iCs/>
-        </w:rPr>
-        <w:t>@(</w:t>
-      </w:r>
-      <w:proofErr w:type="gramEnd"/>
-      <w:r>
-        <w:rPr>
-          <w:rFonts w:asciiTheme="majorBidi" w:hAnsiTheme="majorBidi" w:cstheme="majorBidi"/>
-          <w:i/>
-          <w:iCs/>
-        </w:rPr>
-        <w:t>*) begin</w:t>
-      </w:r>
-    </w:p>
-    <w:p>
-      <w:pPr>
-        <w:jc w:val="both"/>
-        <w:rPr>
-          <w:rFonts w:asciiTheme="majorBidi" w:hAnsiTheme="majorBidi" w:cstheme="majorBidi"/>
-          <w:i/>
-          <w:iCs/>
-        </w:rPr>
-      </w:pPr>
-      <w:r>
-        <w:rPr>
-          <w:rFonts w:asciiTheme="majorBidi" w:hAnsiTheme="majorBidi" w:cstheme="majorBidi"/>
-          <w:i/>
-          <w:iCs/>
-        </w:rPr>
-        <w:t xml:space="preserve">        case (</w:t>
-      </w:r>
-      <w:proofErr w:type="spellStart"/>
-      <w:r>
-        <w:rPr>
-          <w:rFonts w:asciiTheme="majorBidi" w:hAnsiTheme="majorBidi" w:cstheme="majorBidi"/>
-          <w:i/>
-          <w:iCs/>
-        </w:rPr>
-        <w:t>ALUControl</w:t>
-      </w:r>
-      <w:proofErr w:type="spellEnd"/>
-      <w:r>
-        <w:rPr>
-          <w:rFonts w:asciiTheme="majorBidi" w:hAnsiTheme="majorBidi" w:cstheme="majorBidi"/>
-          <w:i/>
-          <w:iCs/>
-        </w:rPr>
-        <w:t>)</w:t>
-      </w:r>
-    </w:p>
-    <w:p>
-      <w:pPr>
-        <w:jc w:val="both"/>
-        <w:rPr>
-          <w:rFonts w:asciiTheme="majorBidi" w:hAnsiTheme="majorBidi" w:cstheme="majorBidi"/>
-          <w:i/>
-          <w:iCs/>
-        </w:rPr>
-      </w:pPr>
-      <w:r>
-        <w:rPr>
-          <w:rFonts w:asciiTheme="majorBidi" w:hAnsiTheme="majorBidi" w:cstheme="majorBidi"/>
-          <w:i/>
-          <w:iCs/>
-        </w:rPr>
-        <w:t xml:space="preserve">            4'b0000: </w:t>
-      </w:r>
-      <w:proofErr w:type="spellStart"/>
-      <w:r>
-        <w:rPr>
-          <w:rFonts w:asciiTheme="majorBidi" w:hAnsiTheme="majorBidi" w:cstheme="majorBidi"/>
-          <w:i/>
-          <w:iCs/>
-        </w:rPr>
-        <w:t>ALUResult</w:t>
-      </w:r>
-      <w:proofErr w:type="spellEnd"/>
-      <w:r>
-        <w:rPr>
-          <w:rFonts w:asciiTheme="majorBidi" w:hAnsiTheme="majorBidi" w:cstheme="majorBidi"/>
-          <w:i/>
-          <w:iCs/>
-        </w:rPr>
-        <w:t xml:space="preserve"> = A &amp; </w:t>
-      </w:r>
-      <w:proofErr w:type="gramStart"/>
-      <w:r>
-        <w:rPr>
-          <w:rFonts w:asciiTheme="majorBidi" w:hAnsiTheme="majorBidi" w:cstheme="majorBidi"/>
-          <w:i/>
-          <w:iCs/>
-        </w:rPr>
-        <w:t xml:space="preserve">B;   </w:t>
-      </w:r>
-      <w:proofErr w:type="gramEnd"/>
-      <w:r>
-        <w:rPr>
-          <w:rFonts w:asciiTheme="majorBidi" w:hAnsiTheme="majorBidi" w:cstheme="majorBidi"/>
-          <w:i/>
-          <w:iCs/>
-        </w:rPr>
-        <w:t xml:space="preserve">        // AND</w:t>
-      </w:r>
-    </w:p>
-    <w:p>
-      <w:pPr>
-        <w:jc w:val="both"/>
-        <w:rPr>
-          <w:rFonts w:asciiTheme="majorBidi" w:hAnsiTheme="majorBidi" w:cstheme="majorBidi"/>
-          <w:i/>
-          <w:iCs/>
-        </w:rPr>
-      </w:pPr>
-      <w:r>
-        <w:rPr>
-          <w:rFonts w:asciiTheme="majorBidi" w:hAnsiTheme="majorBidi" w:cstheme="majorBidi"/>
-          <w:i/>
-          <w:iCs/>
-        </w:rPr>
-        <w:t xml:space="preserve">            4'b0001: </w:t>
-      </w:r>
-      <w:proofErr w:type="spellStart"/>
-      <w:r>
-        <w:rPr>
-          <w:rFonts w:asciiTheme="majorBidi" w:hAnsiTheme="majorBidi" w:cstheme="majorBidi"/>
-          <w:i/>
-          <w:iCs/>
-        </w:rPr>
-        <w:t>ALUResult</w:t>
-      </w:r>
-      <w:proofErr w:type="spellEnd"/>
-      <w:r>
-        <w:rPr>
-          <w:rFonts w:asciiTheme="majorBidi" w:hAnsiTheme="majorBidi" w:cstheme="majorBidi"/>
-          <w:i/>
-          <w:iCs/>
-        </w:rPr>
-        <w:t xml:space="preserve"> = A | </w:t>
-      </w:r>
-      <w:proofErr w:type="gramStart"/>
-      <w:r>
-        <w:rPr>
-          <w:rFonts w:asciiTheme="majorBidi" w:hAnsiTheme="majorBidi" w:cstheme="majorBidi"/>
-          <w:i/>
-          <w:iCs/>
-        </w:rPr>
-        <w:t xml:space="preserve">B;   </w:t>
-      </w:r>
-      <w:proofErr w:type="gramEnd"/>
-      <w:r>
-        <w:rPr>
-          <w:rFonts w:asciiTheme="majorBidi" w:hAnsiTheme="majorBidi" w:cstheme="majorBidi"/>
-          <w:i/>
-          <w:iCs/>
-        </w:rPr>
-        <w:t xml:space="preserve">        // OR</w:t>
-      </w:r>
-    </w:p>
-    <w:p>
-      <w:pPr>
-        <w:jc w:val="both"/>
-        <w:rPr>
-          <w:rFonts w:asciiTheme="majorBidi" w:hAnsiTheme="majorBidi" w:cstheme="majorBidi"/>
-          <w:i/>
-          <w:iCs/>
-        </w:rPr>
-      </w:pPr>
-      <w:r>
-        <w:rPr>
-          <w:rFonts w:asciiTheme="majorBidi" w:hAnsiTheme="majorBidi" w:cstheme="majorBidi"/>
-          <w:i/>
-          <w:iCs/>
-        </w:rPr>
-        <w:t xml:space="preserve">            4'b0010: </w:t>
-      </w:r>
-      <w:proofErr w:type="spellStart"/>
-      <w:r>
-        <w:rPr>
-          <w:rFonts w:asciiTheme="majorBidi" w:hAnsiTheme="majorBidi" w:cstheme="majorBidi"/>
-          <w:i/>
-          <w:iCs/>
-        </w:rPr>
-        <w:t>ALUResult</w:t>
-      </w:r>
-      <w:proofErr w:type="spellEnd"/>
-      <w:r>
-        <w:rPr>
-          <w:rFonts w:asciiTheme="majorBidi" w:hAnsiTheme="majorBidi" w:cstheme="majorBidi"/>
-          <w:i/>
-          <w:iCs/>
-        </w:rPr>
-        <w:t xml:space="preserve"> = A + </w:t>
-      </w:r>
-      <w:proofErr w:type="gramStart"/>
-      <w:r>
-        <w:rPr>
-          <w:rFonts w:asciiTheme="majorBidi" w:hAnsiTheme="majorBidi" w:cstheme="majorBidi"/>
-          <w:i/>
-          <w:iCs/>
-        </w:rPr>
-        <w:t xml:space="preserve">B;   </w:t>
-      </w:r>
-      <w:proofErr w:type="gramEnd"/>
-      <w:r>
-        <w:rPr>
-          <w:rFonts w:asciiTheme="majorBidi" w:hAnsiTheme="majorBidi" w:cstheme="majorBidi"/>
-          <w:i/>
-          <w:iCs/>
-        </w:rPr>
-        <w:t xml:space="preserve">        // ADD </w:t>
-      </w:r>
-    </w:p>
-    <w:p>
-      <w:pPr>
-        <w:jc w:val="both"/>
-        <w:rPr>
-          <w:rFonts w:asciiTheme="majorBidi" w:hAnsiTheme="majorBidi" w:cstheme="majorBidi"/>
-          <w:i/>
-          <w:iCs/>
-        </w:rPr>
-      </w:pPr>
-      <w:r>
-        <w:rPr>
-          <w:rFonts w:asciiTheme="majorBidi" w:hAnsiTheme="majorBidi" w:cstheme="majorBidi"/>
-          <w:i/>
-          <w:iCs/>
-        </w:rPr>
-        <w:t xml:space="preserve">            4'b0110: </w:t>
-      </w:r>
-      <w:proofErr w:type="spellStart"/>
-      <w:r>
-        <w:rPr>
-          <w:rFonts w:asciiTheme="majorBidi" w:hAnsiTheme="majorBidi" w:cstheme="majorBidi"/>
-          <w:i/>
-          <w:iCs/>
-        </w:rPr>
-        <w:t>ALUResult</w:t>
-      </w:r>
-      <w:proofErr w:type="spellEnd"/>
-      <w:r>
-        <w:rPr>
-          <w:rFonts w:asciiTheme="majorBidi" w:hAnsiTheme="majorBidi" w:cstheme="majorBidi"/>
-          <w:i/>
-          <w:iCs/>
-        </w:rPr>
-        <w:t xml:space="preserve"> = A - </w:t>
-      </w:r>
-      <w:proofErr w:type="gramStart"/>
-      <w:r>
-        <w:rPr>
-          <w:rFonts w:asciiTheme="majorBidi" w:hAnsiTheme="majorBidi" w:cstheme="majorBidi"/>
-          <w:i/>
-          <w:iCs/>
-        </w:rPr>
-        <w:t xml:space="preserve">B;   </w:t>
-      </w:r>
-      <w:proofErr w:type="gramEnd"/>
-      <w:r>
-        <w:rPr>
-          <w:rFonts w:asciiTheme="majorBidi" w:hAnsiTheme="majorBidi" w:cstheme="majorBidi"/>
-          <w:i/>
-          <w:iCs/>
-        </w:rPr>
-        <w:t xml:space="preserve">        // SUB </w:t>
-      </w:r>
-    </w:p>
-    <w:p>
-      <w:pPr>
-        <w:jc w:val="both"/>
-        <w:rPr>
-          <w:rFonts w:asciiTheme="majorBidi" w:hAnsiTheme="majorBidi" w:cstheme="majorBidi"/>
-          <w:i/>
-          <w:iCs/>
-        </w:rPr>
-      </w:pPr>
-      <w:r>
-        <w:rPr>
-          <w:rFonts w:asciiTheme="majorBidi" w:hAnsiTheme="majorBidi" w:cstheme="majorBidi"/>
-          <w:i/>
-          <w:iCs/>
-        </w:rPr>
-        <w:t xml:space="preserve">            4'b0100: </w:t>
-      </w:r>
-      <w:proofErr w:type="spellStart"/>
-      <w:r>
-        <w:rPr>
-          <w:rFonts w:asciiTheme="majorBidi" w:hAnsiTheme="majorBidi" w:cstheme="majorBidi"/>
-          <w:i/>
-          <w:iCs/>
-        </w:rPr>
-        <w:t>ALUResult</w:t>
-      </w:r>
-      <w:proofErr w:type="spellEnd"/>
-      <w:r>
-        <w:rPr>
-          <w:rFonts w:asciiTheme="majorBidi" w:hAnsiTheme="majorBidi" w:cstheme="majorBidi"/>
-          <w:i/>
-          <w:iCs/>
-        </w:rPr>
-        <w:t xml:space="preserve"> = A ^ </w:t>
-      </w:r>
-      <w:proofErr w:type="gramStart"/>
-      <w:r>
-        <w:rPr>
-          <w:rFonts w:asciiTheme="majorBidi" w:hAnsiTheme="majorBidi" w:cstheme="majorBidi"/>
-          <w:i/>
-          <w:iCs/>
-        </w:rPr>
-        <w:t xml:space="preserve">B;   </w:t>
-      </w:r>
-      <w:proofErr w:type="gramEnd"/>
-      <w:r>
-        <w:rPr>
-          <w:rFonts w:asciiTheme="majorBidi" w:hAnsiTheme="majorBidi" w:cstheme="majorBidi"/>
-          <w:i/>
-          <w:iCs/>
-        </w:rPr>
-        <w:t xml:space="preserve">        // XOR</w:t>
-      </w:r>
-    </w:p>
-    <w:p>
-      <w:pPr>
-        <w:jc w:val="both"/>
-        <w:rPr>
-          <w:rFonts w:asciiTheme="majorBidi" w:hAnsiTheme="majorBidi" w:cstheme="majorBidi"/>
-          <w:i/>
-          <w:iCs/>
-        </w:rPr>
-      </w:pPr>
-      <w:r>
-        <w:rPr>
-          <w:rFonts w:asciiTheme="majorBidi" w:hAnsiTheme="majorBidi" w:cstheme="majorBidi"/>
-          <w:i/>
-          <w:iCs/>
-        </w:rPr>
-        <w:t xml:space="preserve">            4'b1000: </w:t>
-      </w:r>
-      <w:proofErr w:type="spellStart"/>
-      <w:r>
-        <w:rPr>
-          <w:rFonts w:asciiTheme="majorBidi" w:hAnsiTheme="majorBidi" w:cstheme="majorBidi"/>
-          <w:i/>
-          <w:iCs/>
-        </w:rPr>
-        <w:t>ALUResult</w:t>
-      </w:r>
-      <w:proofErr w:type="spellEnd"/>
-      <w:r>
-        <w:rPr>
-          <w:rFonts w:asciiTheme="majorBidi" w:hAnsiTheme="majorBidi" w:cstheme="majorBidi"/>
-          <w:i/>
-          <w:iCs/>
-        </w:rPr>
-        <w:t xml:space="preserve"> = A &lt;&lt; </w:t>
-      </w:r>
-      <w:proofErr w:type="gramStart"/>
-      <w:r>
-        <w:rPr>
-          <w:rFonts w:asciiTheme="majorBidi" w:hAnsiTheme="majorBidi" w:cstheme="majorBidi"/>
-          <w:i/>
-          <w:iCs/>
-        </w:rPr>
-        <w:t>B[</w:t>
-      </w:r>
-      <w:proofErr w:type="gramEnd"/>
-      <w:r>
-        <w:rPr>
-          <w:rFonts w:asciiTheme="majorBidi" w:hAnsiTheme="majorBidi" w:cstheme="majorBidi"/>
-          <w:i/>
-          <w:iCs/>
-        </w:rPr>
-        <w:t>4:0];     // SLL (Shift Left Logical)</w:t>
-      </w:r>
-    </w:p>
-    <w:p>
-      <w:pPr>
-        <w:jc w:val="both"/>
-        <w:rPr>
-          <w:rFonts w:asciiTheme="majorBidi" w:hAnsiTheme="majorBidi" w:cstheme="majorBidi"/>
-          <w:i/>
-          <w:iCs/>
-        </w:rPr>
-      </w:pPr>
-      <w:r>
-        <w:rPr>
-          <w:rFonts w:asciiTheme="majorBidi" w:hAnsiTheme="majorBidi" w:cstheme="majorBidi"/>
-          <w:i/>
-          <w:iCs/>
-        </w:rPr>
-        <w:t xml:space="preserve">            4'b1001: </w:t>
-      </w:r>
-      <w:proofErr w:type="spellStart"/>
-      <w:r>
-        <w:rPr>
-          <w:rFonts w:asciiTheme="majorBidi" w:hAnsiTheme="majorBidi" w:cstheme="majorBidi"/>
-          <w:i/>
-          <w:iCs/>
-        </w:rPr>
-        <w:t>ALUResult</w:t>
-      </w:r>
-      <w:proofErr w:type="spellEnd"/>
-      <w:r>
-        <w:rPr>
-          <w:rFonts w:asciiTheme="majorBidi" w:hAnsiTheme="majorBidi" w:cstheme="majorBidi"/>
-          <w:i/>
-          <w:iCs/>
-        </w:rPr>
-        <w:t xml:space="preserve"> = A &gt;&gt; </w:t>
-      </w:r>
-      <w:proofErr w:type="gramStart"/>
-      <w:r>
-        <w:rPr>
-          <w:rFonts w:asciiTheme="majorBidi" w:hAnsiTheme="majorBidi" w:cstheme="majorBidi"/>
-          <w:i/>
-          <w:iCs/>
-        </w:rPr>
-        <w:t>B[</w:t>
-      </w:r>
-      <w:proofErr w:type="gramEnd"/>
-      <w:r>
-        <w:rPr>
-          <w:rFonts w:asciiTheme="majorBidi" w:hAnsiTheme="majorBidi" w:cstheme="majorBidi"/>
-          <w:i/>
-          <w:iCs/>
-        </w:rPr>
-        <w:t>4:0];     // SRL (Shift Right Logical)</w:t>
-      </w:r>
-    </w:p>
-    <w:p>
-      <w:pPr>
-        <w:jc w:val="both"/>
-        <w:rPr>
-          <w:rFonts w:asciiTheme="majorBidi" w:hAnsiTheme="majorBidi" w:cstheme="majorBidi"/>
-          <w:i/>
-          <w:iCs/>
-        </w:rPr>
-      </w:pPr>
-      <w:r>
-        <w:rPr>
-          <w:rFonts w:asciiTheme="majorBidi" w:hAnsiTheme="majorBidi" w:cstheme="majorBidi"/>
-          <w:i/>
-          <w:iCs/>
-        </w:rPr>
-        <w:t xml:space="preserve">            default: </w:t>
-      </w:r>
-      <w:proofErr w:type="spellStart"/>
-      <w:r>
-        <w:rPr>
-          <w:rFonts w:asciiTheme="majorBidi" w:hAnsiTheme="majorBidi" w:cstheme="majorBidi"/>
-          <w:i/>
-          <w:iCs/>
-        </w:rPr>
-        <w:t>ALUResult</w:t>
-      </w:r>
-      <w:proofErr w:type="spellEnd"/>
-      <w:r>
-        <w:rPr>
-          <w:rFonts w:asciiTheme="majorBidi" w:hAnsiTheme="majorBidi" w:cstheme="majorBidi"/>
-          <w:i/>
-          <w:iCs/>
-        </w:rPr>
-        <w:t xml:space="preserve"> = 32'd</w:t>
-      </w:r>
-      <w:proofErr w:type="gramStart"/>
-      <w:r>
-        <w:rPr>
-          <w:rFonts w:asciiTheme="majorBidi" w:hAnsiTheme="majorBidi" w:cstheme="majorBidi"/>
-          <w:i/>
-          <w:iCs/>
-        </w:rPr>
-        <w:t xml:space="preserve">0;   </w:t>
-      </w:r>
-      <w:proofErr w:type="gramEnd"/>
-      <w:r>
-        <w:rPr>
-          <w:rFonts w:asciiTheme="majorBidi" w:hAnsiTheme="majorBidi" w:cstheme="majorBidi"/>
-          <w:i/>
-          <w:iCs/>
-        </w:rPr>
-        <w:t xml:space="preserve">        // Default to 0</w:t>
-      </w:r>
-    </w:p>
-    <w:p>
-      <w:pPr>
-        <w:jc w:val="both"/>
-        <w:rPr>
-          <w:rFonts w:asciiTheme="majorBidi" w:hAnsiTheme="majorBidi" w:cstheme="majorBidi"/>
-          <w:i/>
-          <w:iCs/>
-        </w:rPr>
-      </w:pPr>
-      <w:r>
-        <w:rPr>
-          <w:rFonts w:asciiTheme="majorBidi" w:hAnsiTheme="majorBidi" w:cstheme="majorBidi"/>
-          <w:i/>
-          <w:iCs/>
-        </w:rPr>
-        <w:t xml:space="preserve">        </w:t>
-      </w:r>
-      <w:proofErr w:type="spellStart"/>
-      <w:r>
-        <w:rPr>
-          <w:rFonts w:asciiTheme="majorBidi" w:hAnsiTheme="majorBidi" w:cstheme="majorBidi"/>
-          <w:i/>
-          <w:iCs/>
-        </w:rPr>
-        <w:t>endcase</w:t>
-      </w:r>
-      <w:proofErr w:type="spellEnd"/>
-    </w:p>
-    <w:p>
-      <w:pPr>
-        <w:jc w:val="both"/>
-        <w:rPr>
-          <w:rFonts w:asciiTheme="majorBidi" w:hAnsiTheme="majorBidi" w:cstheme="majorBidi"/>
-          <w:i/>
-          <w:iCs/>
-        </w:rPr>
-      </w:pPr>
-      <w:r>
-        <w:rPr>
-          <w:rFonts w:asciiTheme="majorBidi" w:hAnsiTheme="majorBidi" w:cstheme="majorBidi"/>
-          <w:i/>
-          <w:iCs/>
-        </w:rPr>
-        <w:t xml:space="preserve">    end</w:t>
-      </w:r>
-    </w:p>
-    <w:p>
-      <w:pPr>
-        <w:jc w:val="both"/>
-        <w:rPr>
-          <w:rFonts w:asciiTheme="majorBidi" w:hAnsiTheme="majorBidi" w:cstheme="majorBidi"/>
-          <w:i/>
-          <w:iCs/>
-        </w:rPr>
-      </w:pPr>
-      <w:r>
-        <w:rPr>
-          <w:rFonts w:asciiTheme="majorBidi" w:hAnsiTheme="majorBidi" w:cstheme="majorBidi"/>
-          <w:i/>
-          <w:iCs/>
-        </w:rPr>
-        <w:t xml:space="preserve">    assign Zero = (</w:t>
-      </w:r>
-      <w:proofErr w:type="spellStart"/>
-      <w:r>
-        <w:rPr>
-          <w:rFonts w:asciiTheme="majorBidi" w:hAnsiTheme="majorBidi" w:cstheme="majorBidi"/>
-          <w:i/>
-          <w:iCs/>
-        </w:rPr>
-        <w:t>ALUResult</w:t>
-      </w:r>
-      <w:proofErr w:type="spellEnd"/>
-      <w:r>
-        <w:rPr>
-          <w:rFonts w:asciiTheme="majorBidi" w:hAnsiTheme="majorBidi" w:cstheme="majorBidi"/>
-          <w:i/>
-          <w:iCs/>
-        </w:rPr>
-        <w:t xml:space="preserve"> == 32'd0</w:t>
-      </w:r>
-      <w:proofErr w:type="gramStart"/>
-      <w:r>
-        <w:rPr>
-          <w:rFonts w:asciiTheme="majorBidi" w:hAnsiTheme="majorBidi" w:cstheme="majorBidi"/>
-          <w:i/>
-          <w:iCs/>
-        </w:rPr>
-        <w:t>) ?</w:t>
-      </w:r>
-      <w:proofErr w:type="gramEnd"/>
-      <w:r>
-        <w:rPr>
-          <w:rFonts w:asciiTheme="majorBidi" w:hAnsiTheme="majorBidi" w:cstheme="majorBidi"/>
-          <w:i/>
-          <w:iCs/>
-        </w:rPr>
-        <w:t xml:space="preserve"> 1'b</w:t>
-      </w:r>
-      <w:proofErr w:type="gramStart"/>
-      <w:r>
-        <w:rPr>
-          <w:rFonts w:asciiTheme="majorBidi" w:hAnsiTheme="majorBidi" w:cstheme="majorBidi"/>
-          <w:i/>
-          <w:iCs/>
-        </w:rPr>
-        <w:t>1 :</w:t>
-      </w:r>
-      <w:proofErr w:type="gramEnd"/>
-      <w:r>
-        <w:rPr>
-          <w:rFonts w:asciiTheme="majorBidi" w:hAnsiTheme="majorBidi" w:cstheme="majorBidi"/>
-          <w:i/>
-          <w:iCs/>
-        </w:rPr>
-        <w:t xml:space="preserve"> 1'b0;</w:t>
-      </w:r>
-    </w:p>
-    <w:p>
-      <w:pPr>
-        <w:jc w:val="both"/>
-        <w:rPr>
-          <w:rFonts w:asciiTheme="majorBidi" w:hAnsiTheme="majorBidi" w:cstheme="majorBidi"/>
-          <w:i/>
-          <w:iCs/>
-        </w:rPr>
-      </w:pPr>
-      <w:proofErr w:type="spellStart"/>
-      <w:r>
-        <w:rPr>
-          <w:rFonts w:asciiTheme="majorBidi" w:hAnsiTheme="majorBidi" w:cstheme="majorBidi"/>
-          <w:i/>
-          <w:iCs/>
-        </w:rPr>
-        <w:t>endmodule</w:t>
-      </w:r>
-      <w:proofErr w:type="spellEnd"/>
-    </w:p>
-    <w:p>
-      <w:pPr>
-        <w:jc w:val="both"/>
-        <w:rPr>
-          <w:rFonts w:asciiTheme="majorBidi" w:hAnsiTheme="majorBidi" w:cstheme="majorBidi"/>
-          <w:i/>
-          <w:iCs/>
-        </w:rPr>
-      </w:pPr>
     </w:p>
     <w:p>
       <w:pPr>
@@ -4555,6 +5569,7 @@
           <w:u w:val="single"/>
         </w:rPr>
       </w:pPr>
+      <w:proofErr w:type="gramStart"/>
       <w:r>
         <w:rPr>
           <w:rFonts w:asciiTheme="majorBidi" w:hAnsiTheme="majorBidi" w:cstheme="majorBidi"/>
@@ -4566,8 +5581,9 @@
           <w:szCs w:val="48"/>
           <w:u w:val="single"/>
         </w:rPr>
-        <w:t>6.</w:t>
-      </w:r>
+        <w:t>1:-</w:t>
+      </w:r>
+      <w:proofErr w:type="gramEnd"/>
     </w:p>
     <w:p>
       <w:pPr>
@@ -4602,25 +5618,241 @@
           <w:i/>
           <w:iCs/>
         </w:rPr>
-        <w:t>module alu_1bit (</w:t>
-      </w:r>
-    </w:p>
-    <w:p>
-      <w:pPr>
-        <w:jc w:val="both"/>
-        <w:rPr>
-          <w:rFonts w:asciiTheme="majorBidi" w:hAnsiTheme="majorBidi" w:cstheme="majorBidi"/>
-          <w:i/>
-          <w:iCs/>
-        </w:rPr>
-      </w:pPr>
-      <w:r>
-        <w:rPr>
-          <w:rFonts w:asciiTheme="majorBidi" w:hAnsiTheme="majorBidi" w:cstheme="majorBidi"/>
-          <w:i/>
-          <w:iCs/>
-        </w:rPr>
-        <w:t xml:space="preserve">    </w:t>
+        <w:t>module alu_1bit_tb;</w:t>
+      </w:r>
+    </w:p>
+    <w:p>
+      <w:pPr>
+        <w:jc w:val="both"/>
+        <w:rPr>
+          <w:rFonts w:asciiTheme="majorBidi" w:hAnsiTheme="majorBidi" w:cstheme="majorBidi"/>
+          <w:i/>
+          <w:iCs/>
+        </w:rPr>
+      </w:pPr>
+      <w:r>
+        <w:rPr>
+          <w:rFonts w:asciiTheme="majorBidi" w:hAnsiTheme="majorBidi" w:cstheme="majorBidi"/>
+          <w:i/>
+          <w:iCs/>
+        </w:rPr>
+        <w:t xml:space="preserve">    // Inputs</w:t>
+      </w:r>
+    </w:p>
+    <w:p>
+      <w:pPr>
+        <w:jc w:val="both"/>
+        <w:rPr>
+          <w:rFonts w:asciiTheme="majorBidi" w:hAnsiTheme="majorBidi" w:cstheme="majorBidi"/>
+          <w:i/>
+          <w:iCs/>
+        </w:rPr>
+      </w:pPr>
+      <w:r>
+        <w:rPr>
+          <w:rFonts w:asciiTheme="majorBidi" w:hAnsiTheme="majorBidi" w:cstheme="majorBidi"/>
+          <w:i/>
+          <w:iCs/>
+        </w:rPr>
+        <w:t xml:space="preserve">    reg A;</w:t>
+      </w:r>
+    </w:p>
+    <w:p>
+      <w:pPr>
+        <w:jc w:val="both"/>
+        <w:rPr>
+          <w:rFonts w:asciiTheme="majorBidi" w:hAnsiTheme="majorBidi" w:cstheme="majorBidi"/>
+          <w:i/>
+          <w:iCs/>
+        </w:rPr>
+      </w:pPr>
+      <w:r>
+        <w:rPr>
+          <w:rFonts w:asciiTheme="majorBidi" w:hAnsiTheme="majorBidi" w:cstheme="majorBidi"/>
+          <w:i/>
+          <w:iCs/>
+        </w:rPr>
+        <w:t xml:space="preserve">    reg B;</w:t>
+      </w:r>
+    </w:p>
+    <w:p>
+      <w:pPr>
+        <w:jc w:val="both"/>
+        <w:rPr>
+          <w:rFonts w:asciiTheme="majorBidi" w:hAnsiTheme="majorBidi" w:cstheme="majorBidi"/>
+          <w:i/>
+          <w:iCs/>
+        </w:rPr>
+      </w:pPr>
+      <w:r>
+        <w:rPr>
+          <w:rFonts w:asciiTheme="majorBidi" w:hAnsiTheme="majorBidi" w:cstheme="majorBidi"/>
+          <w:i/>
+          <w:iCs/>
+        </w:rPr>
+        <w:t xml:space="preserve">    reg [3:0] </w:t>
+      </w:r>
+      <w:proofErr w:type="spellStart"/>
+      <w:r>
+        <w:rPr>
+          <w:rFonts w:asciiTheme="majorBidi" w:hAnsiTheme="majorBidi" w:cstheme="majorBidi"/>
+          <w:i/>
+          <w:iCs/>
+        </w:rPr>
+        <w:t>ALUControl</w:t>
+      </w:r>
+      <w:proofErr w:type="spellEnd"/>
+      <w:r>
+        <w:rPr>
+          <w:rFonts w:asciiTheme="majorBidi" w:hAnsiTheme="majorBidi" w:cstheme="majorBidi"/>
+          <w:i/>
+          <w:iCs/>
+        </w:rPr>
+        <w:t>;</w:t>
+      </w:r>
+    </w:p>
+    <w:p>
+      <w:pPr>
+        <w:jc w:val="both"/>
+        <w:rPr>
+          <w:rFonts w:asciiTheme="majorBidi" w:hAnsiTheme="majorBidi" w:cstheme="majorBidi"/>
+          <w:i/>
+          <w:iCs/>
+        </w:rPr>
+      </w:pPr>
+      <w:r>
+        <w:rPr>
+          <w:rFonts w:asciiTheme="majorBidi" w:hAnsiTheme="majorBidi" w:cstheme="majorBidi"/>
+          <w:i/>
+          <w:iCs/>
+        </w:rPr>
+        <w:t xml:space="preserve">    // Outputs</w:t>
+      </w:r>
+    </w:p>
+    <w:p>
+      <w:pPr>
+        <w:jc w:val="both"/>
+        <w:rPr>
+          <w:rFonts w:asciiTheme="majorBidi" w:hAnsiTheme="majorBidi" w:cstheme="majorBidi"/>
+          <w:i/>
+          <w:iCs/>
+        </w:rPr>
+      </w:pPr>
+      <w:r>
+        <w:rPr>
+          <w:rFonts w:asciiTheme="majorBidi" w:hAnsiTheme="majorBidi" w:cstheme="majorBidi"/>
+          <w:i/>
+          <w:iCs/>
+        </w:rPr>
+        <w:t xml:space="preserve">    wire </w:t>
+      </w:r>
+      <w:proofErr w:type="spellStart"/>
+      <w:r>
+        <w:rPr>
+          <w:rFonts w:asciiTheme="majorBidi" w:hAnsiTheme="majorBidi" w:cstheme="majorBidi"/>
+          <w:i/>
+          <w:iCs/>
+        </w:rPr>
+        <w:t>ALUResult</w:t>
+      </w:r>
+      <w:proofErr w:type="spellEnd"/>
+      <w:r>
+        <w:rPr>
+          <w:rFonts w:asciiTheme="majorBidi" w:hAnsiTheme="majorBidi" w:cstheme="majorBidi"/>
+          <w:i/>
+          <w:iCs/>
+        </w:rPr>
+        <w:t>;</w:t>
+      </w:r>
+    </w:p>
+    <w:p>
+      <w:pPr>
+        <w:jc w:val="both"/>
+        <w:rPr>
+          <w:rFonts w:asciiTheme="majorBidi" w:hAnsiTheme="majorBidi" w:cstheme="majorBidi"/>
+          <w:i/>
+          <w:iCs/>
+        </w:rPr>
+      </w:pPr>
+      <w:r>
+        <w:rPr>
+          <w:rFonts w:asciiTheme="majorBidi" w:hAnsiTheme="majorBidi" w:cstheme="majorBidi"/>
+          <w:i/>
+          <w:iCs/>
+        </w:rPr>
+        <w:t xml:space="preserve">    wire Zero;</w:t>
+      </w:r>
+    </w:p>
+    <w:p>
+      <w:pPr>
+        <w:jc w:val="both"/>
+        <w:rPr>
+          <w:rFonts w:asciiTheme="majorBidi" w:hAnsiTheme="majorBidi" w:cstheme="majorBidi"/>
+          <w:i/>
+          <w:iCs/>
+        </w:rPr>
+      </w:pPr>
+      <w:r>
+        <w:rPr>
+          <w:rFonts w:asciiTheme="majorBidi" w:hAnsiTheme="majorBidi" w:cstheme="majorBidi"/>
+          <w:i/>
+          <w:iCs/>
+        </w:rPr>
+        <w:t xml:space="preserve">    // Instantiate the Unit Under Test (UUT)</w:t>
+      </w:r>
+    </w:p>
+    <w:p>
+      <w:pPr>
+        <w:jc w:val="both"/>
+        <w:rPr>
+          <w:rFonts w:asciiTheme="majorBidi" w:hAnsiTheme="majorBidi" w:cstheme="majorBidi"/>
+          <w:i/>
+          <w:iCs/>
+        </w:rPr>
+      </w:pPr>
+      <w:r>
+        <w:rPr>
+          <w:rFonts w:asciiTheme="majorBidi" w:hAnsiTheme="majorBidi" w:cstheme="majorBidi"/>
+          <w:i/>
+          <w:iCs/>
+        </w:rPr>
+        <w:t xml:space="preserve">    alu_1bit </w:t>
+      </w:r>
+      <w:proofErr w:type="spellStart"/>
+      <w:r>
+        <w:rPr>
+          <w:rFonts w:asciiTheme="majorBidi" w:hAnsiTheme="majorBidi" w:cstheme="majorBidi"/>
+          <w:i/>
+          <w:iCs/>
+        </w:rPr>
+        <w:t>uut</w:t>
+      </w:r>
+      <w:proofErr w:type="spellEnd"/>
+      <w:r>
+        <w:rPr>
+          <w:rFonts w:asciiTheme="majorBidi" w:hAnsiTheme="majorBidi" w:cstheme="majorBidi"/>
+          <w:i/>
+          <w:iCs/>
+        </w:rPr>
+        <w:t xml:space="preserve"> (</w:t>
+      </w:r>
+    </w:p>
+    <w:p>
+      <w:pPr>
+        <w:jc w:val="both"/>
+        <w:rPr>
+          <w:rFonts w:asciiTheme="majorBidi" w:hAnsiTheme="majorBidi" w:cstheme="majorBidi"/>
+          <w:i/>
+          <w:iCs/>
+        </w:rPr>
+      </w:pPr>
+      <w:r>
+        <w:rPr>
+          <w:rFonts w:asciiTheme="majorBidi" w:hAnsiTheme="majorBidi" w:cstheme="majorBidi"/>
+          <w:i/>
+          <w:iCs/>
+        </w:rPr>
+        <w:t xml:space="preserve">        </w:t>
       </w:r>
       <w:proofErr w:type="gramStart"/>
       <w:r>
@@ -4629,7 +5861,7 @@
           <w:i/>
           <w:iCs/>
         </w:rPr>
-        <w:t>input  wire</w:t>
+        <w:t>.A</w:t>
       </w:r>
       <w:proofErr w:type="gramEnd"/>
       <w:r>
@@ -4638,25 +5870,25 @@
           <w:i/>
           <w:iCs/>
         </w:rPr>
-        <w:t xml:space="preserve">       A,          </w:t>
-      </w:r>
-    </w:p>
-    <w:p>
-      <w:pPr>
-        <w:jc w:val="both"/>
-        <w:rPr>
-          <w:rFonts w:asciiTheme="majorBidi" w:hAnsiTheme="majorBidi" w:cstheme="majorBidi"/>
-          <w:i/>
-          <w:iCs/>
-        </w:rPr>
-      </w:pPr>
-      <w:r>
-        <w:rPr>
-          <w:rFonts w:asciiTheme="majorBidi" w:hAnsiTheme="majorBidi" w:cstheme="majorBidi"/>
-          <w:i/>
-          <w:iCs/>
-        </w:rPr>
-        <w:t xml:space="preserve">    </w:t>
+        <w:t>(A),</w:t>
+      </w:r>
+    </w:p>
+    <w:p>
+      <w:pPr>
+        <w:jc w:val="both"/>
+        <w:rPr>
+          <w:rFonts w:asciiTheme="majorBidi" w:hAnsiTheme="majorBidi" w:cstheme="majorBidi"/>
+          <w:i/>
+          <w:iCs/>
+        </w:rPr>
+      </w:pPr>
+      <w:r>
+        <w:rPr>
+          <w:rFonts w:asciiTheme="majorBidi" w:hAnsiTheme="majorBidi" w:cstheme="majorBidi"/>
+          <w:i/>
+          <w:iCs/>
+        </w:rPr>
+        <w:t xml:space="preserve">        </w:t>
       </w:r>
       <w:proofErr w:type="gramStart"/>
       <w:r>
@@ -4665,7 +5897,7 @@
           <w:i/>
           <w:iCs/>
         </w:rPr>
-        <w:t>input  wire</w:t>
+        <w:t>.B</w:t>
       </w:r>
       <w:proofErr w:type="gramEnd"/>
       <w:r>
@@ -4674,25 +5906,25 @@
           <w:i/>
           <w:iCs/>
         </w:rPr>
-        <w:t xml:space="preserve">       B,         </w:t>
-      </w:r>
-    </w:p>
-    <w:p>
-      <w:pPr>
-        <w:jc w:val="both"/>
-        <w:rPr>
-          <w:rFonts w:asciiTheme="majorBidi" w:hAnsiTheme="majorBidi" w:cstheme="majorBidi"/>
-          <w:i/>
-          <w:iCs/>
-        </w:rPr>
-      </w:pPr>
-      <w:r>
-        <w:rPr>
-          <w:rFonts w:asciiTheme="majorBidi" w:hAnsiTheme="majorBidi" w:cstheme="majorBidi"/>
-          <w:i/>
-          <w:iCs/>
-        </w:rPr>
-        <w:t xml:space="preserve">    </w:t>
+        <w:t>(B),</w:t>
+      </w:r>
+    </w:p>
+    <w:p>
+      <w:pPr>
+        <w:jc w:val="both"/>
+        <w:rPr>
+          <w:rFonts w:asciiTheme="majorBidi" w:hAnsiTheme="majorBidi" w:cstheme="majorBidi"/>
+          <w:i/>
+          <w:iCs/>
+        </w:rPr>
+      </w:pPr>
+      <w:r>
+        <w:rPr>
+          <w:rFonts w:asciiTheme="majorBidi" w:hAnsiTheme="majorBidi" w:cstheme="majorBidi"/>
+          <w:i/>
+          <w:iCs/>
+        </w:rPr>
+        <w:t xml:space="preserve">        </w:t>
       </w:r>
       <w:proofErr w:type="gramStart"/>
       <w:r>
@@ -4701,8 +5933,18 @@
           <w:i/>
           <w:iCs/>
         </w:rPr>
-        <w:t>input  wire</w:t>
-      </w:r>
+        <w:t>.</w:t>
+      </w:r>
+      <w:proofErr w:type="spellStart"/>
+      <w:r>
+        <w:rPr>
+          <w:rFonts w:asciiTheme="majorBidi" w:hAnsiTheme="majorBidi" w:cstheme="majorBidi"/>
+          <w:i/>
+          <w:iCs/>
+        </w:rPr>
+        <w:t>ALUControl</w:t>
+      </w:r>
+      <w:proofErr w:type="spellEnd"/>
       <w:proofErr w:type="gramEnd"/>
       <w:r>
         <w:rPr>
@@ -4710,7 +5952,7 @@
           <w:i/>
           <w:iCs/>
         </w:rPr>
-        <w:t xml:space="preserve"> [3:0] </w:t>
+        <w:t>(</w:t>
       </w:r>
       <w:proofErr w:type="spellStart"/>
       <w:r>
@@ -4728,25 +5970,34 @@
           <w:i/>
           <w:iCs/>
         </w:rPr>
-        <w:t>,</w:t>
-      </w:r>
-    </w:p>
-    <w:p>
-      <w:pPr>
-        <w:jc w:val="both"/>
-        <w:rPr>
-          <w:rFonts w:asciiTheme="majorBidi" w:hAnsiTheme="majorBidi" w:cstheme="majorBidi"/>
-          <w:i/>
-          <w:iCs/>
-        </w:rPr>
-      </w:pPr>
-      <w:r>
-        <w:rPr>
-          <w:rFonts w:asciiTheme="majorBidi" w:hAnsiTheme="majorBidi" w:cstheme="majorBidi"/>
-          <w:i/>
-          <w:iCs/>
-        </w:rPr>
-        <w:t xml:space="preserve">    output reg        </w:t>
+        <w:t>),</w:t>
+      </w:r>
+    </w:p>
+    <w:p>
+      <w:pPr>
+        <w:jc w:val="both"/>
+        <w:rPr>
+          <w:rFonts w:asciiTheme="majorBidi" w:hAnsiTheme="majorBidi" w:cstheme="majorBidi"/>
+          <w:i/>
+          <w:iCs/>
+        </w:rPr>
+      </w:pPr>
+      <w:r>
+        <w:rPr>
+          <w:rFonts w:asciiTheme="majorBidi" w:hAnsiTheme="majorBidi" w:cstheme="majorBidi"/>
+          <w:i/>
+          <w:iCs/>
+        </w:rPr>
+        <w:t xml:space="preserve">        </w:t>
+      </w:r>
+      <w:proofErr w:type="gramStart"/>
+      <w:r>
+        <w:rPr>
+          <w:rFonts w:asciiTheme="majorBidi" w:hAnsiTheme="majorBidi" w:cstheme="majorBidi"/>
+          <w:i/>
+          <w:iCs/>
+        </w:rPr>
+        <w:t>.</w:t>
       </w:r>
       <w:proofErr w:type="spellStart"/>
       <w:r>
@@ -4758,67 +6009,50 @@
         <w:t>ALUResult</w:t>
       </w:r>
       <w:proofErr w:type="spellEnd"/>
-      <w:r>
-        <w:rPr>
-          <w:rFonts w:asciiTheme="majorBidi" w:hAnsiTheme="majorBidi" w:cstheme="majorBidi"/>
-          <w:i/>
-          <w:iCs/>
-        </w:rPr>
-        <w:t xml:space="preserve">,  </w:t>
-      </w:r>
-    </w:p>
-    <w:p>
-      <w:pPr>
-        <w:jc w:val="both"/>
-        <w:rPr>
-          <w:rFonts w:asciiTheme="majorBidi" w:hAnsiTheme="majorBidi" w:cstheme="majorBidi"/>
-          <w:i/>
-          <w:iCs/>
-        </w:rPr>
-      </w:pPr>
-      <w:r>
-        <w:rPr>
-          <w:rFonts w:asciiTheme="majorBidi" w:hAnsiTheme="majorBidi" w:cstheme="majorBidi"/>
-          <w:i/>
-          <w:iCs/>
-        </w:rPr>
-        <w:t xml:space="preserve">    output wire       Zero</w:t>
-      </w:r>
-    </w:p>
-    <w:p>
-      <w:pPr>
-        <w:jc w:val="both"/>
-        <w:rPr>
-          <w:rFonts w:asciiTheme="majorBidi" w:hAnsiTheme="majorBidi" w:cstheme="majorBidi"/>
-          <w:i/>
-          <w:iCs/>
-        </w:rPr>
-      </w:pPr>
-      <w:r>
-        <w:rPr>
-          <w:rFonts w:asciiTheme="majorBidi" w:hAnsiTheme="majorBidi" w:cstheme="majorBidi"/>
-          <w:i/>
-          <w:iCs/>
-        </w:rPr>
-        <w:t>);</w:t>
-      </w:r>
-    </w:p>
-    <w:p>
-      <w:pPr>
-        <w:jc w:val="both"/>
-        <w:rPr>
-          <w:rFonts w:asciiTheme="majorBidi" w:hAnsiTheme="majorBidi" w:cstheme="majorBidi"/>
-          <w:i/>
-          <w:iCs/>
-        </w:rPr>
-      </w:pPr>
-      <w:r>
-        <w:rPr>
-          <w:rFonts w:asciiTheme="majorBidi" w:hAnsiTheme="majorBidi" w:cstheme="majorBidi"/>
-          <w:i/>
-          <w:iCs/>
-        </w:rPr>
-        <w:t xml:space="preserve">    always </w:t>
+      <w:proofErr w:type="gramEnd"/>
+      <w:r>
+        <w:rPr>
+          <w:rFonts w:asciiTheme="majorBidi" w:hAnsiTheme="majorBidi" w:cstheme="majorBidi"/>
+          <w:i/>
+          <w:iCs/>
+        </w:rPr>
+        <w:t>(</w:t>
+      </w:r>
+      <w:proofErr w:type="spellStart"/>
+      <w:r>
+        <w:rPr>
+          <w:rFonts w:asciiTheme="majorBidi" w:hAnsiTheme="majorBidi" w:cstheme="majorBidi"/>
+          <w:i/>
+          <w:iCs/>
+        </w:rPr>
+        <w:t>ALUResult</w:t>
+      </w:r>
+      <w:proofErr w:type="spellEnd"/>
+      <w:r>
+        <w:rPr>
+          <w:rFonts w:asciiTheme="majorBidi" w:hAnsiTheme="majorBidi" w:cstheme="majorBidi"/>
+          <w:i/>
+          <w:iCs/>
+        </w:rPr>
+        <w:t>),</w:t>
+      </w:r>
+    </w:p>
+    <w:p>
+      <w:pPr>
+        <w:jc w:val="both"/>
+        <w:rPr>
+          <w:rFonts w:asciiTheme="majorBidi" w:hAnsiTheme="majorBidi" w:cstheme="majorBidi"/>
+          <w:i/>
+          <w:iCs/>
+        </w:rPr>
+      </w:pPr>
+      <w:r>
+        <w:rPr>
+          <w:rFonts w:asciiTheme="majorBidi" w:hAnsiTheme="majorBidi" w:cstheme="majorBidi"/>
+          <w:i/>
+          <w:iCs/>
+        </w:rPr>
+        <w:t xml:space="preserve">        </w:t>
       </w:r>
       <w:proofErr w:type="gramStart"/>
       <w:r>
@@ -4827,7 +6061,7 @@
           <w:i/>
           <w:iCs/>
         </w:rPr>
-        <w:t>@(</w:t>
+        <w:t>.Zero</w:t>
       </w:r>
       <w:proofErr w:type="gramEnd"/>
       <w:r>
@@ -4836,25 +6070,115 @@
           <w:i/>
           <w:iCs/>
         </w:rPr>
-        <w:t>*) begin</w:t>
-      </w:r>
-    </w:p>
-    <w:p>
-      <w:pPr>
-        <w:jc w:val="both"/>
-        <w:rPr>
-          <w:rFonts w:asciiTheme="majorBidi" w:hAnsiTheme="majorBidi" w:cstheme="majorBidi"/>
-          <w:i/>
-          <w:iCs/>
-        </w:rPr>
-      </w:pPr>
-      <w:r>
-        <w:rPr>
-          <w:rFonts w:asciiTheme="majorBidi" w:hAnsiTheme="majorBidi" w:cstheme="majorBidi"/>
-          <w:i/>
-          <w:iCs/>
-        </w:rPr>
-        <w:t xml:space="preserve">        case (</w:t>
+        <w:t>(Zero)</w:t>
+      </w:r>
+    </w:p>
+    <w:p>
+      <w:pPr>
+        <w:jc w:val="both"/>
+        <w:rPr>
+          <w:rFonts w:asciiTheme="majorBidi" w:hAnsiTheme="majorBidi" w:cstheme="majorBidi"/>
+          <w:i/>
+          <w:iCs/>
+        </w:rPr>
+      </w:pPr>
+      <w:r>
+        <w:rPr>
+          <w:rFonts w:asciiTheme="majorBidi" w:hAnsiTheme="majorBidi" w:cstheme="majorBidi"/>
+          <w:i/>
+          <w:iCs/>
+        </w:rPr>
+        <w:t xml:space="preserve">    );</w:t>
+      </w:r>
+    </w:p>
+    <w:p>
+      <w:pPr>
+        <w:jc w:val="both"/>
+        <w:rPr>
+          <w:rFonts w:asciiTheme="majorBidi" w:hAnsiTheme="majorBidi" w:cstheme="majorBidi"/>
+          <w:i/>
+          <w:iCs/>
+        </w:rPr>
+      </w:pPr>
+      <w:r>
+        <w:rPr>
+          <w:rFonts w:asciiTheme="majorBidi" w:hAnsiTheme="majorBidi" w:cstheme="majorBidi"/>
+          <w:i/>
+          <w:iCs/>
+        </w:rPr>
+        <w:t xml:space="preserve">    initial begin</w:t>
+      </w:r>
+    </w:p>
+    <w:p>
+      <w:pPr>
+        <w:jc w:val="both"/>
+        <w:rPr>
+          <w:rFonts w:asciiTheme="majorBidi" w:hAnsiTheme="majorBidi" w:cstheme="majorBidi"/>
+          <w:i/>
+          <w:iCs/>
+        </w:rPr>
+      </w:pPr>
+      <w:r>
+        <w:rPr>
+          <w:rFonts w:asciiTheme="majorBidi" w:hAnsiTheme="majorBidi" w:cstheme="majorBidi"/>
+          <w:i/>
+          <w:iCs/>
+        </w:rPr>
+        <w:t xml:space="preserve">        // Initialize Inputs</w:t>
+      </w:r>
+    </w:p>
+    <w:p>
+      <w:pPr>
+        <w:jc w:val="both"/>
+        <w:rPr>
+          <w:rFonts w:asciiTheme="majorBidi" w:hAnsiTheme="majorBidi" w:cstheme="majorBidi"/>
+          <w:i/>
+          <w:iCs/>
+        </w:rPr>
+      </w:pPr>
+      <w:r>
+        <w:rPr>
+          <w:rFonts w:asciiTheme="majorBidi" w:hAnsiTheme="majorBidi" w:cstheme="majorBidi"/>
+          <w:i/>
+          <w:iCs/>
+        </w:rPr>
+        <w:t xml:space="preserve">        A = 0;</w:t>
+      </w:r>
+    </w:p>
+    <w:p>
+      <w:pPr>
+        <w:jc w:val="both"/>
+        <w:rPr>
+          <w:rFonts w:asciiTheme="majorBidi" w:hAnsiTheme="majorBidi" w:cstheme="majorBidi"/>
+          <w:i/>
+          <w:iCs/>
+        </w:rPr>
+      </w:pPr>
+      <w:r>
+        <w:rPr>
+          <w:rFonts w:asciiTheme="majorBidi" w:hAnsiTheme="majorBidi" w:cstheme="majorBidi"/>
+          <w:i/>
+          <w:iCs/>
+        </w:rPr>
+        <w:t xml:space="preserve">        B = 0;</w:t>
+      </w:r>
+    </w:p>
+    <w:p>
+      <w:pPr>
+        <w:jc w:val="both"/>
+        <w:rPr>
+          <w:rFonts w:asciiTheme="majorBidi" w:hAnsiTheme="majorBidi" w:cstheme="majorBidi"/>
+          <w:i/>
+          <w:iCs/>
+        </w:rPr>
+      </w:pPr>
+      <w:r>
+        <w:rPr>
+          <w:rFonts w:asciiTheme="majorBidi" w:hAnsiTheme="majorBidi" w:cstheme="majorBidi"/>
+          <w:i/>
+          <w:iCs/>
+        </w:rPr>
+        <w:t xml:space="preserve">        </w:t>
       </w:r>
       <w:proofErr w:type="spellStart"/>
       <w:r>
@@ -4872,25 +6196,97 @@
           <w:i/>
           <w:iCs/>
         </w:rPr>
-        <w:t>)</w:t>
-      </w:r>
-    </w:p>
-    <w:p>
-      <w:pPr>
-        <w:jc w:val="both"/>
-        <w:rPr>
-          <w:rFonts w:asciiTheme="majorBidi" w:hAnsiTheme="majorBidi" w:cstheme="majorBidi"/>
-          <w:i/>
-          <w:iCs/>
-        </w:rPr>
-      </w:pPr>
-      <w:r>
-        <w:rPr>
-          <w:rFonts w:asciiTheme="majorBidi" w:hAnsiTheme="majorBidi" w:cstheme="majorBidi"/>
-          <w:i/>
-          <w:iCs/>
-        </w:rPr>
-        <w:t xml:space="preserve">            4'b0000: </w:t>
+        <w:t xml:space="preserve"> = 0;</w:t>
+      </w:r>
+    </w:p>
+    <w:p>
+      <w:pPr>
+        <w:jc w:val="both"/>
+        <w:rPr>
+          <w:rFonts w:asciiTheme="majorBidi" w:hAnsiTheme="majorBidi" w:cstheme="majorBidi"/>
+          <w:i/>
+          <w:iCs/>
+        </w:rPr>
+      </w:pPr>
+      <w:r>
+        <w:rPr>
+          <w:rFonts w:asciiTheme="majorBidi" w:hAnsiTheme="majorBidi" w:cstheme="majorBidi"/>
+          <w:i/>
+          <w:iCs/>
+        </w:rPr>
+        <w:t xml:space="preserve">        // Wait 10 ns for global reset to finish</w:t>
+      </w:r>
+    </w:p>
+    <w:p>
+      <w:pPr>
+        <w:jc w:val="both"/>
+        <w:rPr>
+          <w:rFonts w:asciiTheme="majorBidi" w:hAnsiTheme="majorBidi" w:cstheme="majorBidi"/>
+          <w:i/>
+          <w:iCs/>
+        </w:rPr>
+      </w:pPr>
+      <w:r>
+        <w:rPr>
+          <w:rFonts w:asciiTheme="majorBidi" w:hAnsiTheme="majorBidi" w:cstheme="majorBidi"/>
+          <w:i/>
+          <w:iCs/>
+        </w:rPr>
+        <w:t xml:space="preserve">        #10;</w:t>
+      </w:r>
+    </w:p>
+    <w:p>
+      <w:pPr>
+        <w:jc w:val="both"/>
+        <w:rPr>
+          <w:rFonts w:asciiTheme="majorBidi" w:hAnsiTheme="majorBidi" w:cstheme="majorBidi"/>
+          <w:i/>
+          <w:iCs/>
+        </w:rPr>
+      </w:pPr>
+      <w:r>
+        <w:rPr>
+          <w:rFonts w:asciiTheme="majorBidi" w:hAnsiTheme="majorBidi" w:cstheme="majorBidi"/>
+          <w:i/>
+          <w:iCs/>
+        </w:rPr>
+        <w:t xml:space="preserve">        // Print header for the console output</w:t>
+      </w:r>
+    </w:p>
+    <w:p>
+      <w:pPr>
+        <w:jc w:val="both"/>
+        <w:rPr>
+          <w:rFonts w:asciiTheme="majorBidi" w:hAnsiTheme="majorBidi" w:cstheme="majorBidi"/>
+          <w:i/>
+          <w:iCs/>
+        </w:rPr>
+      </w:pPr>
+      <w:r>
+        <w:rPr>
+          <w:rFonts w:asciiTheme="majorBidi" w:hAnsiTheme="majorBidi" w:cstheme="majorBidi"/>
+          <w:i/>
+          <w:iCs/>
+        </w:rPr>
+        <w:t xml:space="preserve">        // Test 1: AND</w:t>
+      </w:r>
+    </w:p>
+    <w:p>
+      <w:pPr>
+        <w:jc w:val="both"/>
+        <w:rPr>
+          <w:rFonts w:asciiTheme="majorBidi" w:hAnsiTheme="majorBidi" w:cstheme="majorBidi"/>
+          <w:i/>
+          <w:iCs/>
+        </w:rPr>
+      </w:pPr>
+      <w:r>
+        <w:rPr>
+          <w:rFonts w:asciiTheme="majorBidi" w:hAnsiTheme="majorBidi" w:cstheme="majorBidi"/>
+          <w:i/>
+          <w:iCs/>
+        </w:rPr>
+        <w:t xml:space="preserve">        </w:t>
       </w:r>
       <w:proofErr w:type="spellStart"/>
       <w:r>
@@ -4899,7 +6295,7 @@
           <w:i/>
           <w:iCs/>
         </w:rPr>
-        <w:t>ALUResult</w:t>
+        <w:t>ALUControl</w:t>
       </w:r>
       <w:proofErr w:type="spellEnd"/>
       <w:r>
@@ -4908,25 +6304,403 @@
           <w:i/>
           <w:iCs/>
         </w:rPr>
-        <w:t xml:space="preserve"> = A &amp; </w:t>
-      </w:r>
-      <w:proofErr w:type="gramStart"/>
-      <w:r>
-        <w:rPr>
-          <w:rFonts w:asciiTheme="majorBidi" w:hAnsiTheme="majorBidi" w:cstheme="majorBidi"/>
-          <w:i/>
-          <w:iCs/>
-        </w:rPr>
-        <w:t xml:space="preserve">B;   </w:t>
-      </w:r>
-      <w:proofErr w:type="gramEnd"/>
-      <w:r>
-        <w:rPr>
-          <w:rFonts w:asciiTheme="majorBidi" w:hAnsiTheme="majorBidi" w:cstheme="majorBidi"/>
-          <w:i/>
-          <w:iCs/>
-        </w:rPr>
-        <w:t xml:space="preserve">        // AND</w:t>
+        <w:t xml:space="preserve"> = 4'b0000; A = 1'b1; B = 1'b1; #10;</w:t>
+      </w:r>
+    </w:p>
+    <w:p>
+      <w:pPr>
+        <w:jc w:val="both"/>
+        <w:rPr>
+          <w:rFonts w:asciiTheme="majorBidi" w:hAnsiTheme="majorBidi" w:cstheme="majorBidi"/>
+          <w:i/>
+          <w:iCs/>
+        </w:rPr>
+      </w:pPr>
+      <w:r>
+        <w:rPr>
+          <w:rFonts w:asciiTheme="majorBidi" w:hAnsiTheme="majorBidi" w:cstheme="majorBidi"/>
+          <w:i/>
+          <w:iCs/>
+        </w:rPr>
+        <w:t xml:space="preserve">        </w:t>
+      </w:r>
+      <w:proofErr w:type="spellStart"/>
+      <w:r>
+        <w:rPr>
+          <w:rFonts w:asciiTheme="majorBidi" w:hAnsiTheme="majorBidi" w:cstheme="majorBidi"/>
+          <w:i/>
+          <w:iCs/>
+        </w:rPr>
+        <w:t>ALUControl</w:t>
+      </w:r>
+      <w:proofErr w:type="spellEnd"/>
+      <w:r>
+        <w:rPr>
+          <w:rFonts w:asciiTheme="majorBidi" w:hAnsiTheme="majorBidi" w:cstheme="majorBidi"/>
+          <w:i/>
+          <w:iCs/>
+        </w:rPr>
+        <w:t xml:space="preserve"> = 4'b0000; A = 1'b1; B = 1'b0; #10;</w:t>
+      </w:r>
+    </w:p>
+    <w:p>
+      <w:pPr>
+        <w:jc w:val="both"/>
+        <w:rPr>
+          <w:rFonts w:asciiTheme="majorBidi" w:hAnsiTheme="majorBidi" w:cstheme="majorBidi"/>
+          <w:i/>
+          <w:iCs/>
+        </w:rPr>
+      </w:pPr>
+      <w:r>
+        <w:rPr>
+          <w:rFonts w:asciiTheme="majorBidi" w:hAnsiTheme="majorBidi" w:cstheme="majorBidi"/>
+          <w:i/>
+          <w:iCs/>
+        </w:rPr>
+        <w:t xml:space="preserve">        // Test 2: OR</w:t>
+      </w:r>
+    </w:p>
+    <w:p>
+      <w:pPr>
+        <w:jc w:val="both"/>
+        <w:rPr>
+          <w:rFonts w:asciiTheme="majorBidi" w:hAnsiTheme="majorBidi" w:cstheme="majorBidi"/>
+          <w:i/>
+          <w:iCs/>
+        </w:rPr>
+      </w:pPr>
+      <w:r>
+        <w:rPr>
+          <w:rFonts w:asciiTheme="majorBidi" w:hAnsiTheme="majorBidi" w:cstheme="majorBidi"/>
+          <w:i/>
+          <w:iCs/>
+        </w:rPr>
+        <w:t xml:space="preserve">        </w:t>
+      </w:r>
+      <w:proofErr w:type="spellStart"/>
+      <w:r>
+        <w:rPr>
+          <w:rFonts w:asciiTheme="majorBidi" w:hAnsiTheme="majorBidi" w:cstheme="majorBidi"/>
+          <w:i/>
+          <w:iCs/>
+        </w:rPr>
+        <w:t>ALUControl</w:t>
+      </w:r>
+      <w:proofErr w:type="spellEnd"/>
+      <w:r>
+        <w:rPr>
+          <w:rFonts w:asciiTheme="majorBidi" w:hAnsiTheme="majorBidi" w:cstheme="majorBidi"/>
+          <w:i/>
+          <w:iCs/>
+        </w:rPr>
+        <w:t xml:space="preserve"> = 4'b0001; A = 1'b0; B = 1'b1; #10;</w:t>
+      </w:r>
+    </w:p>
+    <w:p>
+      <w:pPr>
+        <w:jc w:val="both"/>
+        <w:rPr>
+          <w:rFonts w:asciiTheme="majorBidi" w:hAnsiTheme="majorBidi" w:cstheme="majorBidi"/>
+          <w:i/>
+          <w:iCs/>
+        </w:rPr>
+      </w:pPr>
+      <w:r>
+        <w:rPr>
+          <w:rFonts w:asciiTheme="majorBidi" w:hAnsiTheme="majorBidi" w:cstheme="majorBidi"/>
+          <w:i/>
+          <w:iCs/>
+        </w:rPr>
+        <w:t xml:space="preserve">        </w:t>
+      </w:r>
+      <w:proofErr w:type="spellStart"/>
+      <w:r>
+        <w:rPr>
+          <w:rFonts w:asciiTheme="majorBidi" w:hAnsiTheme="majorBidi" w:cstheme="majorBidi"/>
+          <w:i/>
+          <w:iCs/>
+        </w:rPr>
+        <w:t>ALUControl</w:t>
+      </w:r>
+      <w:proofErr w:type="spellEnd"/>
+      <w:r>
+        <w:rPr>
+          <w:rFonts w:asciiTheme="majorBidi" w:hAnsiTheme="majorBidi" w:cstheme="majorBidi"/>
+          <w:i/>
+          <w:iCs/>
+        </w:rPr>
+        <w:t xml:space="preserve"> = 4'b0001; A = 1'b0; B = 1'b0; #10;</w:t>
+      </w:r>
+    </w:p>
+    <w:p>
+      <w:pPr>
+        <w:jc w:val="both"/>
+        <w:rPr>
+          <w:rFonts w:asciiTheme="majorBidi" w:hAnsiTheme="majorBidi" w:cstheme="majorBidi"/>
+          <w:i/>
+          <w:iCs/>
+        </w:rPr>
+      </w:pPr>
+      <w:r>
+        <w:rPr>
+          <w:rFonts w:asciiTheme="majorBidi" w:hAnsiTheme="majorBidi" w:cstheme="majorBidi"/>
+          <w:i/>
+          <w:iCs/>
+        </w:rPr>
+        <w:t xml:space="preserve">        // Test 3: ADD (Acts as XOR in this </w:t>
+      </w:r>
+      <w:proofErr w:type="spellStart"/>
+      <w:r>
+        <w:rPr>
+          <w:rFonts w:asciiTheme="majorBidi" w:hAnsiTheme="majorBidi" w:cstheme="majorBidi"/>
+          <w:i/>
+          <w:iCs/>
+        </w:rPr>
+        <w:t>dataless</w:t>
+      </w:r>
+      <w:proofErr w:type="spellEnd"/>
+      <w:r>
+        <w:rPr>
+          <w:rFonts w:asciiTheme="majorBidi" w:hAnsiTheme="majorBidi" w:cstheme="majorBidi"/>
+          <w:i/>
+          <w:iCs/>
+        </w:rPr>
+        <w:t xml:space="preserve"> 1-bit version)</w:t>
+      </w:r>
+    </w:p>
+    <w:p>
+      <w:pPr>
+        <w:jc w:val="both"/>
+        <w:rPr>
+          <w:rFonts w:asciiTheme="majorBidi" w:hAnsiTheme="majorBidi" w:cstheme="majorBidi"/>
+          <w:i/>
+          <w:iCs/>
+        </w:rPr>
+      </w:pPr>
+      <w:r>
+        <w:rPr>
+          <w:rFonts w:asciiTheme="majorBidi" w:hAnsiTheme="majorBidi" w:cstheme="majorBidi"/>
+          <w:i/>
+          <w:iCs/>
+        </w:rPr>
+        <w:t xml:space="preserve">        </w:t>
+      </w:r>
+      <w:proofErr w:type="spellStart"/>
+      <w:r>
+        <w:rPr>
+          <w:rFonts w:asciiTheme="majorBidi" w:hAnsiTheme="majorBidi" w:cstheme="majorBidi"/>
+          <w:i/>
+          <w:iCs/>
+        </w:rPr>
+        <w:t>ALUControl</w:t>
+      </w:r>
+      <w:proofErr w:type="spellEnd"/>
+      <w:r>
+        <w:rPr>
+          <w:rFonts w:asciiTheme="majorBidi" w:hAnsiTheme="majorBidi" w:cstheme="majorBidi"/>
+          <w:i/>
+          <w:iCs/>
+        </w:rPr>
+        <w:t xml:space="preserve"> = 4'b0010; A = 1'b1; B = 1'b0; #10;</w:t>
+      </w:r>
+    </w:p>
+    <w:p>
+      <w:pPr>
+        <w:jc w:val="both"/>
+        <w:rPr>
+          <w:rFonts w:asciiTheme="majorBidi" w:hAnsiTheme="majorBidi" w:cstheme="majorBidi"/>
+          <w:i/>
+          <w:iCs/>
+        </w:rPr>
+      </w:pPr>
+      <w:r>
+        <w:rPr>
+          <w:rFonts w:asciiTheme="majorBidi" w:hAnsiTheme="majorBidi" w:cstheme="majorBidi"/>
+          <w:i/>
+          <w:iCs/>
+        </w:rPr>
+        <w:t xml:space="preserve">        </w:t>
+      </w:r>
+      <w:proofErr w:type="spellStart"/>
+      <w:r>
+        <w:rPr>
+          <w:rFonts w:asciiTheme="majorBidi" w:hAnsiTheme="majorBidi" w:cstheme="majorBidi"/>
+          <w:i/>
+          <w:iCs/>
+        </w:rPr>
+        <w:t>ALUControl</w:t>
+      </w:r>
+      <w:proofErr w:type="spellEnd"/>
+      <w:r>
+        <w:rPr>
+          <w:rFonts w:asciiTheme="majorBidi" w:hAnsiTheme="majorBidi" w:cstheme="majorBidi"/>
+          <w:i/>
+          <w:iCs/>
+        </w:rPr>
+        <w:t xml:space="preserve"> = 4'b0010; A = 1'b1; B = 1'b1; #10; // Result should be 0, Zero flag 1</w:t>
+      </w:r>
+    </w:p>
+    <w:p>
+      <w:pPr>
+        <w:jc w:val="both"/>
+        <w:rPr>
+          <w:rFonts w:asciiTheme="majorBidi" w:hAnsiTheme="majorBidi" w:cstheme="majorBidi"/>
+          <w:i/>
+          <w:iCs/>
+        </w:rPr>
+      </w:pPr>
+      <w:r>
+        <w:rPr>
+          <w:rFonts w:asciiTheme="majorBidi" w:hAnsiTheme="majorBidi" w:cstheme="majorBidi"/>
+          <w:i/>
+          <w:iCs/>
+        </w:rPr>
+        <w:t xml:space="preserve">        // Test 4: SUB (Acts as XOR)</w:t>
+      </w:r>
+    </w:p>
+    <w:p>
+      <w:pPr>
+        <w:jc w:val="both"/>
+        <w:rPr>
+          <w:rFonts w:asciiTheme="majorBidi" w:hAnsiTheme="majorBidi" w:cstheme="majorBidi"/>
+          <w:i/>
+          <w:iCs/>
+        </w:rPr>
+      </w:pPr>
+      <w:r>
+        <w:rPr>
+          <w:rFonts w:asciiTheme="majorBidi" w:hAnsiTheme="majorBidi" w:cstheme="majorBidi"/>
+          <w:i/>
+          <w:iCs/>
+        </w:rPr>
+        <w:t xml:space="preserve">        </w:t>
+      </w:r>
+      <w:proofErr w:type="spellStart"/>
+      <w:r>
+        <w:rPr>
+          <w:rFonts w:asciiTheme="majorBidi" w:hAnsiTheme="majorBidi" w:cstheme="majorBidi"/>
+          <w:i/>
+          <w:iCs/>
+        </w:rPr>
+        <w:t>ALUControl</w:t>
+      </w:r>
+      <w:proofErr w:type="spellEnd"/>
+      <w:r>
+        <w:rPr>
+          <w:rFonts w:asciiTheme="majorBidi" w:hAnsiTheme="majorBidi" w:cstheme="majorBidi"/>
+          <w:i/>
+          <w:iCs/>
+        </w:rPr>
+        <w:t xml:space="preserve"> = 4'b0110; A = 1'b1; B = 1'b1; #10; // Result should be 0, Zero flag 1</w:t>
+      </w:r>
+    </w:p>
+    <w:p>
+      <w:pPr>
+        <w:jc w:val="both"/>
+        <w:rPr>
+          <w:rFonts w:asciiTheme="majorBidi" w:hAnsiTheme="majorBidi" w:cstheme="majorBidi"/>
+          <w:i/>
+          <w:iCs/>
+        </w:rPr>
+      </w:pPr>
+      <w:r>
+        <w:rPr>
+          <w:rFonts w:asciiTheme="majorBidi" w:hAnsiTheme="majorBidi" w:cstheme="majorBidi"/>
+          <w:i/>
+          <w:iCs/>
+        </w:rPr>
+        <w:t xml:space="preserve">        </w:t>
+      </w:r>
+      <w:proofErr w:type="spellStart"/>
+      <w:r>
+        <w:rPr>
+          <w:rFonts w:asciiTheme="majorBidi" w:hAnsiTheme="majorBidi" w:cstheme="majorBidi"/>
+          <w:i/>
+          <w:iCs/>
+        </w:rPr>
+        <w:t>ALUControl</w:t>
+      </w:r>
+      <w:proofErr w:type="spellEnd"/>
+      <w:r>
+        <w:rPr>
+          <w:rFonts w:asciiTheme="majorBidi" w:hAnsiTheme="majorBidi" w:cstheme="majorBidi"/>
+          <w:i/>
+          <w:iCs/>
+        </w:rPr>
+        <w:t xml:space="preserve"> = 4'b0110; A = 1'b0; B = 1'b1; #10;</w:t>
+      </w:r>
+    </w:p>
+    <w:p>
+      <w:pPr>
+        <w:jc w:val="both"/>
+        <w:rPr>
+          <w:rFonts w:asciiTheme="majorBidi" w:hAnsiTheme="majorBidi" w:cstheme="majorBidi"/>
+          <w:i/>
+          <w:iCs/>
+        </w:rPr>
+      </w:pPr>
+      <w:r>
+        <w:rPr>
+          <w:rFonts w:asciiTheme="majorBidi" w:hAnsiTheme="majorBidi" w:cstheme="majorBidi"/>
+          <w:i/>
+          <w:iCs/>
+        </w:rPr>
+        <w:t xml:space="preserve">        // Test 5: XOR</w:t>
+      </w:r>
+    </w:p>
+    <w:p>
+      <w:pPr>
+        <w:jc w:val="both"/>
+        <w:rPr>
+          <w:rFonts w:asciiTheme="majorBidi" w:hAnsiTheme="majorBidi" w:cstheme="majorBidi"/>
+          <w:i/>
+          <w:iCs/>
+        </w:rPr>
+      </w:pPr>
+      <w:r>
+        <w:rPr>
+          <w:rFonts w:asciiTheme="majorBidi" w:hAnsiTheme="majorBidi" w:cstheme="majorBidi"/>
+          <w:i/>
+          <w:iCs/>
+        </w:rPr>
+        <w:t xml:space="preserve">        </w:t>
+      </w:r>
+      <w:proofErr w:type="spellStart"/>
+      <w:r>
+        <w:rPr>
+          <w:rFonts w:asciiTheme="majorBidi" w:hAnsiTheme="majorBidi" w:cstheme="majorBidi"/>
+          <w:i/>
+          <w:iCs/>
+        </w:rPr>
+        <w:t>ALUControl</w:t>
+      </w:r>
+      <w:proofErr w:type="spellEnd"/>
+      <w:r>
+        <w:rPr>
+          <w:rFonts w:asciiTheme="majorBidi" w:hAnsiTheme="majorBidi" w:cstheme="majorBidi"/>
+          <w:i/>
+          <w:iCs/>
+        </w:rPr>
+        <w:t xml:space="preserve"> = 4'b0100; A = 1'b1; B = 1'b0; #10;</w:t>
+      </w:r>
+    </w:p>
+    <w:p>
+      <w:pPr>
+        <w:jc w:val="both"/>
+        <w:rPr>
+          <w:rFonts w:asciiTheme="majorBidi" w:hAnsiTheme="majorBidi" w:cstheme="majorBidi"/>
+          <w:i/>
+          <w:iCs/>
+        </w:rPr>
+      </w:pPr>
+      <w:r>
+        <w:rPr>
+          <w:rFonts w:asciiTheme="majorBidi" w:hAnsiTheme="majorBidi" w:cstheme="majorBidi"/>
+          <w:i/>
+          <w:iCs/>
+        </w:rPr>
+        <w:t xml:space="preserve">        // Test 6: SLL (Expected to output 0 as per our 1-bit module)</w:t>
       </w:r>
     </w:p>
     <w:p>
@@ -4945,7 +6719,7 @@
           <w:iCs/>
         </w:rPr>
         <w:lastRenderedPageBreak/>
-        <w:t xml:space="preserve">            4'b0001: </w:t>
+        <w:t xml:space="preserve">        </w:t>
       </w:r>
       <w:proofErr w:type="spellStart"/>
       <w:r>
@@ -4954,7 +6728,7 @@
           <w:i/>
           <w:iCs/>
         </w:rPr>
-        <w:t>ALUResult</w:t>
+        <w:t>ALUControl</w:t>
       </w:r>
       <w:proofErr w:type="spellEnd"/>
       <w:r>
@@ -4963,43 +6737,43 @@
           <w:i/>
           <w:iCs/>
         </w:rPr>
-        <w:t xml:space="preserve"> = A | </w:t>
-      </w:r>
-      <w:proofErr w:type="gramStart"/>
-      <w:r>
-        <w:rPr>
-          <w:rFonts w:asciiTheme="majorBidi" w:hAnsiTheme="majorBidi" w:cstheme="majorBidi"/>
-          <w:i/>
-          <w:iCs/>
-        </w:rPr>
-        <w:t xml:space="preserve">B;   </w:t>
-      </w:r>
-      <w:proofErr w:type="gramEnd"/>
-      <w:r>
-        <w:rPr>
-          <w:rFonts w:asciiTheme="majorBidi" w:hAnsiTheme="majorBidi" w:cstheme="majorBidi"/>
-          <w:i/>
-          <w:iCs/>
-        </w:rPr>
-        <w:t xml:space="preserve">        // OR</w:t>
-      </w:r>
-    </w:p>
-    <w:p>
-      <w:pPr>
-        <w:jc w:val="both"/>
-        <w:rPr>
-          <w:rFonts w:asciiTheme="majorBidi" w:hAnsiTheme="majorBidi" w:cstheme="majorBidi"/>
-          <w:i/>
-          <w:iCs/>
-        </w:rPr>
-      </w:pPr>
-      <w:r>
-        <w:rPr>
-          <w:rFonts w:asciiTheme="majorBidi" w:hAnsiTheme="majorBidi" w:cstheme="majorBidi"/>
-          <w:i/>
-          <w:iCs/>
-        </w:rPr>
-        <w:t xml:space="preserve">            4'b0010: </w:t>
+        <w:t xml:space="preserve"> = 4'b1000; A = 1'b1; B = 1'b1; #10;</w:t>
+      </w:r>
+    </w:p>
+    <w:p>
+      <w:pPr>
+        <w:jc w:val="both"/>
+        <w:rPr>
+          <w:rFonts w:asciiTheme="majorBidi" w:hAnsiTheme="majorBidi" w:cstheme="majorBidi"/>
+          <w:i/>
+          <w:iCs/>
+        </w:rPr>
+      </w:pPr>
+      <w:r>
+        <w:rPr>
+          <w:rFonts w:asciiTheme="majorBidi" w:hAnsiTheme="majorBidi" w:cstheme="majorBidi"/>
+          <w:i/>
+          <w:iCs/>
+        </w:rPr>
+        <w:t xml:space="preserve">        // Test 7: SRL (Expected to output 0)</w:t>
+      </w:r>
+    </w:p>
+    <w:p>
+      <w:pPr>
+        <w:jc w:val="both"/>
+        <w:rPr>
+          <w:rFonts w:asciiTheme="majorBidi" w:hAnsiTheme="majorBidi" w:cstheme="majorBidi"/>
+          <w:i/>
+          <w:iCs/>
+        </w:rPr>
+      </w:pPr>
+      <w:r>
+        <w:rPr>
+          <w:rFonts w:asciiTheme="majorBidi" w:hAnsiTheme="majorBidi" w:cstheme="majorBidi"/>
+          <w:i/>
+          <w:iCs/>
+        </w:rPr>
+        <w:t xml:space="preserve">        </w:t>
       </w:r>
       <w:proofErr w:type="spellStart"/>
       <w:r>
@@ -5008,7 +6782,7 @@
           <w:i/>
           <w:iCs/>
         </w:rPr>
-        <w:t>ALUResult</w:t>
+        <w:t>ALUControl</w:t>
       </w:r>
       <w:proofErr w:type="spellEnd"/>
       <w:r>
@@ -5017,306 +6791,62 @@
           <w:i/>
           <w:iCs/>
         </w:rPr>
-        <w:t xml:space="preserve"> = A ^ </w:t>
-      </w:r>
-      <w:proofErr w:type="gramStart"/>
-      <w:r>
-        <w:rPr>
-          <w:rFonts w:asciiTheme="majorBidi" w:hAnsiTheme="majorBidi" w:cstheme="majorBidi"/>
-          <w:i/>
-          <w:iCs/>
-        </w:rPr>
-        <w:t xml:space="preserve">B;   </w:t>
-      </w:r>
-      <w:proofErr w:type="gramEnd"/>
-      <w:r>
-        <w:rPr>
-          <w:rFonts w:asciiTheme="majorBidi" w:hAnsiTheme="majorBidi" w:cstheme="majorBidi"/>
-          <w:i/>
-          <w:iCs/>
-        </w:rPr>
-        <w:t xml:space="preserve">        // ADD </w:t>
-      </w:r>
-    </w:p>
-    <w:p>
-      <w:pPr>
-        <w:jc w:val="both"/>
-        <w:rPr>
-          <w:rFonts w:asciiTheme="majorBidi" w:hAnsiTheme="majorBidi" w:cstheme="majorBidi"/>
-          <w:i/>
-          <w:iCs/>
-        </w:rPr>
-      </w:pPr>
-      <w:r>
-        <w:rPr>
-          <w:rFonts w:asciiTheme="majorBidi" w:hAnsiTheme="majorBidi" w:cstheme="majorBidi"/>
-          <w:i/>
-          <w:iCs/>
-        </w:rPr>
-        <w:t xml:space="preserve">            4'b0110: </w:t>
-      </w:r>
-      <w:proofErr w:type="spellStart"/>
-      <w:r>
-        <w:rPr>
-          <w:rFonts w:asciiTheme="majorBidi" w:hAnsiTheme="majorBidi" w:cstheme="majorBidi"/>
-          <w:i/>
-          <w:iCs/>
-        </w:rPr>
-        <w:t>ALUResult</w:t>
-      </w:r>
-      <w:proofErr w:type="spellEnd"/>
-      <w:r>
-        <w:rPr>
-          <w:rFonts w:asciiTheme="majorBidi" w:hAnsiTheme="majorBidi" w:cstheme="majorBidi"/>
-          <w:i/>
-          <w:iCs/>
-        </w:rPr>
-        <w:t xml:space="preserve"> = A ^ </w:t>
-      </w:r>
-      <w:proofErr w:type="gramStart"/>
-      <w:r>
-        <w:rPr>
-          <w:rFonts w:asciiTheme="majorBidi" w:hAnsiTheme="majorBidi" w:cstheme="majorBidi"/>
-          <w:i/>
-          <w:iCs/>
-        </w:rPr>
-        <w:t xml:space="preserve">B;   </w:t>
-      </w:r>
-      <w:proofErr w:type="gramEnd"/>
-      <w:r>
-        <w:rPr>
-          <w:rFonts w:asciiTheme="majorBidi" w:hAnsiTheme="majorBidi" w:cstheme="majorBidi"/>
-          <w:i/>
-          <w:iCs/>
-        </w:rPr>
-        <w:t xml:space="preserve">        // SUB </w:t>
-      </w:r>
-    </w:p>
-    <w:p>
-      <w:pPr>
-        <w:jc w:val="both"/>
-        <w:rPr>
-          <w:rFonts w:asciiTheme="majorBidi" w:hAnsiTheme="majorBidi" w:cstheme="majorBidi"/>
-          <w:i/>
-          <w:iCs/>
-        </w:rPr>
-      </w:pPr>
-      <w:r>
-        <w:rPr>
-          <w:rFonts w:asciiTheme="majorBidi" w:hAnsiTheme="majorBidi" w:cstheme="majorBidi"/>
-          <w:i/>
-          <w:iCs/>
-        </w:rPr>
-        <w:t xml:space="preserve">            4'b0100: </w:t>
-      </w:r>
-      <w:proofErr w:type="spellStart"/>
-      <w:r>
-        <w:rPr>
-          <w:rFonts w:asciiTheme="majorBidi" w:hAnsiTheme="majorBidi" w:cstheme="majorBidi"/>
-          <w:i/>
-          <w:iCs/>
-        </w:rPr>
-        <w:t>ALUResult</w:t>
-      </w:r>
-      <w:proofErr w:type="spellEnd"/>
-      <w:r>
-        <w:rPr>
-          <w:rFonts w:asciiTheme="majorBidi" w:hAnsiTheme="majorBidi" w:cstheme="majorBidi"/>
-          <w:i/>
-          <w:iCs/>
-        </w:rPr>
-        <w:t xml:space="preserve"> = A ^ </w:t>
-      </w:r>
-      <w:proofErr w:type="gramStart"/>
-      <w:r>
-        <w:rPr>
-          <w:rFonts w:asciiTheme="majorBidi" w:hAnsiTheme="majorBidi" w:cstheme="majorBidi"/>
-          <w:i/>
-          <w:iCs/>
-        </w:rPr>
-        <w:t xml:space="preserve">B;   </w:t>
-      </w:r>
-      <w:proofErr w:type="gramEnd"/>
-      <w:r>
-        <w:rPr>
-          <w:rFonts w:asciiTheme="majorBidi" w:hAnsiTheme="majorBidi" w:cstheme="majorBidi"/>
-          <w:i/>
-          <w:iCs/>
-        </w:rPr>
-        <w:t xml:space="preserve">        // XOR</w:t>
-      </w:r>
-    </w:p>
-    <w:p>
-      <w:pPr>
-        <w:jc w:val="both"/>
-        <w:rPr>
-          <w:rFonts w:asciiTheme="majorBidi" w:hAnsiTheme="majorBidi" w:cstheme="majorBidi"/>
-          <w:i/>
-          <w:iCs/>
-        </w:rPr>
-      </w:pPr>
-      <w:r>
-        <w:rPr>
-          <w:rFonts w:asciiTheme="majorBidi" w:hAnsiTheme="majorBidi" w:cstheme="majorBidi"/>
-          <w:i/>
-          <w:iCs/>
-        </w:rPr>
-        <w:t xml:space="preserve">            4'b1000: </w:t>
-      </w:r>
-      <w:proofErr w:type="spellStart"/>
-      <w:r>
-        <w:rPr>
-          <w:rFonts w:asciiTheme="majorBidi" w:hAnsiTheme="majorBidi" w:cstheme="majorBidi"/>
-          <w:i/>
-          <w:iCs/>
-        </w:rPr>
-        <w:t>ALUResult</w:t>
-      </w:r>
-      <w:proofErr w:type="spellEnd"/>
-      <w:r>
-        <w:rPr>
-          <w:rFonts w:asciiTheme="majorBidi" w:hAnsiTheme="majorBidi" w:cstheme="majorBidi"/>
-          <w:i/>
-          <w:iCs/>
-        </w:rPr>
-        <w:t xml:space="preserve"> = 1'b</w:t>
-      </w:r>
-      <w:proofErr w:type="gramStart"/>
-      <w:r>
-        <w:rPr>
-          <w:rFonts w:asciiTheme="majorBidi" w:hAnsiTheme="majorBidi" w:cstheme="majorBidi"/>
-          <w:i/>
-          <w:iCs/>
-        </w:rPr>
-        <w:t xml:space="preserve">0;   </w:t>
-      </w:r>
-      <w:proofErr w:type="gramEnd"/>
-      <w:r>
-        <w:rPr>
-          <w:rFonts w:asciiTheme="majorBidi" w:hAnsiTheme="majorBidi" w:cstheme="majorBidi"/>
-          <w:i/>
-          <w:iCs/>
-        </w:rPr>
-        <w:t xml:space="preserve">         // SLL </w:t>
-      </w:r>
-    </w:p>
-    <w:p>
-      <w:pPr>
-        <w:jc w:val="both"/>
-        <w:rPr>
-          <w:rFonts w:asciiTheme="majorBidi" w:hAnsiTheme="majorBidi" w:cstheme="majorBidi"/>
-          <w:i/>
-          <w:iCs/>
-        </w:rPr>
-      </w:pPr>
-      <w:r>
-        <w:rPr>
-          <w:rFonts w:asciiTheme="majorBidi" w:hAnsiTheme="majorBidi" w:cstheme="majorBidi"/>
-          <w:i/>
-          <w:iCs/>
-        </w:rPr>
-        <w:t xml:space="preserve">            4'b1001: </w:t>
-      </w:r>
-      <w:proofErr w:type="spellStart"/>
-      <w:r>
-        <w:rPr>
-          <w:rFonts w:asciiTheme="majorBidi" w:hAnsiTheme="majorBidi" w:cstheme="majorBidi"/>
-          <w:i/>
-          <w:iCs/>
-        </w:rPr>
-        <w:t>ALUResult</w:t>
-      </w:r>
-      <w:proofErr w:type="spellEnd"/>
-      <w:r>
-        <w:rPr>
-          <w:rFonts w:asciiTheme="majorBidi" w:hAnsiTheme="majorBidi" w:cstheme="majorBidi"/>
-          <w:i/>
-          <w:iCs/>
-        </w:rPr>
-        <w:t xml:space="preserve"> = 1'b</w:t>
-      </w:r>
-      <w:proofErr w:type="gramStart"/>
-      <w:r>
-        <w:rPr>
-          <w:rFonts w:asciiTheme="majorBidi" w:hAnsiTheme="majorBidi" w:cstheme="majorBidi"/>
-          <w:i/>
-          <w:iCs/>
-        </w:rPr>
-        <w:t xml:space="preserve">0;   </w:t>
-      </w:r>
-      <w:proofErr w:type="gramEnd"/>
-      <w:r>
-        <w:rPr>
-          <w:rFonts w:asciiTheme="majorBidi" w:hAnsiTheme="majorBidi" w:cstheme="majorBidi"/>
-          <w:i/>
-          <w:iCs/>
-        </w:rPr>
-        <w:t xml:space="preserve">         // SRL </w:t>
-      </w:r>
-    </w:p>
-    <w:p>
-      <w:pPr>
-        <w:jc w:val="both"/>
-        <w:rPr>
-          <w:rFonts w:asciiTheme="majorBidi" w:hAnsiTheme="majorBidi" w:cstheme="majorBidi"/>
-          <w:i/>
-          <w:iCs/>
-        </w:rPr>
-      </w:pPr>
-      <w:r>
-        <w:rPr>
-          <w:rFonts w:asciiTheme="majorBidi" w:hAnsiTheme="majorBidi" w:cstheme="majorBidi"/>
-          <w:i/>
-          <w:iCs/>
-        </w:rPr>
-        <w:t xml:space="preserve">            default: </w:t>
-      </w:r>
-      <w:proofErr w:type="spellStart"/>
-      <w:r>
-        <w:rPr>
-          <w:rFonts w:asciiTheme="majorBidi" w:hAnsiTheme="majorBidi" w:cstheme="majorBidi"/>
-          <w:i/>
-          <w:iCs/>
-        </w:rPr>
-        <w:t>ALUResult</w:t>
-      </w:r>
-      <w:proofErr w:type="spellEnd"/>
-      <w:r>
-        <w:rPr>
-          <w:rFonts w:asciiTheme="majorBidi" w:hAnsiTheme="majorBidi" w:cstheme="majorBidi"/>
-          <w:i/>
-          <w:iCs/>
-        </w:rPr>
-        <w:t xml:space="preserve"> = 1'b0;           </w:t>
-      </w:r>
-    </w:p>
-    <w:p>
-      <w:pPr>
-        <w:jc w:val="both"/>
-        <w:rPr>
-          <w:rFonts w:asciiTheme="majorBidi" w:hAnsiTheme="majorBidi" w:cstheme="majorBidi"/>
-          <w:i/>
-          <w:iCs/>
-        </w:rPr>
-      </w:pPr>
-      <w:r>
-        <w:rPr>
-          <w:rFonts w:asciiTheme="majorBidi" w:hAnsiTheme="majorBidi" w:cstheme="majorBidi"/>
-          <w:i/>
-          <w:iCs/>
-        </w:rPr>
-        <w:t xml:space="preserve">        </w:t>
-      </w:r>
-      <w:proofErr w:type="spellStart"/>
-      <w:r>
-        <w:rPr>
-          <w:rFonts w:asciiTheme="majorBidi" w:hAnsiTheme="majorBidi" w:cstheme="majorBidi"/>
-          <w:i/>
-          <w:iCs/>
-        </w:rPr>
-        <w:t>endcase</w:t>
-      </w:r>
-      <w:proofErr w:type="spellEnd"/>
+        <w:t xml:space="preserve"> = 4'b1001; A = 1'b1; B = 1'b0; #10;</w:t>
+      </w:r>
+    </w:p>
+    <w:p>
+      <w:pPr>
+        <w:jc w:val="both"/>
+        <w:rPr>
+          <w:rFonts w:asciiTheme="majorBidi" w:hAnsiTheme="majorBidi" w:cstheme="majorBidi"/>
+          <w:i/>
+          <w:iCs/>
+        </w:rPr>
+      </w:pPr>
+      <w:r>
+        <w:rPr>
+          <w:rFonts w:asciiTheme="majorBidi" w:hAnsiTheme="majorBidi" w:cstheme="majorBidi"/>
+          <w:i/>
+          <w:iCs/>
+        </w:rPr>
+        <w:t xml:space="preserve">        // End simulation</w:t>
+      </w:r>
+    </w:p>
+    <w:p>
+      <w:pPr>
+        <w:jc w:val="both"/>
+        <w:rPr>
+          <w:rFonts w:asciiTheme="majorBidi" w:hAnsiTheme="majorBidi" w:cstheme="majorBidi"/>
+          <w:i/>
+          <w:iCs/>
+        </w:rPr>
+      </w:pPr>
+      <w:r>
+        <w:rPr>
+          <w:rFonts w:asciiTheme="majorBidi" w:hAnsiTheme="majorBidi" w:cstheme="majorBidi"/>
+          <w:i/>
+          <w:iCs/>
+        </w:rPr>
+        <w:t xml:space="preserve">        #10;</w:t>
+      </w:r>
+    </w:p>
+    <w:p>
+      <w:pPr>
+        <w:jc w:val="both"/>
+        <w:rPr>
+          <w:rFonts w:asciiTheme="majorBidi" w:hAnsiTheme="majorBidi" w:cstheme="majorBidi"/>
+          <w:i/>
+          <w:iCs/>
+        </w:rPr>
+      </w:pPr>
+      <w:r>
+        <w:rPr>
+          <w:rFonts w:asciiTheme="majorBidi" w:hAnsiTheme="majorBidi" w:cstheme="majorBidi"/>
+          <w:i/>
+          <w:iCs/>
+        </w:rPr>
+        <w:t xml:space="preserve">        $finish;</w:t>
+      </w:r>
     </w:p>
     <w:p>
       <w:pPr>
@@ -5334,42 +6864,6 @@
           <w:iCs/>
         </w:rPr>
         <w:t xml:space="preserve">    end</w:t>
-      </w:r>
-    </w:p>
-    <w:p>
-      <w:pPr>
-        <w:jc w:val="both"/>
-        <w:rPr>
-          <w:rFonts w:asciiTheme="majorBidi" w:hAnsiTheme="majorBidi" w:cstheme="majorBidi"/>
-          <w:i/>
-          <w:iCs/>
-        </w:rPr>
-      </w:pPr>
-      <w:r>
-        <w:rPr>
-          <w:rFonts w:asciiTheme="majorBidi" w:hAnsiTheme="majorBidi" w:cstheme="majorBidi"/>
-          <w:i/>
-          <w:iCs/>
-        </w:rPr>
-        <w:t xml:space="preserve">    assign Zero = ~</w:t>
-      </w:r>
-      <w:proofErr w:type="spellStart"/>
-      <w:r>
-        <w:rPr>
-          <w:rFonts w:asciiTheme="majorBidi" w:hAnsiTheme="majorBidi" w:cstheme="majorBidi"/>
-          <w:i/>
-          <w:iCs/>
-        </w:rPr>
-        <w:t>ALUResult</w:t>
-      </w:r>
-      <w:proofErr w:type="spellEnd"/>
-      <w:r>
-        <w:rPr>
-          <w:rFonts w:asciiTheme="majorBidi" w:hAnsiTheme="majorBidi" w:cstheme="majorBidi"/>
-          <w:i/>
-          <w:iCs/>
-        </w:rPr>
-        <w:t>;</w:t>
       </w:r>
     </w:p>
     <w:p>
@@ -5416,6 +6910,7 @@
           <w:u w:val="single"/>
         </w:rPr>
       </w:pPr>
+      <w:proofErr w:type="gramStart"/>
       <w:r>
         <w:rPr>
           <w:rFonts w:asciiTheme="majorBidi" w:hAnsiTheme="majorBidi" w:cstheme="majorBidi"/>
@@ -5427,403 +6922,125 @@
           <w:szCs w:val="48"/>
           <w:u w:val="single"/>
         </w:rPr>
-        <w:t xml:space="preserve">Testbench </w:t>
+        <w:t>2:-</w:t>
+      </w:r>
+      <w:proofErr w:type="gramEnd"/>
+    </w:p>
+    <w:p>
+      <w:pPr>
+        <w:jc w:val="both"/>
+        <w:rPr>
+          <w:rFonts w:asciiTheme="majorBidi" w:hAnsiTheme="majorBidi" w:cstheme="majorBidi"/>
+          <w:i/>
+          <w:iCs/>
+        </w:rPr>
+      </w:pPr>
+      <w:r>
+        <w:rPr>
+          <w:rFonts w:asciiTheme="majorBidi" w:hAnsiTheme="majorBidi" w:cstheme="majorBidi"/>
+          <w:i/>
+          <w:iCs/>
+        </w:rPr>
+        <w:t>`timescale 1ns / 1ps</w:t>
+      </w:r>
+    </w:p>
+    <w:p>
+      <w:pPr>
+        <w:jc w:val="both"/>
+        <w:rPr>
+          <w:rFonts w:asciiTheme="majorBidi" w:hAnsiTheme="majorBidi" w:cstheme="majorBidi"/>
+          <w:i/>
+          <w:iCs/>
+        </w:rPr>
+      </w:pPr>
+      <w:r>
+        <w:rPr>
+          <w:rFonts w:asciiTheme="majorBidi" w:hAnsiTheme="majorBidi" w:cstheme="majorBidi"/>
+          <w:i/>
+          <w:iCs/>
+        </w:rPr>
+        <w:t>module alu_32bit_tb;</w:t>
+      </w:r>
+    </w:p>
+    <w:p>
+      <w:pPr>
+        <w:jc w:val="both"/>
+        <w:rPr>
+          <w:rFonts w:asciiTheme="majorBidi" w:hAnsiTheme="majorBidi" w:cstheme="majorBidi"/>
+          <w:i/>
+          <w:iCs/>
+        </w:rPr>
+      </w:pPr>
+      <w:r>
+        <w:rPr>
+          <w:rFonts w:asciiTheme="majorBidi" w:hAnsiTheme="majorBidi" w:cstheme="majorBidi"/>
+          <w:i/>
+          <w:iCs/>
+        </w:rPr>
+        <w:t xml:space="preserve">    // Inputs</w:t>
+      </w:r>
+    </w:p>
+    <w:p>
+      <w:pPr>
+        <w:jc w:val="both"/>
+        <w:rPr>
+          <w:rFonts w:asciiTheme="majorBidi" w:hAnsiTheme="majorBidi" w:cstheme="majorBidi"/>
+          <w:i/>
+          <w:iCs/>
+        </w:rPr>
+      </w:pPr>
+      <w:r>
+        <w:rPr>
+          <w:rFonts w:asciiTheme="majorBidi" w:hAnsiTheme="majorBidi" w:cstheme="majorBidi"/>
+          <w:i/>
+          <w:iCs/>
+        </w:rPr>
+        <w:t xml:space="preserve">    reg [31:0] A;</w:t>
+      </w:r>
+    </w:p>
+    <w:p>
+      <w:pPr>
+        <w:jc w:val="both"/>
+        <w:rPr>
+          <w:rFonts w:asciiTheme="majorBidi" w:hAnsiTheme="majorBidi" w:cstheme="majorBidi"/>
+          <w:i/>
+          <w:iCs/>
+        </w:rPr>
+      </w:pPr>
+      <w:r>
+        <w:rPr>
+          <w:rFonts w:asciiTheme="majorBidi" w:hAnsiTheme="majorBidi" w:cstheme="majorBidi"/>
+          <w:i/>
+          <w:iCs/>
+        </w:rPr>
+        <w:t xml:space="preserve">    reg [31:0] B;</w:t>
+      </w:r>
+    </w:p>
+    <w:p>
+      <w:pPr>
+        <w:jc w:val="both"/>
+        <w:rPr>
+          <w:rFonts w:asciiTheme="majorBidi" w:hAnsiTheme="majorBidi" w:cstheme="majorBidi"/>
+          <w:i/>
+          <w:iCs/>
+        </w:rPr>
+      </w:pPr>
+      <w:r>
+        <w:rPr>
+          <w:rFonts w:asciiTheme="majorBidi" w:hAnsiTheme="majorBidi" w:cstheme="majorBidi"/>
+          <w:i/>
+          <w:iCs/>
+        </w:rPr>
+        <w:t xml:space="preserve">    reg [3:0</w:t>
       </w:r>
       <w:proofErr w:type="gramStart"/>
       <w:r>
         <w:rPr>
           <w:rFonts w:asciiTheme="majorBidi" w:hAnsiTheme="majorBidi" w:cstheme="majorBidi"/>
-          <w:b/>
-          <w:bCs/>
-          <w:i/>
-          <w:iCs/>
-          <w:sz w:val="48"/>
-          <w:szCs w:val="48"/>
-          <w:u w:val="single"/>
-        </w:rPr>
-        <w:t>files:-</w:t>
-      </w:r>
-      <w:proofErr w:type="gramEnd"/>
-    </w:p>
-    <w:p>
-      <w:pPr>
-        <w:jc w:val="both"/>
-        <w:rPr>
-          <w:rFonts w:asciiTheme="majorBidi" w:hAnsiTheme="majorBidi" w:cstheme="majorBidi"/>
-          <w:b/>
-          <w:bCs/>
-          <w:i/>
-          <w:iCs/>
-          <w:sz w:val="48"/>
-          <w:szCs w:val="48"/>
-          <w:u w:val="single"/>
-        </w:rPr>
-      </w:pPr>
-      <w:proofErr w:type="gramStart"/>
-      <w:r>
-        <w:rPr>
-          <w:rFonts w:asciiTheme="majorBidi" w:hAnsiTheme="majorBidi" w:cstheme="majorBidi"/>
-          <w:b/>
-          <w:bCs/>
-          <w:i/>
-          <w:iCs/>
-          <w:sz w:val="48"/>
-          <w:szCs w:val="48"/>
-          <w:u w:val="single"/>
-        </w:rPr>
-        <w:t>1:-</w:t>
-      </w:r>
-      <w:proofErr w:type="gramEnd"/>
-    </w:p>
-    <w:p>
-      <w:pPr>
-        <w:jc w:val="both"/>
-        <w:rPr>
-          <w:rFonts w:asciiTheme="majorBidi" w:hAnsiTheme="majorBidi" w:cstheme="majorBidi"/>
-          <w:i/>
-          <w:iCs/>
-        </w:rPr>
-      </w:pPr>
-      <w:r>
-        <w:rPr>
-          <w:rFonts w:asciiTheme="majorBidi" w:hAnsiTheme="majorBidi" w:cstheme="majorBidi"/>
-          <w:i/>
-          <w:iCs/>
-        </w:rPr>
-        <w:t>`timescale 1ns / 1ps</w:t>
-      </w:r>
-    </w:p>
-    <w:p>
-      <w:pPr>
-        <w:jc w:val="both"/>
-        <w:rPr>
-          <w:rFonts w:asciiTheme="majorBidi" w:hAnsiTheme="majorBidi" w:cstheme="majorBidi"/>
-          <w:i/>
-          <w:iCs/>
-        </w:rPr>
-      </w:pPr>
-      <w:r>
-        <w:rPr>
-          <w:rFonts w:asciiTheme="majorBidi" w:hAnsiTheme="majorBidi" w:cstheme="majorBidi"/>
-          <w:i/>
-          <w:iCs/>
-        </w:rPr>
-        <w:t>module alu_1bit_tb;</w:t>
-      </w:r>
-    </w:p>
-    <w:p>
-      <w:pPr>
-        <w:jc w:val="both"/>
-        <w:rPr>
-          <w:rFonts w:asciiTheme="majorBidi" w:hAnsiTheme="majorBidi" w:cstheme="majorBidi"/>
-          <w:i/>
-          <w:iCs/>
-        </w:rPr>
-      </w:pPr>
-      <w:r>
-        <w:rPr>
-          <w:rFonts w:asciiTheme="majorBidi" w:hAnsiTheme="majorBidi" w:cstheme="majorBidi"/>
-          <w:i/>
-          <w:iCs/>
-        </w:rPr>
-        <w:t xml:space="preserve">    // Inputs</w:t>
-      </w:r>
-    </w:p>
-    <w:p>
-      <w:pPr>
-        <w:jc w:val="both"/>
-        <w:rPr>
-          <w:rFonts w:asciiTheme="majorBidi" w:hAnsiTheme="majorBidi" w:cstheme="majorBidi"/>
-          <w:i/>
-          <w:iCs/>
-        </w:rPr>
-      </w:pPr>
-      <w:r>
-        <w:rPr>
-          <w:rFonts w:asciiTheme="majorBidi" w:hAnsiTheme="majorBidi" w:cstheme="majorBidi"/>
-          <w:i/>
-          <w:iCs/>
-        </w:rPr>
-        <w:t xml:space="preserve">    reg A;</w:t>
-      </w:r>
-    </w:p>
-    <w:p>
-      <w:pPr>
-        <w:jc w:val="both"/>
-        <w:rPr>
-          <w:rFonts w:asciiTheme="majorBidi" w:hAnsiTheme="majorBidi" w:cstheme="majorBidi"/>
-          <w:i/>
-          <w:iCs/>
-        </w:rPr>
-      </w:pPr>
-      <w:r>
-        <w:rPr>
-          <w:rFonts w:asciiTheme="majorBidi" w:hAnsiTheme="majorBidi" w:cstheme="majorBidi"/>
-          <w:i/>
-          <w:iCs/>
-        </w:rPr>
-        <w:t xml:space="preserve">    reg B;</w:t>
-      </w:r>
-    </w:p>
-    <w:p>
-      <w:pPr>
-        <w:jc w:val="both"/>
-        <w:rPr>
-          <w:rFonts w:asciiTheme="majorBidi" w:hAnsiTheme="majorBidi" w:cstheme="majorBidi"/>
-          <w:i/>
-          <w:iCs/>
-        </w:rPr>
-      </w:pPr>
-      <w:r>
-        <w:rPr>
-          <w:rFonts w:asciiTheme="majorBidi" w:hAnsiTheme="majorBidi" w:cstheme="majorBidi"/>
-          <w:i/>
-          <w:iCs/>
-        </w:rPr>
-        <w:t xml:space="preserve">    reg [3:0] </w:t>
-      </w:r>
-      <w:proofErr w:type="spellStart"/>
-      <w:r>
-        <w:rPr>
-          <w:rFonts w:asciiTheme="majorBidi" w:hAnsiTheme="majorBidi" w:cstheme="majorBidi"/>
-          <w:i/>
-          <w:iCs/>
-        </w:rPr>
-        <w:t>ALUControl</w:t>
-      </w:r>
-      <w:proofErr w:type="spellEnd"/>
-      <w:r>
-        <w:rPr>
-          <w:rFonts w:asciiTheme="majorBidi" w:hAnsiTheme="majorBidi" w:cstheme="majorBidi"/>
-          <w:i/>
-          <w:iCs/>
-        </w:rPr>
-        <w:t>;</w:t>
-      </w:r>
-    </w:p>
-    <w:p>
-      <w:pPr>
-        <w:jc w:val="both"/>
-        <w:rPr>
-          <w:rFonts w:asciiTheme="majorBidi" w:hAnsiTheme="majorBidi" w:cstheme="majorBidi"/>
-          <w:i/>
-          <w:iCs/>
-        </w:rPr>
-      </w:pPr>
-      <w:r>
-        <w:rPr>
-          <w:rFonts w:asciiTheme="majorBidi" w:hAnsiTheme="majorBidi" w:cstheme="majorBidi"/>
-          <w:i/>
-          <w:iCs/>
-        </w:rPr>
-        <w:t xml:space="preserve">    // Outputs</w:t>
-      </w:r>
-    </w:p>
-    <w:p>
-      <w:pPr>
-        <w:jc w:val="both"/>
-        <w:rPr>
-          <w:rFonts w:asciiTheme="majorBidi" w:hAnsiTheme="majorBidi" w:cstheme="majorBidi"/>
-          <w:i/>
-          <w:iCs/>
-        </w:rPr>
-      </w:pPr>
-      <w:r>
-        <w:rPr>
-          <w:rFonts w:asciiTheme="majorBidi" w:hAnsiTheme="majorBidi" w:cstheme="majorBidi"/>
-          <w:i/>
-          <w:iCs/>
-        </w:rPr>
-        <w:t xml:space="preserve">    wire </w:t>
-      </w:r>
-      <w:proofErr w:type="spellStart"/>
-      <w:r>
-        <w:rPr>
-          <w:rFonts w:asciiTheme="majorBidi" w:hAnsiTheme="majorBidi" w:cstheme="majorBidi"/>
-          <w:i/>
-          <w:iCs/>
-        </w:rPr>
-        <w:t>ALUResult</w:t>
-      </w:r>
-      <w:proofErr w:type="spellEnd"/>
-      <w:r>
-        <w:rPr>
-          <w:rFonts w:asciiTheme="majorBidi" w:hAnsiTheme="majorBidi" w:cstheme="majorBidi"/>
-          <w:i/>
-          <w:iCs/>
-        </w:rPr>
-        <w:t>;</w:t>
-      </w:r>
-    </w:p>
-    <w:p>
-      <w:pPr>
-        <w:jc w:val="both"/>
-        <w:rPr>
-          <w:rFonts w:asciiTheme="majorBidi" w:hAnsiTheme="majorBidi" w:cstheme="majorBidi"/>
-          <w:i/>
-          <w:iCs/>
-        </w:rPr>
-      </w:pPr>
-      <w:r>
-        <w:rPr>
-          <w:rFonts w:asciiTheme="majorBidi" w:hAnsiTheme="majorBidi" w:cstheme="majorBidi"/>
-          <w:i/>
-          <w:iCs/>
-        </w:rPr>
-        <w:t xml:space="preserve">    wire Zero;</w:t>
-      </w:r>
-    </w:p>
-    <w:p>
-      <w:pPr>
-        <w:jc w:val="both"/>
-        <w:rPr>
-          <w:rFonts w:asciiTheme="majorBidi" w:hAnsiTheme="majorBidi" w:cstheme="majorBidi"/>
-          <w:i/>
-          <w:iCs/>
-        </w:rPr>
-      </w:pPr>
-      <w:r>
-        <w:rPr>
-          <w:rFonts w:asciiTheme="majorBidi" w:hAnsiTheme="majorBidi" w:cstheme="majorBidi"/>
-          <w:i/>
-          <w:iCs/>
-        </w:rPr>
-        <w:t xml:space="preserve">    // Instantiate the Unit Under Test (UUT)</w:t>
-      </w:r>
-    </w:p>
-    <w:p>
-      <w:pPr>
-        <w:jc w:val="both"/>
-        <w:rPr>
-          <w:rFonts w:asciiTheme="majorBidi" w:hAnsiTheme="majorBidi" w:cstheme="majorBidi"/>
-          <w:i/>
-          <w:iCs/>
-        </w:rPr>
-      </w:pPr>
-      <w:r>
-        <w:rPr>
-          <w:rFonts w:asciiTheme="majorBidi" w:hAnsiTheme="majorBidi" w:cstheme="majorBidi"/>
-          <w:i/>
-          <w:iCs/>
-        </w:rPr>
-        <w:t xml:space="preserve">    alu_1bit </w:t>
-      </w:r>
-      <w:proofErr w:type="spellStart"/>
-      <w:r>
-        <w:rPr>
-          <w:rFonts w:asciiTheme="majorBidi" w:hAnsiTheme="majorBidi" w:cstheme="majorBidi"/>
-          <w:i/>
-          <w:iCs/>
-        </w:rPr>
-        <w:t>uut</w:t>
-      </w:r>
-      <w:proofErr w:type="spellEnd"/>
-      <w:r>
-        <w:rPr>
-          <w:rFonts w:asciiTheme="majorBidi" w:hAnsiTheme="majorBidi" w:cstheme="majorBidi"/>
-          <w:i/>
-          <w:iCs/>
-        </w:rPr>
-        <w:t xml:space="preserve"> (</w:t>
-      </w:r>
-    </w:p>
-    <w:p>
-      <w:pPr>
-        <w:jc w:val="both"/>
-        <w:rPr>
-          <w:rFonts w:asciiTheme="majorBidi" w:hAnsiTheme="majorBidi" w:cstheme="majorBidi"/>
-          <w:i/>
-          <w:iCs/>
-        </w:rPr>
-      </w:pPr>
-      <w:r>
-        <w:rPr>
-          <w:rFonts w:asciiTheme="majorBidi" w:hAnsiTheme="majorBidi" w:cstheme="majorBidi"/>
-          <w:i/>
-          <w:iCs/>
-        </w:rPr>
-        <w:t xml:space="preserve">        </w:t>
-      </w:r>
-      <w:proofErr w:type="gramStart"/>
-      <w:r>
-        <w:rPr>
-          <w:rFonts w:asciiTheme="majorBidi" w:hAnsiTheme="majorBidi" w:cstheme="majorBidi"/>
-          <w:i/>
-          <w:iCs/>
-        </w:rPr>
-        <w:t>.A</w:t>
-      </w:r>
-      <w:proofErr w:type="gramEnd"/>
-      <w:r>
-        <w:rPr>
-          <w:rFonts w:asciiTheme="majorBidi" w:hAnsiTheme="majorBidi" w:cstheme="majorBidi"/>
-          <w:i/>
-          <w:iCs/>
-        </w:rPr>
-        <w:t>(A),</w:t>
-      </w:r>
-    </w:p>
-    <w:p>
-      <w:pPr>
-        <w:jc w:val="both"/>
-        <w:rPr>
-          <w:rFonts w:asciiTheme="majorBidi" w:hAnsiTheme="majorBidi" w:cstheme="majorBidi"/>
-          <w:i/>
-          <w:iCs/>
-        </w:rPr>
-      </w:pPr>
-      <w:r>
-        <w:rPr>
-          <w:rFonts w:asciiTheme="majorBidi" w:hAnsiTheme="majorBidi" w:cstheme="majorBidi"/>
-          <w:i/>
-          <w:iCs/>
-        </w:rPr>
-        <w:t xml:space="preserve">        </w:t>
-      </w:r>
-      <w:proofErr w:type="gramStart"/>
-      <w:r>
-        <w:rPr>
-          <w:rFonts w:asciiTheme="majorBidi" w:hAnsiTheme="majorBidi" w:cstheme="majorBidi"/>
-          <w:i/>
-          <w:iCs/>
-        </w:rPr>
-        <w:t>.B</w:t>
-      </w:r>
-      <w:proofErr w:type="gramEnd"/>
-      <w:r>
-        <w:rPr>
-          <w:rFonts w:asciiTheme="majorBidi" w:hAnsiTheme="majorBidi" w:cstheme="majorBidi"/>
-          <w:i/>
-          <w:iCs/>
-        </w:rPr>
-        <w:t>(B),</w:t>
-      </w:r>
-    </w:p>
-    <w:p>
-      <w:pPr>
-        <w:jc w:val="both"/>
-        <w:rPr>
-          <w:rFonts w:asciiTheme="majorBidi" w:hAnsiTheme="majorBidi" w:cstheme="majorBidi"/>
-          <w:i/>
-          <w:iCs/>
-        </w:rPr>
-      </w:pPr>
-      <w:r>
-        <w:rPr>
-          <w:rFonts w:asciiTheme="majorBidi" w:hAnsiTheme="majorBidi" w:cstheme="majorBidi"/>
-          <w:i/>
-          <w:iCs/>
-        </w:rPr>
-        <w:t xml:space="preserve">        </w:t>
-      </w:r>
-      <w:proofErr w:type="gramStart"/>
-      <w:r>
-        <w:rPr>
-          <w:rFonts w:asciiTheme="majorBidi" w:hAnsiTheme="majorBidi" w:cstheme="majorBidi"/>
-          <w:i/>
-          <w:iCs/>
-        </w:rPr>
-        <w:t>.</w:t>
+          <w:i/>
+          <w:iCs/>
+        </w:rPr>
+        <w:t xml:space="preserve">]  </w:t>
       </w:r>
       <w:proofErr w:type="spellStart"/>
       <w:r>
@@ -5842,7 +7059,43 @@
           <w:i/>
           <w:iCs/>
         </w:rPr>
-        <w:t>(</w:t>
+        <w:t>;</w:t>
+      </w:r>
+    </w:p>
+    <w:p>
+      <w:pPr>
+        <w:jc w:val="both"/>
+        <w:rPr>
+          <w:rFonts w:asciiTheme="majorBidi" w:hAnsiTheme="majorBidi" w:cstheme="majorBidi"/>
+          <w:i/>
+          <w:iCs/>
+        </w:rPr>
+      </w:pPr>
+      <w:r>
+        <w:rPr>
+          <w:rFonts w:asciiTheme="majorBidi" w:hAnsiTheme="majorBidi" w:cstheme="majorBidi"/>
+          <w:i/>
+          <w:iCs/>
+        </w:rPr>
+        <w:t xml:space="preserve">    // Outputs</w:t>
+      </w:r>
+    </w:p>
+    <w:p>
+      <w:pPr>
+        <w:jc w:val="both"/>
+        <w:rPr>
+          <w:rFonts w:asciiTheme="majorBidi" w:hAnsiTheme="majorBidi" w:cstheme="majorBidi"/>
+          <w:i/>
+          <w:iCs/>
+        </w:rPr>
+      </w:pPr>
+      <w:r>
+        <w:rPr>
+          <w:rFonts w:asciiTheme="majorBidi" w:hAnsiTheme="majorBidi" w:cstheme="majorBidi"/>
+          <w:i/>
+          <w:iCs/>
+        </w:rPr>
+        <w:t xml:space="preserve">    wire [31:0] </w:t>
       </w:r>
       <w:proofErr w:type="spellStart"/>
       <w:r>
@@ -5851,52 +7104,196 @@
           <w:i/>
           <w:iCs/>
         </w:rPr>
+        <w:t>ALUResult</w:t>
+      </w:r>
+      <w:proofErr w:type="spellEnd"/>
+      <w:r>
+        <w:rPr>
+          <w:rFonts w:asciiTheme="majorBidi" w:hAnsiTheme="majorBidi" w:cstheme="majorBidi"/>
+          <w:i/>
+          <w:iCs/>
+        </w:rPr>
+        <w:t>;</w:t>
+      </w:r>
+    </w:p>
+    <w:p>
+      <w:pPr>
+        <w:jc w:val="both"/>
+        <w:rPr>
+          <w:rFonts w:asciiTheme="majorBidi" w:hAnsiTheme="majorBidi" w:cstheme="majorBidi"/>
+          <w:i/>
+          <w:iCs/>
+        </w:rPr>
+      </w:pPr>
+      <w:r>
+        <w:rPr>
+          <w:rFonts w:asciiTheme="majorBidi" w:hAnsiTheme="majorBidi" w:cstheme="majorBidi"/>
+          <w:i/>
+          <w:iCs/>
+        </w:rPr>
+        <w:t xml:space="preserve">    wire        Zero;</w:t>
+      </w:r>
+    </w:p>
+    <w:p>
+      <w:pPr>
+        <w:jc w:val="both"/>
+        <w:rPr>
+          <w:rFonts w:asciiTheme="majorBidi" w:hAnsiTheme="majorBidi" w:cstheme="majorBidi"/>
+          <w:i/>
+          <w:iCs/>
+        </w:rPr>
+      </w:pPr>
+      <w:r>
+        <w:rPr>
+          <w:rFonts w:asciiTheme="majorBidi" w:hAnsiTheme="majorBidi" w:cstheme="majorBidi"/>
+          <w:i/>
+          <w:iCs/>
+        </w:rPr>
+        <w:t xml:space="preserve">    // Instantiate the Unit Under Test (UUT)</w:t>
+      </w:r>
+    </w:p>
+    <w:p>
+      <w:pPr>
+        <w:jc w:val="both"/>
+        <w:rPr>
+          <w:rFonts w:asciiTheme="majorBidi" w:hAnsiTheme="majorBidi" w:cstheme="majorBidi"/>
+          <w:i/>
+          <w:iCs/>
+        </w:rPr>
+      </w:pPr>
+      <w:r>
+        <w:rPr>
+          <w:rFonts w:asciiTheme="majorBidi" w:hAnsiTheme="majorBidi" w:cstheme="majorBidi"/>
+          <w:i/>
+          <w:iCs/>
+        </w:rPr>
+        <w:t xml:space="preserve">    alu_32bit </w:t>
+      </w:r>
+      <w:proofErr w:type="spellStart"/>
+      <w:r>
+        <w:rPr>
+          <w:rFonts w:asciiTheme="majorBidi" w:hAnsiTheme="majorBidi" w:cstheme="majorBidi"/>
+          <w:i/>
+          <w:iCs/>
+        </w:rPr>
+        <w:t>uut</w:t>
+      </w:r>
+      <w:proofErr w:type="spellEnd"/>
+      <w:r>
+        <w:rPr>
+          <w:rFonts w:asciiTheme="majorBidi" w:hAnsiTheme="majorBidi" w:cstheme="majorBidi"/>
+          <w:i/>
+          <w:iCs/>
+        </w:rPr>
+        <w:t xml:space="preserve"> (</w:t>
+      </w:r>
+    </w:p>
+    <w:p>
+      <w:pPr>
+        <w:jc w:val="both"/>
+        <w:rPr>
+          <w:rFonts w:asciiTheme="majorBidi" w:hAnsiTheme="majorBidi" w:cstheme="majorBidi"/>
+          <w:i/>
+          <w:iCs/>
+        </w:rPr>
+      </w:pPr>
+      <w:r>
+        <w:rPr>
+          <w:rFonts w:asciiTheme="majorBidi" w:hAnsiTheme="majorBidi" w:cstheme="majorBidi"/>
+          <w:i/>
+          <w:iCs/>
+        </w:rPr>
+        <w:t xml:space="preserve">        </w:t>
+      </w:r>
+      <w:proofErr w:type="gramStart"/>
+      <w:r>
+        <w:rPr>
+          <w:rFonts w:asciiTheme="majorBidi" w:hAnsiTheme="majorBidi" w:cstheme="majorBidi"/>
+          <w:i/>
+          <w:iCs/>
+        </w:rPr>
+        <w:t>.A</w:t>
+      </w:r>
+      <w:proofErr w:type="gramEnd"/>
+      <w:r>
+        <w:rPr>
+          <w:rFonts w:asciiTheme="majorBidi" w:hAnsiTheme="majorBidi" w:cstheme="majorBidi"/>
+          <w:i/>
+          <w:iCs/>
+        </w:rPr>
+        <w:t>(A),</w:t>
+      </w:r>
+    </w:p>
+    <w:p>
+      <w:pPr>
+        <w:jc w:val="both"/>
+        <w:rPr>
+          <w:rFonts w:asciiTheme="majorBidi" w:hAnsiTheme="majorBidi" w:cstheme="majorBidi"/>
+          <w:i/>
+          <w:iCs/>
+        </w:rPr>
+      </w:pPr>
+      <w:r>
+        <w:rPr>
+          <w:rFonts w:asciiTheme="majorBidi" w:hAnsiTheme="majorBidi" w:cstheme="majorBidi"/>
+          <w:i/>
+          <w:iCs/>
+        </w:rPr>
+        <w:t xml:space="preserve">        </w:t>
+      </w:r>
+      <w:proofErr w:type="gramStart"/>
+      <w:r>
+        <w:rPr>
+          <w:rFonts w:asciiTheme="majorBidi" w:hAnsiTheme="majorBidi" w:cstheme="majorBidi"/>
+          <w:i/>
+          <w:iCs/>
+        </w:rPr>
+        <w:t>.B</w:t>
+      </w:r>
+      <w:proofErr w:type="gramEnd"/>
+      <w:r>
+        <w:rPr>
+          <w:rFonts w:asciiTheme="majorBidi" w:hAnsiTheme="majorBidi" w:cstheme="majorBidi"/>
+          <w:i/>
+          <w:iCs/>
+        </w:rPr>
+        <w:t>(B),</w:t>
+      </w:r>
+    </w:p>
+    <w:p>
+      <w:pPr>
+        <w:jc w:val="both"/>
+        <w:rPr>
+          <w:rFonts w:asciiTheme="majorBidi" w:hAnsiTheme="majorBidi" w:cstheme="majorBidi"/>
+          <w:i/>
+          <w:iCs/>
+        </w:rPr>
+      </w:pPr>
+      <w:r>
+        <w:rPr>
+          <w:rFonts w:asciiTheme="majorBidi" w:hAnsiTheme="majorBidi" w:cstheme="majorBidi"/>
+          <w:i/>
+          <w:iCs/>
+        </w:rPr>
+        <w:t xml:space="preserve">        </w:t>
+      </w:r>
+      <w:proofErr w:type="gramStart"/>
+      <w:r>
+        <w:rPr>
+          <w:rFonts w:asciiTheme="majorBidi" w:hAnsiTheme="majorBidi" w:cstheme="majorBidi"/>
+          <w:i/>
+          <w:iCs/>
+        </w:rPr>
+        <w:t>.</w:t>
+      </w:r>
+      <w:proofErr w:type="spellStart"/>
+      <w:r>
+        <w:rPr>
+          <w:rFonts w:asciiTheme="majorBidi" w:hAnsiTheme="majorBidi" w:cstheme="majorBidi"/>
+          <w:i/>
+          <w:iCs/>
+        </w:rPr>
         <w:t>ALUControl</w:t>
-      </w:r>
-      <w:proofErr w:type="spellEnd"/>
-      <w:r>
-        <w:rPr>
-          <w:rFonts w:asciiTheme="majorBidi" w:hAnsiTheme="majorBidi" w:cstheme="majorBidi"/>
-          <w:i/>
-          <w:iCs/>
-        </w:rPr>
-        <w:t>),</w:t>
-      </w:r>
-    </w:p>
-    <w:p>
-      <w:pPr>
-        <w:jc w:val="both"/>
-        <w:rPr>
-          <w:rFonts w:asciiTheme="majorBidi" w:hAnsiTheme="majorBidi" w:cstheme="majorBidi"/>
-          <w:i/>
-          <w:iCs/>
-        </w:rPr>
-      </w:pPr>
-      <w:r>
-        <w:rPr>
-          <w:rFonts w:asciiTheme="majorBidi" w:hAnsiTheme="majorBidi" w:cstheme="majorBidi"/>
-          <w:i/>
-          <w:iCs/>
-        </w:rPr>
-        <w:t xml:space="preserve">        </w:t>
-      </w:r>
-      <w:proofErr w:type="gramStart"/>
-      <w:r>
-        <w:rPr>
-          <w:rFonts w:asciiTheme="majorBidi" w:hAnsiTheme="majorBidi" w:cstheme="majorBidi"/>
-          <w:i/>
-          <w:iCs/>
-        </w:rPr>
-        <w:t>.</w:t>
-      </w:r>
-      <w:proofErr w:type="spellStart"/>
-      <w:r>
-        <w:rPr>
-          <w:rFonts w:asciiTheme="majorBidi" w:hAnsiTheme="majorBidi" w:cstheme="majorBidi"/>
-          <w:i/>
-          <w:iCs/>
-        </w:rPr>
-        <w:t>ALUResult</w:t>
       </w:r>
       <w:proofErr w:type="spellEnd"/>
       <w:proofErr w:type="gramEnd"/>
@@ -5915,9 +7312,73 @@
           <w:i/>
           <w:iCs/>
         </w:rPr>
+        <w:t>ALUControl</w:t>
+      </w:r>
+      <w:proofErr w:type="spellEnd"/>
+      <w:r>
+        <w:rPr>
+          <w:rFonts w:asciiTheme="majorBidi" w:hAnsiTheme="majorBidi" w:cstheme="majorBidi"/>
+          <w:i/>
+          <w:iCs/>
+        </w:rPr>
+        <w:t>),</w:t>
+      </w:r>
+    </w:p>
+    <w:p>
+      <w:pPr>
+        <w:jc w:val="both"/>
+        <w:rPr>
+          <w:rFonts w:asciiTheme="majorBidi" w:hAnsiTheme="majorBidi" w:cstheme="majorBidi"/>
+          <w:i/>
+          <w:iCs/>
+        </w:rPr>
+      </w:pPr>
+      <w:r>
+        <w:rPr>
+          <w:rFonts w:asciiTheme="majorBidi" w:hAnsiTheme="majorBidi" w:cstheme="majorBidi"/>
+          <w:i/>
+          <w:iCs/>
+        </w:rPr>
+        <w:t xml:space="preserve">        </w:t>
+      </w:r>
+      <w:proofErr w:type="gramStart"/>
+      <w:r>
+        <w:rPr>
+          <w:rFonts w:asciiTheme="majorBidi" w:hAnsiTheme="majorBidi" w:cstheme="majorBidi"/>
+          <w:i/>
+          <w:iCs/>
+        </w:rPr>
+        <w:t>.</w:t>
+      </w:r>
+      <w:proofErr w:type="spellStart"/>
+      <w:r>
+        <w:rPr>
+          <w:rFonts w:asciiTheme="majorBidi" w:hAnsiTheme="majorBidi" w:cstheme="majorBidi"/>
+          <w:i/>
+          <w:iCs/>
+        </w:rPr>
         <w:t>ALUResult</w:t>
       </w:r>
       <w:proofErr w:type="spellEnd"/>
+      <w:proofErr w:type="gramEnd"/>
+      <w:r>
+        <w:rPr>
+          <w:rFonts w:asciiTheme="majorBidi" w:hAnsiTheme="majorBidi" w:cstheme="majorBidi"/>
+          <w:i/>
+          <w:iCs/>
+        </w:rPr>
+        <w:t>(</w:t>
+      </w:r>
+      <w:proofErr w:type="spellStart"/>
+      <w:r>
+        <w:rPr>
+          <w:rFonts w:asciiTheme="majorBidi" w:hAnsiTheme="majorBidi" w:cstheme="majorBidi"/>
+          <w:i/>
+          <w:iCs/>
+        </w:rPr>
+        <w:t>ALUResult</w:t>
+      </w:r>
+      <w:proofErr w:type="spellEnd"/>
       <w:r>
         <w:rPr>
           <w:rFonts w:asciiTheme="majorBidi" w:hAnsiTheme="majorBidi" w:cstheme="majorBidi"/>
@@ -6104,7 +7565,115 @@
           <w:i/>
           <w:iCs/>
         </w:rPr>
-        <w:t xml:space="preserve">        // Wait 10 ns for global reset to finish</w:t>
+        <w:t xml:space="preserve">        // Wait 100 ns for global reset to finish</w:t>
+      </w:r>
+    </w:p>
+    <w:p>
+      <w:pPr>
+        <w:jc w:val="both"/>
+        <w:rPr>
+          <w:rFonts w:asciiTheme="majorBidi" w:hAnsiTheme="majorBidi" w:cstheme="majorBidi"/>
+          <w:i/>
+          <w:iCs/>
+        </w:rPr>
+      </w:pPr>
+      <w:r>
+        <w:rPr>
+          <w:rFonts w:asciiTheme="majorBidi" w:hAnsiTheme="majorBidi" w:cstheme="majorBidi"/>
+          <w:i/>
+          <w:iCs/>
+        </w:rPr>
+        <w:t xml:space="preserve">        #100;</w:t>
+      </w:r>
+    </w:p>
+    <w:p>
+      <w:pPr>
+        <w:jc w:val="both"/>
+        <w:rPr>
+          <w:rFonts w:asciiTheme="majorBidi" w:hAnsiTheme="majorBidi" w:cstheme="majorBidi"/>
+          <w:i/>
+          <w:iCs/>
+        </w:rPr>
+      </w:pPr>
+      <w:r>
+        <w:rPr>
+          <w:rFonts w:asciiTheme="majorBidi" w:hAnsiTheme="majorBidi" w:cstheme="majorBidi"/>
+          <w:i/>
+          <w:iCs/>
+        </w:rPr>
+        <w:t xml:space="preserve">        // Test 1: ADD</w:t>
+      </w:r>
+    </w:p>
+    <w:p>
+      <w:pPr>
+        <w:jc w:val="both"/>
+        <w:rPr>
+          <w:rFonts w:asciiTheme="majorBidi" w:hAnsiTheme="majorBidi" w:cstheme="majorBidi"/>
+          <w:i/>
+          <w:iCs/>
+        </w:rPr>
+      </w:pPr>
+      <w:r>
+        <w:rPr>
+          <w:rFonts w:asciiTheme="majorBidi" w:hAnsiTheme="majorBidi" w:cstheme="majorBidi"/>
+          <w:i/>
+          <w:iCs/>
+        </w:rPr>
+        <w:t xml:space="preserve">        A = 32'd250; </w:t>
+      </w:r>
+    </w:p>
+    <w:p>
+      <w:pPr>
+        <w:jc w:val="both"/>
+        <w:rPr>
+          <w:rFonts w:asciiTheme="majorBidi" w:hAnsiTheme="majorBidi" w:cstheme="majorBidi"/>
+          <w:i/>
+          <w:iCs/>
+        </w:rPr>
+      </w:pPr>
+      <w:r>
+        <w:rPr>
+          <w:rFonts w:asciiTheme="majorBidi" w:hAnsiTheme="majorBidi" w:cstheme="majorBidi"/>
+          <w:i/>
+          <w:iCs/>
+        </w:rPr>
+        <w:t xml:space="preserve">        B = 32'd150; </w:t>
+      </w:r>
+    </w:p>
+    <w:p>
+      <w:pPr>
+        <w:jc w:val="both"/>
+        <w:rPr>
+          <w:rFonts w:asciiTheme="majorBidi" w:hAnsiTheme="majorBidi" w:cstheme="majorBidi"/>
+          <w:i/>
+          <w:iCs/>
+        </w:rPr>
+      </w:pPr>
+      <w:r>
+        <w:rPr>
+          <w:rFonts w:asciiTheme="majorBidi" w:hAnsiTheme="majorBidi" w:cstheme="majorBidi"/>
+          <w:i/>
+          <w:iCs/>
+        </w:rPr>
+        <w:t xml:space="preserve">        </w:t>
+      </w:r>
+      <w:proofErr w:type="spellStart"/>
+      <w:r>
+        <w:rPr>
+          <w:rFonts w:asciiTheme="majorBidi" w:hAnsiTheme="majorBidi" w:cstheme="majorBidi"/>
+          <w:i/>
+          <w:iCs/>
+        </w:rPr>
+        <w:t>ALUControl</w:t>
+      </w:r>
+      <w:proofErr w:type="spellEnd"/>
+      <w:r>
+        <w:rPr>
+          <w:rFonts w:asciiTheme="majorBidi" w:hAnsiTheme="majorBidi" w:cstheme="majorBidi"/>
+          <w:i/>
+          <w:iCs/>
+        </w:rPr>
+        <w:t xml:space="preserve"> = 4'b0010; // ADD</w:t>
       </w:r>
     </w:p>
     <w:p>
@@ -6140,25 +7709,43 @@
           <w:i/>
           <w:iCs/>
         </w:rPr>
-        <w:t xml:space="preserve">        // Print header for the console output</w:t>
-      </w:r>
-    </w:p>
-    <w:p>
-      <w:pPr>
-        <w:jc w:val="both"/>
-        <w:rPr>
-          <w:rFonts w:asciiTheme="majorBidi" w:hAnsiTheme="majorBidi" w:cstheme="majorBidi"/>
-          <w:i/>
-          <w:iCs/>
-        </w:rPr>
-      </w:pPr>
-      <w:r>
-        <w:rPr>
-          <w:rFonts w:asciiTheme="majorBidi" w:hAnsiTheme="majorBidi" w:cstheme="majorBidi"/>
-          <w:i/>
-          <w:iCs/>
-        </w:rPr>
-        <w:t xml:space="preserve">        // Test 1: AND</w:t>
+        <w:t xml:space="preserve">        // Test 2: SUB</w:t>
+      </w:r>
+    </w:p>
+    <w:p>
+      <w:pPr>
+        <w:jc w:val="both"/>
+        <w:rPr>
+          <w:rFonts w:asciiTheme="majorBidi" w:hAnsiTheme="majorBidi" w:cstheme="majorBidi"/>
+          <w:i/>
+          <w:iCs/>
+        </w:rPr>
+      </w:pPr>
+      <w:r>
+        <w:rPr>
+          <w:rFonts w:asciiTheme="majorBidi" w:hAnsiTheme="majorBidi" w:cstheme="majorBidi"/>
+          <w:i/>
+          <w:iCs/>
+        </w:rPr>
+        <w:t xml:space="preserve">        A = 32'd500; </w:t>
+      </w:r>
+    </w:p>
+    <w:p>
+      <w:pPr>
+        <w:jc w:val="both"/>
+        <w:rPr>
+          <w:rFonts w:asciiTheme="majorBidi" w:hAnsiTheme="majorBidi" w:cstheme="majorBidi"/>
+          <w:i/>
+          <w:iCs/>
+        </w:rPr>
+      </w:pPr>
+      <w:r>
+        <w:rPr>
+          <w:rFonts w:asciiTheme="majorBidi" w:hAnsiTheme="majorBidi" w:cstheme="majorBidi"/>
+          <w:i/>
+          <w:iCs/>
+        </w:rPr>
+        <w:t xml:space="preserve">        B = 32'd500; </w:t>
       </w:r>
     </w:p>
     <w:p>
@@ -6194,169 +7781,79 @@
           <w:i/>
           <w:iCs/>
         </w:rPr>
-        <w:t xml:space="preserve"> = 4'b0000; A = 1'b1; B = 1'b1; #10;</w:t>
-      </w:r>
-    </w:p>
-    <w:p>
-      <w:pPr>
-        <w:jc w:val="both"/>
-        <w:rPr>
-          <w:rFonts w:asciiTheme="majorBidi" w:hAnsiTheme="majorBidi" w:cstheme="majorBidi"/>
-          <w:i/>
-          <w:iCs/>
-        </w:rPr>
-      </w:pPr>
-      <w:r>
-        <w:rPr>
-          <w:rFonts w:asciiTheme="majorBidi" w:hAnsiTheme="majorBidi" w:cstheme="majorBidi"/>
-          <w:i/>
-          <w:iCs/>
-        </w:rPr>
-        <w:t xml:space="preserve">        </w:t>
-      </w:r>
-      <w:proofErr w:type="spellStart"/>
-      <w:r>
-        <w:rPr>
-          <w:rFonts w:asciiTheme="majorBidi" w:hAnsiTheme="majorBidi" w:cstheme="majorBidi"/>
-          <w:i/>
-          <w:iCs/>
-        </w:rPr>
-        <w:t>ALUControl</w:t>
-      </w:r>
-      <w:proofErr w:type="spellEnd"/>
-      <w:r>
-        <w:rPr>
-          <w:rFonts w:asciiTheme="majorBidi" w:hAnsiTheme="majorBidi" w:cstheme="majorBidi"/>
-          <w:i/>
-          <w:iCs/>
-        </w:rPr>
-        <w:t xml:space="preserve"> = 4'b0000; A = 1'b1; B = 1'b0; #10;</w:t>
-      </w:r>
-    </w:p>
-    <w:p>
-      <w:pPr>
-        <w:jc w:val="both"/>
-        <w:rPr>
-          <w:rFonts w:asciiTheme="majorBidi" w:hAnsiTheme="majorBidi" w:cstheme="majorBidi"/>
-          <w:i/>
-          <w:iCs/>
-        </w:rPr>
-      </w:pPr>
-      <w:r>
-        <w:rPr>
-          <w:rFonts w:asciiTheme="majorBidi" w:hAnsiTheme="majorBidi" w:cstheme="majorBidi"/>
-          <w:i/>
-          <w:iCs/>
-        </w:rPr>
-        <w:t xml:space="preserve">        // Test 2: OR</w:t>
-      </w:r>
-    </w:p>
-    <w:p>
-      <w:pPr>
-        <w:jc w:val="both"/>
-        <w:rPr>
-          <w:rFonts w:asciiTheme="majorBidi" w:hAnsiTheme="majorBidi" w:cstheme="majorBidi"/>
-          <w:i/>
-          <w:iCs/>
-        </w:rPr>
-      </w:pPr>
-      <w:r>
-        <w:rPr>
-          <w:rFonts w:asciiTheme="majorBidi" w:hAnsiTheme="majorBidi" w:cstheme="majorBidi"/>
-          <w:i/>
-          <w:iCs/>
-        </w:rPr>
-        <w:t xml:space="preserve">        </w:t>
-      </w:r>
-      <w:proofErr w:type="spellStart"/>
-      <w:r>
-        <w:rPr>
-          <w:rFonts w:asciiTheme="majorBidi" w:hAnsiTheme="majorBidi" w:cstheme="majorBidi"/>
-          <w:i/>
-          <w:iCs/>
-        </w:rPr>
-        <w:t>ALUControl</w:t>
-      </w:r>
-      <w:proofErr w:type="spellEnd"/>
-      <w:r>
-        <w:rPr>
-          <w:rFonts w:asciiTheme="majorBidi" w:hAnsiTheme="majorBidi" w:cstheme="majorBidi"/>
-          <w:i/>
-          <w:iCs/>
-        </w:rPr>
-        <w:t xml:space="preserve"> = 4'b0001; A = 1'b0; B = 1'b1; #10;</w:t>
-      </w:r>
-    </w:p>
-    <w:p>
-      <w:pPr>
-        <w:jc w:val="both"/>
-        <w:rPr>
-          <w:rFonts w:asciiTheme="majorBidi" w:hAnsiTheme="majorBidi" w:cstheme="majorBidi"/>
-          <w:i/>
-          <w:iCs/>
-        </w:rPr>
-      </w:pPr>
-      <w:r>
-        <w:rPr>
-          <w:rFonts w:asciiTheme="majorBidi" w:hAnsiTheme="majorBidi" w:cstheme="majorBidi"/>
-          <w:i/>
-          <w:iCs/>
-        </w:rPr>
-        <w:t xml:space="preserve">        </w:t>
-      </w:r>
-      <w:proofErr w:type="spellStart"/>
-      <w:r>
-        <w:rPr>
-          <w:rFonts w:asciiTheme="majorBidi" w:hAnsiTheme="majorBidi" w:cstheme="majorBidi"/>
-          <w:i/>
-          <w:iCs/>
-        </w:rPr>
-        <w:t>ALUControl</w:t>
-      </w:r>
-      <w:proofErr w:type="spellEnd"/>
-      <w:r>
-        <w:rPr>
-          <w:rFonts w:asciiTheme="majorBidi" w:hAnsiTheme="majorBidi" w:cstheme="majorBidi"/>
-          <w:i/>
-          <w:iCs/>
-        </w:rPr>
-        <w:t xml:space="preserve"> = 4'b0001; A = 1'b0; B = 1'b0; #10;</w:t>
-      </w:r>
-    </w:p>
-    <w:p>
-      <w:pPr>
-        <w:jc w:val="both"/>
-        <w:rPr>
-          <w:rFonts w:asciiTheme="majorBidi" w:hAnsiTheme="majorBidi" w:cstheme="majorBidi"/>
-          <w:i/>
-          <w:iCs/>
-        </w:rPr>
-      </w:pPr>
-      <w:r>
-        <w:rPr>
-          <w:rFonts w:asciiTheme="majorBidi" w:hAnsiTheme="majorBidi" w:cstheme="majorBidi"/>
-          <w:i/>
-          <w:iCs/>
-        </w:rPr>
-        <w:t xml:space="preserve">        // Test 3: ADD (Acts as XOR in this </w:t>
-      </w:r>
-      <w:proofErr w:type="spellStart"/>
-      <w:r>
-        <w:rPr>
-          <w:rFonts w:asciiTheme="majorBidi" w:hAnsiTheme="majorBidi" w:cstheme="majorBidi"/>
-          <w:i/>
-          <w:iCs/>
-        </w:rPr>
-        <w:t>dataless</w:t>
-      </w:r>
-      <w:proofErr w:type="spellEnd"/>
-      <w:r>
-        <w:rPr>
-          <w:rFonts w:asciiTheme="majorBidi" w:hAnsiTheme="majorBidi" w:cstheme="majorBidi"/>
-          <w:i/>
-          <w:iCs/>
-        </w:rPr>
-        <w:t xml:space="preserve"> 1-bit version)</w:t>
+        <w:t xml:space="preserve"> = 4'b0110; // SUB</w:t>
+      </w:r>
+    </w:p>
+    <w:p>
+      <w:pPr>
+        <w:jc w:val="both"/>
+        <w:rPr>
+          <w:rFonts w:asciiTheme="majorBidi" w:hAnsiTheme="majorBidi" w:cstheme="majorBidi"/>
+          <w:i/>
+          <w:iCs/>
+        </w:rPr>
+      </w:pPr>
+      <w:r>
+        <w:rPr>
+          <w:rFonts w:asciiTheme="majorBidi" w:hAnsiTheme="majorBidi" w:cstheme="majorBidi"/>
+          <w:i/>
+          <w:iCs/>
+        </w:rPr>
+        <w:t xml:space="preserve">        #10;</w:t>
+      </w:r>
+    </w:p>
+    <w:p>
+      <w:pPr>
+        <w:jc w:val="both"/>
+        <w:rPr>
+          <w:rFonts w:asciiTheme="majorBidi" w:hAnsiTheme="majorBidi" w:cstheme="majorBidi"/>
+          <w:i/>
+          <w:iCs/>
+        </w:rPr>
+      </w:pPr>
+      <w:r>
+        <w:rPr>
+          <w:rFonts w:asciiTheme="majorBidi" w:hAnsiTheme="majorBidi" w:cstheme="majorBidi"/>
+          <w:i/>
+          <w:iCs/>
+        </w:rPr>
+        <w:t xml:space="preserve">        // Test 3: AND</w:t>
+      </w:r>
+    </w:p>
+    <w:p>
+      <w:pPr>
+        <w:jc w:val="both"/>
+        <w:rPr>
+          <w:rFonts w:asciiTheme="majorBidi" w:hAnsiTheme="majorBidi" w:cstheme="majorBidi"/>
+          <w:i/>
+          <w:iCs/>
+        </w:rPr>
+      </w:pPr>
+      <w:r>
+        <w:rPr>
+          <w:rFonts w:asciiTheme="majorBidi" w:hAnsiTheme="majorBidi" w:cstheme="majorBidi"/>
+          <w:i/>
+          <w:iCs/>
+        </w:rPr>
+        <w:t xml:space="preserve">        A = 32'hFFFF_0000;</w:t>
+      </w:r>
+    </w:p>
+    <w:p>
+      <w:pPr>
+        <w:jc w:val="both"/>
+        <w:rPr>
+          <w:rFonts w:asciiTheme="majorBidi" w:hAnsiTheme="majorBidi" w:cstheme="majorBidi"/>
+          <w:i/>
+          <w:iCs/>
+        </w:rPr>
+      </w:pPr>
+      <w:r>
+        <w:rPr>
+          <w:rFonts w:asciiTheme="majorBidi" w:hAnsiTheme="majorBidi" w:cstheme="majorBidi"/>
+          <w:i/>
+          <w:iCs/>
+        </w:rPr>
+        <w:t xml:space="preserve">        B = 32'hFF00_FF00;</w:t>
       </w:r>
     </w:p>
     <w:p>
@@ -6393,1393 +7890,6 @@
           <w:i/>
           <w:iCs/>
         </w:rPr>
-        <w:t xml:space="preserve"> = 4'b0010; A = 1'b1; B = 1'b0; #10;</w:t>
-      </w:r>
-    </w:p>
-    <w:p>
-      <w:pPr>
-        <w:jc w:val="both"/>
-        <w:rPr>
-          <w:rFonts w:asciiTheme="majorBidi" w:hAnsiTheme="majorBidi" w:cstheme="majorBidi"/>
-          <w:i/>
-          <w:iCs/>
-        </w:rPr>
-      </w:pPr>
-      <w:r>
-        <w:rPr>
-          <w:rFonts w:asciiTheme="majorBidi" w:hAnsiTheme="majorBidi" w:cstheme="majorBidi"/>
-          <w:i/>
-          <w:iCs/>
-        </w:rPr>
-        <w:t xml:space="preserve">        </w:t>
-      </w:r>
-      <w:proofErr w:type="spellStart"/>
-      <w:r>
-        <w:rPr>
-          <w:rFonts w:asciiTheme="majorBidi" w:hAnsiTheme="majorBidi" w:cstheme="majorBidi"/>
-          <w:i/>
-          <w:iCs/>
-        </w:rPr>
-        <w:t>ALUControl</w:t>
-      </w:r>
-      <w:proofErr w:type="spellEnd"/>
-      <w:r>
-        <w:rPr>
-          <w:rFonts w:asciiTheme="majorBidi" w:hAnsiTheme="majorBidi" w:cstheme="majorBidi"/>
-          <w:i/>
-          <w:iCs/>
-        </w:rPr>
-        <w:t xml:space="preserve"> = 4'b0010; A = 1'b1; B = 1'b1; #10; // Result should be 0, Zero flag 1</w:t>
-      </w:r>
-    </w:p>
-    <w:p>
-      <w:pPr>
-        <w:jc w:val="both"/>
-        <w:rPr>
-          <w:rFonts w:asciiTheme="majorBidi" w:hAnsiTheme="majorBidi" w:cstheme="majorBidi"/>
-          <w:i/>
-          <w:iCs/>
-        </w:rPr>
-      </w:pPr>
-      <w:r>
-        <w:rPr>
-          <w:rFonts w:asciiTheme="majorBidi" w:hAnsiTheme="majorBidi" w:cstheme="majorBidi"/>
-          <w:i/>
-          <w:iCs/>
-        </w:rPr>
-        <w:t xml:space="preserve">        // Test 4: SUB (Acts as XOR)</w:t>
-      </w:r>
-    </w:p>
-    <w:p>
-      <w:pPr>
-        <w:jc w:val="both"/>
-        <w:rPr>
-          <w:rFonts w:asciiTheme="majorBidi" w:hAnsiTheme="majorBidi" w:cstheme="majorBidi"/>
-          <w:i/>
-          <w:iCs/>
-        </w:rPr>
-      </w:pPr>
-      <w:r>
-        <w:rPr>
-          <w:rFonts w:asciiTheme="majorBidi" w:hAnsiTheme="majorBidi" w:cstheme="majorBidi"/>
-          <w:i/>
-          <w:iCs/>
-        </w:rPr>
-        <w:t xml:space="preserve">        </w:t>
-      </w:r>
-      <w:proofErr w:type="spellStart"/>
-      <w:r>
-        <w:rPr>
-          <w:rFonts w:asciiTheme="majorBidi" w:hAnsiTheme="majorBidi" w:cstheme="majorBidi"/>
-          <w:i/>
-          <w:iCs/>
-        </w:rPr>
-        <w:t>ALUControl</w:t>
-      </w:r>
-      <w:proofErr w:type="spellEnd"/>
-      <w:r>
-        <w:rPr>
-          <w:rFonts w:asciiTheme="majorBidi" w:hAnsiTheme="majorBidi" w:cstheme="majorBidi"/>
-          <w:i/>
-          <w:iCs/>
-        </w:rPr>
-        <w:t xml:space="preserve"> = 4'b0110; A = 1'b1; B = 1'b1; #10; // Result should be 0, Zero flag 1</w:t>
-      </w:r>
-    </w:p>
-    <w:p>
-      <w:pPr>
-        <w:jc w:val="both"/>
-        <w:rPr>
-          <w:rFonts w:asciiTheme="majorBidi" w:hAnsiTheme="majorBidi" w:cstheme="majorBidi"/>
-          <w:i/>
-          <w:iCs/>
-        </w:rPr>
-      </w:pPr>
-      <w:r>
-        <w:rPr>
-          <w:rFonts w:asciiTheme="majorBidi" w:hAnsiTheme="majorBidi" w:cstheme="majorBidi"/>
-          <w:i/>
-          <w:iCs/>
-        </w:rPr>
-        <w:t xml:space="preserve">        </w:t>
-      </w:r>
-      <w:proofErr w:type="spellStart"/>
-      <w:r>
-        <w:rPr>
-          <w:rFonts w:asciiTheme="majorBidi" w:hAnsiTheme="majorBidi" w:cstheme="majorBidi"/>
-          <w:i/>
-          <w:iCs/>
-        </w:rPr>
-        <w:t>ALUControl</w:t>
-      </w:r>
-      <w:proofErr w:type="spellEnd"/>
-      <w:r>
-        <w:rPr>
-          <w:rFonts w:asciiTheme="majorBidi" w:hAnsiTheme="majorBidi" w:cstheme="majorBidi"/>
-          <w:i/>
-          <w:iCs/>
-        </w:rPr>
-        <w:t xml:space="preserve"> = 4'b0110; A = 1'b0; B = 1'b1; #10;</w:t>
-      </w:r>
-    </w:p>
-    <w:p>
-      <w:pPr>
-        <w:jc w:val="both"/>
-        <w:rPr>
-          <w:rFonts w:asciiTheme="majorBidi" w:hAnsiTheme="majorBidi" w:cstheme="majorBidi"/>
-          <w:i/>
-          <w:iCs/>
-        </w:rPr>
-      </w:pPr>
-      <w:r>
-        <w:rPr>
-          <w:rFonts w:asciiTheme="majorBidi" w:hAnsiTheme="majorBidi" w:cstheme="majorBidi"/>
-          <w:i/>
-          <w:iCs/>
-        </w:rPr>
-        <w:t xml:space="preserve">        // Test 5: XOR</w:t>
-      </w:r>
-    </w:p>
-    <w:p>
-      <w:pPr>
-        <w:jc w:val="both"/>
-        <w:rPr>
-          <w:rFonts w:asciiTheme="majorBidi" w:hAnsiTheme="majorBidi" w:cstheme="majorBidi"/>
-          <w:i/>
-          <w:iCs/>
-        </w:rPr>
-      </w:pPr>
-      <w:r>
-        <w:rPr>
-          <w:rFonts w:asciiTheme="majorBidi" w:hAnsiTheme="majorBidi" w:cstheme="majorBidi"/>
-          <w:i/>
-          <w:iCs/>
-        </w:rPr>
-        <w:t xml:space="preserve">        </w:t>
-      </w:r>
-      <w:proofErr w:type="spellStart"/>
-      <w:r>
-        <w:rPr>
-          <w:rFonts w:asciiTheme="majorBidi" w:hAnsiTheme="majorBidi" w:cstheme="majorBidi"/>
-          <w:i/>
-          <w:iCs/>
-        </w:rPr>
-        <w:t>ALUControl</w:t>
-      </w:r>
-      <w:proofErr w:type="spellEnd"/>
-      <w:r>
-        <w:rPr>
-          <w:rFonts w:asciiTheme="majorBidi" w:hAnsiTheme="majorBidi" w:cstheme="majorBidi"/>
-          <w:i/>
-          <w:iCs/>
-        </w:rPr>
-        <w:t xml:space="preserve"> = 4'b0100; A = 1'b1; B = 1'b0; #10;</w:t>
-      </w:r>
-    </w:p>
-    <w:p>
-      <w:pPr>
-        <w:jc w:val="both"/>
-        <w:rPr>
-          <w:rFonts w:asciiTheme="majorBidi" w:hAnsiTheme="majorBidi" w:cstheme="majorBidi"/>
-          <w:i/>
-          <w:iCs/>
-        </w:rPr>
-      </w:pPr>
-      <w:r>
-        <w:rPr>
-          <w:rFonts w:asciiTheme="majorBidi" w:hAnsiTheme="majorBidi" w:cstheme="majorBidi"/>
-          <w:i/>
-          <w:iCs/>
-        </w:rPr>
-        <w:t xml:space="preserve">        // Test 6: SLL (Expected to output 0 as per our 1-bit module)</w:t>
-      </w:r>
-    </w:p>
-    <w:p>
-      <w:pPr>
-        <w:jc w:val="both"/>
-        <w:rPr>
-          <w:rFonts w:asciiTheme="majorBidi" w:hAnsiTheme="majorBidi" w:cstheme="majorBidi"/>
-          <w:i/>
-          <w:iCs/>
-        </w:rPr>
-      </w:pPr>
-      <w:r>
-        <w:rPr>
-          <w:rFonts w:asciiTheme="majorBidi" w:hAnsiTheme="majorBidi" w:cstheme="majorBidi"/>
-          <w:i/>
-          <w:iCs/>
-        </w:rPr>
-        <w:t xml:space="preserve">        </w:t>
-      </w:r>
-      <w:proofErr w:type="spellStart"/>
-      <w:r>
-        <w:rPr>
-          <w:rFonts w:asciiTheme="majorBidi" w:hAnsiTheme="majorBidi" w:cstheme="majorBidi"/>
-          <w:i/>
-          <w:iCs/>
-        </w:rPr>
-        <w:t>ALUControl</w:t>
-      </w:r>
-      <w:proofErr w:type="spellEnd"/>
-      <w:r>
-        <w:rPr>
-          <w:rFonts w:asciiTheme="majorBidi" w:hAnsiTheme="majorBidi" w:cstheme="majorBidi"/>
-          <w:i/>
-          <w:iCs/>
-        </w:rPr>
-        <w:t xml:space="preserve"> = 4'b1000; A = 1'b1; B = 1'b1; #10;</w:t>
-      </w:r>
-    </w:p>
-    <w:p>
-      <w:pPr>
-        <w:jc w:val="both"/>
-        <w:rPr>
-          <w:rFonts w:asciiTheme="majorBidi" w:hAnsiTheme="majorBidi" w:cstheme="majorBidi"/>
-          <w:i/>
-          <w:iCs/>
-        </w:rPr>
-      </w:pPr>
-      <w:r>
-        <w:rPr>
-          <w:rFonts w:asciiTheme="majorBidi" w:hAnsiTheme="majorBidi" w:cstheme="majorBidi"/>
-          <w:i/>
-          <w:iCs/>
-        </w:rPr>
-        <w:t xml:space="preserve">        // Test 7: SRL (Expected to output 0)</w:t>
-      </w:r>
-    </w:p>
-    <w:p>
-      <w:pPr>
-        <w:jc w:val="both"/>
-        <w:rPr>
-          <w:rFonts w:asciiTheme="majorBidi" w:hAnsiTheme="majorBidi" w:cstheme="majorBidi"/>
-          <w:i/>
-          <w:iCs/>
-        </w:rPr>
-      </w:pPr>
-      <w:r>
-        <w:rPr>
-          <w:rFonts w:asciiTheme="majorBidi" w:hAnsiTheme="majorBidi" w:cstheme="majorBidi"/>
-          <w:i/>
-          <w:iCs/>
-        </w:rPr>
-        <w:t xml:space="preserve">        </w:t>
-      </w:r>
-      <w:proofErr w:type="spellStart"/>
-      <w:r>
-        <w:rPr>
-          <w:rFonts w:asciiTheme="majorBidi" w:hAnsiTheme="majorBidi" w:cstheme="majorBidi"/>
-          <w:i/>
-          <w:iCs/>
-        </w:rPr>
-        <w:t>ALUControl</w:t>
-      </w:r>
-      <w:proofErr w:type="spellEnd"/>
-      <w:r>
-        <w:rPr>
-          <w:rFonts w:asciiTheme="majorBidi" w:hAnsiTheme="majorBidi" w:cstheme="majorBidi"/>
-          <w:i/>
-          <w:iCs/>
-        </w:rPr>
-        <w:t xml:space="preserve"> = 4'b1001; A = 1'b1; B = 1'b0; #10;</w:t>
-      </w:r>
-    </w:p>
-    <w:p>
-      <w:pPr>
-        <w:jc w:val="both"/>
-        <w:rPr>
-          <w:rFonts w:asciiTheme="majorBidi" w:hAnsiTheme="majorBidi" w:cstheme="majorBidi"/>
-          <w:i/>
-          <w:iCs/>
-        </w:rPr>
-      </w:pPr>
-      <w:r>
-        <w:rPr>
-          <w:rFonts w:asciiTheme="majorBidi" w:hAnsiTheme="majorBidi" w:cstheme="majorBidi"/>
-          <w:i/>
-          <w:iCs/>
-        </w:rPr>
-        <w:t xml:space="preserve">        // End simulation</w:t>
-      </w:r>
-    </w:p>
-    <w:p>
-      <w:pPr>
-        <w:jc w:val="both"/>
-        <w:rPr>
-          <w:rFonts w:asciiTheme="majorBidi" w:hAnsiTheme="majorBidi" w:cstheme="majorBidi"/>
-          <w:i/>
-          <w:iCs/>
-        </w:rPr>
-      </w:pPr>
-      <w:r>
-        <w:rPr>
-          <w:rFonts w:asciiTheme="majorBidi" w:hAnsiTheme="majorBidi" w:cstheme="majorBidi"/>
-          <w:i/>
-          <w:iCs/>
-        </w:rPr>
-        <w:t xml:space="preserve">        #10;</w:t>
-      </w:r>
-    </w:p>
-    <w:p>
-      <w:pPr>
-        <w:jc w:val="both"/>
-        <w:rPr>
-          <w:rFonts w:asciiTheme="majorBidi" w:hAnsiTheme="majorBidi" w:cstheme="majorBidi"/>
-          <w:i/>
-          <w:iCs/>
-        </w:rPr>
-      </w:pPr>
-      <w:r>
-        <w:rPr>
-          <w:rFonts w:asciiTheme="majorBidi" w:hAnsiTheme="majorBidi" w:cstheme="majorBidi"/>
-          <w:i/>
-          <w:iCs/>
-        </w:rPr>
-        <w:t xml:space="preserve">        $finish;</w:t>
-      </w:r>
-    </w:p>
-    <w:p>
-      <w:pPr>
-        <w:jc w:val="both"/>
-        <w:rPr>
-          <w:rFonts w:asciiTheme="majorBidi" w:hAnsiTheme="majorBidi" w:cstheme="majorBidi"/>
-          <w:i/>
-          <w:iCs/>
-        </w:rPr>
-      </w:pPr>
-      <w:r>
-        <w:rPr>
-          <w:rFonts w:asciiTheme="majorBidi" w:hAnsiTheme="majorBidi" w:cstheme="majorBidi"/>
-          <w:i/>
-          <w:iCs/>
-        </w:rPr>
-        <w:t xml:space="preserve">    end</w:t>
-      </w:r>
-    </w:p>
-    <w:p>
-      <w:pPr>
-        <w:jc w:val="both"/>
-        <w:rPr>
-          <w:rFonts w:asciiTheme="majorBidi" w:hAnsiTheme="majorBidi" w:cstheme="majorBidi"/>
-          <w:i/>
-          <w:iCs/>
-        </w:rPr>
-      </w:pPr>
-      <w:proofErr w:type="spellStart"/>
-      <w:r>
-        <w:rPr>
-          <w:rFonts w:asciiTheme="majorBidi" w:hAnsiTheme="majorBidi" w:cstheme="majorBidi"/>
-          <w:i/>
-          <w:iCs/>
-        </w:rPr>
-        <w:t>endmodule</w:t>
-      </w:r>
-      <w:proofErr w:type="spellEnd"/>
-    </w:p>
-    <w:p>
-      <w:pPr>
-        <w:jc w:val="both"/>
-        <w:rPr>
-          <w:rFonts w:asciiTheme="majorBidi" w:hAnsiTheme="majorBidi" w:cstheme="majorBidi"/>
-          <w:i/>
-          <w:iCs/>
-        </w:rPr>
-      </w:pPr>
-    </w:p>
-    <w:p>
-      <w:pPr>
-        <w:jc w:val="both"/>
-        <w:rPr>
-          <w:rFonts w:asciiTheme="majorBidi" w:hAnsiTheme="majorBidi" w:cstheme="majorBidi"/>
-          <w:b/>
-          <w:bCs/>
-          <w:i/>
-          <w:iCs/>
-          <w:sz w:val="48"/>
-          <w:szCs w:val="48"/>
-          <w:u w:val="single"/>
-        </w:rPr>
-      </w:pPr>
-      <w:proofErr w:type="gramStart"/>
-      <w:r>
-        <w:rPr>
-          <w:rFonts w:asciiTheme="majorBidi" w:hAnsiTheme="majorBidi" w:cstheme="majorBidi"/>
-          <w:b/>
-          <w:bCs/>
-          <w:i/>
-          <w:iCs/>
-          <w:sz w:val="48"/>
-          <w:szCs w:val="48"/>
-          <w:u w:val="single"/>
-        </w:rPr>
-        <w:t>2:-</w:t>
-      </w:r>
-      <w:proofErr w:type="gramEnd"/>
-    </w:p>
-    <w:p>
-      <w:pPr>
-        <w:jc w:val="both"/>
-        <w:rPr>
-          <w:rFonts w:asciiTheme="majorBidi" w:hAnsiTheme="majorBidi" w:cstheme="majorBidi"/>
-          <w:i/>
-          <w:iCs/>
-        </w:rPr>
-      </w:pPr>
-      <w:r>
-        <w:rPr>
-          <w:rFonts w:asciiTheme="majorBidi" w:hAnsiTheme="majorBidi" w:cstheme="majorBidi"/>
-          <w:i/>
-          <w:iCs/>
-        </w:rPr>
-        <w:t>`timescale 1ns / 1ps</w:t>
-      </w:r>
-    </w:p>
-    <w:p>
-      <w:pPr>
-        <w:jc w:val="both"/>
-        <w:rPr>
-          <w:rFonts w:asciiTheme="majorBidi" w:hAnsiTheme="majorBidi" w:cstheme="majorBidi"/>
-          <w:i/>
-          <w:iCs/>
-        </w:rPr>
-      </w:pPr>
-      <w:r>
-        <w:rPr>
-          <w:rFonts w:asciiTheme="majorBidi" w:hAnsiTheme="majorBidi" w:cstheme="majorBidi"/>
-          <w:i/>
-          <w:iCs/>
-        </w:rPr>
-        <w:t>module alu_32bit_tb;</w:t>
-      </w:r>
-    </w:p>
-    <w:p>
-      <w:pPr>
-        <w:jc w:val="both"/>
-        <w:rPr>
-          <w:rFonts w:asciiTheme="majorBidi" w:hAnsiTheme="majorBidi" w:cstheme="majorBidi"/>
-          <w:i/>
-          <w:iCs/>
-        </w:rPr>
-      </w:pPr>
-      <w:r>
-        <w:rPr>
-          <w:rFonts w:asciiTheme="majorBidi" w:hAnsiTheme="majorBidi" w:cstheme="majorBidi"/>
-          <w:i/>
-          <w:iCs/>
-        </w:rPr>
-        <w:t xml:space="preserve">    // Inputs</w:t>
-      </w:r>
-    </w:p>
-    <w:p>
-      <w:pPr>
-        <w:jc w:val="both"/>
-        <w:rPr>
-          <w:rFonts w:asciiTheme="majorBidi" w:hAnsiTheme="majorBidi" w:cstheme="majorBidi"/>
-          <w:i/>
-          <w:iCs/>
-        </w:rPr>
-      </w:pPr>
-      <w:r>
-        <w:rPr>
-          <w:rFonts w:asciiTheme="majorBidi" w:hAnsiTheme="majorBidi" w:cstheme="majorBidi"/>
-          <w:i/>
-          <w:iCs/>
-        </w:rPr>
-        <w:t xml:space="preserve">    reg [31:0] A;</w:t>
-      </w:r>
-    </w:p>
-    <w:p>
-      <w:pPr>
-        <w:jc w:val="both"/>
-        <w:rPr>
-          <w:rFonts w:asciiTheme="majorBidi" w:hAnsiTheme="majorBidi" w:cstheme="majorBidi"/>
-          <w:i/>
-          <w:iCs/>
-        </w:rPr>
-      </w:pPr>
-      <w:r>
-        <w:rPr>
-          <w:rFonts w:asciiTheme="majorBidi" w:hAnsiTheme="majorBidi" w:cstheme="majorBidi"/>
-          <w:i/>
-          <w:iCs/>
-        </w:rPr>
-        <w:t xml:space="preserve">    reg [31:0] B;</w:t>
-      </w:r>
-    </w:p>
-    <w:p>
-      <w:pPr>
-        <w:jc w:val="both"/>
-        <w:rPr>
-          <w:rFonts w:asciiTheme="majorBidi" w:hAnsiTheme="majorBidi" w:cstheme="majorBidi"/>
-          <w:i/>
-          <w:iCs/>
-        </w:rPr>
-      </w:pPr>
-      <w:r>
-        <w:rPr>
-          <w:rFonts w:asciiTheme="majorBidi" w:hAnsiTheme="majorBidi" w:cstheme="majorBidi"/>
-          <w:i/>
-          <w:iCs/>
-        </w:rPr>
-        <w:t xml:space="preserve">    reg [3:0</w:t>
-      </w:r>
-      <w:proofErr w:type="gramStart"/>
-      <w:r>
-        <w:rPr>
-          <w:rFonts w:asciiTheme="majorBidi" w:hAnsiTheme="majorBidi" w:cstheme="majorBidi"/>
-          <w:i/>
-          <w:iCs/>
-        </w:rPr>
-        <w:t xml:space="preserve">]  </w:t>
-      </w:r>
-      <w:proofErr w:type="spellStart"/>
-      <w:r>
-        <w:rPr>
-          <w:rFonts w:asciiTheme="majorBidi" w:hAnsiTheme="majorBidi" w:cstheme="majorBidi"/>
-          <w:i/>
-          <w:iCs/>
-        </w:rPr>
-        <w:t>ALUControl</w:t>
-      </w:r>
-      <w:proofErr w:type="spellEnd"/>
-      <w:proofErr w:type="gramEnd"/>
-      <w:r>
-        <w:rPr>
-          <w:rFonts w:asciiTheme="majorBidi" w:hAnsiTheme="majorBidi" w:cstheme="majorBidi"/>
-          <w:i/>
-          <w:iCs/>
-        </w:rPr>
-        <w:t>;</w:t>
-      </w:r>
-    </w:p>
-    <w:p>
-      <w:pPr>
-        <w:jc w:val="both"/>
-        <w:rPr>
-          <w:rFonts w:asciiTheme="majorBidi" w:hAnsiTheme="majorBidi" w:cstheme="majorBidi"/>
-          <w:i/>
-          <w:iCs/>
-        </w:rPr>
-      </w:pPr>
-      <w:r>
-        <w:rPr>
-          <w:rFonts w:asciiTheme="majorBidi" w:hAnsiTheme="majorBidi" w:cstheme="majorBidi"/>
-          <w:i/>
-          <w:iCs/>
-        </w:rPr>
-        <w:t xml:space="preserve">    // Outputs</w:t>
-      </w:r>
-    </w:p>
-    <w:p>
-      <w:pPr>
-        <w:jc w:val="both"/>
-        <w:rPr>
-          <w:rFonts w:asciiTheme="majorBidi" w:hAnsiTheme="majorBidi" w:cstheme="majorBidi"/>
-          <w:i/>
-          <w:iCs/>
-        </w:rPr>
-      </w:pPr>
-      <w:r>
-        <w:rPr>
-          <w:rFonts w:asciiTheme="majorBidi" w:hAnsiTheme="majorBidi" w:cstheme="majorBidi"/>
-          <w:i/>
-          <w:iCs/>
-        </w:rPr>
-        <w:t xml:space="preserve">    wire [31:0] </w:t>
-      </w:r>
-      <w:proofErr w:type="spellStart"/>
-      <w:r>
-        <w:rPr>
-          <w:rFonts w:asciiTheme="majorBidi" w:hAnsiTheme="majorBidi" w:cstheme="majorBidi"/>
-          <w:i/>
-          <w:iCs/>
-        </w:rPr>
-        <w:t>ALUResult</w:t>
-      </w:r>
-      <w:proofErr w:type="spellEnd"/>
-      <w:r>
-        <w:rPr>
-          <w:rFonts w:asciiTheme="majorBidi" w:hAnsiTheme="majorBidi" w:cstheme="majorBidi"/>
-          <w:i/>
-          <w:iCs/>
-        </w:rPr>
-        <w:t>;</w:t>
-      </w:r>
-    </w:p>
-    <w:p>
-      <w:pPr>
-        <w:jc w:val="both"/>
-        <w:rPr>
-          <w:rFonts w:asciiTheme="majorBidi" w:hAnsiTheme="majorBidi" w:cstheme="majorBidi"/>
-          <w:i/>
-          <w:iCs/>
-        </w:rPr>
-      </w:pPr>
-      <w:r>
-        <w:rPr>
-          <w:rFonts w:asciiTheme="majorBidi" w:hAnsiTheme="majorBidi" w:cstheme="majorBidi"/>
-          <w:i/>
-          <w:iCs/>
-        </w:rPr>
-        <w:t xml:space="preserve">    wire        Zero;</w:t>
-      </w:r>
-    </w:p>
-    <w:p>
-      <w:pPr>
-        <w:jc w:val="both"/>
-        <w:rPr>
-          <w:rFonts w:asciiTheme="majorBidi" w:hAnsiTheme="majorBidi" w:cstheme="majorBidi"/>
-          <w:i/>
-          <w:iCs/>
-        </w:rPr>
-      </w:pPr>
-      <w:r>
-        <w:rPr>
-          <w:rFonts w:asciiTheme="majorBidi" w:hAnsiTheme="majorBidi" w:cstheme="majorBidi"/>
-          <w:i/>
-          <w:iCs/>
-        </w:rPr>
-        <w:t xml:space="preserve">    // Instantiate the Unit Under Test (UUT)</w:t>
-      </w:r>
-    </w:p>
-    <w:p>
-      <w:pPr>
-        <w:jc w:val="both"/>
-        <w:rPr>
-          <w:rFonts w:asciiTheme="majorBidi" w:hAnsiTheme="majorBidi" w:cstheme="majorBidi"/>
-          <w:i/>
-          <w:iCs/>
-        </w:rPr>
-      </w:pPr>
-      <w:r>
-        <w:rPr>
-          <w:rFonts w:asciiTheme="majorBidi" w:hAnsiTheme="majorBidi" w:cstheme="majorBidi"/>
-          <w:i/>
-          <w:iCs/>
-        </w:rPr>
-        <w:t xml:space="preserve">    alu_32bit </w:t>
-      </w:r>
-      <w:proofErr w:type="spellStart"/>
-      <w:r>
-        <w:rPr>
-          <w:rFonts w:asciiTheme="majorBidi" w:hAnsiTheme="majorBidi" w:cstheme="majorBidi"/>
-          <w:i/>
-          <w:iCs/>
-        </w:rPr>
-        <w:t>uut</w:t>
-      </w:r>
-      <w:proofErr w:type="spellEnd"/>
-      <w:r>
-        <w:rPr>
-          <w:rFonts w:asciiTheme="majorBidi" w:hAnsiTheme="majorBidi" w:cstheme="majorBidi"/>
-          <w:i/>
-          <w:iCs/>
-        </w:rPr>
-        <w:t xml:space="preserve"> (</w:t>
-      </w:r>
-    </w:p>
-    <w:p>
-      <w:pPr>
-        <w:jc w:val="both"/>
-        <w:rPr>
-          <w:rFonts w:asciiTheme="majorBidi" w:hAnsiTheme="majorBidi" w:cstheme="majorBidi"/>
-          <w:i/>
-          <w:iCs/>
-        </w:rPr>
-      </w:pPr>
-      <w:r>
-        <w:rPr>
-          <w:rFonts w:asciiTheme="majorBidi" w:hAnsiTheme="majorBidi" w:cstheme="majorBidi"/>
-          <w:i/>
-          <w:iCs/>
-        </w:rPr>
-        <w:t xml:space="preserve">        </w:t>
-      </w:r>
-      <w:proofErr w:type="gramStart"/>
-      <w:r>
-        <w:rPr>
-          <w:rFonts w:asciiTheme="majorBidi" w:hAnsiTheme="majorBidi" w:cstheme="majorBidi"/>
-          <w:i/>
-          <w:iCs/>
-        </w:rPr>
-        <w:t>.A</w:t>
-      </w:r>
-      <w:proofErr w:type="gramEnd"/>
-      <w:r>
-        <w:rPr>
-          <w:rFonts w:asciiTheme="majorBidi" w:hAnsiTheme="majorBidi" w:cstheme="majorBidi"/>
-          <w:i/>
-          <w:iCs/>
-        </w:rPr>
-        <w:t>(A),</w:t>
-      </w:r>
-    </w:p>
-    <w:p>
-      <w:pPr>
-        <w:jc w:val="both"/>
-        <w:rPr>
-          <w:rFonts w:asciiTheme="majorBidi" w:hAnsiTheme="majorBidi" w:cstheme="majorBidi"/>
-          <w:i/>
-          <w:iCs/>
-        </w:rPr>
-      </w:pPr>
-      <w:r>
-        <w:rPr>
-          <w:rFonts w:asciiTheme="majorBidi" w:hAnsiTheme="majorBidi" w:cstheme="majorBidi"/>
-          <w:i/>
-          <w:iCs/>
-        </w:rPr>
-        <w:t xml:space="preserve">        </w:t>
-      </w:r>
-      <w:proofErr w:type="gramStart"/>
-      <w:r>
-        <w:rPr>
-          <w:rFonts w:asciiTheme="majorBidi" w:hAnsiTheme="majorBidi" w:cstheme="majorBidi"/>
-          <w:i/>
-          <w:iCs/>
-        </w:rPr>
-        <w:t>.B</w:t>
-      </w:r>
-      <w:proofErr w:type="gramEnd"/>
-      <w:r>
-        <w:rPr>
-          <w:rFonts w:asciiTheme="majorBidi" w:hAnsiTheme="majorBidi" w:cstheme="majorBidi"/>
-          <w:i/>
-          <w:iCs/>
-        </w:rPr>
-        <w:t>(B),</w:t>
-      </w:r>
-    </w:p>
-    <w:p>
-      <w:pPr>
-        <w:jc w:val="both"/>
-        <w:rPr>
-          <w:rFonts w:asciiTheme="majorBidi" w:hAnsiTheme="majorBidi" w:cstheme="majorBidi"/>
-          <w:i/>
-          <w:iCs/>
-        </w:rPr>
-      </w:pPr>
-      <w:r>
-        <w:rPr>
-          <w:rFonts w:asciiTheme="majorBidi" w:hAnsiTheme="majorBidi" w:cstheme="majorBidi"/>
-          <w:i/>
-          <w:iCs/>
-        </w:rPr>
-        <w:t xml:space="preserve">        </w:t>
-      </w:r>
-      <w:proofErr w:type="gramStart"/>
-      <w:r>
-        <w:rPr>
-          <w:rFonts w:asciiTheme="majorBidi" w:hAnsiTheme="majorBidi" w:cstheme="majorBidi"/>
-          <w:i/>
-          <w:iCs/>
-        </w:rPr>
-        <w:t>.</w:t>
-      </w:r>
-      <w:proofErr w:type="spellStart"/>
-      <w:r>
-        <w:rPr>
-          <w:rFonts w:asciiTheme="majorBidi" w:hAnsiTheme="majorBidi" w:cstheme="majorBidi"/>
-          <w:i/>
-          <w:iCs/>
-        </w:rPr>
-        <w:t>ALUControl</w:t>
-      </w:r>
-      <w:proofErr w:type="spellEnd"/>
-      <w:proofErr w:type="gramEnd"/>
-      <w:r>
-        <w:rPr>
-          <w:rFonts w:asciiTheme="majorBidi" w:hAnsiTheme="majorBidi" w:cstheme="majorBidi"/>
-          <w:i/>
-          <w:iCs/>
-        </w:rPr>
-        <w:t>(</w:t>
-      </w:r>
-      <w:proofErr w:type="spellStart"/>
-      <w:r>
-        <w:rPr>
-          <w:rFonts w:asciiTheme="majorBidi" w:hAnsiTheme="majorBidi" w:cstheme="majorBidi"/>
-          <w:i/>
-          <w:iCs/>
-        </w:rPr>
-        <w:t>ALUControl</w:t>
-      </w:r>
-      <w:proofErr w:type="spellEnd"/>
-      <w:r>
-        <w:rPr>
-          <w:rFonts w:asciiTheme="majorBidi" w:hAnsiTheme="majorBidi" w:cstheme="majorBidi"/>
-          <w:i/>
-          <w:iCs/>
-        </w:rPr>
-        <w:t>),</w:t>
-      </w:r>
-    </w:p>
-    <w:p>
-      <w:pPr>
-        <w:jc w:val="both"/>
-        <w:rPr>
-          <w:rFonts w:asciiTheme="majorBidi" w:hAnsiTheme="majorBidi" w:cstheme="majorBidi"/>
-          <w:i/>
-          <w:iCs/>
-        </w:rPr>
-      </w:pPr>
-      <w:r>
-        <w:rPr>
-          <w:rFonts w:asciiTheme="majorBidi" w:hAnsiTheme="majorBidi" w:cstheme="majorBidi"/>
-          <w:i/>
-          <w:iCs/>
-        </w:rPr>
-        <w:t xml:space="preserve">        </w:t>
-      </w:r>
-      <w:proofErr w:type="gramStart"/>
-      <w:r>
-        <w:rPr>
-          <w:rFonts w:asciiTheme="majorBidi" w:hAnsiTheme="majorBidi" w:cstheme="majorBidi"/>
-          <w:i/>
-          <w:iCs/>
-        </w:rPr>
-        <w:t>.</w:t>
-      </w:r>
-      <w:proofErr w:type="spellStart"/>
-      <w:r>
-        <w:rPr>
-          <w:rFonts w:asciiTheme="majorBidi" w:hAnsiTheme="majorBidi" w:cstheme="majorBidi"/>
-          <w:i/>
-          <w:iCs/>
-        </w:rPr>
-        <w:t>ALUResult</w:t>
-      </w:r>
-      <w:proofErr w:type="spellEnd"/>
-      <w:proofErr w:type="gramEnd"/>
-      <w:r>
-        <w:rPr>
-          <w:rFonts w:asciiTheme="majorBidi" w:hAnsiTheme="majorBidi" w:cstheme="majorBidi"/>
-          <w:i/>
-          <w:iCs/>
-        </w:rPr>
-        <w:t>(</w:t>
-      </w:r>
-      <w:proofErr w:type="spellStart"/>
-      <w:r>
-        <w:rPr>
-          <w:rFonts w:asciiTheme="majorBidi" w:hAnsiTheme="majorBidi" w:cstheme="majorBidi"/>
-          <w:i/>
-          <w:iCs/>
-        </w:rPr>
-        <w:t>ALUResult</w:t>
-      </w:r>
-      <w:proofErr w:type="spellEnd"/>
-      <w:r>
-        <w:rPr>
-          <w:rFonts w:asciiTheme="majorBidi" w:hAnsiTheme="majorBidi" w:cstheme="majorBidi"/>
-          <w:i/>
-          <w:iCs/>
-        </w:rPr>
-        <w:t>),</w:t>
-      </w:r>
-    </w:p>
-    <w:p>
-      <w:pPr>
-        <w:jc w:val="both"/>
-        <w:rPr>
-          <w:rFonts w:asciiTheme="majorBidi" w:hAnsiTheme="majorBidi" w:cstheme="majorBidi"/>
-          <w:i/>
-          <w:iCs/>
-        </w:rPr>
-      </w:pPr>
-      <w:r>
-        <w:rPr>
-          <w:rFonts w:asciiTheme="majorBidi" w:hAnsiTheme="majorBidi" w:cstheme="majorBidi"/>
-          <w:i/>
-          <w:iCs/>
-        </w:rPr>
-        <w:t xml:space="preserve">        </w:t>
-      </w:r>
-      <w:proofErr w:type="gramStart"/>
-      <w:r>
-        <w:rPr>
-          <w:rFonts w:asciiTheme="majorBidi" w:hAnsiTheme="majorBidi" w:cstheme="majorBidi"/>
-          <w:i/>
-          <w:iCs/>
-        </w:rPr>
-        <w:t>.Zero</w:t>
-      </w:r>
-      <w:proofErr w:type="gramEnd"/>
-      <w:r>
-        <w:rPr>
-          <w:rFonts w:asciiTheme="majorBidi" w:hAnsiTheme="majorBidi" w:cstheme="majorBidi"/>
-          <w:i/>
-          <w:iCs/>
-        </w:rPr>
-        <w:t>(Zero)</w:t>
-      </w:r>
-    </w:p>
-    <w:p>
-      <w:pPr>
-        <w:jc w:val="both"/>
-        <w:rPr>
-          <w:rFonts w:asciiTheme="majorBidi" w:hAnsiTheme="majorBidi" w:cstheme="majorBidi"/>
-          <w:i/>
-          <w:iCs/>
-        </w:rPr>
-      </w:pPr>
-      <w:r>
-        <w:rPr>
-          <w:rFonts w:asciiTheme="majorBidi" w:hAnsiTheme="majorBidi" w:cstheme="majorBidi"/>
-          <w:i/>
-          <w:iCs/>
-        </w:rPr>
-        <w:t xml:space="preserve">    );</w:t>
-      </w:r>
-    </w:p>
-    <w:p>
-      <w:pPr>
-        <w:jc w:val="both"/>
-        <w:rPr>
-          <w:rFonts w:asciiTheme="majorBidi" w:hAnsiTheme="majorBidi" w:cstheme="majorBidi"/>
-          <w:i/>
-          <w:iCs/>
-        </w:rPr>
-      </w:pPr>
-      <w:r>
-        <w:rPr>
-          <w:rFonts w:asciiTheme="majorBidi" w:hAnsiTheme="majorBidi" w:cstheme="majorBidi"/>
-          <w:i/>
-          <w:iCs/>
-        </w:rPr>
-        <w:t xml:space="preserve">    initial begin</w:t>
-      </w:r>
-    </w:p>
-    <w:p>
-      <w:pPr>
-        <w:jc w:val="both"/>
-        <w:rPr>
-          <w:rFonts w:asciiTheme="majorBidi" w:hAnsiTheme="majorBidi" w:cstheme="majorBidi"/>
-          <w:i/>
-          <w:iCs/>
-        </w:rPr>
-      </w:pPr>
-      <w:r>
-        <w:rPr>
-          <w:rFonts w:asciiTheme="majorBidi" w:hAnsiTheme="majorBidi" w:cstheme="majorBidi"/>
-          <w:i/>
-          <w:iCs/>
-        </w:rPr>
-        <w:t xml:space="preserve">        // Initialize Inputs</w:t>
-      </w:r>
-    </w:p>
-    <w:p>
-      <w:pPr>
-        <w:jc w:val="both"/>
-        <w:rPr>
-          <w:rFonts w:asciiTheme="majorBidi" w:hAnsiTheme="majorBidi" w:cstheme="majorBidi"/>
-          <w:i/>
-          <w:iCs/>
-        </w:rPr>
-      </w:pPr>
-      <w:r>
-        <w:rPr>
-          <w:rFonts w:asciiTheme="majorBidi" w:hAnsiTheme="majorBidi" w:cstheme="majorBidi"/>
-          <w:i/>
-          <w:iCs/>
-        </w:rPr>
-        <w:t xml:space="preserve">        A = 0;</w:t>
-      </w:r>
-    </w:p>
-    <w:p>
-      <w:pPr>
-        <w:jc w:val="both"/>
-        <w:rPr>
-          <w:rFonts w:asciiTheme="majorBidi" w:hAnsiTheme="majorBidi" w:cstheme="majorBidi"/>
-          <w:i/>
-          <w:iCs/>
-        </w:rPr>
-      </w:pPr>
-      <w:r>
-        <w:rPr>
-          <w:rFonts w:asciiTheme="majorBidi" w:hAnsiTheme="majorBidi" w:cstheme="majorBidi"/>
-          <w:i/>
-          <w:iCs/>
-        </w:rPr>
-        <w:t xml:space="preserve">        B = 0;</w:t>
-      </w:r>
-    </w:p>
-    <w:p>
-      <w:pPr>
-        <w:jc w:val="both"/>
-        <w:rPr>
-          <w:rFonts w:asciiTheme="majorBidi" w:hAnsiTheme="majorBidi" w:cstheme="majorBidi"/>
-          <w:i/>
-          <w:iCs/>
-        </w:rPr>
-      </w:pPr>
-      <w:r>
-        <w:rPr>
-          <w:rFonts w:asciiTheme="majorBidi" w:hAnsiTheme="majorBidi" w:cstheme="majorBidi"/>
-          <w:i/>
-          <w:iCs/>
-        </w:rPr>
-        <w:t xml:space="preserve">        </w:t>
-      </w:r>
-      <w:proofErr w:type="spellStart"/>
-      <w:r>
-        <w:rPr>
-          <w:rFonts w:asciiTheme="majorBidi" w:hAnsiTheme="majorBidi" w:cstheme="majorBidi"/>
-          <w:i/>
-          <w:iCs/>
-        </w:rPr>
-        <w:t>ALUControl</w:t>
-      </w:r>
-      <w:proofErr w:type="spellEnd"/>
-      <w:r>
-        <w:rPr>
-          <w:rFonts w:asciiTheme="majorBidi" w:hAnsiTheme="majorBidi" w:cstheme="majorBidi"/>
-          <w:i/>
-          <w:iCs/>
-        </w:rPr>
-        <w:t xml:space="preserve"> = 0;</w:t>
-      </w:r>
-    </w:p>
-    <w:p>
-      <w:pPr>
-        <w:jc w:val="both"/>
-        <w:rPr>
-          <w:rFonts w:asciiTheme="majorBidi" w:hAnsiTheme="majorBidi" w:cstheme="majorBidi"/>
-          <w:i/>
-          <w:iCs/>
-        </w:rPr>
-      </w:pPr>
-      <w:r>
-        <w:rPr>
-          <w:rFonts w:asciiTheme="majorBidi" w:hAnsiTheme="majorBidi" w:cstheme="majorBidi"/>
-          <w:i/>
-          <w:iCs/>
-        </w:rPr>
-        <w:t xml:space="preserve">        // Wait 100 ns for global reset to finish</w:t>
-      </w:r>
-    </w:p>
-    <w:p>
-      <w:pPr>
-        <w:jc w:val="both"/>
-        <w:rPr>
-          <w:rFonts w:asciiTheme="majorBidi" w:hAnsiTheme="majorBidi" w:cstheme="majorBidi"/>
-          <w:i/>
-          <w:iCs/>
-        </w:rPr>
-      </w:pPr>
-      <w:r>
-        <w:rPr>
-          <w:rFonts w:asciiTheme="majorBidi" w:hAnsiTheme="majorBidi" w:cstheme="majorBidi"/>
-          <w:i/>
-          <w:iCs/>
-        </w:rPr>
-        <w:t xml:space="preserve">        #100;</w:t>
-      </w:r>
-    </w:p>
-    <w:p>
-      <w:pPr>
-        <w:jc w:val="both"/>
-        <w:rPr>
-          <w:rFonts w:asciiTheme="majorBidi" w:hAnsiTheme="majorBidi" w:cstheme="majorBidi"/>
-          <w:i/>
-          <w:iCs/>
-        </w:rPr>
-      </w:pPr>
-      <w:r>
-        <w:rPr>
-          <w:rFonts w:asciiTheme="majorBidi" w:hAnsiTheme="majorBidi" w:cstheme="majorBidi"/>
-          <w:i/>
-          <w:iCs/>
-        </w:rPr>
-        <w:t xml:space="preserve">        // Test 1: ADD</w:t>
-      </w:r>
-    </w:p>
-    <w:p>
-      <w:pPr>
-        <w:jc w:val="both"/>
-        <w:rPr>
-          <w:rFonts w:asciiTheme="majorBidi" w:hAnsiTheme="majorBidi" w:cstheme="majorBidi"/>
-          <w:i/>
-          <w:iCs/>
-        </w:rPr>
-      </w:pPr>
-      <w:r>
-        <w:rPr>
-          <w:rFonts w:asciiTheme="majorBidi" w:hAnsiTheme="majorBidi" w:cstheme="majorBidi"/>
-          <w:i/>
-          <w:iCs/>
-        </w:rPr>
-        <w:t xml:space="preserve">        A = 32'd250; </w:t>
-      </w:r>
-    </w:p>
-    <w:p>
-      <w:pPr>
-        <w:jc w:val="both"/>
-        <w:rPr>
-          <w:rFonts w:asciiTheme="majorBidi" w:hAnsiTheme="majorBidi" w:cstheme="majorBidi"/>
-          <w:i/>
-          <w:iCs/>
-        </w:rPr>
-      </w:pPr>
-      <w:r>
-        <w:rPr>
-          <w:rFonts w:asciiTheme="majorBidi" w:hAnsiTheme="majorBidi" w:cstheme="majorBidi"/>
-          <w:i/>
-          <w:iCs/>
-        </w:rPr>
-        <w:t xml:space="preserve">        B = 32'd150; </w:t>
-      </w:r>
-    </w:p>
-    <w:p>
-      <w:pPr>
-        <w:jc w:val="both"/>
-        <w:rPr>
-          <w:rFonts w:asciiTheme="majorBidi" w:hAnsiTheme="majorBidi" w:cstheme="majorBidi"/>
-          <w:i/>
-          <w:iCs/>
-        </w:rPr>
-      </w:pPr>
-      <w:r>
-        <w:rPr>
-          <w:rFonts w:asciiTheme="majorBidi" w:hAnsiTheme="majorBidi" w:cstheme="majorBidi"/>
-          <w:i/>
-          <w:iCs/>
-        </w:rPr>
-        <w:lastRenderedPageBreak/>
-        <w:t xml:space="preserve">        </w:t>
-      </w:r>
-      <w:proofErr w:type="spellStart"/>
-      <w:r>
-        <w:rPr>
-          <w:rFonts w:asciiTheme="majorBidi" w:hAnsiTheme="majorBidi" w:cstheme="majorBidi"/>
-          <w:i/>
-          <w:iCs/>
-        </w:rPr>
-        <w:t>ALUControl</w:t>
-      </w:r>
-      <w:proofErr w:type="spellEnd"/>
-      <w:r>
-        <w:rPr>
-          <w:rFonts w:asciiTheme="majorBidi" w:hAnsiTheme="majorBidi" w:cstheme="majorBidi"/>
-          <w:i/>
-          <w:iCs/>
-        </w:rPr>
-        <w:t xml:space="preserve"> = 4'b0010; // ADD</w:t>
-      </w:r>
-    </w:p>
-    <w:p>
-      <w:pPr>
-        <w:jc w:val="both"/>
-        <w:rPr>
-          <w:rFonts w:asciiTheme="majorBidi" w:hAnsiTheme="majorBidi" w:cstheme="majorBidi"/>
-          <w:i/>
-          <w:iCs/>
-        </w:rPr>
-      </w:pPr>
-      <w:r>
-        <w:rPr>
-          <w:rFonts w:asciiTheme="majorBidi" w:hAnsiTheme="majorBidi" w:cstheme="majorBidi"/>
-          <w:i/>
-          <w:iCs/>
-        </w:rPr>
-        <w:t xml:space="preserve">        #10;</w:t>
-      </w:r>
-    </w:p>
-    <w:p>
-      <w:pPr>
-        <w:jc w:val="both"/>
-        <w:rPr>
-          <w:rFonts w:asciiTheme="majorBidi" w:hAnsiTheme="majorBidi" w:cstheme="majorBidi"/>
-          <w:i/>
-          <w:iCs/>
-        </w:rPr>
-      </w:pPr>
-      <w:r>
-        <w:rPr>
-          <w:rFonts w:asciiTheme="majorBidi" w:hAnsiTheme="majorBidi" w:cstheme="majorBidi"/>
-          <w:i/>
-          <w:iCs/>
-        </w:rPr>
-        <w:t xml:space="preserve">        // Test 2: SUB</w:t>
-      </w:r>
-    </w:p>
-    <w:p>
-      <w:pPr>
-        <w:jc w:val="both"/>
-        <w:rPr>
-          <w:rFonts w:asciiTheme="majorBidi" w:hAnsiTheme="majorBidi" w:cstheme="majorBidi"/>
-          <w:i/>
-          <w:iCs/>
-        </w:rPr>
-      </w:pPr>
-      <w:r>
-        <w:rPr>
-          <w:rFonts w:asciiTheme="majorBidi" w:hAnsiTheme="majorBidi" w:cstheme="majorBidi"/>
-          <w:i/>
-          <w:iCs/>
-        </w:rPr>
-        <w:t xml:space="preserve">        A = 32'd500; </w:t>
-      </w:r>
-    </w:p>
-    <w:p>
-      <w:pPr>
-        <w:jc w:val="both"/>
-        <w:rPr>
-          <w:rFonts w:asciiTheme="majorBidi" w:hAnsiTheme="majorBidi" w:cstheme="majorBidi"/>
-          <w:i/>
-          <w:iCs/>
-        </w:rPr>
-      </w:pPr>
-      <w:r>
-        <w:rPr>
-          <w:rFonts w:asciiTheme="majorBidi" w:hAnsiTheme="majorBidi" w:cstheme="majorBidi"/>
-          <w:i/>
-          <w:iCs/>
-        </w:rPr>
-        <w:t xml:space="preserve">        B = 32'd500; </w:t>
-      </w:r>
-    </w:p>
-    <w:p>
-      <w:pPr>
-        <w:jc w:val="both"/>
-        <w:rPr>
-          <w:rFonts w:asciiTheme="majorBidi" w:hAnsiTheme="majorBidi" w:cstheme="majorBidi"/>
-          <w:i/>
-          <w:iCs/>
-        </w:rPr>
-      </w:pPr>
-      <w:r>
-        <w:rPr>
-          <w:rFonts w:asciiTheme="majorBidi" w:hAnsiTheme="majorBidi" w:cstheme="majorBidi"/>
-          <w:i/>
-          <w:iCs/>
-        </w:rPr>
-        <w:t xml:space="preserve">        </w:t>
-      </w:r>
-      <w:proofErr w:type="spellStart"/>
-      <w:r>
-        <w:rPr>
-          <w:rFonts w:asciiTheme="majorBidi" w:hAnsiTheme="majorBidi" w:cstheme="majorBidi"/>
-          <w:i/>
-          <w:iCs/>
-        </w:rPr>
-        <w:t>ALUControl</w:t>
-      </w:r>
-      <w:proofErr w:type="spellEnd"/>
-      <w:r>
-        <w:rPr>
-          <w:rFonts w:asciiTheme="majorBidi" w:hAnsiTheme="majorBidi" w:cstheme="majorBidi"/>
-          <w:i/>
-          <w:iCs/>
-        </w:rPr>
-        <w:t xml:space="preserve"> = 4'b0110; // SUB</w:t>
-      </w:r>
-    </w:p>
-    <w:p>
-      <w:pPr>
-        <w:jc w:val="both"/>
-        <w:rPr>
-          <w:rFonts w:asciiTheme="majorBidi" w:hAnsiTheme="majorBidi" w:cstheme="majorBidi"/>
-          <w:i/>
-          <w:iCs/>
-        </w:rPr>
-      </w:pPr>
-      <w:r>
-        <w:rPr>
-          <w:rFonts w:asciiTheme="majorBidi" w:hAnsiTheme="majorBidi" w:cstheme="majorBidi"/>
-          <w:i/>
-          <w:iCs/>
-        </w:rPr>
-        <w:t xml:space="preserve">        #10;</w:t>
-      </w:r>
-    </w:p>
-    <w:p>
-      <w:pPr>
-        <w:jc w:val="both"/>
-        <w:rPr>
-          <w:rFonts w:asciiTheme="majorBidi" w:hAnsiTheme="majorBidi" w:cstheme="majorBidi"/>
-          <w:i/>
-          <w:iCs/>
-        </w:rPr>
-      </w:pPr>
-      <w:r>
-        <w:rPr>
-          <w:rFonts w:asciiTheme="majorBidi" w:hAnsiTheme="majorBidi" w:cstheme="majorBidi"/>
-          <w:i/>
-          <w:iCs/>
-        </w:rPr>
-        <w:t xml:space="preserve">        // Test 3: AND</w:t>
-      </w:r>
-    </w:p>
-    <w:p>
-      <w:pPr>
-        <w:jc w:val="both"/>
-        <w:rPr>
-          <w:rFonts w:asciiTheme="majorBidi" w:hAnsiTheme="majorBidi" w:cstheme="majorBidi"/>
-          <w:i/>
-          <w:iCs/>
-        </w:rPr>
-      </w:pPr>
-      <w:r>
-        <w:rPr>
-          <w:rFonts w:asciiTheme="majorBidi" w:hAnsiTheme="majorBidi" w:cstheme="majorBidi"/>
-          <w:i/>
-          <w:iCs/>
-        </w:rPr>
-        <w:t xml:space="preserve">        A = 32'hFFFF_0000;</w:t>
-      </w:r>
-    </w:p>
-    <w:p>
-      <w:pPr>
-        <w:jc w:val="both"/>
-        <w:rPr>
-          <w:rFonts w:asciiTheme="majorBidi" w:hAnsiTheme="majorBidi" w:cstheme="majorBidi"/>
-          <w:i/>
-          <w:iCs/>
-        </w:rPr>
-      </w:pPr>
-      <w:r>
-        <w:rPr>
-          <w:rFonts w:asciiTheme="majorBidi" w:hAnsiTheme="majorBidi" w:cstheme="majorBidi"/>
-          <w:i/>
-          <w:iCs/>
-        </w:rPr>
-        <w:t xml:space="preserve">        B = 32'hFF00_FF00;</w:t>
-      </w:r>
-    </w:p>
-    <w:p>
-      <w:pPr>
-        <w:jc w:val="both"/>
-        <w:rPr>
-          <w:rFonts w:asciiTheme="majorBidi" w:hAnsiTheme="majorBidi" w:cstheme="majorBidi"/>
-          <w:i/>
-          <w:iCs/>
-        </w:rPr>
-      </w:pPr>
-      <w:r>
-        <w:rPr>
-          <w:rFonts w:asciiTheme="majorBidi" w:hAnsiTheme="majorBidi" w:cstheme="majorBidi"/>
-          <w:i/>
-          <w:iCs/>
-        </w:rPr>
-        <w:t xml:space="preserve">        </w:t>
-      </w:r>
-      <w:proofErr w:type="spellStart"/>
-      <w:r>
-        <w:rPr>
-          <w:rFonts w:asciiTheme="majorBidi" w:hAnsiTheme="majorBidi" w:cstheme="majorBidi"/>
-          <w:i/>
-          <w:iCs/>
-        </w:rPr>
-        <w:t>ALUControl</w:t>
-      </w:r>
-      <w:proofErr w:type="spellEnd"/>
-      <w:r>
-        <w:rPr>
-          <w:rFonts w:asciiTheme="majorBidi" w:hAnsiTheme="majorBidi" w:cstheme="majorBidi"/>
-          <w:i/>
-          <w:iCs/>
-        </w:rPr>
         <w:t xml:space="preserve"> = 4'b0000; // AND</w:t>
       </w:r>
     </w:p>
@@ -8503,27 +8613,12 @@
           <w:color w:val="000000" w:themeColor="text1"/>
         </w:rPr>
       </w:pPr>
-    </w:p>
-    <w:p>
-      <w:pPr>
+      <w:r>
         <w:rPr>
           <w:rFonts w:asciiTheme="majorBidi" w:eastAsia="Times New Roman" w:hAnsiTheme="majorBidi" w:cstheme="majorBidi"/>
           <w:color w:val="000000" w:themeColor="text1"/>
         </w:rPr>
-      </w:pPr>
-    </w:p>
-    <w:p>
-      <w:pPr>
-        <w:rPr>
-          <w:rFonts w:asciiTheme="majorBidi" w:eastAsia="Times New Roman" w:hAnsiTheme="majorBidi" w:cstheme="majorBidi"/>
-          <w:color w:val="000000" w:themeColor="text1"/>
-        </w:rPr>
-      </w:pPr>
-      <w:r>
-        <w:rPr>
-          <w:rFonts w:asciiTheme="majorBidi" w:eastAsia="Times New Roman" w:hAnsiTheme="majorBidi" w:cstheme="majorBidi"/>
-          <w:color w:val="000000" w:themeColor="text1"/>
-        </w:rPr>
+        <w:lastRenderedPageBreak/>
         <w:t>Results:</w:t>
       </w:r>
     </w:p>
@@ -8610,7 +8705,6 @@
           <w:noProof/>
           <w:color w:val="000000" w:themeColor="text1"/>
         </w:rPr>
-        <w:lastRenderedPageBreak/>
         <w:drawing>
           <wp:inline distT="0" distB="0" distL="0" distR="0" wp14:anchorId="6DFF5BFA" wp14:editId="3B5B812C">
             <wp:extent cx="6186571" cy="3272790"/>
@@ -8669,8 +8763,21 @@
         <w:spacing w:line="360" w:lineRule="auto"/>
         <w:rPr>
           <w:rFonts w:asciiTheme="majorBidi" w:hAnsiTheme="majorBidi"/>
-        </w:rPr>
-      </w:pPr>
+          <w:b w:val="0"/>
+        </w:rPr>
+      </w:pPr>
+      <w:r>
+        <w:rPr>
+          <w:rFonts w:asciiTheme="majorBidi" w:hAnsiTheme="majorBidi"/>
+        </w:rPr>
+        <w:t xml:space="preserve">Task </w:t>
+      </w:r>
+      <w:r>
+        <w:rPr>
+          <w:rFonts w:asciiTheme="majorBidi" w:hAnsiTheme="majorBidi"/>
+        </w:rPr>
+        <w:t>3</w:t>
+      </w:r>
     </w:p>
     <w:p>
       <w:pPr>
@@ -8681,117 +8788,27 @@
         <w:spacing w:line="360" w:lineRule="auto"/>
         <w:rPr>
           <w:rFonts w:asciiTheme="majorBidi" w:hAnsiTheme="majorBidi"/>
-        </w:rPr>
-      </w:pPr>
-    </w:p>
-    <w:p>
-      <w:pPr>
-        <w:pStyle w:val="Heading2"/>
-        <w:tabs>
-          <w:tab w:val="left" w:pos="781"/>
-        </w:tabs>
-        <w:spacing w:line="360" w:lineRule="auto"/>
+          <w:b w:val="0"/>
+          <w:i/>
+          <w:iCs/>
+          <w:sz w:val="24"/>
+          <w:szCs w:val="24"/>
+        </w:rPr>
+      </w:pPr>
+      <w:r>
         <w:rPr>
           <w:rFonts w:asciiTheme="majorBidi" w:hAnsiTheme="majorBidi"/>
           <w:b w:val="0"/>
-        </w:rPr>
-      </w:pPr>
-      <w:r>
-        <w:rPr>
-          <w:rFonts w:asciiTheme="majorBidi" w:hAnsiTheme="majorBidi"/>
-        </w:rPr>
-        <w:t xml:space="preserve">Task </w:t>
-      </w:r>
-      <w:r>
-        <w:rPr>
-          <w:rFonts w:asciiTheme="majorBidi" w:hAnsiTheme="majorBidi"/>
-        </w:rPr>
-        <w:t>3</w:t>
-      </w:r>
-    </w:p>
-    <w:p>
-      <w:pPr>
-        <w:pStyle w:val="Heading2"/>
-        <w:tabs>
-          <w:tab w:val="left" w:pos="781"/>
-        </w:tabs>
-        <w:spacing w:line="360" w:lineRule="auto"/>
-        <w:rPr>
-          <w:rFonts w:asciiTheme="majorBidi" w:hAnsiTheme="majorBidi"/>
-          <w:b w:val="0"/>
           <w:i/>
           <w:iCs/>
           <w:sz w:val="24"/>
           <w:szCs w:val="24"/>
         </w:rPr>
-      </w:pPr>
-      <w:r>
-        <w:rPr>
-          <w:rFonts w:asciiTheme="majorBidi" w:hAnsiTheme="majorBidi"/>
-          <w:b w:val="0"/>
-          <w:i/>
-          <w:iCs/>
-          <w:sz w:val="24"/>
-          <w:szCs w:val="24"/>
-        </w:rPr>
         <w:t>RTL Schematics</w:t>
       </w:r>
     </w:p>
-    <w:p>
-      <w:r>
-        <w:rPr>
-          <w:noProof/>
-        </w:rPr>
-        <w:fldChar w:fldCharType="begin"/>
-      </w:r>
-      <w:r>
-        <w:rPr>
-          <w:noProof/>
-        </w:rPr>
-        <w:instrText xml:space="preserve"> LINK Acrobat.Document.DC "C:\\Users\\sheeeru\\Desktop\\schematic6.pdf" "" \a \p \f 0 </w:instrText>
-      </w:r>
-      <w:r>
-        <w:rPr>
-          <w:noProof/>
-        </w:rPr>
-        <w:fldChar w:fldCharType="separate"/>
-      </w:r>
-      <w:r>
-        <w:rPr>
-          <w:noProof/>
-        </w:rPr>
-        <w:object w:dxaOrig="1520" w:dyaOrig="985" w14:anchorId="1EF59AE6">
-          <v:shapetype id="_x0000_t75" coordsize="21600,21600" o:spt="75" o:preferrelative="t" path="m@4@5l@4@11@9@11@9@5xe" filled="f" stroked="f">
-            <v:stroke joinstyle="miter"/>
-            <v:formulas>
-              <v:f eqn="if lineDrawn pixelLineWidth 0"/>
-              <v:f eqn="sum @0 1 0"/>
-              <v:f eqn="sum 0 0 @1"/>
-              <v:f eqn="prod @2 1 2"/>
-              <v:f eqn="prod @3 21600 pixelWidth"/>
-              <v:f eqn="prod @3 21600 pixelHeight"/>
-              <v:f eqn="sum @0 0 1"/>
-              <v:f eqn="prod @6 1 2"/>
-              <v:f eqn="prod @7 21600 pixelWidth"/>
-              <v:f eqn="sum @8 21600 0"/>
-              <v:f eqn="prod @7 21600 pixelHeight"/>
-              <v:f eqn="sum @10 21600 0"/>
-            </v:formulas>
-            <v:path o:extrusionok="f" gradientshapeok="t" o:connecttype="rect"/>
-            <o:lock v:ext="edit" aspectratio="t"/>
-          </v:shapetype>
-          <v:shape id="_x0000_i1025" type="#_x0000_t75" alt="" style="width:442.5pt;height:286.5pt;mso-width-percent:0;mso-height-percent:0;mso-width-percent:0;mso-height-percent:0" o:ole="">
-            <v:imagedata r:id="rId15" o:title=""/>
-          </v:shape>
-        </w:object>
-      </w:r>
-      <w:r>
-        <w:rPr>
-          <w:noProof/>
-        </w:rPr>
-        <w:fldChar w:fldCharType="end"/>
-      </w:r>
-    </w:p>
+    <w:p/>
+    <w:bookmarkEnd w:id="3"/>
     <w:p>
       <w:pPr>
         <w:spacing w:before="90"/>
@@ -8800,19 +8817,6 @@
           <w:rFonts w:asciiTheme="majorBidi" w:hAnsiTheme="majorBidi" w:cstheme="majorBidi"/>
         </w:rPr>
       </w:pPr>
-      <w:r>
-        <w:rPr>
-          <w:rFonts w:asciiTheme="majorBidi" w:hAnsiTheme="majorBidi" w:cstheme="majorBidi"/>
-          <w:noProof/>
-        </w:rPr>
-        <w:object w:dxaOrig="7345" w:dyaOrig="9505" w14:anchorId="72871C57">
-          <v:shape id="_x0000_i1026" type="#_x0000_t75" alt="" style="width:510pt;height:663pt;mso-width-percent:0;mso-height-percent:0;mso-width-percent:0;mso-height-percent:0" o:ole="">
-            <v:imagedata r:id="rId16" o:title=""/>
-          </v:shape>
-          <o:OLEObject Type="Embed" ProgID="Acrobat.Document.DC" ShapeID="_x0000_i1026" DrawAspect="Content" ObjectID="_1834205153" r:id="rId17"/>
-        </w:object>
-      </w:r>
-      <w:bookmarkEnd w:id="3"/>
     </w:p>
     <w:p>
       <w:pPr>
@@ -10999,10 +11003,10 @@
       </w:pPr>
     </w:p>
     <w:sectPr>
-      <w:headerReference w:type="default" r:id="rId18"/>
-      <w:footerReference w:type="default" r:id="rId19"/>
-      <w:headerReference w:type="first" r:id="rId20"/>
-      <w:footerReference w:type="first" r:id="rId21"/>
+      <w:headerReference w:type="default" r:id="rId15"/>
+      <w:footerReference w:type="default" r:id="rId16"/>
+      <w:headerReference w:type="first" r:id="rId17"/>
+      <w:footerReference w:type="first" r:id="rId18"/>
       <w:pgSz w:w="11906" w:h="16838" w:code="9"/>
       <w:pgMar w:top="1440" w:right="1800" w:bottom="1440" w:left="1800" w:header="720" w:footer="1008" w:gutter="0"/>
       <w:cols w:space="720"/>
@@ -11013,7 +11017,7 @@
 </file>
 
 <file path=word/endnotes.xml><?xml version="1.0" encoding="utf-8"?>
-<w:endnotes xmlns:wpc="http://schemas.microsoft.com/office/word/2010/wordprocessingCanvas" xmlns:cx="http://schemas.microsoft.com/office/drawing/2014/chartex" xmlns:cx1="http://schemas.microsoft.com/office/drawing/2015/9/8/chartex" xmlns:cx2="http://schemas.microsoft.com/office/drawing/2015/10/21/chartex" xmlns:cx3="http://schemas.microsoft.com/office/drawing/2016/5/9/chartex" xmlns:cx4="http://schemas.microsoft.com/office/drawing/2016/5/10/chartex" xmlns:cx5="http://schemas.microsoft.com/office/drawing/2016/5/11/chartex" xmlns:cx6="http://schemas.microsoft.com/office/drawing/2016/5/12/chartex" xmlns:cx7="http://schemas.microsoft.com/office/drawing/2016/5/13/chartex" xmlns:cx8="http://schemas.microsoft.com/office/drawing/2016/5/14/chartex" xmlns:mc="http://schemas.openxmlformats.org/markup-compatibility/2006" xmlns:aink="http://schemas.microsoft.com/office/drawing/2016/ink" xmlns:am3d="http://schemas.microsoft.com/office/drawing/2017/model3d" xmlns:o="urn:schemas-microsoft-com:office:office" xmlns:r="http://schemas.openxmlformats.org/officeDocument/2006/relationships" xmlns:m="http://schemas.openxmlformats.org/officeDocument/2006/math" xmlns:v="urn:schemas-microsoft-com:vml" xmlns:wp14="http://schemas.microsoft.com/office/word/2010/wordprocessingDrawing" xmlns:wp="http://schemas.openxmlformats.org/drawingml/2006/wordprocessingDrawing" xmlns:w10="urn:schemas-microsoft-com:office:word" xmlns:w="http://schemas.openxmlformats.org/wordprocessingml/2006/main" xmlns:w14="http://schemas.microsoft.com/office/word/2010/wordml" xmlns:w15="http://schemas.microsoft.com/office/word/2012/wordml" xmlns:w16cex="http://schemas.microsoft.com/office/word/2018/wordml/cex" xmlns:w16cid="http://schemas.microsoft.com/office/word/2016/wordml/cid" xmlns:w16="http://schemas.microsoft.com/office/word/2018/wordml" xmlns:w16sdtdh="http://schemas.microsoft.com/office/word/2020/wordml/sdtdatahash" xmlns:w16se="http://schemas.microsoft.com/office/word/2015/wordml/symex" xmlns:wpg="http://schemas.microsoft.com/office/word/2010/wordprocessingGroup" xmlns:wpi="http://schemas.microsoft.com/office/word/2010/wordprocessingInk" xmlns:wne="http://schemas.microsoft.com/office/word/2006/wordml" xmlns:wps="http://schemas.microsoft.com/office/word/2010/wordprocessingShape" mc:Ignorable="w14 w15 w16se w16cid w16 w16cex w16sdtdh wp14">
+<w:endnotes xmlns:wpc="http://schemas.microsoft.com/office/word/2010/wordprocessingCanvas" xmlns:cx="http://schemas.microsoft.com/office/drawing/2014/chartex" xmlns:cx1="http://schemas.microsoft.com/office/drawing/2015/9/8/chartex" xmlns:cx2="http://schemas.microsoft.com/office/drawing/2015/10/21/chartex" xmlns:cx3="http://schemas.microsoft.com/office/drawing/2016/5/9/chartex" xmlns:cx4="http://schemas.microsoft.com/office/drawing/2016/5/10/chartex" xmlns:cx5="http://schemas.microsoft.com/office/drawing/2016/5/11/chartex" xmlns:cx6="http://schemas.microsoft.com/office/drawing/2016/5/12/chartex" xmlns:cx7="http://schemas.microsoft.com/office/drawing/2016/5/13/chartex" xmlns:cx8="http://schemas.microsoft.com/office/drawing/2016/5/14/chartex" xmlns:mc="http://schemas.openxmlformats.org/markup-compatibility/2006" xmlns:aink="http://schemas.microsoft.com/office/drawing/2016/ink" xmlns:am3d="http://schemas.microsoft.com/office/drawing/2017/model3d" xmlns:o="urn:schemas-microsoft-com:office:office" xmlns:oel="http://schemas.microsoft.com/office/2019/extlst" xmlns:r="http://schemas.openxmlformats.org/officeDocument/2006/relationships" xmlns:m="http://schemas.openxmlformats.org/officeDocument/2006/math" xmlns:v="urn:schemas-microsoft-com:vml" xmlns:wp14="http://schemas.microsoft.com/office/word/2010/wordprocessingDrawing" xmlns:wp="http://schemas.openxmlformats.org/drawingml/2006/wordprocessingDrawing" xmlns:w10="urn:schemas-microsoft-com:office:word" xmlns:w="http://schemas.openxmlformats.org/wordprocessingml/2006/main" xmlns:w14="http://schemas.microsoft.com/office/word/2010/wordml" xmlns:w15="http://schemas.microsoft.com/office/word/2012/wordml" xmlns:w16cex="http://schemas.microsoft.com/office/word/2018/wordml/cex" xmlns:w16cid="http://schemas.microsoft.com/office/word/2016/wordml/cid" xmlns:w16="http://schemas.microsoft.com/office/word/2018/wordml" xmlns:w16du="http://schemas.microsoft.com/office/word/2023/wordml/word16du" xmlns:w16sdtdh="http://schemas.microsoft.com/office/word/2020/wordml/sdtdatahash" xmlns:w16sdtfl="http://schemas.microsoft.com/office/word/2024/wordml/sdtformatlock" xmlns:w16se="http://schemas.microsoft.com/office/word/2015/wordml/symex" xmlns:wpg="http://schemas.microsoft.com/office/word/2010/wordprocessingGroup" xmlns:wpi="http://schemas.microsoft.com/office/word/2010/wordprocessingInk" xmlns:wne="http://schemas.microsoft.com/office/word/2006/wordml" xmlns:wps="http://schemas.microsoft.com/office/word/2010/wordprocessingShape" mc:Ignorable="w14 w15 w16se w16cid w16 w16cex w16sdtdh w16sdtfl w16du wp14">
   <w:endnote w:type="separator" w:id="-1">
     <w:p>
       <w:r>
@@ -11032,7 +11036,7 @@
 </file>
 
 <file path=word/footer1.xml><?xml version="1.0" encoding="utf-8"?>
-<w:ftr xmlns:wpc="http://schemas.microsoft.com/office/word/2010/wordprocessingCanvas" xmlns:cx="http://schemas.microsoft.com/office/drawing/2014/chartex" xmlns:cx1="http://schemas.microsoft.com/office/drawing/2015/9/8/chartex" xmlns:cx2="http://schemas.microsoft.com/office/drawing/2015/10/21/chartex" xmlns:cx3="http://schemas.microsoft.com/office/drawing/2016/5/9/chartex" xmlns:cx4="http://schemas.microsoft.com/office/drawing/2016/5/10/chartex" xmlns:cx5="http://schemas.microsoft.com/office/drawing/2016/5/11/chartex" xmlns:cx6="http://schemas.microsoft.com/office/drawing/2016/5/12/chartex" xmlns:cx7="http://schemas.microsoft.com/office/drawing/2016/5/13/chartex" xmlns:cx8="http://schemas.microsoft.com/office/drawing/2016/5/14/chartex" xmlns:mc="http://schemas.openxmlformats.org/markup-compatibility/2006" xmlns:aink="http://schemas.microsoft.com/office/drawing/2016/ink" xmlns:am3d="http://schemas.microsoft.com/office/drawing/2017/model3d" xmlns:o="urn:schemas-microsoft-com:office:office" xmlns:r="http://schemas.openxmlformats.org/officeDocument/2006/relationships" xmlns:m="http://schemas.openxmlformats.org/officeDocument/2006/math" xmlns:v="urn:schemas-microsoft-com:vml" xmlns:wp14="http://schemas.microsoft.com/office/word/2010/wordprocessingDrawing" xmlns:wp="http://schemas.openxmlformats.org/drawingml/2006/wordprocessingDrawing" xmlns:w10="urn:schemas-microsoft-com:office:word" xmlns:w="http://schemas.openxmlformats.org/wordprocessingml/2006/main" xmlns:w14="http://schemas.microsoft.com/office/word/2010/wordml" xmlns:w15="http://schemas.microsoft.com/office/word/2012/wordml" xmlns:w16cex="http://schemas.microsoft.com/office/word/2018/wordml/cex" xmlns:w16cid="http://schemas.microsoft.com/office/word/2016/wordml/cid" xmlns:w16="http://schemas.microsoft.com/office/word/2018/wordml" xmlns:w16sdtdh="http://schemas.microsoft.com/office/word/2020/wordml/sdtdatahash" xmlns:w16se="http://schemas.microsoft.com/office/word/2015/wordml/symex" xmlns:wpg="http://schemas.microsoft.com/office/word/2010/wordprocessingGroup" xmlns:wpi="http://schemas.microsoft.com/office/word/2010/wordprocessingInk" xmlns:wne="http://schemas.microsoft.com/office/word/2006/wordml" xmlns:wps="http://schemas.microsoft.com/office/word/2010/wordprocessingShape" mc:Ignorable="w14 w15 w16se w16cid w16 w16cex w16sdtdh wp14">
+<w:ftr xmlns:wpc="http://schemas.microsoft.com/office/word/2010/wordprocessingCanvas" xmlns:cx="http://schemas.microsoft.com/office/drawing/2014/chartex" xmlns:cx1="http://schemas.microsoft.com/office/drawing/2015/9/8/chartex" xmlns:cx2="http://schemas.microsoft.com/office/drawing/2015/10/21/chartex" xmlns:cx3="http://schemas.microsoft.com/office/drawing/2016/5/9/chartex" xmlns:cx4="http://schemas.microsoft.com/office/drawing/2016/5/10/chartex" xmlns:cx5="http://schemas.microsoft.com/office/drawing/2016/5/11/chartex" xmlns:cx6="http://schemas.microsoft.com/office/drawing/2016/5/12/chartex" xmlns:cx7="http://schemas.microsoft.com/office/drawing/2016/5/13/chartex" xmlns:cx8="http://schemas.microsoft.com/office/drawing/2016/5/14/chartex" xmlns:mc="http://schemas.openxmlformats.org/markup-compatibility/2006" xmlns:aink="http://schemas.microsoft.com/office/drawing/2016/ink" xmlns:am3d="http://schemas.microsoft.com/office/drawing/2017/model3d" xmlns:o="urn:schemas-microsoft-com:office:office" xmlns:oel="http://schemas.microsoft.com/office/2019/extlst" xmlns:r="http://schemas.openxmlformats.org/officeDocument/2006/relationships" xmlns:m="http://schemas.openxmlformats.org/officeDocument/2006/math" xmlns:v="urn:schemas-microsoft-com:vml" xmlns:wp14="http://schemas.microsoft.com/office/word/2010/wordprocessingDrawing" xmlns:wp="http://schemas.openxmlformats.org/drawingml/2006/wordprocessingDrawing" xmlns:w10="urn:schemas-microsoft-com:office:word" xmlns:w="http://schemas.openxmlformats.org/wordprocessingml/2006/main" xmlns:w14="http://schemas.microsoft.com/office/word/2010/wordml" xmlns:w15="http://schemas.microsoft.com/office/word/2012/wordml" xmlns:w16cex="http://schemas.microsoft.com/office/word/2018/wordml/cex" xmlns:w16cid="http://schemas.microsoft.com/office/word/2016/wordml/cid" xmlns:w16="http://schemas.microsoft.com/office/word/2018/wordml" xmlns:w16du="http://schemas.microsoft.com/office/word/2023/wordml/word16du" xmlns:w16sdtdh="http://schemas.microsoft.com/office/word/2020/wordml/sdtdatahash" xmlns:w16sdtfl="http://schemas.microsoft.com/office/word/2024/wordml/sdtformatlock" xmlns:w16se="http://schemas.microsoft.com/office/word/2015/wordml/symex" xmlns:wpg="http://schemas.microsoft.com/office/word/2010/wordprocessingGroup" xmlns:wpi="http://schemas.microsoft.com/office/word/2010/wordprocessingInk" xmlns:wne="http://schemas.microsoft.com/office/word/2006/wordml" xmlns:wps="http://schemas.microsoft.com/office/word/2010/wordprocessingShape" mc:Ignorable="w14 w15 w16se w16cid w16 w16cex w16sdtdh w16sdtfl w16du wp14">
   <w:tbl>
     <w:tblPr>
       <w:tblW w:w="0" w:type="auto"/>
@@ -11093,7 +11097,7 @@
 </file>
 
 <file path=word/footer2.xml><?xml version="1.0" encoding="utf-8"?>
-<w:ftr xmlns:wpc="http://schemas.microsoft.com/office/word/2010/wordprocessingCanvas" xmlns:cx="http://schemas.microsoft.com/office/drawing/2014/chartex" xmlns:cx1="http://schemas.microsoft.com/office/drawing/2015/9/8/chartex" xmlns:cx2="http://schemas.microsoft.com/office/drawing/2015/10/21/chartex" xmlns:cx3="http://schemas.microsoft.com/office/drawing/2016/5/9/chartex" xmlns:cx4="http://schemas.microsoft.com/office/drawing/2016/5/10/chartex" xmlns:cx5="http://schemas.microsoft.com/office/drawing/2016/5/11/chartex" xmlns:cx6="http://schemas.microsoft.com/office/drawing/2016/5/12/chartex" xmlns:cx7="http://schemas.microsoft.com/office/drawing/2016/5/13/chartex" xmlns:cx8="http://schemas.microsoft.com/office/drawing/2016/5/14/chartex" xmlns:mc="http://schemas.openxmlformats.org/markup-compatibility/2006" xmlns:aink="http://schemas.microsoft.com/office/drawing/2016/ink" xmlns:am3d="http://schemas.microsoft.com/office/drawing/2017/model3d" xmlns:o="urn:schemas-microsoft-com:office:office" xmlns:r="http://schemas.openxmlformats.org/officeDocument/2006/relationships" xmlns:m="http://schemas.openxmlformats.org/officeDocument/2006/math" xmlns:v="urn:schemas-microsoft-com:vml" xmlns:wp14="http://schemas.microsoft.com/office/word/2010/wordprocessingDrawing" xmlns:wp="http://schemas.openxmlformats.org/drawingml/2006/wordprocessingDrawing" xmlns:w10="urn:schemas-microsoft-com:office:word" xmlns:w="http://schemas.openxmlformats.org/wordprocessingml/2006/main" xmlns:w14="http://schemas.microsoft.com/office/word/2010/wordml" xmlns:w15="http://schemas.microsoft.com/office/word/2012/wordml" xmlns:w16cex="http://schemas.microsoft.com/office/word/2018/wordml/cex" xmlns:w16cid="http://schemas.microsoft.com/office/word/2016/wordml/cid" xmlns:w16="http://schemas.microsoft.com/office/word/2018/wordml" xmlns:w16sdtdh="http://schemas.microsoft.com/office/word/2020/wordml/sdtdatahash" xmlns:w16se="http://schemas.microsoft.com/office/word/2015/wordml/symex" xmlns:wpg="http://schemas.microsoft.com/office/word/2010/wordprocessingGroup" xmlns:wpi="http://schemas.microsoft.com/office/word/2010/wordprocessingInk" xmlns:wne="http://schemas.microsoft.com/office/word/2006/wordml" xmlns:wps="http://schemas.microsoft.com/office/word/2010/wordprocessingShape" mc:Ignorable="w14 w15 w16se w16cid w16 w16cex w16sdtdh wp14">
+<w:ftr xmlns:wpc="http://schemas.microsoft.com/office/word/2010/wordprocessingCanvas" xmlns:cx="http://schemas.microsoft.com/office/drawing/2014/chartex" xmlns:cx1="http://schemas.microsoft.com/office/drawing/2015/9/8/chartex" xmlns:cx2="http://schemas.microsoft.com/office/drawing/2015/10/21/chartex" xmlns:cx3="http://schemas.microsoft.com/office/drawing/2016/5/9/chartex" xmlns:cx4="http://schemas.microsoft.com/office/drawing/2016/5/10/chartex" xmlns:cx5="http://schemas.microsoft.com/office/drawing/2016/5/11/chartex" xmlns:cx6="http://schemas.microsoft.com/office/drawing/2016/5/12/chartex" xmlns:cx7="http://schemas.microsoft.com/office/drawing/2016/5/13/chartex" xmlns:cx8="http://schemas.microsoft.com/office/drawing/2016/5/14/chartex" xmlns:mc="http://schemas.openxmlformats.org/markup-compatibility/2006" xmlns:aink="http://schemas.microsoft.com/office/drawing/2016/ink" xmlns:am3d="http://schemas.microsoft.com/office/drawing/2017/model3d" xmlns:o="urn:schemas-microsoft-com:office:office" xmlns:oel="http://schemas.microsoft.com/office/2019/extlst" xmlns:r="http://schemas.openxmlformats.org/officeDocument/2006/relationships" xmlns:m="http://schemas.openxmlformats.org/officeDocument/2006/math" xmlns:v="urn:schemas-microsoft-com:vml" xmlns:wp14="http://schemas.microsoft.com/office/word/2010/wordprocessingDrawing" xmlns:wp="http://schemas.openxmlformats.org/drawingml/2006/wordprocessingDrawing" xmlns:w10="urn:schemas-microsoft-com:office:word" xmlns:w="http://schemas.openxmlformats.org/wordprocessingml/2006/main" xmlns:w14="http://schemas.microsoft.com/office/word/2010/wordml" xmlns:w15="http://schemas.microsoft.com/office/word/2012/wordml" xmlns:w16cex="http://schemas.microsoft.com/office/word/2018/wordml/cex" xmlns:w16cid="http://schemas.microsoft.com/office/word/2016/wordml/cid" xmlns:w16="http://schemas.microsoft.com/office/word/2018/wordml" xmlns:w16du="http://schemas.microsoft.com/office/word/2023/wordml/word16du" xmlns:w16sdtdh="http://schemas.microsoft.com/office/word/2020/wordml/sdtdatahash" xmlns:w16sdtfl="http://schemas.microsoft.com/office/word/2024/wordml/sdtformatlock" xmlns:w16se="http://schemas.microsoft.com/office/word/2015/wordml/symex" xmlns:wpg="http://schemas.microsoft.com/office/word/2010/wordprocessingGroup" xmlns:wpi="http://schemas.microsoft.com/office/word/2010/wordprocessingInk" xmlns:wne="http://schemas.microsoft.com/office/word/2006/wordml" xmlns:wps="http://schemas.microsoft.com/office/word/2010/wordprocessingShape" mc:Ignorable="w14 w15 w16se w16cid w16 w16cex w16sdtdh w16sdtfl w16du wp14">
   <w:tbl>
     <w:tblPr>
       <w:tblW w:w="0" w:type="auto"/>
@@ -11154,7 +11158,7 @@
 </file>
 
 <file path=word/footnotes.xml><?xml version="1.0" encoding="utf-8"?>
-<w:footnotes xmlns:wpc="http://schemas.microsoft.com/office/word/2010/wordprocessingCanvas" xmlns:cx="http://schemas.microsoft.com/office/drawing/2014/chartex" xmlns:cx1="http://schemas.microsoft.com/office/drawing/2015/9/8/chartex" xmlns:cx2="http://schemas.microsoft.com/office/drawing/2015/10/21/chartex" xmlns:cx3="http://schemas.microsoft.com/office/drawing/2016/5/9/chartex" xmlns:cx4="http://schemas.microsoft.com/office/drawing/2016/5/10/chartex" xmlns:cx5="http://schemas.microsoft.com/office/drawing/2016/5/11/chartex" xmlns:cx6="http://schemas.microsoft.com/office/drawing/2016/5/12/chartex" xmlns:cx7="http://schemas.microsoft.com/office/drawing/2016/5/13/chartex" xmlns:cx8="http://schemas.microsoft.com/office/drawing/2016/5/14/chartex" xmlns:mc="http://schemas.openxmlformats.org/markup-compatibility/2006" xmlns:aink="http://schemas.microsoft.com/office/drawing/2016/ink" xmlns:am3d="http://schemas.microsoft.com/office/drawing/2017/model3d" xmlns:o="urn:schemas-microsoft-com:office:office" xmlns:r="http://schemas.openxmlformats.org/officeDocument/2006/relationships" xmlns:m="http://schemas.openxmlformats.org/officeDocument/2006/math" xmlns:v="urn:schemas-microsoft-com:vml" xmlns:wp14="http://schemas.microsoft.com/office/word/2010/wordprocessingDrawing" xmlns:wp="http://schemas.openxmlformats.org/drawingml/2006/wordprocessingDrawing" xmlns:w10="urn:schemas-microsoft-com:office:word" xmlns:w="http://schemas.openxmlformats.org/wordprocessingml/2006/main" xmlns:w14="http://schemas.microsoft.com/office/word/2010/wordml" xmlns:w15="http://schemas.microsoft.com/office/word/2012/wordml" xmlns:w16cex="http://schemas.microsoft.com/office/word/2018/wordml/cex" xmlns:w16cid="http://schemas.microsoft.com/office/word/2016/wordml/cid" xmlns:w16="http://schemas.microsoft.com/office/word/2018/wordml" xmlns:w16sdtdh="http://schemas.microsoft.com/office/word/2020/wordml/sdtdatahash" xmlns:w16se="http://schemas.microsoft.com/office/word/2015/wordml/symex" xmlns:wpg="http://schemas.microsoft.com/office/word/2010/wordprocessingGroup" xmlns:wpi="http://schemas.microsoft.com/office/word/2010/wordprocessingInk" xmlns:wne="http://schemas.microsoft.com/office/word/2006/wordml" xmlns:wps="http://schemas.microsoft.com/office/word/2010/wordprocessingShape" mc:Ignorable="w14 w15 w16se w16cid w16 w16cex w16sdtdh wp14">
+<w:footnotes xmlns:wpc="http://schemas.microsoft.com/office/word/2010/wordprocessingCanvas" xmlns:cx="http://schemas.microsoft.com/office/drawing/2014/chartex" xmlns:cx1="http://schemas.microsoft.com/office/drawing/2015/9/8/chartex" xmlns:cx2="http://schemas.microsoft.com/office/drawing/2015/10/21/chartex" xmlns:cx3="http://schemas.microsoft.com/office/drawing/2016/5/9/chartex" xmlns:cx4="http://schemas.microsoft.com/office/drawing/2016/5/10/chartex" xmlns:cx5="http://schemas.microsoft.com/office/drawing/2016/5/11/chartex" xmlns:cx6="http://schemas.microsoft.com/office/drawing/2016/5/12/chartex" xmlns:cx7="http://schemas.microsoft.com/office/drawing/2016/5/13/chartex" xmlns:cx8="http://schemas.microsoft.com/office/drawing/2016/5/14/chartex" xmlns:mc="http://schemas.openxmlformats.org/markup-compatibility/2006" xmlns:aink="http://schemas.microsoft.com/office/drawing/2016/ink" xmlns:am3d="http://schemas.microsoft.com/office/drawing/2017/model3d" xmlns:o="urn:schemas-microsoft-com:office:office" xmlns:oel="http://schemas.microsoft.com/office/2019/extlst" xmlns:r="http://schemas.openxmlformats.org/officeDocument/2006/relationships" xmlns:m="http://schemas.openxmlformats.org/officeDocument/2006/math" xmlns:v="urn:schemas-microsoft-com:vml" xmlns:wp14="http://schemas.microsoft.com/office/word/2010/wordprocessingDrawing" xmlns:wp="http://schemas.openxmlformats.org/drawingml/2006/wordprocessingDrawing" xmlns:w10="urn:schemas-microsoft-com:office:word" xmlns:w="http://schemas.openxmlformats.org/wordprocessingml/2006/main" xmlns:w14="http://schemas.microsoft.com/office/word/2010/wordml" xmlns:w15="http://schemas.microsoft.com/office/word/2012/wordml" xmlns:w16cex="http://schemas.microsoft.com/office/word/2018/wordml/cex" xmlns:w16cid="http://schemas.microsoft.com/office/word/2016/wordml/cid" xmlns:w16="http://schemas.microsoft.com/office/word/2018/wordml" xmlns:w16du="http://schemas.microsoft.com/office/word/2023/wordml/word16du" xmlns:w16sdtdh="http://schemas.microsoft.com/office/word/2020/wordml/sdtdatahash" xmlns:w16sdtfl="http://schemas.microsoft.com/office/word/2024/wordml/sdtformatlock" xmlns:w16se="http://schemas.microsoft.com/office/word/2015/wordml/symex" xmlns:wpg="http://schemas.microsoft.com/office/word/2010/wordprocessingGroup" xmlns:wpi="http://schemas.microsoft.com/office/word/2010/wordprocessingInk" xmlns:wne="http://schemas.microsoft.com/office/word/2006/wordml" xmlns:wps="http://schemas.microsoft.com/office/word/2010/wordprocessingShape" mc:Ignorable="w14 w15 w16se w16cid w16 w16cex w16sdtdh w16sdtfl w16du wp14">
   <w:footnote w:type="separator" w:id="-1">
     <w:p>
       <w:r>
@@ -11173,7 +11177,7 @@
 </file>
 
 <file path=word/header1.xml><?xml version="1.0" encoding="utf-8"?>
-<w:hdr xmlns:wpc="http://schemas.microsoft.com/office/word/2010/wordprocessingCanvas" xmlns:cx="http://schemas.microsoft.com/office/drawing/2014/chartex" xmlns:cx1="http://schemas.microsoft.com/office/drawing/2015/9/8/chartex" xmlns:cx2="http://schemas.microsoft.com/office/drawing/2015/10/21/chartex" xmlns:cx3="http://schemas.microsoft.com/office/drawing/2016/5/9/chartex" xmlns:cx4="http://schemas.microsoft.com/office/drawing/2016/5/10/chartex" xmlns:cx5="http://schemas.microsoft.com/office/drawing/2016/5/11/chartex" xmlns:cx6="http://schemas.microsoft.com/office/drawing/2016/5/12/chartex" xmlns:cx7="http://schemas.microsoft.com/office/drawing/2016/5/13/chartex" xmlns:cx8="http://schemas.microsoft.com/office/drawing/2016/5/14/chartex" xmlns:mc="http://schemas.openxmlformats.org/markup-compatibility/2006" xmlns:aink="http://schemas.microsoft.com/office/drawing/2016/ink" xmlns:am3d="http://schemas.microsoft.com/office/drawing/2017/model3d" xmlns:o="urn:schemas-microsoft-com:office:office" xmlns:r="http://schemas.openxmlformats.org/officeDocument/2006/relationships" xmlns:m="http://schemas.openxmlformats.org/officeDocument/2006/math" xmlns:v="urn:schemas-microsoft-com:vml" xmlns:wp14="http://schemas.microsoft.com/office/word/2010/wordprocessingDrawing" xmlns:wp="http://schemas.openxmlformats.org/drawingml/2006/wordprocessingDrawing" xmlns:w10="urn:schemas-microsoft-com:office:word" xmlns:w="http://schemas.openxmlformats.org/wordprocessingml/2006/main" xmlns:w14="http://schemas.microsoft.com/office/word/2010/wordml" xmlns:w15="http://schemas.microsoft.com/office/word/2012/wordml" xmlns:w16cex="http://schemas.microsoft.com/office/word/2018/wordml/cex" xmlns:w16cid="http://schemas.microsoft.com/office/word/2016/wordml/cid" xmlns:w16="http://schemas.microsoft.com/office/word/2018/wordml" xmlns:w16sdtdh="http://schemas.microsoft.com/office/word/2020/wordml/sdtdatahash" xmlns:w16se="http://schemas.microsoft.com/office/word/2015/wordml/symex" xmlns:wpg="http://schemas.microsoft.com/office/word/2010/wordprocessingGroup" xmlns:wpi="http://schemas.microsoft.com/office/word/2010/wordprocessingInk" xmlns:wne="http://schemas.microsoft.com/office/word/2006/wordml" xmlns:wps="http://schemas.microsoft.com/office/word/2010/wordprocessingShape" mc:Ignorable="w14 w15 w16se w16cid w16 w16cex w16sdtdh wp14">
+<w:hdr xmlns:wpc="http://schemas.microsoft.com/office/word/2010/wordprocessingCanvas" xmlns:cx="http://schemas.microsoft.com/office/drawing/2014/chartex" xmlns:cx1="http://schemas.microsoft.com/office/drawing/2015/9/8/chartex" xmlns:cx2="http://schemas.microsoft.com/office/drawing/2015/10/21/chartex" xmlns:cx3="http://schemas.microsoft.com/office/drawing/2016/5/9/chartex" xmlns:cx4="http://schemas.microsoft.com/office/drawing/2016/5/10/chartex" xmlns:cx5="http://schemas.microsoft.com/office/drawing/2016/5/11/chartex" xmlns:cx6="http://schemas.microsoft.com/office/drawing/2016/5/12/chartex" xmlns:cx7="http://schemas.microsoft.com/office/drawing/2016/5/13/chartex" xmlns:cx8="http://schemas.microsoft.com/office/drawing/2016/5/14/chartex" xmlns:mc="http://schemas.openxmlformats.org/markup-compatibility/2006" xmlns:aink="http://schemas.microsoft.com/office/drawing/2016/ink" xmlns:am3d="http://schemas.microsoft.com/office/drawing/2017/model3d" xmlns:o="urn:schemas-microsoft-com:office:office" xmlns:oel="http://schemas.microsoft.com/office/2019/extlst" xmlns:r="http://schemas.openxmlformats.org/officeDocument/2006/relationships" xmlns:m="http://schemas.openxmlformats.org/officeDocument/2006/math" xmlns:v="urn:schemas-microsoft-com:vml" xmlns:wp14="http://schemas.microsoft.com/office/word/2010/wordprocessingDrawing" xmlns:wp="http://schemas.openxmlformats.org/drawingml/2006/wordprocessingDrawing" xmlns:w10="urn:schemas-microsoft-com:office:word" xmlns:w="http://schemas.openxmlformats.org/wordprocessingml/2006/main" xmlns:w14="http://schemas.microsoft.com/office/word/2010/wordml" xmlns:w15="http://schemas.microsoft.com/office/word/2012/wordml" xmlns:w16cex="http://schemas.microsoft.com/office/word/2018/wordml/cex" xmlns:w16cid="http://schemas.microsoft.com/office/word/2016/wordml/cid" xmlns:w16="http://schemas.microsoft.com/office/word/2018/wordml" xmlns:w16du="http://schemas.microsoft.com/office/word/2023/wordml/word16du" xmlns:w16sdtdh="http://schemas.microsoft.com/office/word/2020/wordml/sdtdatahash" xmlns:w16sdtfl="http://schemas.microsoft.com/office/word/2024/wordml/sdtformatlock" xmlns:w16se="http://schemas.microsoft.com/office/word/2015/wordml/symex" xmlns:wpg="http://schemas.microsoft.com/office/word/2010/wordprocessingGroup" xmlns:wpi="http://schemas.microsoft.com/office/word/2010/wordprocessingInk" xmlns:wne="http://schemas.microsoft.com/office/word/2006/wordml" xmlns:wps="http://schemas.microsoft.com/office/word/2010/wordprocessingShape" mc:Ignorable="w14 w15 w16se w16cid w16 w16cex w16sdtdh w16sdtfl w16du wp14">
   <w:tbl>
     <w:tblPr>
       <w:tblW w:w="0" w:type="auto"/>
@@ -11379,7 +11383,7 @@
 </file>
 
 <file path=word/header2.xml><?xml version="1.0" encoding="utf-8"?>
-<w:hdr xmlns:wpc="http://schemas.microsoft.com/office/word/2010/wordprocessingCanvas" xmlns:cx="http://schemas.microsoft.com/office/drawing/2014/chartex" xmlns:cx1="http://schemas.microsoft.com/office/drawing/2015/9/8/chartex" xmlns:cx2="http://schemas.microsoft.com/office/drawing/2015/10/21/chartex" xmlns:cx3="http://schemas.microsoft.com/office/drawing/2016/5/9/chartex" xmlns:cx4="http://schemas.microsoft.com/office/drawing/2016/5/10/chartex" xmlns:cx5="http://schemas.microsoft.com/office/drawing/2016/5/11/chartex" xmlns:cx6="http://schemas.microsoft.com/office/drawing/2016/5/12/chartex" xmlns:cx7="http://schemas.microsoft.com/office/drawing/2016/5/13/chartex" xmlns:cx8="http://schemas.microsoft.com/office/drawing/2016/5/14/chartex" xmlns:mc="http://schemas.openxmlformats.org/markup-compatibility/2006" xmlns:aink="http://schemas.microsoft.com/office/drawing/2016/ink" xmlns:am3d="http://schemas.microsoft.com/office/drawing/2017/model3d" xmlns:o="urn:schemas-microsoft-com:office:office" xmlns:r="http://schemas.openxmlformats.org/officeDocument/2006/relationships" xmlns:m="http://schemas.openxmlformats.org/officeDocument/2006/math" xmlns:v="urn:schemas-microsoft-com:vml" xmlns:wp14="http://schemas.microsoft.com/office/word/2010/wordprocessingDrawing" xmlns:wp="http://schemas.openxmlformats.org/drawingml/2006/wordprocessingDrawing" xmlns:w10="urn:schemas-microsoft-com:office:word" xmlns:w="http://schemas.openxmlformats.org/wordprocessingml/2006/main" xmlns:w14="http://schemas.microsoft.com/office/word/2010/wordml" xmlns:w15="http://schemas.microsoft.com/office/word/2012/wordml" xmlns:w16cex="http://schemas.microsoft.com/office/word/2018/wordml/cex" xmlns:w16cid="http://schemas.microsoft.com/office/word/2016/wordml/cid" xmlns:w16="http://schemas.microsoft.com/office/word/2018/wordml" xmlns:w16sdtdh="http://schemas.microsoft.com/office/word/2020/wordml/sdtdatahash" xmlns:w16se="http://schemas.microsoft.com/office/word/2015/wordml/symex" xmlns:wpg="http://schemas.microsoft.com/office/word/2010/wordprocessingGroup" xmlns:wpi="http://schemas.microsoft.com/office/word/2010/wordprocessingInk" xmlns:wne="http://schemas.microsoft.com/office/word/2006/wordml" xmlns:wps="http://schemas.microsoft.com/office/word/2010/wordprocessingShape" mc:Ignorable="w14 w15 w16se w16cid w16 w16cex w16sdtdh wp14">
+<w:hdr xmlns:wpc="http://schemas.microsoft.com/office/word/2010/wordprocessingCanvas" xmlns:cx="http://schemas.microsoft.com/office/drawing/2014/chartex" xmlns:cx1="http://schemas.microsoft.com/office/drawing/2015/9/8/chartex" xmlns:cx2="http://schemas.microsoft.com/office/drawing/2015/10/21/chartex" xmlns:cx3="http://schemas.microsoft.com/office/drawing/2016/5/9/chartex" xmlns:cx4="http://schemas.microsoft.com/office/drawing/2016/5/10/chartex" xmlns:cx5="http://schemas.microsoft.com/office/drawing/2016/5/11/chartex" xmlns:cx6="http://schemas.microsoft.com/office/drawing/2016/5/12/chartex" xmlns:cx7="http://schemas.microsoft.com/office/drawing/2016/5/13/chartex" xmlns:cx8="http://schemas.microsoft.com/office/drawing/2016/5/14/chartex" xmlns:mc="http://schemas.openxmlformats.org/markup-compatibility/2006" xmlns:aink="http://schemas.microsoft.com/office/drawing/2016/ink" xmlns:am3d="http://schemas.microsoft.com/office/drawing/2017/model3d" xmlns:o="urn:schemas-microsoft-com:office:office" xmlns:oel="http://schemas.microsoft.com/office/2019/extlst" xmlns:r="http://schemas.openxmlformats.org/officeDocument/2006/relationships" xmlns:m="http://schemas.openxmlformats.org/officeDocument/2006/math" xmlns:v="urn:schemas-microsoft-com:vml" xmlns:wp14="http://schemas.microsoft.com/office/word/2010/wordprocessingDrawing" xmlns:wp="http://schemas.openxmlformats.org/drawingml/2006/wordprocessingDrawing" xmlns:w10="urn:schemas-microsoft-com:office:word" xmlns:w="http://schemas.openxmlformats.org/wordprocessingml/2006/main" xmlns:w14="http://schemas.microsoft.com/office/word/2010/wordml" xmlns:w15="http://schemas.microsoft.com/office/word/2012/wordml" xmlns:w16cex="http://schemas.microsoft.com/office/word/2018/wordml/cex" xmlns:w16cid="http://schemas.microsoft.com/office/word/2016/wordml/cid" xmlns:w16="http://schemas.microsoft.com/office/word/2018/wordml" xmlns:w16du="http://schemas.microsoft.com/office/word/2023/wordml/word16du" xmlns:w16sdtdh="http://schemas.microsoft.com/office/word/2020/wordml/sdtdatahash" xmlns:w16sdtfl="http://schemas.microsoft.com/office/word/2024/wordml/sdtformatlock" xmlns:w16se="http://schemas.microsoft.com/office/word/2015/wordml/symex" xmlns:wpg="http://schemas.microsoft.com/office/word/2010/wordprocessingGroup" xmlns:wpi="http://schemas.microsoft.com/office/word/2010/wordprocessingInk" xmlns:wne="http://schemas.microsoft.com/office/word/2006/wordml" xmlns:wps="http://schemas.microsoft.com/office/word/2010/wordprocessingShape" mc:Ignorable="w14 w15 w16se w16cid w16 w16cex w16sdtdh w16sdtfl w16du wp14">
   <w:tbl>
     <w:tblPr>
       <w:tblW w:w="0" w:type="auto"/>
@@ -11568,7 +11572,7 @@
 </file>
 
 <file path=word/numbering.xml><?xml version="1.0" encoding="utf-8"?>
-<w:numbering xmlns:wpc="http://schemas.microsoft.com/office/word/2010/wordprocessingCanvas" xmlns:cx="http://schemas.microsoft.com/office/drawing/2014/chartex" xmlns:cx1="http://schemas.microsoft.com/office/drawing/2015/9/8/chartex" xmlns:cx2="http://schemas.microsoft.com/office/drawing/2015/10/21/chartex" xmlns:cx3="http://schemas.microsoft.com/office/drawing/2016/5/9/chartex" xmlns:cx4="http://schemas.microsoft.com/office/drawing/2016/5/10/chartex" xmlns:cx5="http://schemas.microsoft.com/office/drawing/2016/5/11/chartex" xmlns:cx6="http://schemas.microsoft.com/office/drawing/2016/5/12/chartex" xmlns:cx7="http://schemas.microsoft.com/office/drawing/2016/5/13/chartex" xmlns:cx8="http://schemas.microsoft.com/office/drawing/2016/5/14/chartex" xmlns:mc="http://schemas.openxmlformats.org/markup-compatibility/2006" xmlns:aink="http://schemas.microsoft.com/office/drawing/2016/ink" xmlns:am3d="http://schemas.microsoft.com/office/drawing/2017/model3d" xmlns:o="urn:schemas-microsoft-com:office:office" xmlns:r="http://schemas.openxmlformats.org/officeDocument/2006/relationships" xmlns:m="http://schemas.openxmlformats.org/officeDocument/2006/math" xmlns:v="urn:schemas-microsoft-com:vml" xmlns:wp14="http://schemas.microsoft.com/office/word/2010/wordprocessingDrawing" xmlns:wp="http://schemas.openxmlformats.org/drawingml/2006/wordprocessingDrawing" xmlns:w10="urn:schemas-microsoft-com:office:word" xmlns:w="http://schemas.openxmlformats.org/wordprocessingml/2006/main" xmlns:w14="http://schemas.microsoft.com/office/word/2010/wordml" xmlns:w15="http://schemas.microsoft.com/office/word/2012/wordml" xmlns:w16cex="http://schemas.microsoft.com/office/word/2018/wordml/cex" xmlns:w16cid="http://schemas.microsoft.com/office/word/2016/wordml/cid" xmlns:w16="http://schemas.microsoft.com/office/word/2018/wordml" xmlns:w16sdtdh="http://schemas.microsoft.com/office/word/2020/wordml/sdtdatahash" xmlns:w16se="http://schemas.microsoft.com/office/word/2015/wordml/symex" xmlns:wpg="http://schemas.microsoft.com/office/word/2010/wordprocessingGroup" xmlns:wpi="http://schemas.microsoft.com/office/word/2010/wordprocessingInk" xmlns:wne="http://schemas.microsoft.com/office/word/2006/wordml" xmlns:wps="http://schemas.microsoft.com/office/word/2010/wordprocessingShape" mc:Ignorable="w14 w15 w16se w16cid w16 w16cex w16sdtdh wp14">
+<w:numbering xmlns:wpc="http://schemas.microsoft.com/office/word/2010/wordprocessingCanvas" xmlns:cx="http://schemas.microsoft.com/office/drawing/2014/chartex" xmlns:cx1="http://schemas.microsoft.com/office/drawing/2015/9/8/chartex" xmlns:cx2="http://schemas.microsoft.com/office/drawing/2015/10/21/chartex" xmlns:cx3="http://schemas.microsoft.com/office/drawing/2016/5/9/chartex" xmlns:cx4="http://schemas.microsoft.com/office/drawing/2016/5/10/chartex" xmlns:cx5="http://schemas.microsoft.com/office/drawing/2016/5/11/chartex" xmlns:cx6="http://schemas.microsoft.com/office/drawing/2016/5/12/chartex" xmlns:cx7="http://schemas.microsoft.com/office/drawing/2016/5/13/chartex" xmlns:cx8="http://schemas.microsoft.com/office/drawing/2016/5/14/chartex" xmlns:mc="http://schemas.openxmlformats.org/markup-compatibility/2006" xmlns:aink="http://schemas.microsoft.com/office/drawing/2016/ink" xmlns:am3d="http://schemas.microsoft.com/office/drawing/2017/model3d" xmlns:o="urn:schemas-microsoft-com:office:office" xmlns:oel="http://schemas.microsoft.com/office/2019/extlst" xmlns:r="http://schemas.openxmlformats.org/officeDocument/2006/relationships" xmlns:m="http://schemas.openxmlformats.org/officeDocument/2006/math" xmlns:v="urn:schemas-microsoft-com:vml" xmlns:wp14="http://schemas.microsoft.com/office/word/2010/wordprocessingDrawing" xmlns:wp="http://schemas.openxmlformats.org/drawingml/2006/wordprocessingDrawing" xmlns:w10="urn:schemas-microsoft-com:office:word" xmlns:w="http://schemas.openxmlformats.org/wordprocessingml/2006/main" xmlns:w14="http://schemas.microsoft.com/office/word/2010/wordml" xmlns:w15="http://schemas.microsoft.com/office/word/2012/wordml" xmlns:w16cex="http://schemas.microsoft.com/office/word/2018/wordml/cex" xmlns:w16cid="http://schemas.microsoft.com/office/word/2016/wordml/cid" xmlns:w16="http://schemas.microsoft.com/office/word/2018/wordml" xmlns:w16du="http://schemas.microsoft.com/office/word/2023/wordml/word16du" xmlns:w16sdtdh="http://schemas.microsoft.com/office/word/2020/wordml/sdtdatahash" xmlns:w16sdtfl="http://schemas.microsoft.com/office/word/2024/wordml/sdtformatlock" xmlns:w16se="http://schemas.microsoft.com/office/word/2015/wordml/symex" xmlns:wpg="http://schemas.microsoft.com/office/word/2010/wordprocessingGroup" xmlns:wpi="http://schemas.microsoft.com/office/word/2010/wordprocessingInk" xmlns:wne="http://schemas.microsoft.com/office/word/2006/wordml" xmlns:wps="http://schemas.microsoft.com/office/word/2010/wordprocessingShape" mc:Ignorable="w14 w15 w16se w16cid w16 w16cex w16sdtdh w16sdtfl w16du wp14">
   <w:abstractNum w:abstractNumId="0" w15:restartNumberingAfterBreak="0">
     <w:nsid w:val="0C443F46"/>
     <w:multiLevelType w:val="hybridMultilevel"/>
@@ -13869,7 +13873,7 @@
       </w:pPr>
     </w:lvl>
   </w:abstractNum>
-  <w:num w:numId="1">
+  <w:num w:numId="1" w16cid:durableId="1653676840">
     <w:abstractNumId w:val="8"/>
     <w:lvlOverride w:ilvl="0">
       <w:startOverride w:val="1"/>
@@ -13885,10 +13889,10 @@
     <w:lvlOverride w:ilvl="7"/>
     <w:lvlOverride w:ilvl="8"/>
   </w:num>
-  <w:num w:numId="2">
+  <w:num w:numId="2" w16cid:durableId="1750155894">
     <w:abstractNumId w:val="14"/>
   </w:num>
-  <w:num w:numId="3">
+  <w:num w:numId="3" w16cid:durableId="208760573">
     <w:abstractNumId w:val="19"/>
     <w:lvlOverride w:ilvl="0">
       <w:startOverride w:val="1"/>
@@ -13906,7 +13910,7 @@
     <w:lvlOverride w:ilvl="7"/>
     <w:lvlOverride w:ilvl="8"/>
   </w:num>
-  <w:num w:numId="4">
+  <w:num w:numId="4" w16cid:durableId="1322614078">
     <w:abstractNumId w:val="2"/>
     <w:lvlOverride w:ilvl="0">
       <w:startOverride w:val="1"/>
@@ -13936,7 +13940,7 @@
       <w:startOverride w:val="1"/>
     </w:lvlOverride>
   </w:num>
-  <w:num w:numId="5">
+  <w:num w:numId="5" w16cid:durableId="1979995980">
     <w:abstractNumId w:val="16"/>
     <w:lvlOverride w:ilvl="0">
       <w:startOverride w:val="1"/>
@@ -13952,7 +13956,7 @@
     <w:lvlOverride w:ilvl="7"/>
     <w:lvlOverride w:ilvl="8"/>
   </w:num>
-  <w:num w:numId="6">
+  <w:num w:numId="6" w16cid:durableId="1150706600">
     <w:abstractNumId w:val="21"/>
     <w:lvlOverride w:ilvl="0">
       <w:startOverride w:val="1"/>
@@ -13982,7 +13986,7 @@
       <w:startOverride w:val="1"/>
     </w:lvlOverride>
   </w:num>
-  <w:num w:numId="7">
+  <w:num w:numId="7" w16cid:durableId="493762269">
     <w:abstractNumId w:val="3"/>
     <w:lvlOverride w:ilvl="0">
       <w:startOverride w:val="1"/>
@@ -14012,7 +14016,7 @@
       <w:startOverride w:val="1"/>
     </w:lvlOverride>
   </w:num>
-  <w:num w:numId="8">
+  <w:num w:numId="8" w16cid:durableId="242298599">
     <w:abstractNumId w:val="15"/>
     <w:lvlOverride w:ilvl="0">
       <w:startOverride w:val="1"/>
@@ -14042,7 +14046,7 @@
       <w:startOverride w:val="1"/>
     </w:lvlOverride>
   </w:num>
-  <w:num w:numId="9">
+  <w:num w:numId="9" w16cid:durableId="354112665">
     <w:abstractNumId w:val="17"/>
     <w:lvlOverride w:ilvl="0">
       <w:startOverride w:val="1"/>
@@ -14072,7 +14076,7 @@
       <w:startOverride w:val="1"/>
     </w:lvlOverride>
   </w:num>
-  <w:num w:numId="10">
+  <w:num w:numId="10" w16cid:durableId="1276408147">
     <w:abstractNumId w:val="0"/>
     <w:lvlOverride w:ilvl="0">
       <w:startOverride w:val="1"/>
@@ -14102,7 +14106,7 @@
       <w:startOverride w:val="1"/>
     </w:lvlOverride>
   </w:num>
-  <w:num w:numId="11">
+  <w:num w:numId="11" w16cid:durableId="1281229924">
     <w:abstractNumId w:val="11"/>
     <w:lvlOverride w:ilvl="0">
       <w:startOverride w:val="1"/>
@@ -14132,7 +14136,7 @@
       <w:startOverride w:val="1"/>
     </w:lvlOverride>
   </w:num>
-  <w:num w:numId="12">
+  <w:num w:numId="12" w16cid:durableId="1937706472">
     <w:abstractNumId w:val="22"/>
     <w:lvlOverride w:ilvl="0">
       <w:startOverride w:val="1"/>
@@ -14162,46 +14166,46 @@
       <w:startOverride w:val="1"/>
     </w:lvlOverride>
   </w:num>
-  <w:num w:numId="13">
+  <w:num w:numId="13" w16cid:durableId="613826193">
     <w:abstractNumId w:val="14"/>
   </w:num>
-  <w:num w:numId="14">
+  <w:num w:numId="14" w16cid:durableId="128326244">
     <w:abstractNumId w:val="13"/>
   </w:num>
-  <w:num w:numId="15">
+  <w:num w:numId="15" w16cid:durableId="794174832">
     <w:abstractNumId w:val="0"/>
   </w:num>
-  <w:num w:numId="16">
+  <w:num w:numId="16" w16cid:durableId="469057387">
     <w:abstractNumId w:val="12"/>
   </w:num>
-  <w:num w:numId="17">
+  <w:num w:numId="17" w16cid:durableId="1872844158">
     <w:abstractNumId w:val="1"/>
   </w:num>
-  <w:num w:numId="18">
+  <w:num w:numId="18" w16cid:durableId="1106316457">
     <w:abstractNumId w:val="6"/>
   </w:num>
-  <w:num w:numId="19">
+  <w:num w:numId="19" w16cid:durableId="1398362905">
     <w:abstractNumId w:val="5"/>
   </w:num>
-  <w:num w:numId="20">
+  <w:num w:numId="20" w16cid:durableId="1486512548">
     <w:abstractNumId w:val="18"/>
   </w:num>
-  <w:num w:numId="21">
+  <w:num w:numId="21" w16cid:durableId="461460211">
     <w:abstractNumId w:val="4"/>
   </w:num>
-  <w:num w:numId="22">
+  <w:num w:numId="22" w16cid:durableId="1031222481">
     <w:abstractNumId w:val="9"/>
   </w:num>
-  <w:num w:numId="23">
+  <w:num w:numId="23" w16cid:durableId="562526330">
     <w:abstractNumId w:val="17"/>
   </w:num>
-  <w:num w:numId="24">
+  <w:num w:numId="24" w16cid:durableId="2116096865">
     <w:abstractNumId w:val="20"/>
   </w:num>
-  <w:num w:numId="25">
+  <w:num w:numId="25" w16cid:durableId="90663612">
     <w:abstractNumId w:val="10"/>
   </w:num>
-  <w:num w:numId="26">
+  <w:num w:numId="26" w16cid:durableId="12003457">
     <w:abstractNumId w:val="7"/>
   </w:num>
   <w:numIdMacAtCleanup w:val="11"/>
@@ -14209,7 +14213,7 @@
 </file>
 
 <file path=word/styles.xml><?xml version="1.0" encoding="utf-8"?>
-<w:styles xmlns:mc="http://schemas.openxmlformats.org/markup-compatibility/2006" xmlns:r="http://schemas.openxmlformats.org/officeDocument/2006/relationships" xmlns:w="http://schemas.openxmlformats.org/wordprocessingml/2006/main" xmlns:w14="http://schemas.microsoft.com/office/word/2010/wordml" xmlns:w15="http://schemas.microsoft.com/office/word/2012/wordml" xmlns:w16cex="http://schemas.microsoft.com/office/word/2018/wordml/cex" xmlns:w16cid="http://schemas.microsoft.com/office/word/2016/wordml/cid" xmlns:w16="http://schemas.microsoft.com/office/word/2018/wordml" xmlns:w16sdtdh="http://schemas.microsoft.com/office/word/2020/wordml/sdtdatahash" xmlns:w16se="http://schemas.microsoft.com/office/word/2015/wordml/symex" mc:Ignorable="w14 w15 w16se w16cid w16 w16cex w16sdtdh">
+<w:styles xmlns:mc="http://schemas.openxmlformats.org/markup-compatibility/2006" xmlns:r="http://schemas.openxmlformats.org/officeDocument/2006/relationships" xmlns:w="http://schemas.openxmlformats.org/wordprocessingml/2006/main" xmlns:w14="http://schemas.microsoft.com/office/word/2010/wordml" xmlns:w15="http://schemas.microsoft.com/office/word/2012/wordml" xmlns:w16cex="http://schemas.microsoft.com/office/word/2018/wordml/cex" xmlns:w16cid="http://schemas.microsoft.com/office/word/2016/wordml/cid" xmlns:w16="http://schemas.microsoft.com/office/word/2018/wordml" xmlns:w16du="http://schemas.microsoft.com/office/word/2023/wordml/word16du" xmlns:w16sdtdh="http://schemas.microsoft.com/office/word/2020/wordml/sdtdatahash" xmlns:w16sdtfl="http://schemas.microsoft.com/office/word/2024/wordml/sdtformatlock" xmlns:w16se="http://schemas.microsoft.com/office/word/2015/wordml/symex" mc:Ignorable="w14 w15 w16se w16cid w16 w16cex w16sdtdh w16sdtfl w16du">
   <w:docDefaults>
     <w:rPrDefault>
       <w:rPr>
@@ -15774,6 +15778,12 @@
 </file>
 
 <file path=customXml/item1.xml><?xml version="1.0" encoding="utf-8"?>
+<p:properties xmlns:p="http://schemas.microsoft.com/office/2006/metadata/properties" xmlns:xsi="http://www.w3.org/2001/XMLSchema-instance" xmlns:pc="http://schemas.microsoft.com/office/infopath/2007/PartnerControls">
+  <documentManagement/>
+</p:properties>
+</file>
+
+<file path=customXml/item2.xml><?xml version="1.0" encoding="utf-8"?>
 <?mso-contentType ?>
 <FormTemplates xmlns="http://schemas.microsoft.com/sharepoint/v3/contenttype/forms">
   <Display>DocumentLibraryForm</Display>
@@ -15782,17 +15792,7 @@
 </FormTemplates>
 </file>
 
-<file path=customXml/item2.xml><?xml version="1.0" encoding="utf-8"?>
-<p:properties xmlns:p="http://schemas.microsoft.com/office/2006/metadata/properties" xmlns:xsi="http://www.w3.org/2001/XMLSchema-instance" xmlns:pc="http://schemas.microsoft.com/office/infopath/2007/PartnerControls">
-  <documentManagement/>
-</p:properties>
-</file>
-
 <file path=customXml/item3.xml><?xml version="1.0" encoding="utf-8"?>
-<b:Sources xmlns:b="http://schemas.openxmlformats.org/officeDocument/2006/bibliography" xmlns="http://schemas.openxmlformats.org/officeDocument/2006/bibliography" SelectedStyle="/APASixthEditionOfficeOnline.xsl" StyleName="APA" Version="6"/>
-</file>
-
-<file path=customXml/item4.xml><?xml version="1.0" encoding="utf-8"?>
 <ct:contentTypeSchema xmlns:ct="http://schemas.microsoft.com/office/2006/metadata/contentType" xmlns:ma="http://schemas.microsoft.com/office/2006/metadata/properties/metaAttributes" ct:_="" ma:_="" ma:contentTypeName="Document" ma:contentTypeID="0x01010036AA3A4FBD0BD141B280820126FE0C63" ma:contentTypeVersion="6" ma:contentTypeDescription="Create a new document." ma:contentTypeScope="" ma:versionID="5b2aa8fa5903a49408791beca2b83ccb">
   <xsd:schema xmlns:xsd="http://www.w3.org/2001/XMLSchema" xmlns:xs="http://www.w3.org/2001/XMLSchema" xmlns:p="http://schemas.microsoft.com/office/2006/metadata/properties" xmlns:ns2="ee467856-8476-4634-ab3e-f89b7da8812e" xmlns:ns3="7548286f-24e1-46f4-9fd0-eba1e6807dcf" targetNamespace="http://schemas.microsoft.com/office/2006/metadata/properties" ma:root="true" ma:fieldsID="e05aabca32ef8a2499c8a0f77f539357" ns2:_="" ns3:_="">
     <xsd:import namespace="ee467856-8476-4634-ab3e-f89b7da8812e"/>
@@ -15969,15 +15969,11 @@
 </ct:contentTypeSchema>
 </file>
 
-<file path=customXml/itemProps1.xml><?xml version="1.0" encoding="utf-8"?>
-<ds:datastoreItem xmlns:ds="http://schemas.openxmlformats.org/officeDocument/2006/customXml" ds:itemID="{3F16ED61-B28D-4A52-84F3-EDB6559ABA42}">
-  <ds:schemaRefs>
-    <ds:schemaRef ds:uri="http://schemas.microsoft.com/sharepoint/v3/contenttype/forms"/>
-  </ds:schemaRefs>
-</ds:datastoreItem>
+<file path=customXml/item4.xml><?xml version="1.0" encoding="utf-8"?>
+<b:Sources xmlns:b="http://schemas.openxmlformats.org/officeDocument/2006/bibliography" xmlns="http://schemas.openxmlformats.org/officeDocument/2006/bibliography" SelectedStyle="/APASixthEditionOfficeOnline.xsl" StyleName="APA" Version="6"/>
 </file>
 
-<file path=customXml/itemProps2.xml><?xml version="1.0" encoding="utf-8"?>
+<file path=customXml/itemProps1.xml><?xml version="1.0" encoding="utf-8"?>
 <ds:datastoreItem xmlns:ds="http://schemas.openxmlformats.org/officeDocument/2006/customXml" ds:itemID="{9EB0FCB0-F2B0-4142-B5FC-BBB46365C493}">
   <ds:schemaRefs>
     <ds:schemaRef ds:uri="http://schemas.microsoft.com/office/2006/metadata/properties"/>
@@ -15986,15 +15982,15 @@
 </ds:datastoreItem>
 </file>
 
-<file path=customXml/itemProps3.xml><?xml version="1.0" encoding="utf-8"?>
-<ds:datastoreItem xmlns:ds="http://schemas.openxmlformats.org/officeDocument/2006/customXml" ds:itemID="{56A64E16-6D30-41D2-964C-A59810B0627A}">
+<file path=customXml/itemProps2.xml><?xml version="1.0" encoding="utf-8"?>
+<ds:datastoreItem xmlns:ds="http://schemas.openxmlformats.org/officeDocument/2006/customXml" ds:itemID="{3F16ED61-B28D-4A52-84F3-EDB6559ABA42}">
   <ds:schemaRefs>
-    <ds:schemaRef ds:uri="http://schemas.openxmlformats.org/officeDocument/2006/bibliography"/>
+    <ds:schemaRef ds:uri="http://schemas.microsoft.com/sharepoint/v3/contenttype/forms"/>
   </ds:schemaRefs>
 </ds:datastoreItem>
 </file>
 
-<file path=customXml/itemProps4.xml><?xml version="1.0" encoding="utf-8"?>
+<file path=customXml/itemProps3.xml><?xml version="1.0" encoding="utf-8"?>
 <ds:datastoreItem xmlns:ds="http://schemas.openxmlformats.org/officeDocument/2006/customXml" ds:itemID="{8A3B5244-4D48-4043-9E8D-EF201F908121}">
   <ds:schemaRefs>
     <ds:schemaRef ds:uri="http://schemas.microsoft.com/office/2006/metadata/contentType"/>
@@ -16011,4 +16007,12 @@
     <ds:schemaRef ds:uri="http://schemas.microsoft.com/internal/obd"/>
   </ds:schemaRefs>
 </ds:datastoreItem>
+</file>
+
+<file path=customXml/itemProps4.xml><?xml version="1.0" encoding="utf-8"?>
+<ds:datastoreItem xmlns:ds="http://schemas.openxmlformats.org/officeDocument/2006/customXml" ds:itemID="{56A64E16-6D30-41D2-964C-A59810B0627A}">
+  <ds:schemaRefs>
+    <ds:schemaRef ds:uri="http://schemas.openxmlformats.org/officeDocument/2006/bibliography"/>
+  </ds:schemaRefs>
+</ds:datastoreItem>
 </file>